--- a/Магистерская/Новая магистерская Ч2.docx
+++ b/Магистерская/Новая магистерская Ч2.docx
@@ -15,10 +15,10 @@
           <w14:ligatures w14:val="none"/>
         </w:rPr>
       </w:pPr>
-      <w:bookmarkStart w:id="0" w:name="_Toc233888969"/>
-      <w:bookmarkStart w:id="1" w:name="_Hlk231378368"/>
-      <w:bookmarkStart w:id="2" w:name="_Hlk243576596"/>
-      <w:bookmarkEnd w:id="2"/>
+      <w:bookmarkStart w:id="0" w:name="_Hlk243576596"/>
+      <w:bookmarkStart w:id="1" w:name="_Toc233888969"/>
+      <w:bookmarkStart w:id="2" w:name="_Hlk231378368"/>
+      <w:bookmarkEnd w:id="0"/>
       <w:r>
         <w:rPr>
           <w:rFonts w:ascii="Times New Roman" w:eastAsia="Times New Roman" w:hAnsi="Times New Roman" w:cs="Times New Roman"/>
@@ -71,7 +71,7 @@
         </w:rPr>
         <w:t>Математические модели и методы</w:t>
       </w:r>
-      <w:bookmarkEnd w:id="0"/>
+      <w:bookmarkEnd w:id="1"/>
     </w:p>
     <w:p>
       <w:pPr>
@@ -229,6 +229,8 @@
       <w:r>
         <w:rPr>
           <w:rFonts w:ascii="Times New Roman" w:hAnsi="Times New Roman" w:cs="Times New Roman"/>
+          <w:i/>
+          <w:iCs/>
           <w:sz w:val="24"/>
           <w:szCs w:val="24"/>
         </w:rPr>
@@ -276,7 +278,34 @@
           <w:szCs w:val="24"/>
           <w:lang w:val="ru-RU"/>
         </w:rPr>
-        <w:t>на отдельном контейнере, на него отводится определённое постоянное количество оперативной и постоянной памяти</w:t>
+        <w:t>в рамках</w:t>
+      </w:r>
+      <w:r>
+        <w:rPr>
+          <w:rFonts w:ascii="Times New Roman" w:hAnsi="Times New Roman" w:cs="Times New Roman"/>
+          <w:sz w:val="24"/>
+          <w:szCs w:val="24"/>
+          <w:lang w:val="ru-RU"/>
+        </w:rPr>
+        <w:t xml:space="preserve"> отдельно</w:t>
+      </w:r>
+      <w:r>
+        <w:rPr>
+          <w:rFonts w:ascii="Times New Roman" w:hAnsi="Times New Roman" w:cs="Times New Roman"/>
+          <w:sz w:val="24"/>
+          <w:szCs w:val="24"/>
+          <w:lang w:val="ru-RU"/>
+        </w:rPr>
+        <w:t>го</w:t>
+      </w:r>
+      <w:r>
+        <w:rPr>
+          <w:rFonts w:ascii="Times New Roman" w:hAnsi="Times New Roman" w:cs="Times New Roman"/>
+          <w:sz w:val="24"/>
+          <w:szCs w:val="24"/>
+          <w:lang w:val="ru-RU"/>
+        </w:rPr>
+        <w:t xml:space="preserve"> контейнере, на него отводится определённое постоянное количество оперативной и постоянной памяти</w:t>
       </w:r>
       <w:r>
         <w:rPr>
@@ -321,7 +350,450 @@
           <w:szCs w:val="24"/>
           <w:lang w:val="ru-RU"/>
         </w:rPr>
-        <w:t>Рассмотрим основные термины, которые будут использоваться далее:</w:t>
+        <w:t>В рамках методики будут использованы следующие термины и условные обозначения:</w:t>
+      </w:r>
+    </w:p>
+    <w:p>
+      <w:pPr>
+        <w:pStyle w:val="a7"/>
+        <w:numPr>
+          <w:ilvl w:val="0"/>
+          <w:numId w:val="49"/>
+        </w:numPr>
+        <w:spacing w:after="0" w:line="360" w:lineRule="auto"/>
+        <w:ind w:left="357" w:firstLine="357"/>
+        <w:jc w:val="both"/>
+        <w:rPr>
+          <w:rFonts w:ascii="Times New Roman" w:hAnsi="Times New Roman" w:cs="Times New Roman"/>
+          <w:sz w:val="24"/>
+          <w:szCs w:val="24"/>
+          <w:lang w:val="ru-RU"/>
+        </w:rPr>
+      </w:pPr>
+      <w:r>
+        <w:rPr>
+          <w:rFonts w:ascii="Times New Roman" w:hAnsi="Times New Roman" w:cs="Times New Roman"/>
+          <w:sz w:val="24"/>
+          <w:szCs w:val="24"/>
+          <w:lang w:val="ru-RU"/>
+        </w:rPr>
+        <w:t xml:space="preserve">Матрица отношений </w:t>
+      </w:r>
+      <w:r>
+        <w:rPr>
+          <w:rFonts w:ascii="Times New Roman" w:hAnsi="Times New Roman" w:cs="Times New Roman"/>
+          <w:i/>
+          <w:iCs/>
+          <w:sz w:val="24"/>
+          <w:szCs w:val="24"/>
+        </w:rPr>
+        <w:t>G</w:t>
+      </w:r>
+      <w:r>
+        <w:rPr>
+          <w:rFonts w:ascii="Times New Roman" w:hAnsi="Times New Roman" w:cs="Times New Roman"/>
+          <w:sz w:val="24"/>
+          <w:szCs w:val="24"/>
+          <w:lang w:val="ru-RU"/>
+        </w:rPr>
+        <w:t xml:space="preserve">, которая представляет собой математическое представление графа обращений </w:t>
+      </w:r>
+      <w:proofErr w:type="spellStart"/>
+      <w:r>
+        <w:rPr>
+          <w:rFonts w:ascii="Times New Roman" w:hAnsi="Times New Roman" w:cs="Times New Roman"/>
+          <w:sz w:val="24"/>
+          <w:szCs w:val="24"/>
+          <w:lang w:val="ru-RU"/>
+        </w:rPr>
+        <w:t>микросе</w:t>
+      </w:r>
+      <w:r>
+        <w:rPr>
+          <w:rFonts w:ascii="Times New Roman" w:hAnsi="Times New Roman" w:cs="Times New Roman"/>
+          <w:sz w:val="24"/>
+          <w:szCs w:val="24"/>
+          <w:lang w:val="ru-RU"/>
+        </w:rPr>
+        <w:t>р</w:t>
+      </w:r>
+      <w:r>
+        <w:rPr>
+          <w:rFonts w:ascii="Times New Roman" w:hAnsi="Times New Roman" w:cs="Times New Roman"/>
+          <w:sz w:val="24"/>
+          <w:szCs w:val="24"/>
+          <w:lang w:val="ru-RU"/>
+        </w:rPr>
+        <w:t>висов</w:t>
+      </w:r>
+      <w:proofErr w:type="spellEnd"/>
+      <w:r>
+        <w:rPr>
+          <w:rFonts w:ascii="Times New Roman" w:hAnsi="Times New Roman" w:cs="Times New Roman"/>
+          <w:sz w:val="24"/>
+          <w:szCs w:val="24"/>
+          <w:lang w:val="ru-RU"/>
+        </w:rPr>
+        <w:t xml:space="preserve"> друг к другу посредством</w:t>
+      </w:r>
+      <w:r>
+        <w:rPr>
+          <w:rFonts w:ascii="Times New Roman" w:hAnsi="Times New Roman" w:cs="Times New Roman"/>
+          <w:sz w:val="24"/>
+          <w:szCs w:val="24"/>
+          <w:lang w:val="ru-RU"/>
+        </w:rPr>
+        <w:t xml:space="preserve"> </w:t>
+      </w:r>
+      <w:r>
+        <w:rPr>
+          <w:rFonts w:ascii="Times New Roman" w:hAnsi="Times New Roman" w:cs="Times New Roman"/>
+          <w:sz w:val="24"/>
+          <w:szCs w:val="24"/>
+        </w:rPr>
+        <w:t>REST</w:t>
+      </w:r>
+      <w:r>
+        <w:rPr>
+          <w:rFonts w:ascii="Times New Roman" w:hAnsi="Times New Roman" w:cs="Times New Roman"/>
+          <w:sz w:val="24"/>
+          <w:szCs w:val="24"/>
+          <w:lang w:val="ru-RU"/>
+        </w:rPr>
+        <w:t xml:space="preserve"> </w:t>
+      </w:r>
+      <w:r>
+        <w:rPr>
+          <w:rFonts w:ascii="Times New Roman" w:hAnsi="Times New Roman" w:cs="Times New Roman"/>
+          <w:sz w:val="24"/>
+          <w:szCs w:val="24"/>
+        </w:rPr>
+        <w:t>API</w:t>
+      </w:r>
+      <w:r>
+        <w:rPr>
+          <w:rFonts w:ascii="Times New Roman" w:hAnsi="Times New Roman" w:cs="Times New Roman"/>
+          <w:sz w:val="24"/>
+          <w:szCs w:val="24"/>
+          <w:lang w:val="ru-RU"/>
+        </w:rPr>
+        <w:t xml:space="preserve">. </w:t>
+      </w:r>
+      <w:r>
+        <w:rPr>
+          <w:rFonts w:ascii="Times New Roman" w:hAnsi="Times New Roman" w:cs="Times New Roman"/>
+          <w:sz w:val="24"/>
+          <w:szCs w:val="24"/>
+          <w:lang w:val="ru-RU"/>
+        </w:rPr>
+        <w:t>Данная матрица определяется на этапе проектирования информационной системы</w:t>
+      </w:r>
+      <w:r>
+        <w:rPr>
+          <w:rFonts w:ascii="Times New Roman" w:hAnsi="Times New Roman" w:cs="Times New Roman"/>
+          <w:sz w:val="24"/>
+          <w:szCs w:val="24"/>
+          <w:lang w:val="ru-RU"/>
+        </w:rPr>
+        <w:t xml:space="preserve">. </w:t>
+      </w:r>
+      <w:r>
+        <w:rPr>
+          <w:rFonts w:ascii="Times New Roman" w:hAnsi="Times New Roman" w:cs="Times New Roman"/>
+          <w:sz w:val="24"/>
+          <w:szCs w:val="24"/>
+          <w:lang w:val="ru-RU"/>
+        </w:rPr>
+        <w:t xml:space="preserve">Элементы матрицы отражают относительное количество обращений одного </w:t>
+      </w:r>
+      <w:proofErr w:type="spellStart"/>
+      <w:r>
+        <w:rPr>
+          <w:rFonts w:ascii="Times New Roman" w:hAnsi="Times New Roman" w:cs="Times New Roman"/>
+          <w:sz w:val="24"/>
+          <w:szCs w:val="24"/>
+          <w:lang w:val="ru-RU"/>
+        </w:rPr>
+        <w:t>микросервиса</w:t>
+      </w:r>
+      <w:proofErr w:type="spellEnd"/>
+      <w:r>
+        <w:rPr>
+          <w:rFonts w:ascii="Times New Roman" w:hAnsi="Times New Roman" w:cs="Times New Roman"/>
+          <w:sz w:val="24"/>
+          <w:szCs w:val="24"/>
+          <w:lang w:val="ru-RU"/>
+        </w:rPr>
+        <w:t xml:space="preserve"> к другому, именно поэтому на главной </w:t>
+      </w:r>
+      <w:r>
+        <w:rPr>
+          <w:rFonts w:ascii="Times New Roman" w:hAnsi="Times New Roman" w:cs="Times New Roman"/>
+          <w:sz w:val="24"/>
+          <w:szCs w:val="24"/>
+          <w:lang w:val="ru-RU"/>
+        </w:rPr>
+        <w:t>диагонали расположены единицы</w:t>
+      </w:r>
+      <w:r>
+        <w:rPr>
+          <w:rFonts w:ascii="Times New Roman" w:hAnsi="Times New Roman" w:cs="Times New Roman"/>
+          <w:sz w:val="24"/>
+          <w:szCs w:val="24"/>
+          <w:lang w:val="ru-RU"/>
+        </w:rPr>
+        <w:t>.</w:t>
+      </w:r>
+    </w:p>
+    <w:p>
+      <w:pPr>
+        <w:pStyle w:val="a7"/>
+        <w:spacing w:after="0" w:line="360" w:lineRule="auto"/>
+        <w:ind w:left="714"/>
+        <w:jc w:val="center"/>
+        <w:rPr>
+          <w:rFonts w:ascii="Times New Roman" w:hAnsi="Times New Roman" w:cs="Times New Roman"/>
+          <w:sz w:val="24"/>
+          <w:szCs w:val="24"/>
+          <w:lang w:val="ru-RU"/>
+        </w:rPr>
+      </w:pPr>
+      <w:r>
+        <w:drawing>
+          <wp:inline distT="0" distB="0" distL="0" distR="0" wp14:anchorId="7EF81DCE" wp14:editId="0F9C668B">
+            <wp:extent cx="4315427" cy="1124107"/>
+            <wp:effectExtent l="0" t="0" r="0" b="0"/>
+            <wp:docPr id="1" name="Рисунок 1"/>
+            <wp:cNvGraphicFramePr>
+              <a:graphicFrameLocks xmlns:a="http://schemas.openxmlformats.org/drawingml/2006/main" noChangeAspect="1"/>
+            </wp:cNvGraphicFramePr>
+            <a:graphic xmlns:a="http://schemas.openxmlformats.org/drawingml/2006/main">
+              <a:graphicData uri="http://schemas.openxmlformats.org/drawingml/2006/picture">
+                <pic:pic xmlns:pic="http://schemas.openxmlformats.org/drawingml/2006/picture">
+                  <pic:nvPicPr>
+                    <pic:cNvPr id="1" name=""/>
+                    <pic:cNvPicPr/>
+                  </pic:nvPicPr>
+                  <pic:blipFill>
+                    <a:blip r:embed="rId6"/>
+                    <a:stretch>
+                      <a:fillRect/>
+                    </a:stretch>
+                  </pic:blipFill>
+                  <pic:spPr>
+                    <a:xfrm>
+                      <a:off x="0" y="0"/>
+                      <a:ext cx="4315427" cy="1124107"/>
+                    </a:xfrm>
+                    <a:prstGeom prst="rect">
+                      <a:avLst/>
+                    </a:prstGeom>
+                  </pic:spPr>
+                </pic:pic>
+              </a:graphicData>
+            </a:graphic>
+          </wp:inline>
+        </w:drawing>
+      </w:r>
+    </w:p>
+    <w:p>
+      <w:pPr>
+        <w:pStyle w:val="a7"/>
+        <w:numPr>
+          <w:ilvl w:val="0"/>
+          <w:numId w:val="49"/>
+        </w:numPr>
+        <w:spacing w:after="0" w:line="360" w:lineRule="auto"/>
+        <w:ind w:left="357" w:firstLine="357"/>
+        <w:jc w:val="both"/>
+        <w:rPr>
+          <w:rFonts w:ascii="Times New Roman" w:hAnsi="Times New Roman" w:cs="Times New Roman"/>
+          <w:sz w:val="24"/>
+          <w:szCs w:val="24"/>
+        </w:rPr>
+      </w:pPr>
+      <w:r>
+        <w:rPr>
+          <w:rFonts w:ascii="Times New Roman" w:hAnsi="Times New Roman" w:cs="Times New Roman"/>
+          <w:sz w:val="24"/>
+          <w:szCs w:val="24"/>
+          <w:lang w:val="ru-RU"/>
+        </w:rPr>
+        <w:t xml:space="preserve">Вектор </w:t>
+      </w:r>
+      <w:r>
+        <w:rPr>
+          <w:rFonts w:ascii="Times New Roman" w:hAnsi="Times New Roman" w:cs="Times New Roman"/>
+          <w:i/>
+          <w:iCs/>
+          <w:sz w:val="24"/>
+          <w:szCs w:val="24"/>
+        </w:rPr>
+        <w:t>r</w:t>
+      </w:r>
+      <w:r>
+        <w:rPr>
+          <w:rFonts w:ascii="Times New Roman" w:hAnsi="Times New Roman" w:cs="Times New Roman"/>
+          <w:sz w:val="24"/>
+          <w:szCs w:val="24"/>
+          <w:lang w:val="ru-RU"/>
+        </w:rPr>
+        <w:t xml:space="preserve">, который отражает </w:t>
+      </w:r>
+      <w:r>
+        <w:rPr>
+          <w:rFonts w:ascii="Times New Roman" w:hAnsi="Times New Roman" w:cs="Times New Roman"/>
+          <w:sz w:val="24"/>
+          <w:szCs w:val="24"/>
+          <w:lang w:val="ru-RU"/>
+        </w:rPr>
+        <w:t xml:space="preserve">статистическое распределение обращений пользователей </w:t>
+      </w:r>
+      <w:r>
+        <w:rPr>
+          <w:rFonts w:ascii="Times New Roman" w:hAnsi="Times New Roman" w:cs="Times New Roman"/>
+          <w:sz w:val="24"/>
+          <w:szCs w:val="24"/>
+          <w:lang w:val="ru-RU"/>
+        </w:rPr>
+        <w:t>в системе</w:t>
+      </w:r>
+      <w:r>
+        <w:rPr>
+          <w:rFonts w:ascii="Times New Roman" w:hAnsi="Times New Roman" w:cs="Times New Roman"/>
+          <w:sz w:val="24"/>
+          <w:szCs w:val="24"/>
+          <w:lang w:val="ru-RU"/>
+        </w:rPr>
+        <w:t xml:space="preserve"> к конкретным </w:t>
+      </w:r>
+      <w:proofErr w:type="spellStart"/>
+      <w:r>
+        <w:rPr>
+          <w:rFonts w:ascii="Times New Roman" w:hAnsi="Times New Roman" w:cs="Times New Roman"/>
+          <w:sz w:val="24"/>
+          <w:szCs w:val="24"/>
+          <w:lang w:val="ru-RU"/>
+        </w:rPr>
+        <w:t>микросервисам</w:t>
+      </w:r>
+      <w:proofErr w:type="spellEnd"/>
+      <w:r>
+        <w:rPr>
+          <w:rFonts w:ascii="Times New Roman" w:hAnsi="Times New Roman" w:cs="Times New Roman"/>
+          <w:sz w:val="24"/>
+          <w:szCs w:val="24"/>
+          <w:lang w:val="ru-RU"/>
+        </w:rPr>
+        <w:t>.</w:t>
+      </w:r>
+      <w:r>
+        <w:rPr>
+          <w:rFonts w:ascii="Times New Roman" w:hAnsi="Times New Roman" w:cs="Times New Roman"/>
+          <w:sz w:val="24"/>
+          <w:szCs w:val="24"/>
+          <w:lang w:val="ru-RU"/>
+        </w:rPr>
+        <w:t xml:space="preserve"> В отличие от матрицы отношений элементы данного вектора могут </w:t>
+      </w:r>
+      <w:r>
+        <w:rPr>
+          <w:rFonts w:ascii="Times New Roman" w:hAnsi="Times New Roman" w:cs="Times New Roman"/>
+          <w:sz w:val="24"/>
+          <w:szCs w:val="24"/>
+          <w:lang w:val="ru-RU"/>
+        </w:rPr>
+        <w:t>меняться</w:t>
+      </w:r>
+      <w:r>
+        <w:rPr>
+          <w:rFonts w:ascii="Times New Roman" w:hAnsi="Times New Roman" w:cs="Times New Roman"/>
+          <w:sz w:val="24"/>
+          <w:szCs w:val="24"/>
+          <w:lang w:val="ru-RU"/>
+        </w:rPr>
+        <w:t xml:space="preserve"> в ходе эксплуатации</w:t>
+      </w:r>
+      <w:r>
+        <w:rPr>
+          <w:rFonts w:ascii="Times New Roman" w:hAnsi="Times New Roman" w:cs="Times New Roman"/>
+          <w:sz w:val="24"/>
+          <w:szCs w:val="24"/>
+          <w:lang w:val="ru-RU"/>
+        </w:rPr>
+        <w:t xml:space="preserve"> информационной системы</w:t>
+      </w:r>
+      <w:r>
+        <w:rPr>
+          <w:rFonts w:ascii="Times New Roman" w:hAnsi="Times New Roman" w:cs="Times New Roman"/>
+          <w:sz w:val="24"/>
+          <w:szCs w:val="24"/>
+          <w:lang w:val="ru-RU"/>
+        </w:rPr>
+        <w:t xml:space="preserve"> из-за её пользователей</w:t>
+      </w:r>
+      <w:r>
+        <w:rPr>
+          <w:rFonts w:ascii="Times New Roman" w:hAnsi="Times New Roman" w:cs="Times New Roman"/>
+          <w:sz w:val="24"/>
+          <w:szCs w:val="24"/>
+          <w:lang w:val="ru-RU"/>
+        </w:rPr>
+        <w:t>.</w:t>
+      </w:r>
+    </w:p>
+    <w:p>
+      <w:pPr>
+        <w:pStyle w:val="a7"/>
+        <w:spacing w:after="0" w:line="360" w:lineRule="auto"/>
+        <w:ind w:left="714"/>
+        <w:jc w:val="center"/>
+        <w:rPr>
+          <w:rFonts w:ascii="Times New Roman" w:hAnsi="Times New Roman" w:cs="Times New Roman"/>
+          <w:sz w:val="24"/>
+          <w:szCs w:val="24"/>
+          <w:lang w:val="ru-RU"/>
+        </w:rPr>
+      </w:pPr>
+      <w:r>
+        <w:rPr>
+          <w:lang w:val="ru-RU"/>
+        </w:rPr>
+        <w:drawing>
+          <wp:inline distT="0" distB="0" distL="0" distR="0" wp14:anchorId="56F96306" wp14:editId="697C46F5">
+            <wp:extent cx="2828925" cy="866775"/>
+            <wp:effectExtent l="0" t="0" r="9525" b="9525"/>
+            <wp:docPr id="6" name="Рисунок 6"/>
+            <wp:cNvGraphicFramePr>
+              <a:graphicFrameLocks xmlns:a="http://schemas.openxmlformats.org/drawingml/2006/main" noChangeAspect="1"/>
+            </wp:cNvGraphicFramePr>
+            <a:graphic xmlns:a="http://schemas.openxmlformats.org/drawingml/2006/main">
+              <a:graphicData uri="http://schemas.openxmlformats.org/drawingml/2006/picture">
+                <pic:pic xmlns:pic="http://schemas.openxmlformats.org/drawingml/2006/picture">
+                  <pic:nvPicPr>
+                    <pic:cNvPr id="1" name=""/>
+                    <pic:cNvPicPr/>
+                  </pic:nvPicPr>
+                  <pic:blipFill>
+                    <a:blip r:embed="rId7"/>
+                    <a:stretch>
+                      <a:fillRect/>
+                    </a:stretch>
+                  </pic:blipFill>
+                  <pic:spPr>
+                    <a:xfrm>
+                      <a:off x="0" y="0"/>
+                      <a:ext cx="2828925" cy="866775"/>
+                    </a:xfrm>
+                    <a:prstGeom prst="rect">
+                      <a:avLst/>
+                    </a:prstGeom>
+                  </pic:spPr>
+                </pic:pic>
+              </a:graphicData>
+            </a:graphic>
+          </wp:inline>
+        </w:drawing>
       </w:r>
     </w:p>
     <w:p>
@@ -348,71 +820,7 @@
           <w:szCs w:val="24"/>
           <w:lang w:val="ru-RU"/>
         </w:rPr>
-        <w:t xml:space="preserve">Матрица отношений </w:t>
-      </w:r>
-      <w:r>
-        <w:rPr>
-          <w:rFonts w:ascii="Times New Roman" w:hAnsi="Times New Roman" w:cs="Times New Roman"/>
-          <w:sz w:val="24"/>
-          <w:szCs w:val="24"/>
-        </w:rPr>
-        <w:t>G</w:t>
-      </w:r>
-      <w:r>
-        <w:rPr>
-          <w:rFonts w:ascii="Times New Roman" w:hAnsi="Times New Roman" w:cs="Times New Roman"/>
-          <w:sz w:val="24"/>
-          <w:szCs w:val="24"/>
-          <w:lang w:val="ru-RU"/>
-        </w:rPr>
-        <w:t xml:space="preserve">, которая представляет собой математическое представление графа </w:t>
-      </w:r>
-      <w:r>
-        <w:rPr>
-          <w:rFonts w:ascii="Times New Roman" w:hAnsi="Times New Roman" w:cs="Times New Roman"/>
-          <w:sz w:val="24"/>
-          <w:szCs w:val="24"/>
-          <w:lang w:val="ru-RU"/>
-        </w:rPr>
-        <w:t xml:space="preserve">обращений </w:t>
-      </w:r>
-      <w:proofErr w:type="spellStart"/>
-      <w:r>
-        <w:rPr>
-          <w:rFonts w:ascii="Times New Roman" w:hAnsi="Times New Roman" w:cs="Times New Roman"/>
-          <w:sz w:val="24"/>
-          <w:szCs w:val="24"/>
-          <w:lang w:val="ru-RU"/>
-        </w:rPr>
-        <w:t>микросе</w:t>
-      </w:r>
-      <w:r>
-        <w:rPr>
-          <w:rFonts w:ascii="Times New Roman" w:hAnsi="Times New Roman" w:cs="Times New Roman"/>
-          <w:sz w:val="24"/>
-          <w:szCs w:val="24"/>
-          <w:lang w:val="ru-RU"/>
-        </w:rPr>
-        <w:t>р</w:t>
-      </w:r>
-      <w:r>
-        <w:rPr>
-          <w:rFonts w:ascii="Times New Roman" w:hAnsi="Times New Roman" w:cs="Times New Roman"/>
-          <w:sz w:val="24"/>
-          <w:szCs w:val="24"/>
-          <w:lang w:val="ru-RU"/>
-        </w:rPr>
-        <w:t>висов</w:t>
-      </w:r>
-      <w:proofErr w:type="spellEnd"/>
-      <w:r>
-        <w:rPr>
-          <w:rFonts w:ascii="Times New Roman" w:hAnsi="Times New Roman" w:cs="Times New Roman"/>
-          <w:sz w:val="24"/>
-          <w:szCs w:val="24"/>
-          <w:lang w:val="ru-RU"/>
-        </w:rPr>
-        <w:t xml:space="preserve"> друг к другу посредством</w:t>
+        <w:t>Под – это фундаментальная, наименьшая и самая базовая единица развёртывания в кластере</w:t>
       </w:r>
       <w:r>
         <w:rPr>
@@ -429,24 +837,7 @@
           <w:sz w:val="24"/>
           <w:szCs w:val="24"/>
         </w:rPr>
-        <w:t>REST</w:t>
-      </w:r>
-      <w:r>
-        <w:rPr>
-          <w:rFonts w:ascii="Times New Roman" w:hAnsi="Times New Roman" w:cs="Times New Roman"/>
-          <w:sz w:val="24"/>
-          <w:szCs w:val="24"/>
-          <w:lang w:val="ru-RU"/>
-        </w:rPr>
-        <w:t xml:space="preserve"> </w:t>
-      </w:r>
-      <w:r>
-        <w:rPr>
-          <w:rFonts w:ascii="Times New Roman" w:hAnsi="Times New Roman" w:cs="Times New Roman"/>
-          <w:sz w:val="24"/>
-          <w:szCs w:val="24"/>
-        </w:rPr>
-        <w:t>API</w:t>
+        <w:t>Kubernetes</w:t>
       </w:r>
       <w:r>
         <w:rPr>
@@ -456,76 +847,6 @@
           <w:lang w:val="ru-RU"/>
         </w:rPr>
         <w:t>.</w:t>
-      </w:r>
-      <w:r>
-        <w:rPr>
-          <w:rFonts w:ascii="Times New Roman" w:hAnsi="Times New Roman" w:cs="Times New Roman"/>
-          <w:sz w:val="24"/>
-          <w:szCs w:val="24"/>
-          <w:lang w:val="ru-RU"/>
-        </w:rPr>
-        <w:t xml:space="preserve"> Данная матрица определяется на этапе проектирования информационной системы.</w:t>
-      </w:r>
-      <w:r>
-        <w:rPr>
-          <w:rFonts w:ascii="Times New Roman" w:hAnsi="Times New Roman" w:cs="Times New Roman"/>
-          <w:sz w:val="24"/>
-          <w:szCs w:val="24"/>
-          <w:lang w:val="ru-RU"/>
-        </w:rPr>
-        <w:t xml:space="preserve"> </w:t>
-      </w:r>
-      <w:r>
-        <w:rPr>
-          <w:rFonts w:ascii="Times New Roman" w:hAnsi="Times New Roman" w:cs="Times New Roman"/>
-          <w:sz w:val="24"/>
-          <w:szCs w:val="24"/>
-          <w:highlight w:val="red"/>
-          <w:lang w:val="ru-RU"/>
-        </w:rPr>
-        <w:t>/*картинка</w:t>
-      </w:r>
-      <w:r>
-        <w:rPr>
-          <w:rFonts w:ascii="Times New Roman" w:hAnsi="Times New Roman" w:cs="Times New Roman"/>
-          <w:sz w:val="24"/>
-          <w:szCs w:val="24"/>
-          <w:highlight w:val="red"/>
-          <w:lang w:val="ru-RU"/>
-        </w:rPr>
-        <w:t xml:space="preserve"> </w:t>
-      </w:r>
-      <w:proofErr w:type="spellStart"/>
-      <w:r>
-        <w:rPr>
-          <w:rFonts w:ascii="Times New Roman" w:hAnsi="Times New Roman" w:cs="Times New Roman"/>
-          <w:sz w:val="24"/>
-          <w:szCs w:val="24"/>
-          <w:highlight w:val="red"/>
-          <w:lang w:val="ru-RU"/>
-        </w:rPr>
-        <w:t>Латех</w:t>
-      </w:r>
-      <w:proofErr w:type="spellEnd"/>
-      <w:r>
-        <w:rPr>
-          <w:rFonts w:ascii="Times New Roman" w:hAnsi="Times New Roman" w:cs="Times New Roman"/>
-          <w:sz w:val="24"/>
-          <w:szCs w:val="24"/>
-          <w:highlight w:val="red"/>
-          <w:lang w:val="ru-RU"/>
-        </w:rPr>
-        <w:t xml:space="preserve"> + объяснение про элементы</w:t>
-      </w:r>
-      <w:r>
-        <w:rPr>
-          <w:rFonts w:ascii="Times New Roman" w:hAnsi="Times New Roman" w:cs="Times New Roman"/>
-          <w:sz w:val="24"/>
-          <w:szCs w:val="24"/>
-          <w:highlight w:val="red"/>
-          <w:lang w:val="ru-RU"/>
-        </w:rPr>
-        <w:t>*/</w:t>
       </w:r>
     </w:p>
     <w:p>
@@ -552,183 +873,7 @@
           <w:szCs w:val="24"/>
           <w:lang w:val="ru-RU"/>
         </w:rPr>
-        <w:t xml:space="preserve">Вектор </w:t>
-      </w:r>
-      <w:r>
-        <w:rPr>
-          <w:rFonts w:ascii="Times New Roman" w:hAnsi="Times New Roman" w:cs="Times New Roman"/>
-          <w:sz w:val="24"/>
-          <w:szCs w:val="24"/>
-        </w:rPr>
-        <w:t>r</w:t>
-      </w:r>
-      <w:r>
-        <w:rPr>
-          <w:rFonts w:ascii="Times New Roman" w:hAnsi="Times New Roman" w:cs="Times New Roman"/>
-          <w:sz w:val="24"/>
-          <w:szCs w:val="24"/>
-          <w:lang w:val="ru-RU"/>
-        </w:rPr>
-        <w:t xml:space="preserve">, который отражает </w:t>
-      </w:r>
-      <w:r>
-        <w:rPr>
-          <w:rFonts w:ascii="Times New Roman" w:hAnsi="Times New Roman" w:cs="Times New Roman"/>
-          <w:sz w:val="24"/>
-          <w:szCs w:val="24"/>
-          <w:lang w:val="ru-RU"/>
-        </w:rPr>
-        <w:t xml:space="preserve">статистическое распределение обращений пользователей </w:t>
-      </w:r>
-      <w:r>
-        <w:rPr>
-          <w:rFonts w:ascii="Times New Roman" w:hAnsi="Times New Roman" w:cs="Times New Roman"/>
-          <w:sz w:val="24"/>
-          <w:szCs w:val="24"/>
-          <w:lang w:val="ru-RU"/>
-        </w:rPr>
-        <w:t>в системе</w:t>
-      </w:r>
-      <w:r>
-        <w:rPr>
-          <w:rFonts w:ascii="Times New Roman" w:hAnsi="Times New Roman" w:cs="Times New Roman"/>
-          <w:sz w:val="24"/>
-          <w:szCs w:val="24"/>
-          <w:lang w:val="ru-RU"/>
-        </w:rPr>
-        <w:t xml:space="preserve"> к конкретным </w:t>
-      </w:r>
-      <w:proofErr w:type="spellStart"/>
-      <w:r>
-        <w:rPr>
-          <w:rFonts w:ascii="Times New Roman" w:hAnsi="Times New Roman" w:cs="Times New Roman"/>
-          <w:sz w:val="24"/>
-          <w:szCs w:val="24"/>
-          <w:lang w:val="ru-RU"/>
-        </w:rPr>
-        <w:t>микросервисам</w:t>
-      </w:r>
-      <w:proofErr w:type="spellEnd"/>
-      <w:r>
-        <w:rPr>
-          <w:rFonts w:ascii="Times New Roman" w:hAnsi="Times New Roman" w:cs="Times New Roman"/>
-          <w:sz w:val="24"/>
-          <w:szCs w:val="24"/>
-          <w:lang w:val="ru-RU"/>
-        </w:rPr>
-        <w:t>.</w:t>
-      </w:r>
-      <w:r>
-        <w:rPr>
-          <w:rFonts w:ascii="Times New Roman" w:hAnsi="Times New Roman" w:cs="Times New Roman"/>
-          <w:sz w:val="24"/>
-          <w:szCs w:val="24"/>
-          <w:lang w:val="ru-RU"/>
-        </w:rPr>
-        <w:t xml:space="preserve"> В отличие от матрицы отношений элементы данного вектора могут изменяться в ходе эксплуатации</w:t>
-      </w:r>
-      <w:r>
-        <w:rPr>
-          <w:rFonts w:ascii="Times New Roman" w:hAnsi="Times New Roman" w:cs="Times New Roman"/>
-          <w:sz w:val="24"/>
-          <w:szCs w:val="24"/>
-          <w:lang w:val="ru-RU"/>
-        </w:rPr>
-        <w:t xml:space="preserve"> информационной системы</w:t>
-      </w:r>
-      <w:r>
-        <w:rPr>
-          <w:rFonts w:ascii="Times New Roman" w:hAnsi="Times New Roman" w:cs="Times New Roman"/>
-          <w:sz w:val="24"/>
-          <w:szCs w:val="24"/>
-          <w:lang w:val="ru-RU"/>
-        </w:rPr>
-        <w:t>.</w:t>
-      </w:r>
-    </w:p>
-    <w:p>
-      <w:pPr>
-        <w:spacing w:after="0" w:line="360" w:lineRule="auto"/>
-        <w:ind w:left="357"/>
-        <w:jc w:val="both"/>
-        <w:rPr>
-          <w:rFonts w:ascii="Times New Roman" w:hAnsi="Times New Roman" w:cs="Times New Roman"/>
-          <w:sz w:val="24"/>
-          <w:szCs w:val="24"/>
-          <w:lang w:val="ru-RU"/>
-        </w:rPr>
-      </w:pPr>
-      <w:r>
-        <w:rPr>
-          <w:rFonts w:ascii="Times New Roman" w:hAnsi="Times New Roman" w:cs="Times New Roman"/>
-          <w:sz w:val="24"/>
-          <w:szCs w:val="24"/>
-          <w:highlight w:val="red"/>
-          <w:lang w:val="ru-RU"/>
-        </w:rPr>
-        <w:t>/*картинка</w:t>
-      </w:r>
-      <w:r>
-        <w:rPr>
-          <w:rFonts w:ascii="Times New Roman" w:hAnsi="Times New Roman" w:cs="Times New Roman"/>
-          <w:sz w:val="24"/>
-          <w:szCs w:val="24"/>
-          <w:highlight w:val="red"/>
-          <w:lang w:val="ru-RU"/>
-        </w:rPr>
-        <w:t xml:space="preserve"> </w:t>
-      </w:r>
-      <w:proofErr w:type="spellStart"/>
-      <w:r>
-        <w:rPr>
-          <w:rFonts w:ascii="Times New Roman" w:hAnsi="Times New Roman" w:cs="Times New Roman"/>
-          <w:sz w:val="24"/>
-          <w:szCs w:val="24"/>
-          <w:highlight w:val="red"/>
-          <w:lang w:val="ru-RU"/>
-        </w:rPr>
-        <w:t>Латех</w:t>
-      </w:r>
-      <w:proofErr w:type="spellEnd"/>
-      <w:r>
-        <w:rPr>
-          <w:rFonts w:ascii="Times New Roman" w:hAnsi="Times New Roman" w:cs="Times New Roman"/>
-          <w:sz w:val="24"/>
-          <w:szCs w:val="24"/>
-          <w:highlight w:val="red"/>
-          <w:lang w:val="ru-RU"/>
-        </w:rPr>
-        <w:t xml:space="preserve"> </w:t>
-      </w:r>
-      <w:r>
-        <w:rPr>
-          <w:rFonts w:ascii="Times New Roman" w:hAnsi="Times New Roman" w:cs="Times New Roman"/>
-          <w:sz w:val="24"/>
-          <w:szCs w:val="24"/>
-          <w:highlight w:val="red"/>
-          <w:lang w:val="ru-RU"/>
-        </w:rPr>
-        <w:t>+ объяснение про элементы</w:t>
-      </w:r>
-      <w:r>
-        <w:rPr>
-          <w:rFonts w:ascii="Times New Roman" w:hAnsi="Times New Roman" w:cs="Times New Roman"/>
-          <w:sz w:val="24"/>
-          <w:szCs w:val="24"/>
-          <w:highlight w:val="red"/>
-          <w:lang w:val="ru-RU"/>
-        </w:rPr>
-        <w:t xml:space="preserve"> </w:t>
-      </w:r>
-      <w:r>
-        <w:rPr>
-          <w:rFonts w:ascii="Times New Roman" w:hAnsi="Times New Roman" w:cs="Times New Roman"/>
-          <w:sz w:val="24"/>
-          <w:szCs w:val="24"/>
-          <w:highlight w:val="red"/>
-          <w:lang w:val="ru-RU"/>
-        </w:rPr>
-        <w:t>*/</w:t>
+        <w:t xml:space="preserve">Реплика – это идентичная копия пода. </w:t>
       </w:r>
     </w:p>
     <w:p>
@@ -755,34 +900,39 @@
           <w:szCs w:val="24"/>
           <w:lang w:val="ru-RU"/>
         </w:rPr>
-        <w:t xml:space="preserve">Под – это фундаментальная, </w:t>
-      </w:r>
-      <w:r>
-        <w:rPr>
-          <w:rFonts w:ascii="Times New Roman" w:hAnsi="Times New Roman" w:cs="Times New Roman"/>
-          <w:sz w:val="24"/>
-          <w:szCs w:val="24"/>
-          <w:lang w:val="ru-RU"/>
-        </w:rPr>
-        <w:t>наименьшая и самая базовая единица развёртывания в кластере</w:t>
-      </w:r>
-      <w:r>
-        <w:rPr>
-          <w:rFonts w:ascii="Times New Roman" w:hAnsi="Times New Roman" w:cs="Times New Roman"/>
-          <w:sz w:val="24"/>
-          <w:szCs w:val="24"/>
-          <w:lang w:val="ru-RU"/>
-        </w:rPr>
-        <w:t xml:space="preserve"> </w:t>
-      </w:r>
-      <w:r>
-        <w:rPr>
-          <w:rFonts w:ascii="Times New Roman" w:hAnsi="Times New Roman" w:cs="Times New Roman"/>
-          <w:sz w:val="24"/>
-          <w:szCs w:val="24"/>
-        </w:rPr>
-        <w:t>Kubernetes</w:t>
-      </w:r>
+        <w:t xml:space="preserve">Связность – внутреннее свойство </w:t>
+      </w:r>
+      <w:proofErr w:type="spellStart"/>
+      <w:r>
+        <w:rPr>
+          <w:rFonts w:ascii="Times New Roman" w:hAnsi="Times New Roman" w:cs="Times New Roman"/>
+          <w:sz w:val="24"/>
+          <w:szCs w:val="24"/>
+          <w:lang w:val="ru-RU"/>
+        </w:rPr>
+        <w:t>микросервиса</w:t>
+      </w:r>
+      <w:proofErr w:type="spellEnd"/>
+      <w:r>
+        <w:rPr>
+          <w:rFonts w:ascii="Times New Roman" w:hAnsi="Times New Roman" w:cs="Times New Roman"/>
+          <w:sz w:val="24"/>
+          <w:szCs w:val="24"/>
+          <w:lang w:val="ru-RU"/>
+        </w:rPr>
+        <w:t xml:space="preserve">, отражающая меру того, насколько логически связаны и сфокусированы элементы внутри одного </w:t>
+      </w:r>
+      <w:proofErr w:type="spellStart"/>
+      <w:r>
+        <w:rPr>
+          <w:rFonts w:ascii="Times New Roman" w:hAnsi="Times New Roman" w:cs="Times New Roman"/>
+          <w:sz w:val="24"/>
+          <w:szCs w:val="24"/>
+          <w:lang w:val="ru-RU"/>
+        </w:rPr>
+        <w:t>микросервиса</w:t>
+      </w:r>
+      <w:proofErr w:type="spellEnd"/>
       <w:r>
         <w:rPr>
           <w:rFonts w:ascii="Times New Roman" w:hAnsi="Times New Roman" w:cs="Times New Roman"/>
@@ -810,14 +960,65 @@
           <w:lang w:val="ru-RU"/>
         </w:rPr>
       </w:pPr>
-      <w:r>
-        <w:rPr>
-          <w:rFonts w:ascii="Times New Roman" w:hAnsi="Times New Roman" w:cs="Times New Roman"/>
-          <w:sz w:val="24"/>
-          <w:szCs w:val="24"/>
-          <w:lang w:val="ru-RU"/>
-        </w:rPr>
-        <w:t xml:space="preserve">Реплика – это идентичная копия пода. </w:t>
+      <w:proofErr w:type="spellStart"/>
+      <w:r>
+        <w:rPr>
+          <w:rFonts w:ascii="Times New Roman" w:hAnsi="Times New Roman" w:cs="Times New Roman"/>
+          <w:sz w:val="24"/>
+          <w:szCs w:val="24"/>
+          <w:lang w:val="ru-RU"/>
+        </w:rPr>
+        <w:t>Сцепленность</w:t>
+      </w:r>
+      <w:proofErr w:type="spellEnd"/>
+      <w:r>
+        <w:rPr>
+          <w:rFonts w:ascii="Times New Roman" w:hAnsi="Times New Roman" w:cs="Times New Roman"/>
+          <w:sz w:val="24"/>
+          <w:szCs w:val="24"/>
+          <w:lang w:val="ru-RU"/>
+        </w:rPr>
+        <w:t xml:space="preserve"> – общее свойство </w:t>
+      </w:r>
+      <w:proofErr w:type="spellStart"/>
+      <w:r>
+        <w:rPr>
+          <w:rFonts w:ascii="Times New Roman" w:hAnsi="Times New Roman" w:cs="Times New Roman"/>
+          <w:sz w:val="24"/>
+          <w:szCs w:val="24"/>
+          <w:lang w:val="ru-RU"/>
+        </w:rPr>
+        <w:t>микросервисного</w:t>
+      </w:r>
+      <w:proofErr w:type="spellEnd"/>
+      <w:r>
+        <w:rPr>
+          <w:rFonts w:ascii="Times New Roman" w:hAnsi="Times New Roman" w:cs="Times New Roman"/>
+          <w:sz w:val="24"/>
+          <w:szCs w:val="24"/>
+          <w:lang w:val="ru-RU"/>
+        </w:rPr>
+        <w:t xml:space="preserve"> приложения, отражающее зависимость между </w:t>
+      </w:r>
+      <w:proofErr w:type="spellStart"/>
+      <w:r>
+        <w:rPr>
+          <w:rFonts w:ascii="Times New Roman" w:hAnsi="Times New Roman" w:cs="Times New Roman"/>
+          <w:sz w:val="24"/>
+          <w:szCs w:val="24"/>
+          <w:lang w:val="ru-RU"/>
+        </w:rPr>
+        <w:t>микросервисами</w:t>
+      </w:r>
+      <w:proofErr w:type="spellEnd"/>
+      <w:r>
+        <w:rPr>
+          <w:rFonts w:ascii="Times New Roman" w:hAnsi="Times New Roman" w:cs="Times New Roman"/>
+          <w:sz w:val="24"/>
+          <w:szCs w:val="24"/>
+          <w:lang w:val="ru-RU"/>
+        </w:rPr>
+        <w:t xml:space="preserve"> внутри системы.</w:t>
       </w:r>
     </w:p>
     <w:p>
@@ -844,160 +1045,7 @@
           <w:szCs w:val="24"/>
           <w:lang w:val="ru-RU"/>
         </w:rPr>
-        <w:t xml:space="preserve">Связность – внутреннее свойство </w:t>
-      </w:r>
-      <w:proofErr w:type="spellStart"/>
-      <w:r>
-        <w:rPr>
-          <w:rFonts w:ascii="Times New Roman" w:hAnsi="Times New Roman" w:cs="Times New Roman"/>
-          <w:sz w:val="24"/>
-          <w:szCs w:val="24"/>
-          <w:lang w:val="ru-RU"/>
-        </w:rPr>
-        <w:t>микросервиса</w:t>
-      </w:r>
-      <w:proofErr w:type="spellEnd"/>
-      <w:r>
-        <w:rPr>
-          <w:rFonts w:ascii="Times New Roman" w:hAnsi="Times New Roman" w:cs="Times New Roman"/>
-          <w:sz w:val="24"/>
-          <w:szCs w:val="24"/>
-          <w:lang w:val="ru-RU"/>
-        </w:rPr>
-        <w:t>, отражающая меру того, н</w:t>
-      </w:r>
-      <w:r>
-        <w:rPr>
-          <w:rFonts w:ascii="Times New Roman" w:hAnsi="Times New Roman" w:cs="Times New Roman"/>
-          <w:sz w:val="24"/>
-          <w:szCs w:val="24"/>
-          <w:lang w:val="ru-RU"/>
-        </w:rPr>
-        <w:t xml:space="preserve">асколько логически связаны и сфокусированы элементы внутри одного </w:t>
-      </w:r>
-      <w:proofErr w:type="spellStart"/>
-      <w:r>
-        <w:rPr>
-          <w:rFonts w:ascii="Times New Roman" w:hAnsi="Times New Roman" w:cs="Times New Roman"/>
-          <w:sz w:val="24"/>
-          <w:szCs w:val="24"/>
-          <w:lang w:val="ru-RU"/>
-        </w:rPr>
-        <w:t>микросервиса</w:t>
-      </w:r>
-      <w:proofErr w:type="spellEnd"/>
-      <w:r>
-        <w:rPr>
-          <w:rFonts w:ascii="Times New Roman" w:hAnsi="Times New Roman" w:cs="Times New Roman"/>
-          <w:sz w:val="24"/>
-          <w:szCs w:val="24"/>
-          <w:lang w:val="ru-RU"/>
-        </w:rPr>
-        <w:t>.</w:t>
-      </w:r>
-    </w:p>
-    <w:p>
-      <w:pPr>
-        <w:pStyle w:val="a7"/>
-        <w:numPr>
-          <w:ilvl w:val="0"/>
-          <w:numId w:val="47"/>
-        </w:numPr>
-        <w:spacing w:after="0" w:line="360" w:lineRule="auto"/>
-        <w:ind w:left="357" w:firstLine="357"/>
-        <w:jc w:val="both"/>
-        <w:rPr>
-          <w:rFonts w:ascii="Times New Roman" w:hAnsi="Times New Roman" w:cs="Times New Roman"/>
-          <w:sz w:val="24"/>
-          <w:szCs w:val="24"/>
-          <w:lang w:val="ru-RU"/>
-        </w:rPr>
-      </w:pPr>
-      <w:proofErr w:type="spellStart"/>
-      <w:r>
-        <w:rPr>
-          <w:rFonts w:ascii="Times New Roman" w:hAnsi="Times New Roman" w:cs="Times New Roman"/>
-          <w:sz w:val="24"/>
-          <w:szCs w:val="24"/>
-          <w:lang w:val="ru-RU"/>
-        </w:rPr>
-        <w:t>Сцепленность</w:t>
-      </w:r>
-      <w:proofErr w:type="spellEnd"/>
-      <w:r>
-        <w:rPr>
-          <w:rFonts w:ascii="Times New Roman" w:hAnsi="Times New Roman" w:cs="Times New Roman"/>
-          <w:sz w:val="24"/>
-          <w:szCs w:val="24"/>
-          <w:lang w:val="ru-RU"/>
-        </w:rPr>
-        <w:t xml:space="preserve"> – общее свойство </w:t>
-      </w:r>
-      <w:proofErr w:type="spellStart"/>
-      <w:r>
-        <w:rPr>
-          <w:rFonts w:ascii="Times New Roman" w:hAnsi="Times New Roman" w:cs="Times New Roman"/>
-          <w:sz w:val="24"/>
-          <w:szCs w:val="24"/>
-          <w:lang w:val="ru-RU"/>
-        </w:rPr>
-        <w:t>микросервисного</w:t>
-      </w:r>
-      <w:proofErr w:type="spellEnd"/>
-      <w:r>
-        <w:rPr>
-          <w:rFonts w:ascii="Times New Roman" w:hAnsi="Times New Roman" w:cs="Times New Roman"/>
-          <w:sz w:val="24"/>
-          <w:szCs w:val="24"/>
-          <w:lang w:val="ru-RU"/>
-        </w:rPr>
-        <w:t xml:space="preserve"> приложения, отражающее зависимость между </w:t>
-      </w:r>
-      <w:proofErr w:type="spellStart"/>
-      <w:r>
-        <w:rPr>
-          <w:rFonts w:ascii="Times New Roman" w:hAnsi="Times New Roman" w:cs="Times New Roman"/>
-          <w:sz w:val="24"/>
-          <w:szCs w:val="24"/>
-          <w:lang w:val="ru-RU"/>
-        </w:rPr>
-        <w:t>микросервисами</w:t>
-      </w:r>
-      <w:proofErr w:type="spellEnd"/>
-      <w:r>
-        <w:rPr>
-          <w:rFonts w:ascii="Times New Roman" w:hAnsi="Times New Roman" w:cs="Times New Roman"/>
-          <w:sz w:val="24"/>
-          <w:szCs w:val="24"/>
-          <w:lang w:val="ru-RU"/>
-        </w:rPr>
-        <w:t xml:space="preserve"> внутри системы.</w:t>
-      </w:r>
-    </w:p>
-    <w:p>
-      <w:pPr>
-        <w:pStyle w:val="a7"/>
-        <w:numPr>
-          <w:ilvl w:val="0"/>
-          <w:numId w:val="47"/>
-        </w:numPr>
-        <w:spacing w:after="0" w:line="360" w:lineRule="auto"/>
-        <w:ind w:left="357" w:firstLine="357"/>
-        <w:jc w:val="both"/>
-        <w:rPr>
-          <w:rFonts w:ascii="Times New Roman" w:hAnsi="Times New Roman" w:cs="Times New Roman"/>
-          <w:sz w:val="24"/>
-          <w:szCs w:val="24"/>
-          <w:lang w:val="ru-RU"/>
-        </w:rPr>
-      </w:pPr>
-      <w:r>
-        <w:rPr>
-          <w:rFonts w:ascii="Times New Roman" w:hAnsi="Times New Roman" w:cs="Times New Roman"/>
-          <w:sz w:val="24"/>
-          <w:szCs w:val="24"/>
-          <w:lang w:val="ru-RU"/>
-        </w:rPr>
+        <w:lastRenderedPageBreak/>
         <w:t xml:space="preserve">Отказоустойчивость </w:t>
       </w:r>
       <w:r>
@@ -1134,41 +1182,33 @@
           <w:rFonts w:ascii="Times New Roman" w:hAnsi="Times New Roman" w:cs="Times New Roman"/>
           <w:sz w:val="24"/>
           <w:szCs w:val="24"/>
-        </w:rPr>
-      </w:pPr>
-      <w:proofErr w:type="spellStart"/>
-      <w:r>
-        <w:rPr>
-          <w:rFonts w:ascii="Times New Roman" w:hAnsi="Times New Roman" w:cs="Times New Roman"/>
-          <w:sz w:val="24"/>
-          <w:szCs w:val="24"/>
-        </w:rPr>
-        <w:t>Использование</w:t>
-      </w:r>
-      <w:proofErr w:type="spellEnd"/>
-      <w:r>
-        <w:rPr>
-          <w:rFonts w:ascii="Times New Roman" w:hAnsi="Times New Roman" w:cs="Times New Roman"/>
-          <w:sz w:val="24"/>
-          <w:szCs w:val="24"/>
-        </w:rPr>
-        <w:t xml:space="preserve"> </w:t>
-      </w:r>
-      <w:proofErr w:type="spellStart"/>
-      <w:r>
-        <w:rPr>
-          <w:rFonts w:ascii="Times New Roman" w:hAnsi="Times New Roman" w:cs="Times New Roman"/>
-          <w:sz w:val="24"/>
-          <w:szCs w:val="24"/>
-        </w:rPr>
-        <w:t>памяти</w:t>
-      </w:r>
-      <w:proofErr w:type="spellEnd"/>
-      <w:r>
-        <w:rPr>
-          <w:rFonts w:ascii="Times New Roman" w:hAnsi="Times New Roman" w:cs="Times New Roman"/>
-          <w:sz w:val="24"/>
-          <w:szCs w:val="24"/>
+          <w:lang w:val="ru-RU"/>
+        </w:rPr>
+      </w:pPr>
+      <w:r>
+        <w:rPr>
+          <w:rFonts w:ascii="Times New Roman" w:hAnsi="Times New Roman" w:cs="Times New Roman"/>
+          <w:sz w:val="24"/>
+          <w:szCs w:val="24"/>
+          <w:lang w:val="ru-RU"/>
+        </w:rPr>
+        <w:t>Использование памяти</w:t>
+      </w:r>
+      <w:r>
+        <w:rPr>
+          <w:rFonts w:ascii="Times New Roman" w:hAnsi="Times New Roman" w:cs="Times New Roman"/>
+          <w:sz w:val="24"/>
+          <w:szCs w:val="24"/>
+          <w:lang w:val="ru-RU"/>
+        </w:rPr>
+        <w:t xml:space="preserve"> (в рамках данной характеристики рассматривается использование памяти как ресурса)</w:t>
+      </w:r>
+      <w:r>
+        <w:rPr>
+          <w:rFonts w:ascii="Times New Roman" w:hAnsi="Times New Roman" w:cs="Times New Roman"/>
+          <w:sz w:val="24"/>
+          <w:szCs w:val="24"/>
+          <w:lang w:val="ru-RU"/>
         </w:rPr>
         <w:t>.</w:t>
       </w:r>
@@ -1186,59 +1226,60 @@
           <w:rFonts w:ascii="Times New Roman" w:hAnsi="Times New Roman" w:cs="Times New Roman"/>
           <w:sz w:val="24"/>
           <w:szCs w:val="24"/>
-        </w:rPr>
-      </w:pPr>
-      <w:proofErr w:type="spellStart"/>
-      <w:r>
-        <w:rPr>
-          <w:rFonts w:ascii="Times New Roman" w:hAnsi="Times New Roman" w:cs="Times New Roman"/>
-          <w:sz w:val="24"/>
-          <w:szCs w:val="24"/>
-        </w:rPr>
-        <w:t>Потребление</w:t>
-      </w:r>
-      <w:proofErr w:type="spellEnd"/>
-      <w:r>
-        <w:rPr>
-          <w:rFonts w:ascii="Times New Roman" w:hAnsi="Times New Roman" w:cs="Times New Roman"/>
-          <w:sz w:val="24"/>
-          <w:szCs w:val="24"/>
+          <w:lang w:val="ru-RU"/>
+        </w:rPr>
+      </w:pPr>
+      <w:r>
+        <w:rPr>
+          <w:rFonts w:ascii="Times New Roman" w:hAnsi="Times New Roman" w:cs="Times New Roman"/>
+          <w:sz w:val="24"/>
+          <w:szCs w:val="24"/>
+          <w:lang w:val="ru-RU"/>
+        </w:rPr>
+        <w:t>Потребление ресурса процессора</w:t>
+      </w:r>
+      <w:r>
+        <w:rPr>
+          <w:rFonts w:ascii="Times New Roman" w:hAnsi="Times New Roman" w:cs="Times New Roman"/>
+          <w:sz w:val="24"/>
+          <w:szCs w:val="24"/>
+          <w:lang w:val="ru-RU"/>
         </w:rPr>
         <w:t xml:space="preserve"> </w:t>
       </w:r>
-      <w:proofErr w:type="spellStart"/>
-      <w:r>
-        <w:rPr>
-          <w:rFonts w:ascii="Times New Roman" w:hAnsi="Times New Roman" w:cs="Times New Roman"/>
-          <w:sz w:val="24"/>
-          <w:szCs w:val="24"/>
-        </w:rPr>
-        <w:t>ресурса</w:t>
-      </w:r>
-      <w:proofErr w:type="spellEnd"/>
-      <w:r>
-        <w:rPr>
-          <w:rFonts w:ascii="Times New Roman" w:hAnsi="Times New Roman" w:cs="Times New Roman"/>
-          <w:sz w:val="24"/>
-          <w:szCs w:val="24"/>
-        </w:rPr>
-        <w:t xml:space="preserve"> </w:t>
-      </w:r>
-      <w:proofErr w:type="spellStart"/>
-      <w:r>
-        <w:rPr>
-          <w:rFonts w:ascii="Times New Roman" w:hAnsi="Times New Roman" w:cs="Times New Roman"/>
-          <w:sz w:val="24"/>
-          <w:szCs w:val="24"/>
-        </w:rPr>
-        <w:t>процессора</w:t>
-      </w:r>
-      <w:proofErr w:type="spellEnd"/>
-      <w:r>
-        <w:rPr>
-          <w:rFonts w:ascii="Times New Roman" w:hAnsi="Times New Roman" w:cs="Times New Roman"/>
-          <w:sz w:val="24"/>
-          <w:szCs w:val="24"/>
+      <w:r>
+        <w:rPr>
+          <w:rFonts w:ascii="Times New Roman" w:hAnsi="Times New Roman" w:cs="Times New Roman"/>
+          <w:sz w:val="24"/>
+          <w:szCs w:val="24"/>
+          <w:lang w:val="ru-RU"/>
+        </w:rPr>
+        <w:t xml:space="preserve">(в рамках данной характеристики рассматривается использование </w:t>
+      </w:r>
+      <w:r>
+        <w:rPr>
+          <w:rFonts w:ascii="Times New Roman" w:hAnsi="Times New Roman" w:cs="Times New Roman"/>
+          <w:sz w:val="24"/>
+          <w:szCs w:val="24"/>
+          <w:lang w:val="ru-RU"/>
+        </w:rPr>
+        <w:t>вычислительного ресурса процессора</w:t>
+      </w:r>
+      <w:r>
+        <w:rPr>
+          <w:rFonts w:ascii="Times New Roman" w:hAnsi="Times New Roman" w:cs="Times New Roman"/>
+          <w:sz w:val="24"/>
+          <w:szCs w:val="24"/>
+          <w:lang w:val="ru-RU"/>
+        </w:rPr>
+        <w:t>)</w:t>
+      </w:r>
+      <w:r>
+        <w:rPr>
+          <w:rFonts w:ascii="Times New Roman" w:hAnsi="Times New Roman" w:cs="Times New Roman"/>
+          <w:sz w:val="24"/>
+          <w:szCs w:val="24"/>
+          <w:lang w:val="ru-RU"/>
         </w:rPr>
         <w:t>.</w:t>
       </w:r>
@@ -1256,16 +1297,36 @@
           <w:rFonts w:ascii="Times New Roman" w:hAnsi="Times New Roman" w:cs="Times New Roman"/>
           <w:sz w:val="24"/>
           <w:szCs w:val="24"/>
-        </w:rPr>
-      </w:pPr>
+          <w:lang w:val="ru-RU"/>
+        </w:rPr>
+      </w:pPr>
+      <w:r>
+        <w:rPr>
+          <w:rFonts w:ascii="Times New Roman" w:hAnsi="Times New Roman" w:cs="Times New Roman"/>
+          <w:sz w:val="24"/>
+          <w:szCs w:val="24"/>
+          <w:lang w:val="ru-RU"/>
+        </w:rPr>
+        <w:t>Производительность</w:t>
+      </w:r>
+      <w:r>
+        <w:rPr>
+          <w:rFonts w:ascii="Times New Roman" w:hAnsi="Times New Roman" w:cs="Times New Roman"/>
+          <w:sz w:val="24"/>
+          <w:szCs w:val="24"/>
+          <w:lang w:val="ru-RU"/>
+        </w:rPr>
+        <w:t xml:space="preserve"> </w:t>
+      </w:r>
       <w:proofErr w:type="spellStart"/>
       <w:r>
         <w:rPr>
           <w:rFonts w:ascii="Times New Roman" w:hAnsi="Times New Roman" w:cs="Times New Roman"/>
           <w:sz w:val="24"/>
           <w:szCs w:val="24"/>
-        </w:rPr>
-        <w:t>Производительность</w:t>
+          <w:lang w:val="ru-RU"/>
+        </w:rPr>
+        <w:t>микросервисов</w:t>
       </w:r>
       <w:proofErr w:type="spellEnd"/>
       <w:r>
@@ -1275,26 +1336,6 @@
           <w:szCs w:val="24"/>
           <w:lang w:val="ru-RU"/>
         </w:rPr>
-        <w:t xml:space="preserve"> </w:t>
-      </w:r>
-      <w:proofErr w:type="spellStart"/>
-      <w:r>
-        <w:rPr>
-          <w:rFonts w:ascii="Times New Roman" w:hAnsi="Times New Roman" w:cs="Times New Roman"/>
-          <w:sz w:val="24"/>
-          <w:szCs w:val="24"/>
-          <w:lang w:val="ru-RU"/>
-        </w:rPr>
-        <w:t>микросервисов</w:t>
-      </w:r>
-      <w:proofErr w:type="spellEnd"/>
-      <w:r>
-        <w:rPr>
-          <w:rFonts w:ascii="Times New Roman" w:hAnsi="Times New Roman" w:cs="Times New Roman"/>
-          <w:sz w:val="24"/>
-          <w:szCs w:val="24"/>
-          <w:lang w:val="ru-RU"/>
-        </w:rPr>
         <w:t xml:space="preserve"> (</w:t>
       </w:r>
       <w:r>
@@ -1302,8 +1343,9 @@
           <w:rFonts w:ascii="Times New Roman" w:hAnsi="Times New Roman" w:cs="Times New Roman"/>
           <w:sz w:val="24"/>
           <w:szCs w:val="24"/>
-        </w:rPr>
-        <w:t>latency</w:t>
+          <w:lang w:val="ru-RU"/>
+        </w:rPr>
+        <w:t>в рамках данной характеристики рассматривается время отклика системы на запросы пользователя</w:t>
       </w:r>
       <w:r>
         <w:rPr>
@@ -1319,6 +1361,7 @@
           <w:rFonts w:ascii="Times New Roman" w:hAnsi="Times New Roman" w:cs="Times New Roman"/>
           <w:sz w:val="24"/>
           <w:szCs w:val="24"/>
+          <w:lang w:val="ru-RU"/>
         </w:rPr>
         <w:t>.</w:t>
       </w:r>
@@ -1336,16 +1379,91 @@
           <w:rFonts w:ascii="Times New Roman" w:hAnsi="Times New Roman" w:cs="Times New Roman"/>
           <w:sz w:val="24"/>
           <w:szCs w:val="24"/>
-        </w:rPr>
-      </w:pPr>
-      <w:r>
-        <w:rPr>
-          <w:rFonts w:ascii="Times New Roman" w:hAnsi="Times New Roman" w:cs="Times New Roman"/>
-          <w:sz w:val="24"/>
-          <w:szCs w:val="24"/>
-          <w:lang w:val="ru-RU"/>
-        </w:rPr>
-        <w:t>Производительность БД.</w:t>
+          <w:lang w:val="ru-RU"/>
+        </w:rPr>
+      </w:pPr>
+      <w:r>
+        <w:rPr>
+          <w:rFonts w:ascii="Times New Roman" w:hAnsi="Times New Roman" w:cs="Times New Roman"/>
+          <w:sz w:val="24"/>
+          <w:szCs w:val="24"/>
+          <w:lang w:val="ru-RU"/>
+        </w:rPr>
+        <w:t>Производительность БД</w:t>
+      </w:r>
+      <w:r>
+        <w:rPr>
+          <w:rFonts w:ascii="Times New Roman" w:hAnsi="Times New Roman" w:cs="Times New Roman"/>
+          <w:sz w:val="24"/>
+          <w:szCs w:val="24"/>
+          <w:lang w:val="ru-RU"/>
+        </w:rPr>
+        <w:t xml:space="preserve"> (в рамках данной характеристики рассматривается среднее время записи </w:t>
+      </w:r>
+      <w:r>
+        <w:rPr>
+          <w:rFonts w:ascii="Times New Roman" w:hAnsi="Times New Roman" w:cs="Times New Roman"/>
+          <w:sz w:val="24"/>
+          <w:szCs w:val="24"/>
+          <w:lang w:val="ru-RU"/>
+        </w:rPr>
+        <w:t xml:space="preserve">в БД </w:t>
+      </w:r>
+      <w:r>
+        <w:rPr>
+          <w:rFonts w:ascii="Times New Roman" w:hAnsi="Times New Roman" w:cs="Times New Roman"/>
+          <w:sz w:val="24"/>
+          <w:szCs w:val="24"/>
+          <w:lang w:val="ru-RU"/>
+        </w:rPr>
+        <w:t>и чтения</w:t>
+      </w:r>
+      <w:r>
+        <w:rPr>
+          <w:rFonts w:ascii="Times New Roman" w:hAnsi="Times New Roman" w:cs="Times New Roman"/>
+          <w:sz w:val="24"/>
+          <w:szCs w:val="24"/>
+          <w:lang w:val="ru-RU"/>
+        </w:rPr>
+        <w:t xml:space="preserve"> из БД</w:t>
+      </w:r>
+      <w:r>
+        <w:rPr>
+          <w:rFonts w:ascii="Times New Roman" w:hAnsi="Times New Roman" w:cs="Times New Roman"/>
+          <w:sz w:val="24"/>
+          <w:szCs w:val="24"/>
+          <w:lang w:val="ru-RU"/>
+        </w:rPr>
+        <w:t xml:space="preserve"> </w:t>
+      </w:r>
+      <w:proofErr w:type="spellStart"/>
+      <w:r>
+        <w:rPr>
+          <w:rFonts w:ascii="Times New Roman" w:hAnsi="Times New Roman" w:cs="Times New Roman"/>
+          <w:sz w:val="24"/>
+          <w:szCs w:val="24"/>
+          <w:lang w:val="ru-RU"/>
+        </w:rPr>
+        <w:t>микросервисного</w:t>
+      </w:r>
+      <w:proofErr w:type="spellEnd"/>
+      <w:r>
+        <w:rPr>
+          <w:rFonts w:ascii="Times New Roman" w:hAnsi="Times New Roman" w:cs="Times New Roman"/>
+          <w:sz w:val="24"/>
+          <w:szCs w:val="24"/>
+          <w:lang w:val="ru-RU"/>
+        </w:rPr>
+        <w:t xml:space="preserve"> приложения)</w:t>
+      </w:r>
+      <w:r>
+        <w:rPr>
+          <w:rFonts w:ascii="Times New Roman" w:hAnsi="Times New Roman" w:cs="Times New Roman"/>
+          <w:sz w:val="24"/>
+          <w:szCs w:val="24"/>
+          <w:lang w:val="ru-RU"/>
+        </w:rPr>
+        <w:t>.</w:t>
       </w:r>
     </w:p>
     <w:p>
@@ -1361,43 +1479,43 @@
           <w:rFonts w:ascii="Times New Roman" w:hAnsi="Times New Roman" w:cs="Times New Roman"/>
           <w:sz w:val="24"/>
           <w:szCs w:val="24"/>
-        </w:rPr>
-      </w:pPr>
-      <w:proofErr w:type="spellStart"/>
-      <w:r>
-        <w:rPr>
-          <w:rFonts w:ascii="Times New Roman" w:hAnsi="Times New Roman" w:cs="Times New Roman"/>
-          <w:sz w:val="24"/>
-          <w:szCs w:val="24"/>
-        </w:rPr>
-        <w:t>Характеристика</w:t>
-      </w:r>
-      <w:proofErr w:type="spellEnd"/>
-      <w:r>
-        <w:rPr>
-          <w:rFonts w:ascii="Times New Roman" w:hAnsi="Times New Roman" w:cs="Times New Roman"/>
-          <w:sz w:val="24"/>
-          <w:szCs w:val="24"/>
-        </w:rPr>
-        <w:t xml:space="preserve"> </w:t>
-      </w:r>
-      <w:proofErr w:type="spellStart"/>
-      <w:r>
-        <w:rPr>
-          <w:rFonts w:ascii="Times New Roman" w:hAnsi="Times New Roman" w:cs="Times New Roman"/>
-          <w:sz w:val="24"/>
-          <w:szCs w:val="24"/>
-        </w:rPr>
-        <w:t>обмена</w:t>
-      </w:r>
-      <w:proofErr w:type="spellEnd"/>
-      <w:r>
-        <w:rPr>
-          <w:rFonts w:ascii="Times New Roman" w:hAnsi="Times New Roman" w:cs="Times New Roman"/>
-          <w:sz w:val="24"/>
-          <w:szCs w:val="24"/>
-        </w:rPr>
-        <w:t xml:space="preserve"> в RabbitMQ.</w:t>
+          <w:lang w:val="ru-RU"/>
+        </w:rPr>
+      </w:pPr>
+      <w:r>
+        <w:rPr>
+          <w:rFonts w:ascii="Times New Roman" w:hAnsi="Times New Roman" w:cs="Times New Roman"/>
+          <w:sz w:val="24"/>
+          <w:szCs w:val="24"/>
+          <w:lang w:val="ru-RU"/>
+        </w:rPr>
+        <w:t xml:space="preserve">Характеристика обмена в </w:t>
+      </w:r>
+      <w:r>
+        <w:rPr>
+          <w:rFonts w:ascii="Times New Roman" w:hAnsi="Times New Roman" w:cs="Times New Roman"/>
+          <w:sz w:val="24"/>
+          <w:szCs w:val="24"/>
+        </w:rPr>
+        <w:t>RabbitMQ</w:t>
+      </w:r>
+      <w:r>
+        <w:rPr>
+          <w:rFonts w:ascii="Times New Roman" w:hAnsi="Times New Roman" w:cs="Times New Roman"/>
+          <w:sz w:val="24"/>
+          <w:szCs w:val="24"/>
+          <w:lang w:val="ru-RU"/>
+        </w:rPr>
+        <w:t xml:space="preserve"> (в рамках данной характеристики рассматривается пропускная способность брокера сообщений)</w:t>
+      </w:r>
+      <w:r>
+        <w:rPr>
+          <w:rFonts w:ascii="Times New Roman" w:hAnsi="Times New Roman" w:cs="Times New Roman"/>
+          <w:sz w:val="24"/>
+          <w:szCs w:val="24"/>
+          <w:lang w:val="ru-RU"/>
+        </w:rPr>
+        <w:t>.</w:t>
       </w:r>
     </w:p>
     <w:p>
@@ -1417,70 +1535,6 @@
           <w:rFonts w:ascii="Times New Roman" w:hAnsi="Times New Roman" w:cs="Times New Roman"/>
           <w:sz w:val="24"/>
           <w:szCs w:val="24"/>
-          <w:highlight w:val="red"/>
-          <w:lang w:val="ru-RU"/>
-        </w:rPr>
-        <w:lastRenderedPageBreak/>
-        <w:t xml:space="preserve">/*в каждую </w:t>
-      </w:r>
-      <w:r>
-        <w:rPr>
-          <w:rFonts w:ascii="Times New Roman" w:hAnsi="Times New Roman" w:cs="Times New Roman"/>
-          <w:sz w:val="24"/>
-          <w:szCs w:val="24"/>
-          <w:highlight w:val="red"/>
-          <w:lang w:val="ru-RU"/>
-        </w:rPr>
-        <w:t xml:space="preserve">метрику </w:t>
-      </w:r>
-      <w:r>
-        <w:rPr>
-          <w:rFonts w:ascii="Times New Roman" w:hAnsi="Times New Roman" w:cs="Times New Roman"/>
-          <w:sz w:val="24"/>
-          <w:szCs w:val="24"/>
-          <w:highlight w:val="red"/>
-          <w:lang w:val="ru-RU"/>
-        </w:rPr>
-        <w:t xml:space="preserve">добавить что именно мы </w:t>
-      </w:r>
-      <w:r>
-        <w:rPr>
-          <w:rFonts w:ascii="Times New Roman" w:hAnsi="Times New Roman" w:cs="Times New Roman"/>
-          <w:sz w:val="24"/>
-          <w:szCs w:val="24"/>
-          <w:highlight w:val="red"/>
-          <w:lang w:val="ru-RU"/>
-        </w:rPr>
-        <w:t>анализируем</w:t>
-      </w:r>
-      <w:r>
-        <w:rPr>
-          <w:rFonts w:ascii="Times New Roman" w:hAnsi="Times New Roman" w:cs="Times New Roman"/>
-          <w:sz w:val="24"/>
-          <w:szCs w:val="24"/>
-          <w:highlight w:val="red"/>
-          <w:lang w:val="ru-RU"/>
-        </w:rPr>
-        <w:t>*/</w:t>
-      </w:r>
-    </w:p>
-    <w:p>
-      <w:pPr>
-        <w:spacing w:after="0" w:line="360" w:lineRule="auto"/>
-        <w:ind w:left="708"/>
-        <w:jc w:val="both"/>
-        <w:rPr>
-          <w:rFonts w:ascii="Times New Roman" w:hAnsi="Times New Roman" w:cs="Times New Roman"/>
-          <w:sz w:val="24"/>
-          <w:szCs w:val="24"/>
-          <w:lang w:val="ru-RU"/>
-        </w:rPr>
-      </w:pPr>
-      <w:r>
-        <w:rPr>
-          <w:rFonts w:ascii="Times New Roman" w:hAnsi="Times New Roman" w:cs="Times New Roman"/>
-          <w:sz w:val="24"/>
-          <w:szCs w:val="24"/>
           <w:lang w:val="ru-RU"/>
         </w:rPr>
         <w:t xml:space="preserve">Таким образом будет происходить сбор и последующий анализ </w:t>
@@ -1488,10 +1542,30 @@
       <w:r>
         <w:rPr>
           <w:rFonts w:ascii="Times New Roman" w:hAnsi="Times New Roman" w:cs="Times New Roman"/>
-          <w:sz w:val="24"/>
-          <w:szCs w:val="24"/>
-        </w:rPr>
-        <w:t>X</w:t>
+          <w:i/>
+          <w:iCs/>
+          <w:sz w:val="24"/>
+          <w:szCs w:val="24"/>
+        </w:rPr>
+        <w:t>K</w:t>
+      </w:r>
+      <w:r>
+        <w:rPr>
+          <w:rFonts w:ascii="Times New Roman" w:hAnsi="Times New Roman" w:cs="Times New Roman"/>
+          <w:sz w:val="24"/>
+          <w:szCs w:val="24"/>
+          <w:lang w:val="ru-RU"/>
+        </w:rPr>
+        <w:t xml:space="preserve"> = </w:t>
+      </w:r>
+      <w:r>
+        <w:rPr>
+          <w:rFonts w:ascii="Times New Roman" w:hAnsi="Times New Roman" w:cs="Times New Roman"/>
+          <w:sz w:val="24"/>
+          <w:szCs w:val="24"/>
+          <w:lang w:val="ru-RU"/>
+        </w:rPr>
+        <w:t>6</w:t>
       </w:r>
       <w:r>
         <w:rPr>
@@ -2279,14 +2353,17 @@
           <w:bCs/>
           <w:sz w:val="24"/>
           <w:szCs w:val="24"/>
-        </w:rPr>
-      </w:pPr>
-      <w:r>
-        <w:rPr>
-          <w:rFonts w:ascii="Times New Roman" w:hAnsi="Times New Roman" w:cs="Times New Roman"/>
-          <w:sz w:val="24"/>
-          <w:szCs w:val="24"/>
-        </w:rPr>
+          <w:lang w:val="ru-RU"/>
+        </w:rPr>
+      </w:pPr>
+      <w:r>
+        <w:rPr>
+          <w:rFonts w:ascii="Times New Roman" w:hAnsi="Times New Roman" w:cs="Times New Roman"/>
+          <w:noProof/>
+          <w:sz w:val="24"/>
+          <w:szCs w:val="24"/>
+        </w:rPr>
+        <w:lastRenderedPageBreak/>
         <w:drawing>
           <wp:inline distT="0" distB="0" distL="0" distR="0" wp14:anchorId="2A9B9639" wp14:editId="6FD012E4">
             <wp:extent cx="5934075" cy="3057525"/>
@@ -2305,7 +2382,7 @@
                     </pic:cNvPicPr>
                   </pic:nvPicPr>
                   <pic:blipFill>
-                    <a:blip r:embed="rId6">
+                    <a:blip r:embed="rId8">
                       <a:extLst>
                         <a:ext uri="{28A0092B-C50C-407E-A947-70E740481C1C}">
                           <a14:useLocalDpi xmlns:a14="http://schemas.microsoft.com/office/drawing/2010/main" val="0"/>
@@ -2341,6 +2418,89 @@
     </w:p>
     <w:p>
       <w:pPr>
+        <w:spacing w:before="120" w:after="120" w:line="360" w:lineRule="auto"/>
+        <w:ind w:firstLine="357"/>
+        <w:jc w:val="center"/>
+        <w:rPr>
+          <w:rFonts w:ascii="Times New Roman" w:hAnsi="Times New Roman" w:cs="Times New Roman"/>
+          <w:sz w:val="24"/>
+          <w:szCs w:val="24"/>
+        </w:rPr>
+      </w:pPr>
+      <w:r>
+        <w:rPr>
+          <w:rFonts w:ascii="Times New Roman" w:hAnsi="Times New Roman" w:cs="Times New Roman"/>
+          <w:sz w:val="24"/>
+          <w:szCs w:val="24"/>
+          <w:lang w:val="ru-RU"/>
+        </w:rPr>
+        <w:t xml:space="preserve">Рисунок </w:t>
+      </w:r>
+      <w:r>
+        <w:rPr>
+          <w:rFonts w:ascii="Times New Roman" w:hAnsi="Times New Roman" w:cs="Times New Roman"/>
+          <w:sz w:val="24"/>
+          <w:szCs w:val="24"/>
+          <w:lang w:val="ru-RU"/>
+        </w:rPr>
+        <w:t>2.</w:t>
+      </w:r>
+      <w:r>
+        <w:rPr>
+          <w:rFonts w:ascii="Times New Roman" w:hAnsi="Times New Roman" w:cs="Times New Roman"/>
+          <w:sz w:val="24"/>
+          <w:szCs w:val="24"/>
+          <w:lang w:val="ru-RU"/>
+        </w:rPr>
+        <w:t>1</w:t>
+      </w:r>
+      <w:r>
+        <w:rPr>
+          <w:rFonts w:ascii="Times New Roman" w:hAnsi="Times New Roman" w:cs="Times New Roman"/>
+          <w:sz w:val="24"/>
+          <w:szCs w:val="24"/>
+          <w:lang w:val="ru-RU"/>
+        </w:rPr>
+        <w:t xml:space="preserve"> </w:t>
+      </w:r>
+      <w:r>
+        <w:rPr>
+          <w:rFonts w:ascii="Times New Roman" w:hAnsi="Times New Roman" w:cs="Times New Roman"/>
+          <w:sz w:val="24"/>
+          <w:szCs w:val="24"/>
+          <w:lang w:val="ru-RU"/>
+        </w:rPr>
+        <w:t>–</w:t>
+      </w:r>
+      <w:r>
+        <w:rPr>
+          <w:rFonts w:ascii="Times New Roman" w:hAnsi="Times New Roman" w:cs="Times New Roman"/>
+          <w:sz w:val="24"/>
+          <w:szCs w:val="24"/>
+          <w:lang w:val="ru-RU"/>
+        </w:rPr>
+        <w:t xml:space="preserve"> </w:t>
+      </w:r>
+      <w:r>
+        <w:rPr>
+          <w:rFonts w:ascii="Times New Roman" w:hAnsi="Times New Roman" w:cs="Times New Roman"/>
+          <w:sz w:val="24"/>
+          <w:szCs w:val="24"/>
+          <w:lang w:val="ru-RU"/>
+        </w:rPr>
+        <w:t xml:space="preserve">Логи </w:t>
+      </w:r>
+      <w:r>
+        <w:rPr>
+          <w:rFonts w:ascii="Times New Roman" w:hAnsi="Times New Roman" w:cs="Times New Roman"/>
+          <w:sz w:val="24"/>
+          <w:szCs w:val="24"/>
+        </w:rPr>
+        <w:t>Prometheus</w:t>
+      </w:r>
+    </w:p>
+    <w:p>
+      <w:pPr>
         <w:spacing w:after="0" w:line="360" w:lineRule="auto"/>
         <w:ind w:firstLine="708"/>
         <w:jc w:val="both"/>
@@ -2401,17 +2561,52 @@
           <w:szCs w:val="24"/>
           <w:lang w:val="ru-RU"/>
         </w:rPr>
-        <w:t xml:space="preserve">Сбор метрик производится с </w:t>
-      </w:r>
-      <w:r>
-        <w:rPr>
-          <w:rFonts w:ascii="Times New Roman" w:hAnsi="Times New Roman" w:cs="Times New Roman"/>
-          <w:sz w:val="24"/>
-          <w:szCs w:val="24"/>
-          <w:lang w:val="ru-RU"/>
-        </w:rPr>
-        <w:lastRenderedPageBreak/>
-        <w:t xml:space="preserve">интервалом в </w:t>
+        <w:t>Таким образом будет</w:t>
+      </w:r>
+      <w:r>
+        <w:rPr>
+          <w:rFonts w:ascii="Times New Roman" w:hAnsi="Times New Roman" w:cs="Times New Roman"/>
+          <w:sz w:val="24"/>
+          <w:szCs w:val="24"/>
+          <w:lang w:val="ru-RU"/>
+        </w:rPr>
+        <w:t xml:space="preserve"> </w:t>
+      </w:r>
+      <w:r>
+        <w:rPr>
+          <w:rFonts w:ascii="Times New Roman" w:hAnsi="Times New Roman" w:cs="Times New Roman"/>
+          <w:i/>
+          <w:iCs/>
+          <w:sz w:val="24"/>
+          <w:szCs w:val="24"/>
+        </w:rPr>
+        <w:t>k</w:t>
+      </w:r>
+      <w:r>
+        <w:rPr>
+          <w:rFonts w:ascii="Times New Roman" w:hAnsi="Times New Roman" w:cs="Times New Roman"/>
+          <w:sz w:val="24"/>
+          <w:szCs w:val="24"/>
+        </w:rPr>
+        <w:t xml:space="preserve"> = </w:t>
+      </w:r>
+      <w:r>
+        <w:rPr>
+          <w:rFonts w:ascii="Times New Roman" w:hAnsi="Times New Roman" w:cs="Times New Roman"/>
+          <w:sz w:val="24"/>
+          <w:szCs w:val="24"/>
+          <w:lang w:val="ru-RU"/>
+        </w:rPr>
+        <w:t xml:space="preserve">50 испытаний. </w:t>
+      </w:r>
+      <w:r>
+        <w:rPr>
+          <w:rFonts w:ascii="Times New Roman" w:hAnsi="Times New Roman" w:cs="Times New Roman"/>
+          <w:sz w:val="24"/>
+          <w:szCs w:val="24"/>
+          <w:lang w:val="ru-RU"/>
+        </w:rPr>
+        <w:t xml:space="preserve">Сбор метрик производится с интервалом в </w:t>
       </w:r>
       <w:r>
         <w:rPr>
@@ -2465,7 +2660,25 @@
           <w:szCs w:val="24"/>
           <w:lang w:val="ru-RU"/>
         </w:rPr>
-        <w:t>, таким образом, для каждого шага будут получено</w:t>
+        <w:t>, таким образом, для каждого шага буд</w:t>
+      </w:r>
+      <w:r>
+        <w:rPr>
+          <w:rFonts w:ascii="Times New Roman" w:hAnsi="Times New Roman" w:cs="Times New Roman"/>
+          <w:sz w:val="24"/>
+          <w:szCs w:val="24"/>
+          <w:lang w:val="ru-RU"/>
+        </w:rPr>
+        <w:t>е</w:t>
+      </w:r>
+      <w:r>
+        <w:rPr>
+          <w:rFonts w:ascii="Times New Roman" w:hAnsi="Times New Roman" w:cs="Times New Roman"/>
+          <w:sz w:val="24"/>
+          <w:szCs w:val="24"/>
+          <w:lang w:val="ru-RU"/>
+        </w:rPr>
+        <w:t>т получено</w:t>
       </w:r>
       <w:r>
         <w:rPr>
@@ -2502,6 +2715,61 @@
           <w:lang w:val="ru-RU"/>
         </w:rPr>
         <w:t>.</w:t>
+      </w:r>
+    </w:p>
+    <w:p>
+      <w:pPr>
+        <w:spacing w:after="0" w:line="360" w:lineRule="auto"/>
+        <w:ind w:firstLine="708"/>
+        <w:jc w:val="center"/>
+        <w:rPr>
+          <w:rFonts w:ascii="Times New Roman" w:hAnsi="Times New Roman" w:cs="Times New Roman"/>
+          <w:sz w:val="24"/>
+          <w:szCs w:val="24"/>
+        </w:rPr>
+      </w:pPr>
+      <w:r>
+        <w:rPr>
+          <w:rFonts w:ascii="Times New Roman" w:hAnsi="Times New Roman" w:cs="Times New Roman"/>
+          <w:sz w:val="24"/>
+          <w:szCs w:val="24"/>
+          <w:lang w:val="ru-RU"/>
+        </w:rPr>
+        <w:drawing>
+          <wp:inline distT="0" distB="0" distL="0" distR="0" wp14:anchorId="22DB80A7" wp14:editId="59E35411">
+            <wp:extent cx="1895740" cy="704948"/>
+            <wp:effectExtent l="0" t="0" r="9525" b="0"/>
+            <wp:docPr id="7" name="Рисунок 7"/>
+            <wp:cNvGraphicFramePr>
+              <a:graphicFrameLocks xmlns:a="http://schemas.openxmlformats.org/drawingml/2006/main" noChangeAspect="1"/>
+            </wp:cNvGraphicFramePr>
+            <a:graphic xmlns:a="http://schemas.openxmlformats.org/drawingml/2006/main">
+              <a:graphicData uri="http://schemas.openxmlformats.org/drawingml/2006/picture">
+                <pic:pic xmlns:pic="http://schemas.openxmlformats.org/drawingml/2006/picture">
+                  <pic:nvPicPr>
+                    <pic:cNvPr id="1" name=""/>
+                    <pic:cNvPicPr/>
+                  </pic:nvPicPr>
+                  <pic:blipFill>
+                    <a:blip r:embed="rId9"/>
+                    <a:stretch>
+                      <a:fillRect/>
+                    </a:stretch>
+                  </pic:blipFill>
+                  <pic:spPr>
+                    <a:xfrm>
+                      <a:off x="0" y="0"/>
+                      <a:ext cx="1895740" cy="704948"/>
+                    </a:xfrm>
+                    <a:prstGeom prst="rect">
+                      <a:avLst/>
+                    </a:prstGeom>
+                  </pic:spPr>
+                </pic:pic>
+              </a:graphicData>
+            </a:graphic>
+          </wp:inline>
+        </w:drawing>
       </w:r>
     </w:p>
     <w:p>
@@ -2521,11 +2789,158 @@
           <w:rFonts w:ascii="Times New Roman" w:hAnsi="Times New Roman" w:cs="Times New Roman"/>
           <w:sz w:val="24"/>
           <w:szCs w:val="24"/>
-          <w:highlight w:val="red"/>
-          <w:lang w:val="ru-RU"/>
-        </w:rPr>
-        <w:t>/*вектор из 20 значений*/</w:t>
-      </w:r>
+          <w:lang w:val="ru-RU"/>
+        </w:rPr>
+        <w:t xml:space="preserve">Из полученных 20 значений для каждой метрики необходимо определить значение, которое будет отражать поведение </w:t>
+      </w:r>
+      <w:proofErr w:type="spellStart"/>
+      <w:r>
+        <w:rPr>
+          <w:rFonts w:ascii="Times New Roman" w:hAnsi="Times New Roman" w:cs="Times New Roman"/>
+          <w:sz w:val="24"/>
+          <w:szCs w:val="24"/>
+          <w:lang w:val="ru-RU"/>
+        </w:rPr>
+        <w:t>микросервиса</w:t>
+      </w:r>
+      <w:proofErr w:type="spellEnd"/>
+      <w:r>
+        <w:rPr>
+          <w:rFonts w:ascii="Times New Roman" w:hAnsi="Times New Roman" w:cs="Times New Roman"/>
+          <w:sz w:val="24"/>
+          <w:szCs w:val="24"/>
+          <w:lang w:val="ru-RU"/>
+        </w:rPr>
+        <w:t xml:space="preserve"> на данном шаге. </w:t>
+      </w:r>
+      <w:r>
+        <w:rPr>
+          <w:rFonts w:ascii="Times New Roman" w:hAnsi="Times New Roman" w:cs="Times New Roman"/>
+          <w:sz w:val="24"/>
+          <w:szCs w:val="24"/>
+          <w:lang w:val="ru-RU"/>
+        </w:rPr>
+        <w:t xml:space="preserve">Из статистических характеристик больше всего </w:t>
+      </w:r>
+      <w:r>
+        <w:rPr>
+          <w:rFonts w:ascii="Times New Roman" w:hAnsi="Times New Roman" w:cs="Times New Roman"/>
+          <w:sz w:val="24"/>
+          <w:szCs w:val="24"/>
+          <w:lang w:val="ru-RU"/>
+        </w:rPr>
+        <w:t xml:space="preserve">подходит медиана: </w:t>
+      </w:r>
+      <w:r>
+        <w:rPr>
+          <w:rFonts w:ascii="Times New Roman" w:hAnsi="Times New Roman" w:cs="Times New Roman"/>
+          <w:sz w:val="24"/>
+          <w:szCs w:val="24"/>
+          <w:lang w:val="ru-RU"/>
+        </w:rPr>
+        <w:t>она устойчива к выбросам и ско</w:t>
+      </w:r>
+      <w:r>
+        <w:rPr>
+          <w:rFonts w:ascii="Times New Roman" w:hAnsi="Times New Roman" w:cs="Times New Roman"/>
+          <w:sz w:val="24"/>
+          <w:szCs w:val="24"/>
+          <w:lang w:val="ru-RU"/>
+        </w:rPr>
+        <w:t>ш</w:t>
+      </w:r>
+      <w:r>
+        <w:rPr>
+          <w:rFonts w:ascii="Times New Roman" w:hAnsi="Times New Roman" w:cs="Times New Roman"/>
+          <w:sz w:val="24"/>
+          <w:szCs w:val="24"/>
+          <w:lang w:val="ru-RU"/>
+        </w:rPr>
+        <w:t>енным распределениям.</w:t>
+      </w:r>
+    </w:p>
+    <w:p>
+      <w:pPr>
+        <w:spacing w:after="0" w:line="360" w:lineRule="auto"/>
+        <w:ind w:firstLine="708"/>
+        <w:jc w:val="center"/>
+        <w:rPr>
+          <w:rFonts w:ascii="Times New Roman" w:hAnsi="Times New Roman" w:cs="Times New Roman"/>
+          <w:sz w:val="24"/>
+          <w:szCs w:val="24"/>
+        </w:rPr>
+      </w:pPr>
+      <w:r>
+        <w:rPr>
+          <w:rFonts w:ascii="Times New Roman" w:hAnsi="Times New Roman" w:cs="Times New Roman"/>
+          <w:sz w:val="24"/>
+          <w:szCs w:val="24"/>
+          <w:lang w:val="ru-RU"/>
+        </w:rPr>
+        <w:drawing>
+          <wp:inline distT="0" distB="0" distL="0" distR="0" wp14:anchorId="36B6231C" wp14:editId="046DBE85">
+            <wp:extent cx="2857899" cy="695422"/>
+            <wp:effectExtent l="0" t="0" r="0" b="9525"/>
+            <wp:docPr id="10" name="Рисунок 10"/>
+            <wp:cNvGraphicFramePr>
+              <a:graphicFrameLocks xmlns:a="http://schemas.openxmlformats.org/drawingml/2006/main" noChangeAspect="1"/>
+            </wp:cNvGraphicFramePr>
+            <a:graphic xmlns:a="http://schemas.openxmlformats.org/drawingml/2006/main">
+              <a:graphicData uri="http://schemas.openxmlformats.org/drawingml/2006/picture">
+                <pic:pic xmlns:pic="http://schemas.openxmlformats.org/drawingml/2006/picture">
+                  <pic:nvPicPr>
+                    <pic:cNvPr id="1" name=""/>
+                    <pic:cNvPicPr/>
+                  </pic:nvPicPr>
+                  <pic:blipFill>
+                    <a:blip r:embed="rId10"/>
+                    <a:stretch>
+                      <a:fillRect/>
+                    </a:stretch>
+                  </pic:blipFill>
+                  <pic:spPr>
+                    <a:xfrm>
+                      <a:off x="0" y="0"/>
+                      <a:ext cx="2857899" cy="695422"/>
+                    </a:xfrm>
+                    <a:prstGeom prst="rect">
+                      <a:avLst/>
+                    </a:prstGeom>
+                  </pic:spPr>
+                </pic:pic>
+              </a:graphicData>
+            </a:graphic>
+          </wp:inline>
+        </w:drawing>
+      </w:r>
+    </w:p>
+    <w:p>
+      <w:pPr>
+        <w:pStyle w:val="1"/>
+        <w:spacing w:before="120" w:after="120"/>
+        <w:ind w:firstLine="709"/>
+        <w:rPr>
+          <w:rFonts w:ascii="Times New Roman" w:hAnsi="Times New Roman" w:cs="Times New Roman"/>
+          <w:b/>
+          <w:color w:val="auto"/>
+          <w:sz w:val="24"/>
+          <w:szCs w:val="24"/>
+          <w:lang w:val="ru-RU"/>
+        </w:rPr>
+      </w:pPr>
+      <w:bookmarkStart w:id="5" w:name="_Toc233888972"/>
+      <w:r>
+        <w:rPr>
+          <w:rFonts w:ascii="Times New Roman" w:hAnsi="Times New Roman" w:cs="Times New Roman"/>
+          <w:b/>
+          <w:color w:val="auto"/>
+          <w:sz w:val="24"/>
+          <w:szCs w:val="24"/>
+          <w:lang w:val="ru-RU"/>
+        </w:rPr>
+        <w:t>2.4.3 Использование памяти</w:t>
+      </w:r>
+      <w:bookmarkEnd w:id="5"/>
     </w:p>
     <w:p>
       <w:pPr>
@@ -2546,7 +2961,25 @@
           <w:szCs w:val="24"/>
           <w:lang w:val="ru-RU"/>
         </w:rPr>
-        <w:t xml:space="preserve">Из полученных 20 значений для каждой метрики необходимо определить значение, которое будет отражать поведение </w:t>
+        <w:t>Нагрузка на память сервера</w:t>
+      </w:r>
+      <w:r>
+        <w:rPr>
+          <w:rFonts w:ascii="Times New Roman" w:hAnsi="Times New Roman" w:cs="Times New Roman"/>
+          <w:sz w:val="24"/>
+          <w:szCs w:val="24"/>
+          <w:lang w:val="ru-RU"/>
+        </w:rPr>
+        <w:t xml:space="preserve"> </w:t>
+      </w:r>
+      <w:r>
+        <w:rPr>
+          <w:rFonts w:ascii="Times New Roman" w:hAnsi="Times New Roman" w:cs="Times New Roman"/>
+          <w:sz w:val="24"/>
+          <w:szCs w:val="24"/>
+          <w:lang w:val="ru-RU"/>
+        </w:rPr>
+        <w:t xml:space="preserve">и процесс </w:t>
       </w:r>
       <w:proofErr w:type="spellStart"/>
       <w:r>
@@ -2556,6 +2989,62 @@
           <w:szCs w:val="24"/>
           <w:lang w:val="ru-RU"/>
         </w:rPr>
+        <w:t>своппинга</w:t>
+      </w:r>
+      <w:proofErr w:type="spellEnd"/>
+      <w:r>
+        <w:rPr>
+          <w:rFonts w:ascii="Times New Roman" w:hAnsi="Times New Roman" w:cs="Times New Roman"/>
+          <w:sz w:val="24"/>
+          <w:szCs w:val="24"/>
+          <w:lang w:val="ru-RU"/>
+        </w:rPr>
+        <w:t xml:space="preserve"> </w:t>
+      </w:r>
+      <w:r>
+        <w:rPr>
+          <w:rFonts w:ascii="Times New Roman" w:hAnsi="Times New Roman" w:cs="Times New Roman"/>
+          <w:sz w:val="24"/>
+          <w:szCs w:val="24"/>
+          <w:lang w:val="ru-RU"/>
+        </w:rPr>
+        <w:t>зависит от нагрузки на сервис, но эта зависимость часто имеет ступенчатый, пилообразный характер и сильно зависит от характера работы сервиса с памятью.</w:t>
+      </w:r>
+      <w:r>
+        <w:rPr>
+          <w:rFonts w:ascii="Times New Roman" w:hAnsi="Times New Roman" w:cs="Times New Roman"/>
+          <w:sz w:val="24"/>
+          <w:szCs w:val="24"/>
+          <w:lang w:val="ru-RU"/>
+        </w:rPr>
+        <w:t xml:space="preserve"> </w:t>
+      </w:r>
+      <w:r>
+        <w:rPr>
+          <w:rFonts w:ascii="Times New Roman" w:hAnsi="Times New Roman" w:cs="Times New Roman"/>
+          <w:sz w:val="24"/>
+          <w:szCs w:val="24"/>
+          <w:lang w:val="ru-RU"/>
+        </w:rPr>
+        <w:t xml:space="preserve">В рамках данной характеристики рассмотрим анализ </w:t>
+      </w:r>
+      <w:r>
+        <w:rPr>
+          <w:rFonts w:ascii="Times New Roman" w:hAnsi="Times New Roman" w:cs="Times New Roman"/>
+          <w:sz w:val="24"/>
+          <w:szCs w:val="24"/>
+          <w:lang w:val="ru-RU"/>
+        </w:rPr>
+        <w:t xml:space="preserve">поведения отдельного </w:t>
+      </w:r>
+      <w:proofErr w:type="spellStart"/>
+      <w:r>
+        <w:rPr>
+          <w:rFonts w:ascii="Times New Roman" w:hAnsi="Times New Roman" w:cs="Times New Roman"/>
+          <w:sz w:val="24"/>
+          <w:szCs w:val="24"/>
+          <w:lang w:val="ru-RU"/>
+        </w:rPr>
         <w:t>микросервиса</w:t>
       </w:r>
       <w:proofErr w:type="spellEnd"/>
@@ -2566,283 +3055,7 @@
           <w:szCs w:val="24"/>
           <w:lang w:val="ru-RU"/>
         </w:rPr>
-        <w:t xml:space="preserve"> на данном шаге. </w:t>
-      </w:r>
-      <w:r>
-        <w:rPr>
-          <w:rFonts w:ascii="Times New Roman" w:hAnsi="Times New Roman" w:cs="Times New Roman"/>
-          <w:sz w:val="24"/>
-          <w:szCs w:val="24"/>
-          <w:lang w:val="ru-RU"/>
-        </w:rPr>
-        <w:t xml:space="preserve">Из статистических характеристик больше всего </w:t>
-      </w:r>
-      <w:r>
-        <w:rPr>
-          <w:rFonts w:ascii="Times New Roman" w:hAnsi="Times New Roman" w:cs="Times New Roman"/>
-          <w:sz w:val="24"/>
-          <w:szCs w:val="24"/>
-          <w:lang w:val="ru-RU"/>
-        </w:rPr>
-        <w:t xml:space="preserve">подходит медиана: </w:t>
-      </w:r>
-      <w:r>
-        <w:rPr>
-          <w:rFonts w:ascii="Times New Roman" w:hAnsi="Times New Roman" w:cs="Times New Roman"/>
-          <w:sz w:val="24"/>
-          <w:szCs w:val="24"/>
-          <w:lang w:val="ru-RU"/>
-        </w:rPr>
-        <w:t>она устойчива к выбросам и ско</w:t>
-      </w:r>
-      <w:r>
-        <w:rPr>
-          <w:rFonts w:ascii="Times New Roman" w:hAnsi="Times New Roman" w:cs="Times New Roman"/>
-          <w:sz w:val="24"/>
-          <w:szCs w:val="24"/>
-          <w:lang w:val="ru-RU"/>
-        </w:rPr>
-        <w:t>ш</w:t>
-      </w:r>
-      <w:r>
-        <w:rPr>
-          <w:rFonts w:ascii="Times New Roman" w:hAnsi="Times New Roman" w:cs="Times New Roman"/>
-          <w:sz w:val="24"/>
-          <w:szCs w:val="24"/>
-          <w:lang w:val="ru-RU"/>
-        </w:rPr>
-        <w:t xml:space="preserve">енным распределениям. </w:t>
-      </w:r>
-    </w:p>
-    <w:p>
-      <w:pPr>
-        <w:spacing w:after="0" w:line="360" w:lineRule="auto"/>
-        <w:ind w:firstLine="708"/>
-        <w:jc w:val="both"/>
-        <w:rPr>
-          <w:rFonts w:ascii="Times New Roman" w:hAnsi="Times New Roman" w:cs="Times New Roman"/>
-          <w:sz w:val="24"/>
-          <w:szCs w:val="24"/>
-          <w:lang w:val="ru-RU"/>
-        </w:rPr>
-      </w:pPr>
-      <w:r>
-        <w:rPr>
-          <w:rFonts w:ascii="Times New Roman" w:hAnsi="Times New Roman" w:cs="Times New Roman"/>
-          <w:sz w:val="24"/>
-          <w:szCs w:val="24"/>
-          <w:highlight w:val="red"/>
-          <w:lang w:val="ru-RU"/>
-        </w:rPr>
-        <w:t>/*медиана*/</w:t>
-      </w:r>
-    </w:p>
-    <w:p>
-      <w:pPr>
-        <w:pStyle w:val="1"/>
-        <w:spacing w:before="120" w:after="120"/>
-        <w:ind w:firstLine="709"/>
-        <w:rPr>
-          <w:rFonts w:ascii="Times New Roman" w:hAnsi="Times New Roman" w:cs="Times New Roman"/>
-          <w:b/>
-          <w:color w:val="auto"/>
-          <w:sz w:val="24"/>
-          <w:szCs w:val="24"/>
-          <w:lang w:val="ru-RU"/>
-        </w:rPr>
-      </w:pPr>
-      <w:bookmarkStart w:id="5" w:name="_Toc233888972"/>
-      <w:r>
-        <w:rPr>
-          <w:rFonts w:ascii="Times New Roman" w:hAnsi="Times New Roman" w:cs="Times New Roman"/>
-          <w:b/>
-          <w:color w:val="auto"/>
-          <w:sz w:val="24"/>
-          <w:szCs w:val="24"/>
-          <w:lang w:val="ru-RU"/>
-        </w:rPr>
-        <w:t>2.4.3 Использование памяти</w:t>
-      </w:r>
-      <w:bookmarkEnd w:id="5"/>
-    </w:p>
-    <w:p>
-      <w:pPr>
-        <w:spacing w:after="0" w:line="360" w:lineRule="auto"/>
-        <w:ind w:firstLine="708"/>
-        <w:jc w:val="both"/>
-        <w:rPr>
-          <w:rFonts w:ascii="Times New Roman" w:hAnsi="Times New Roman" w:cs="Times New Roman"/>
-          <w:sz w:val="24"/>
-          <w:szCs w:val="24"/>
-          <w:lang w:val="ru-RU"/>
-        </w:rPr>
-      </w:pPr>
-      <w:r>
-        <w:rPr>
-          <w:rFonts w:ascii="Times New Roman" w:hAnsi="Times New Roman" w:cs="Times New Roman"/>
-          <w:sz w:val="24"/>
-          <w:szCs w:val="24"/>
-          <w:lang w:val="ru-RU"/>
-        </w:rPr>
-        <w:t>Нагрузка на память сервера</w:t>
-      </w:r>
-      <w:r>
-        <w:rPr>
-          <w:rFonts w:ascii="Times New Roman" w:hAnsi="Times New Roman" w:cs="Times New Roman"/>
-          <w:sz w:val="24"/>
-          <w:szCs w:val="24"/>
-          <w:lang w:val="ru-RU"/>
-        </w:rPr>
-        <w:t xml:space="preserve"> </w:t>
-      </w:r>
-      <w:r>
-        <w:rPr>
-          <w:rFonts w:ascii="Times New Roman" w:hAnsi="Times New Roman" w:cs="Times New Roman"/>
-          <w:sz w:val="24"/>
-          <w:szCs w:val="24"/>
-          <w:lang w:val="ru-RU"/>
-        </w:rPr>
-        <w:t xml:space="preserve">и процесс </w:t>
-      </w:r>
-      <w:proofErr w:type="spellStart"/>
-      <w:r>
-        <w:rPr>
-          <w:rFonts w:ascii="Times New Roman" w:hAnsi="Times New Roman" w:cs="Times New Roman"/>
-          <w:sz w:val="24"/>
-          <w:szCs w:val="24"/>
-          <w:lang w:val="ru-RU"/>
-        </w:rPr>
-        <w:t>своппинга</w:t>
-      </w:r>
-      <w:proofErr w:type="spellEnd"/>
-      <w:r>
-        <w:rPr>
-          <w:rFonts w:ascii="Times New Roman" w:hAnsi="Times New Roman" w:cs="Times New Roman"/>
-          <w:sz w:val="24"/>
-          <w:szCs w:val="24"/>
-          <w:lang w:val="ru-RU"/>
-        </w:rPr>
-        <w:t xml:space="preserve"> </w:t>
-      </w:r>
-      <w:r>
-        <w:rPr>
-          <w:rFonts w:ascii="Times New Roman" w:hAnsi="Times New Roman" w:cs="Times New Roman"/>
-          <w:sz w:val="24"/>
-          <w:szCs w:val="24"/>
-          <w:lang w:val="ru-RU"/>
-        </w:rPr>
-        <w:t>зависит от нагрузки на сервис, но эта зависимость часто имеет ступенчатый, пилообразный характер и сильно зависит от характера работы сервиса с памятью.</w:t>
-      </w:r>
-      <w:r>
-        <w:rPr>
-          <w:rFonts w:ascii="Times New Roman" w:hAnsi="Times New Roman" w:cs="Times New Roman"/>
-          <w:sz w:val="24"/>
-          <w:szCs w:val="24"/>
-          <w:lang w:val="ru-RU"/>
-        </w:rPr>
-        <w:t xml:space="preserve"> </w:t>
-      </w:r>
-      <w:r>
-        <w:rPr>
-          <w:rFonts w:ascii="Times New Roman" w:hAnsi="Times New Roman" w:cs="Times New Roman"/>
-          <w:sz w:val="24"/>
-          <w:szCs w:val="24"/>
-          <w:lang w:val="ru-RU"/>
-        </w:rPr>
-        <w:t xml:space="preserve">В рамках данной характеристики рассмотрим анализ </w:t>
-      </w:r>
-      <w:r>
-        <w:rPr>
-          <w:rFonts w:ascii="Times New Roman" w:hAnsi="Times New Roman" w:cs="Times New Roman"/>
-          <w:sz w:val="24"/>
-          <w:szCs w:val="24"/>
-          <w:lang w:val="ru-RU"/>
-        </w:rPr>
-        <w:t xml:space="preserve">поведения отдельного </w:t>
-      </w:r>
-      <w:proofErr w:type="spellStart"/>
-      <w:r>
-        <w:rPr>
-          <w:rFonts w:ascii="Times New Roman" w:hAnsi="Times New Roman" w:cs="Times New Roman"/>
-          <w:sz w:val="24"/>
-          <w:szCs w:val="24"/>
-          <w:lang w:val="ru-RU"/>
-        </w:rPr>
-        <w:t>микросервиса</w:t>
-      </w:r>
-      <w:proofErr w:type="spellEnd"/>
-      <w:r>
-        <w:rPr>
-          <w:rFonts w:ascii="Times New Roman" w:hAnsi="Times New Roman" w:cs="Times New Roman"/>
-          <w:sz w:val="24"/>
-          <w:szCs w:val="24"/>
-          <w:lang w:val="ru-RU"/>
-        </w:rPr>
-        <w:t>, с последующим анализом всего приложения</w:t>
-      </w:r>
-      <w:r>
-        <w:rPr>
-          <w:rFonts w:ascii="Times New Roman" w:hAnsi="Times New Roman" w:cs="Times New Roman"/>
-          <w:sz w:val="24"/>
-          <w:szCs w:val="24"/>
-          <w:lang w:val="ru-RU"/>
-        </w:rPr>
-        <w:t>.</w:t>
-      </w:r>
-    </w:p>
-    <w:p>
-      <w:pPr>
-        <w:spacing w:after="0" w:line="360" w:lineRule="auto"/>
-        <w:ind w:left="2832" w:firstLine="708"/>
-        <w:jc w:val="both"/>
-        <w:rPr>
-          <w:rFonts w:ascii="Times New Roman" w:hAnsi="Times New Roman" w:cs="Times New Roman"/>
-          <w:sz w:val="24"/>
-          <w:szCs w:val="24"/>
-          <w:lang w:val="ru-RU"/>
-        </w:rPr>
-      </w:pPr>
-      <w:r>
-        <w:rPr>
-          <w:rFonts w:ascii="Times New Roman" w:hAnsi="Times New Roman" w:cs="Times New Roman"/>
-          <w:sz w:val="24"/>
-          <w:szCs w:val="24"/>
-        </w:rPr>
-        <w:t>f</w:t>
-      </w:r>
-      <w:r>
-        <w:rPr>
-          <w:rFonts w:ascii="Times New Roman" w:hAnsi="Times New Roman" w:cs="Times New Roman"/>
-          <w:sz w:val="24"/>
-          <w:szCs w:val="24"/>
-          <w:lang w:val="ru-RU"/>
-        </w:rPr>
-        <w:t>(</w:t>
-      </w:r>
-      <w:r>
-        <w:rPr>
-          <w:rFonts w:ascii="Times New Roman" w:hAnsi="Times New Roman" w:cs="Times New Roman"/>
-          <w:sz w:val="24"/>
-          <w:szCs w:val="24"/>
-        </w:rPr>
-        <w:t>L</w:t>
-      </w:r>
-      <w:r>
-        <w:rPr>
-          <w:rFonts w:ascii="Times New Roman" w:hAnsi="Times New Roman" w:cs="Times New Roman"/>
-          <w:sz w:val="24"/>
-          <w:szCs w:val="24"/>
-          <w:lang w:val="ru-RU"/>
-        </w:rPr>
-        <w:t xml:space="preserve">) = </w:t>
-      </w:r>
-      <w:r>
-        <w:rPr>
-          <w:rFonts w:ascii="Times New Roman" w:hAnsi="Times New Roman" w:cs="Times New Roman"/>
-          <w:sz w:val="24"/>
-          <w:szCs w:val="24"/>
-        </w:rPr>
-        <w:t>MEM</w:t>
+        <w:t>, с последующим анализом всего приложения.</w:t>
       </w:r>
     </w:p>
     <w:p>
@@ -2860,15 +3073,58 @@
       <w:r>
         <w:rPr>
           <w:rFonts w:ascii="Times New Roman" w:hAnsi="Times New Roman" w:cs="Times New Roman"/>
+          <w:sz w:val="24"/>
+          <w:szCs w:val="24"/>
+        </w:rPr>
+        <w:lastRenderedPageBreak/>
+        <w:drawing>
+          <wp:inline distT="0" distB="0" distL="0" distR="0" wp14:anchorId="780BA16D" wp14:editId="713CD5F2">
+            <wp:extent cx="2238687" cy="609685"/>
+            <wp:effectExtent l="0" t="0" r="9525" b="0"/>
+            <wp:docPr id="11" name="Рисунок 11"/>
+            <wp:cNvGraphicFramePr>
+              <a:graphicFrameLocks xmlns:a="http://schemas.openxmlformats.org/drawingml/2006/main" noChangeAspect="1"/>
+            </wp:cNvGraphicFramePr>
+            <a:graphic xmlns:a="http://schemas.openxmlformats.org/drawingml/2006/main">
+              <a:graphicData uri="http://schemas.openxmlformats.org/drawingml/2006/picture">
+                <pic:pic xmlns:pic="http://schemas.openxmlformats.org/drawingml/2006/picture">
+                  <pic:nvPicPr>
+                    <pic:cNvPr id="1" name=""/>
+                    <pic:cNvPicPr/>
+                  </pic:nvPicPr>
+                  <pic:blipFill>
+                    <a:blip r:embed="rId11"/>
+                    <a:stretch>
+                      <a:fillRect/>
+                    </a:stretch>
+                  </pic:blipFill>
+                  <pic:spPr>
+                    <a:xfrm>
+                      <a:off x="0" y="0"/>
+                      <a:ext cx="2238687" cy="609685"/>
+                    </a:xfrm>
+                    <a:prstGeom prst="rect">
+                      <a:avLst/>
+                    </a:prstGeom>
+                  </pic:spPr>
+                </pic:pic>
+              </a:graphicData>
+            </a:graphic>
+          </wp:inline>
+        </w:drawing>
+      </w:r>
+      <w:r>
+        <w:rPr>
+          <w:rFonts w:ascii="Times New Roman" w:hAnsi="Times New Roman" w:cs="Times New Roman"/>
           <w:noProof/>
           <w:sz w:val="24"/>
           <w:szCs w:val="24"/>
           <w:lang w:val="ru-RU"/>
         </w:rPr>
         <w:drawing>
-          <wp:inline distT="0" distB="0" distL="0" distR="0" wp14:anchorId="15D87C69" wp14:editId="538CCD33">
-            <wp:extent cx="5766088" cy="4737311"/>
-            <wp:effectExtent l="19050" t="19050" r="25400" b="25400"/>
+          <wp:inline distT="0" distB="0" distL="0" distR="0" wp14:anchorId="15D87C69" wp14:editId="2C8C086D">
+            <wp:extent cx="5505007" cy="4522812"/>
+            <wp:effectExtent l="19050" t="19050" r="19685" b="11430"/>
             <wp:docPr id="3" name="Рисунок 3"/>
             <wp:cNvGraphicFramePr>
               <a:graphicFrameLocks xmlns:a="http://schemas.openxmlformats.org/drawingml/2006/main" noChangeAspect="1"/>
@@ -2881,7 +3137,7 @@
                     <pic:cNvPicPr/>
                   </pic:nvPicPr>
                   <pic:blipFill>
-                    <a:blip r:embed="rId7"/>
+                    <a:blip r:embed="rId12"/>
                     <a:stretch>
                       <a:fillRect/>
                     </a:stretch>
@@ -2889,7 +3145,7 @@
                   <pic:spPr>
                     <a:xfrm>
                       <a:off x="0" y="0"/>
-                      <a:ext cx="5923898" cy="4866965"/>
+                      <a:ext cx="5671003" cy="4659191"/>
                     </a:xfrm>
                     <a:prstGeom prst="rect">
                       <a:avLst/>
@@ -2914,45 +3170,36 @@
         <w:jc w:val="center"/>
         <w:rPr>
           <w:rFonts w:ascii="Times New Roman" w:hAnsi="Times New Roman" w:cs="Times New Roman"/>
-          <w:sz w:val="24"/>
-          <w:szCs w:val="24"/>
-          <w:lang w:val="ru-RU"/>
-        </w:rPr>
-      </w:pPr>
-      <w:r>
-        <w:rPr>
-          <w:rFonts w:ascii="Times New Roman" w:hAnsi="Times New Roman" w:cs="Times New Roman"/>
-          <w:sz w:val="24"/>
-          <w:szCs w:val="24"/>
-          <w:lang w:val="ru-RU"/>
-        </w:rPr>
-        <w:t xml:space="preserve">Рисунок </w:t>
-      </w:r>
-      <w:r>
-        <w:rPr>
-          <w:rFonts w:ascii="Times New Roman" w:hAnsi="Times New Roman" w:cs="Times New Roman"/>
-          <w:sz w:val="24"/>
-          <w:szCs w:val="24"/>
-          <w:lang w:val="ru-RU"/>
-        </w:rPr>
-        <w:t>2.6</w:t>
-      </w:r>
-      <w:r>
-        <w:rPr>
-          <w:rFonts w:ascii="Times New Roman" w:hAnsi="Times New Roman" w:cs="Times New Roman"/>
-          <w:sz w:val="24"/>
-          <w:szCs w:val="24"/>
-          <w:lang w:val="ru-RU"/>
-        </w:rPr>
-        <w:t xml:space="preserve"> - Функция</w:t>
-      </w:r>
-      <w:r>
-        <w:rPr>
-          <w:rFonts w:ascii="Times New Roman" w:hAnsi="Times New Roman" w:cs="Times New Roman"/>
           <w:i/>
           <w:iCs/>
-          <w:sz w:val="24"/>
-          <w:szCs w:val="24"/>
+        </w:rPr>
+      </w:pPr>
+      <w:r>
+        <w:rPr>
+          <w:rFonts w:ascii="Times New Roman" w:hAnsi="Times New Roman" w:cs="Times New Roman"/>
+          <w:lang w:val="ru-RU"/>
+        </w:rPr>
+        <w:t>Рисунок 2.</w:t>
+      </w:r>
+      <w:r>
+        <w:rPr>
+          <w:rFonts w:ascii="Times New Roman" w:hAnsi="Times New Roman" w:cs="Times New Roman"/>
+          <w:lang w:val="ru-RU"/>
+        </w:rPr>
+        <w:t>2</w:t>
+      </w:r>
+      <w:r>
+        <w:rPr>
+          <w:rFonts w:ascii="Times New Roman" w:hAnsi="Times New Roman" w:cs="Times New Roman"/>
+          <w:lang w:val="ru-RU"/>
+        </w:rPr>
+        <w:t xml:space="preserve"> - Функция</w:t>
+      </w:r>
+      <w:r>
+        <w:rPr>
+          <w:rFonts w:ascii="Times New Roman" w:hAnsi="Times New Roman" w:cs="Times New Roman"/>
+          <w:i/>
+          <w:iCs/>
           <w:lang w:val="ru-RU"/>
         </w:rPr>
         <w:t xml:space="preserve"> </w:t>
@@ -2960,16 +3207,16 @@
       <w:r>
         <w:rPr>
           <w:rFonts w:ascii="Times New Roman" w:hAnsi="Times New Roman" w:cs="Times New Roman"/>
-          <w:sz w:val="24"/>
-          <w:szCs w:val="24"/>
+          <w:i/>
+          <w:iCs/>
         </w:rPr>
         <w:t>f</w:t>
       </w:r>
       <w:r>
         <w:rPr>
           <w:rFonts w:ascii="Times New Roman" w:hAnsi="Times New Roman" w:cs="Times New Roman"/>
-          <w:sz w:val="24"/>
-          <w:szCs w:val="24"/>
+          <w:i/>
+          <w:iCs/>
           <w:lang w:val="ru-RU"/>
         </w:rPr>
         <w:t>(</w:t>
@@ -2977,16 +3224,16 @@
       <w:r>
         <w:rPr>
           <w:rFonts w:ascii="Times New Roman" w:hAnsi="Times New Roman" w:cs="Times New Roman"/>
-          <w:sz w:val="24"/>
-          <w:szCs w:val="24"/>
+          <w:i/>
+          <w:iCs/>
         </w:rPr>
         <w:t>L</w:t>
       </w:r>
       <w:r>
         <w:rPr>
           <w:rFonts w:ascii="Times New Roman" w:hAnsi="Times New Roman" w:cs="Times New Roman"/>
-          <w:sz w:val="24"/>
-          <w:szCs w:val="24"/>
+          <w:i/>
+          <w:iCs/>
           <w:lang w:val="ru-RU"/>
         </w:rPr>
         <w:t xml:space="preserve">) = </w:t>
@@ -2994,75 +3241,73 @@
       <w:r>
         <w:rPr>
           <w:rFonts w:ascii="Times New Roman" w:hAnsi="Times New Roman" w:cs="Times New Roman"/>
-          <w:sz w:val="24"/>
-          <w:szCs w:val="24"/>
-        </w:rPr>
-        <w:t>MEM</w:t>
+          <w:i/>
+          <w:iCs/>
+        </w:rPr>
+        <w:t>Memory</w:t>
       </w:r>
     </w:p>
     <w:p>
       <w:pPr>
-        <w:spacing w:after="120" w:line="360" w:lineRule="auto"/>
+        <w:spacing w:before="120" w:after="120" w:line="360" w:lineRule="auto"/>
         <w:ind w:firstLine="357"/>
         <w:jc w:val="center"/>
         <w:rPr>
           <w:rFonts w:ascii="Times New Roman" w:hAnsi="Times New Roman" w:cs="Times New Roman"/>
-          <w:sz w:val="24"/>
-          <w:szCs w:val="24"/>
-          <w:lang w:val="ru-RU"/>
-        </w:rPr>
-      </w:pPr>
-      <w:r>
-        <w:rPr>
-          <w:rFonts w:ascii="Times New Roman" w:hAnsi="Times New Roman" w:cs="Times New Roman"/>
-          <w:sz w:val="24"/>
-          <w:szCs w:val="24"/>
-        </w:rPr>
-        <w:t>g</w:t>
-      </w:r>
-      <w:r>
-        <w:rPr>
-          <w:rFonts w:ascii="Times New Roman" w:hAnsi="Times New Roman" w:cs="Times New Roman"/>
-          <w:sz w:val="24"/>
-          <w:szCs w:val="24"/>
-          <w:lang w:val="ru-RU"/>
-        </w:rPr>
-        <w:t>(</w:t>
-      </w:r>
-      <w:r>
-        <w:rPr>
-          <w:rFonts w:ascii="Times New Roman" w:hAnsi="Times New Roman" w:cs="Times New Roman"/>
-          <w:sz w:val="24"/>
-          <w:szCs w:val="24"/>
-        </w:rPr>
-        <w:t>L</w:t>
-      </w:r>
-      <w:r>
-        <w:rPr>
-          <w:rFonts w:ascii="Times New Roman" w:hAnsi="Times New Roman" w:cs="Times New Roman"/>
-          <w:sz w:val="24"/>
-          <w:szCs w:val="24"/>
-          <w:lang w:val="ru-RU"/>
-        </w:rPr>
-        <w:t xml:space="preserve">) = </w:t>
-      </w:r>
-      <w:r>
-        <w:rPr>
-          <w:rFonts w:ascii="Times New Roman" w:hAnsi="Times New Roman" w:cs="Times New Roman"/>
-          <w:sz w:val="24"/>
-          <w:szCs w:val="24"/>
-        </w:rPr>
-        <w:t>SWAP</w:t>
+          <w:lang w:val="ru-RU"/>
+        </w:rPr>
+      </w:pPr>
+      <w:r>
+        <w:rPr>
+          <w:rFonts w:ascii="Times New Roman" w:hAnsi="Times New Roman" w:cs="Times New Roman"/>
+          <w:sz w:val="24"/>
+          <w:szCs w:val="24"/>
+        </w:rPr>
+        <w:drawing>
+          <wp:inline distT="0" distB="0" distL="0" distR="0" wp14:anchorId="672CF95A" wp14:editId="4366D20E">
+            <wp:extent cx="2010056" cy="600159"/>
+            <wp:effectExtent l="0" t="0" r="9525" b="9525"/>
+            <wp:docPr id="13" name="Рисунок 13"/>
+            <wp:cNvGraphicFramePr>
+              <a:graphicFrameLocks xmlns:a="http://schemas.openxmlformats.org/drawingml/2006/main" noChangeAspect="1"/>
+            </wp:cNvGraphicFramePr>
+            <a:graphic xmlns:a="http://schemas.openxmlformats.org/drawingml/2006/main">
+              <a:graphicData uri="http://schemas.openxmlformats.org/drawingml/2006/picture">
+                <pic:pic xmlns:pic="http://schemas.openxmlformats.org/drawingml/2006/picture">
+                  <pic:nvPicPr>
+                    <pic:cNvPr id="1" name=""/>
+                    <pic:cNvPicPr/>
+                  </pic:nvPicPr>
+                  <pic:blipFill>
+                    <a:blip r:embed="rId13"/>
+                    <a:stretch>
+                      <a:fillRect/>
+                    </a:stretch>
+                  </pic:blipFill>
+                  <pic:spPr>
+                    <a:xfrm>
+                      <a:off x="0" y="0"/>
+                      <a:ext cx="2010056" cy="600159"/>
+                    </a:xfrm>
+                    <a:prstGeom prst="rect">
+                      <a:avLst/>
+                    </a:prstGeom>
+                  </pic:spPr>
+                </pic:pic>
+              </a:graphicData>
+            </a:graphic>
+          </wp:inline>
+        </w:drawing>
       </w:r>
     </w:p>
     <w:p>
       <w:pPr>
-        <w:spacing w:after="0" w:line="360" w:lineRule="auto"/>
+        <w:spacing w:before="120" w:after="120" w:line="360" w:lineRule="auto"/>
+        <w:ind w:firstLine="357"/>
         <w:jc w:val="center"/>
         <w:rPr>
           <w:rFonts w:ascii="Times New Roman" w:hAnsi="Times New Roman" w:cs="Times New Roman"/>
-          <w:sz w:val="24"/>
-          <w:szCs w:val="24"/>
+          <w:lang w:val="ru-RU"/>
         </w:rPr>
       </w:pPr>
       <w:r>
@@ -3089,7 +3334,7 @@
                     <pic:cNvPicPr/>
                   </pic:nvPicPr>
                   <pic:blipFill>
-                    <a:blip r:embed="rId8"/>
+                    <a:blip r:embed="rId14"/>
                     <a:stretch>
                       <a:fillRect/>
                     </a:stretch>
@@ -3177,6 +3422,8 @@
       <w:r>
         <w:rPr>
           <w:rFonts w:ascii="Times New Roman" w:hAnsi="Times New Roman" w:cs="Times New Roman"/>
+          <w:i/>
+          <w:iCs/>
           <w:sz w:val="24"/>
           <w:szCs w:val="24"/>
         </w:rPr>
@@ -3185,6 +3432,8 @@
       <w:r>
         <w:rPr>
           <w:rFonts w:ascii="Times New Roman" w:hAnsi="Times New Roman" w:cs="Times New Roman"/>
+          <w:i/>
+          <w:iCs/>
           <w:sz w:val="24"/>
           <w:szCs w:val="24"/>
           <w:lang w:val="ru-RU"/>
@@ -3194,6 +3443,8 @@
       <w:r>
         <w:rPr>
           <w:rFonts w:ascii="Times New Roman" w:hAnsi="Times New Roman" w:cs="Times New Roman"/>
+          <w:i/>
+          <w:iCs/>
           <w:sz w:val="24"/>
           <w:szCs w:val="24"/>
         </w:rPr>
@@ -3202,6 +3453,8 @@
       <w:r>
         <w:rPr>
           <w:rFonts w:ascii="Times New Roman" w:hAnsi="Times New Roman" w:cs="Times New Roman"/>
+          <w:i/>
+          <w:iCs/>
           <w:sz w:val="24"/>
           <w:szCs w:val="24"/>
           <w:lang w:val="ru-RU"/>
@@ -3211,10 +3464,12 @@
       <w:r>
         <w:rPr>
           <w:rFonts w:ascii="Times New Roman" w:hAnsi="Times New Roman" w:cs="Times New Roman"/>
-          <w:sz w:val="24"/>
-          <w:szCs w:val="24"/>
-        </w:rPr>
-        <w:t>SWAP</w:t>
+          <w:i/>
+          <w:iCs/>
+          <w:sz w:val="24"/>
+          <w:szCs w:val="24"/>
+        </w:rPr>
+        <w:t>Swapping</w:t>
       </w:r>
     </w:p>
     <w:p>
@@ -3261,6 +3516,8 @@
       <w:r>
         <w:rPr>
           <w:rFonts w:ascii="Times New Roman" w:hAnsi="Times New Roman" w:cs="Times New Roman"/>
+          <w:i/>
+          <w:iCs/>
           <w:sz w:val="24"/>
           <w:szCs w:val="24"/>
         </w:rPr>
@@ -3269,6 +3526,8 @@
       <w:r>
         <w:rPr>
           <w:rFonts w:ascii="Times New Roman" w:hAnsi="Times New Roman" w:cs="Times New Roman"/>
+          <w:i/>
+          <w:iCs/>
           <w:sz w:val="24"/>
           <w:szCs w:val="24"/>
           <w:lang w:val="ru-RU"/>
@@ -3278,6 +3537,8 @@
       <w:r>
         <w:rPr>
           <w:rFonts w:ascii="Times New Roman" w:hAnsi="Times New Roman" w:cs="Times New Roman"/>
+          <w:i/>
+          <w:iCs/>
           <w:sz w:val="24"/>
           <w:szCs w:val="24"/>
         </w:rPr>
@@ -3510,7 +3771,27 @@
           <w:szCs w:val="24"/>
           <w:lang w:val="ru-RU"/>
         </w:rPr>
-        <w:t xml:space="preserve">По каждой строке полученной матрицы получим номер испытания и значение нагрузки при котором </w:t>
+        <w:t xml:space="preserve">По каждой строке полученной матрицы получим номер испытания и значение </w:t>
+      </w:r>
+      <w:proofErr w:type="gramStart"/>
+      <w:r>
+        <w:rPr>
+          <w:rFonts w:ascii="Times New Roman" w:hAnsi="Times New Roman" w:cs="Times New Roman"/>
+          <w:sz w:val="24"/>
+          <w:szCs w:val="24"/>
+          <w:lang w:val="ru-RU"/>
+        </w:rPr>
+        <w:t>нагрузки</w:t>
+      </w:r>
+      <w:proofErr w:type="gramEnd"/>
+      <w:r>
+        <w:rPr>
+          <w:rFonts w:ascii="Times New Roman" w:hAnsi="Times New Roman" w:cs="Times New Roman"/>
+          <w:sz w:val="24"/>
+          <w:szCs w:val="24"/>
+          <w:lang w:val="ru-RU"/>
+        </w:rPr>
+        <w:t xml:space="preserve"> при котором </w:t>
       </w:r>
       <w:r>
         <w:rPr>
@@ -3545,7 +3826,27 @@
           <w:szCs w:val="24"/>
           <w:lang w:val="ru-RU"/>
         </w:rPr>
-        <w:t xml:space="preserve"> &gt;= 1</w:t>
+        <w:t xml:space="preserve"> </w:t>
+      </w:r>
+      <w:proofErr w:type="gramStart"/>
+      <w:r>
+        <w:rPr>
+          <w:rFonts w:ascii="Times New Roman" w:hAnsi="Times New Roman" w:cs="Times New Roman"/>
+          <w:sz w:val="24"/>
+          <w:szCs w:val="24"/>
+          <w:lang w:val="ru-RU"/>
+        </w:rPr>
+        <w:t>&gt;=</w:t>
+      </w:r>
+      <w:proofErr w:type="gramEnd"/>
+      <w:r>
+        <w:rPr>
+          <w:rFonts w:ascii="Times New Roman" w:hAnsi="Times New Roman" w:cs="Times New Roman"/>
+          <w:sz w:val="24"/>
+          <w:szCs w:val="24"/>
+          <w:lang w:val="ru-RU"/>
+        </w:rPr>
+        <w:t xml:space="preserve"> 1</w:t>
       </w:r>
       <w:r>
         <w:rPr>
@@ -3703,16 +4004,7 @@
           <w:szCs w:val="24"/>
           <w:lang w:val="ru-RU"/>
         </w:rPr>
-        <w:t xml:space="preserve"> </w:t>
-      </w:r>
-      <w:r>
-        <w:rPr>
-          <w:rFonts w:ascii="Times New Roman" w:hAnsi="Times New Roman" w:cs="Times New Roman"/>
-          <w:sz w:val="24"/>
-          <w:szCs w:val="24"/>
-          <w:lang w:val="ru-RU"/>
-        </w:rPr>
-        <w:t>статистики</w:t>
+        <w:t xml:space="preserve"> статистики</w:t>
       </w:r>
       <w:r>
         <w:rPr>
@@ -3752,6 +4044,7 @@
           <w:rFonts w:ascii="Times New Roman" w:hAnsi="Times New Roman" w:cs="Times New Roman"/>
           <w:sz w:val="24"/>
           <w:szCs w:val="24"/>
+          <w:lang w:val="ru-RU"/>
         </w:rPr>
       </w:pPr>
       <w:r>
@@ -3789,8 +4082,28 @@
           <w:sz w:val="24"/>
           <w:szCs w:val="24"/>
           <w:highlight w:val="red"/>
-        </w:rPr>
-        <w:t xml:space="preserve"> = G * </w:t>
+          <w:lang w:val="ru-RU"/>
+        </w:rPr>
+        <w:t xml:space="preserve"> = </w:t>
+      </w:r>
+      <w:r>
+        <w:rPr>
+          <w:rFonts w:ascii="Times New Roman" w:hAnsi="Times New Roman" w:cs="Times New Roman"/>
+          <w:sz w:val="24"/>
+          <w:szCs w:val="24"/>
+          <w:highlight w:val="red"/>
+        </w:rPr>
+        <w:t>G</w:t>
+      </w:r>
+      <w:r>
+        <w:rPr>
+          <w:rFonts w:ascii="Times New Roman" w:hAnsi="Times New Roman" w:cs="Times New Roman"/>
+          <w:sz w:val="24"/>
+          <w:szCs w:val="24"/>
+          <w:highlight w:val="red"/>
+          <w:lang w:val="ru-RU"/>
+        </w:rPr>
+        <w:t xml:space="preserve"> * </w:t>
       </w:r>
       <w:proofErr w:type="spellStart"/>
       <w:r>
@@ -3849,6 +4162,7 @@
           <w:rFonts w:ascii="Times New Roman" w:hAnsi="Times New Roman" w:cs="Times New Roman"/>
           <w:sz w:val="24"/>
           <w:szCs w:val="24"/>
+          <w:lang w:val="ru-RU"/>
         </w:rPr>
         <w:tab/>
       </w:r>
@@ -4115,8 +4429,9 @@
           <w:szCs w:val="24"/>
           <w:highlight w:val="red"/>
         </w:rPr>
-        <w:t xml:space="preserve">/* </w:t>
-      </w:r>
+        <w:t>/* SWAP = (</w:t>
+      </w:r>
+      <w:proofErr w:type="spellStart"/>
       <w:r>
         <w:rPr>
           <w:rFonts w:ascii="Times New Roman" w:hAnsi="Times New Roman" w:cs="Times New Roman"/>
@@ -4124,7 +4439,17 @@
           <w:szCs w:val="24"/>
           <w:highlight w:val="red"/>
         </w:rPr>
-        <w:t>SWAP = (</w:t>
+        <w:t>swap_used</w:t>
+      </w:r>
+      <w:proofErr w:type="spellEnd"/>
+      <w:r>
+        <w:rPr>
+          <w:rFonts w:ascii="Times New Roman" w:hAnsi="Times New Roman" w:cs="Times New Roman"/>
+          <w:sz w:val="24"/>
+          <w:szCs w:val="24"/>
+          <w:highlight w:val="red"/>
+        </w:rPr>
+        <w:t xml:space="preserve"> / </w:t>
       </w:r>
       <w:proofErr w:type="spellStart"/>
       <w:r>
@@ -4134,7 +4459,17 @@
           <w:szCs w:val="24"/>
           <w:highlight w:val="red"/>
         </w:rPr>
-        <w:t>swap_used</w:t>
+        <w:t>swap_</w:t>
+      </w:r>
+      <w:proofErr w:type="gramStart"/>
+      <w:r>
+        <w:rPr>
+          <w:rFonts w:ascii="Times New Roman" w:hAnsi="Times New Roman" w:cs="Times New Roman"/>
+          <w:sz w:val="24"/>
+          <w:szCs w:val="24"/>
+          <w:highlight w:val="red"/>
+        </w:rPr>
+        <w:t>total</w:t>
       </w:r>
       <w:proofErr w:type="spellEnd"/>
       <w:r>
@@ -4144,9 +4479,9 @@
           <w:szCs w:val="24"/>
           <w:highlight w:val="red"/>
         </w:rPr>
-        <w:t xml:space="preserve"> / </w:t>
-      </w:r>
-      <w:proofErr w:type="spellStart"/>
+        <w:t>)*</w:t>
+      </w:r>
+      <w:proofErr w:type="gramEnd"/>
       <w:r>
         <w:rPr>
           <w:rFonts w:ascii="Times New Roman" w:hAnsi="Times New Roman" w:cs="Times New Roman"/>
@@ -4154,26 +4489,7 @@
           <w:szCs w:val="24"/>
           <w:highlight w:val="red"/>
         </w:rPr>
-        <w:t>swap_total</w:t>
-      </w:r>
-      <w:proofErr w:type="spellEnd"/>
-      <w:r>
-        <w:rPr>
-          <w:rFonts w:ascii="Times New Roman" w:hAnsi="Times New Roman" w:cs="Times New Roman"/>
-          <w:sz w:val="24"/>
-          <w:szCs w:val="24"/>
-          <w:highlight w:val="red"/>
-        </w:rPr>
-        <w:t>)</w:t>
-      </w:r>
-      <w:r>
-        <w:rPr>
-          <w:rFonts w:ascii="Times New Roman" w:hAnsi="Times New Roman" w:cs="Times New Roman"/>
-          <w:sz w:val="24"/>
-          <w:szCs w:val="24"/>
-          <w:highlight w:val="red"/>
-        </w:rPr>
-        <w:t>*/</w:t>
+        <w:t>/</w:t>
       </w:r>
     </w:p>
     <w:p>
@@ -4361,7 +4677,7 @@
                     <pic:cNvPicPr/>
                   </pic:nvPicPr>
                   <pic:blipFill>
-                    <a:blip r:embed="rId9"/>
+                    <a:blip r:embed="rId15"/>
                     <a:stretch>
                       <a:fillRect/>
                     </a:stretch>
@@ -4782,7 +5098,27 @@
           <w:szCs w:val="24"/>
           <w:lang w:val="ru-RU"/>
         </w:rPr>
-        <w:t xml:space="preserve">По каждой строке полученной матрицы получим номер испытания и значение нагрузки при котором </w:t>
+        <w:t xml:space="preserve">По каждой строке полученной матрицы получим номер испытания и значение </w:t>
+      </w:r>
+      <w:proofErr w:type="gramStart"/>
+      <w:r>
+        <w:rPr>
+          <w:rFonts w:ascii="Times New Roman" w:hAnsi="Times New Roman" w:cs="Times New Roman"/>
+          <w:sz w:val="24"/>
+          <w:szCs w:val="24"/>
+          <w:lang w:val="ru-RU"/>
+        </w:rPr>
+        <w:t>нагрузки</w:t>
+      </w:r>
+      <w:proofErr w:type="gramEnd"/>
+      <w:r>
+        <w:rPr>
+          <w:rFonts w:ascii="Times New Roman" w:hAnsi="Times New Roman" w:cs="Times New Roman"/>
+          <w:sz w:val="24"/>
+          <w:szCs w:val="24"/>
+          <w:lang w:val="ru-RU"/>
+        </w:rPr>
+        <w:t xml:space="preserve"> при котором </w:t>
       </w:r>
       <w:r>
         <w:rPr>
@@ -4817,7 +5153,27 @@
           <w:szCs w:val="24"/>
           <w:lang w:val="ru-RU"/>
         </w:rPr>
-        <w:t xml:space="preserve"> &gt;= 1</w:t>
+        <w:t xml:space="preserve"> </w:t>
+      </w:r>
+      <w:proofErr w:type="gramStart"/>
+      <w:r>
+        <w:rPr>
+          <w:rFonts w:ascii="Times New Roman" w:hAnsi="Times New Roman" w:cs="Times New Roman"/>
+          <w:sz w:val="24"/>
+          <w:szCs w:val="24"/>
+          <w:lang w:val="ru-RU"/>
+        </w:rPr>
+        <w:t>&gt;=</w:t>
+      </w:r>
+      <w:proofErr w:type="gramEnd"/>
+      <w:r>
+        <w:rPr>
+          <w:rFonts w:ascii="Times New Roman" w:hAnsi="Times New Roman" w:cs="Times New Roman"/>
+          <w:sz w:val="24"/>
+          <w:szCs w:val="24"/>
+          <w:lang w:val="ru-RU"/>
+        </w:rPr>
+        <w:t xml:space="preserve"> 1</w:t>
       </w:r>
       <w:r>
         <w:rPr>
@@ -5649,7 +6005,7 @@
                     <pic:cNvPicPr/>
                   </pic:nvPicPr>
                   <pic:blipFill>
-                    <a:blip r:embed="rId10"/>
+                    <a:blip r:embed="rId16"/>
                     <a:stretch>
                       <a:fillRect/>
                     </a:stretch>
@@ -5891,7 +6247,7 @@
                     <pic:cNvPicPr/>
                   </pic:nvPicPr>
                   <pic:blipFill>
-                    <a:blip r:embed="rId11"/>
+                    <a:blip r:embed="rId17"/>
                     <a:stretch>
                       <a:fillRect/>
                     </a:stretch>
@@ -6094,7 +6450,7 @@
                     <pic:cNvPicPr/>
                   </pic:nvPicPr>
                   <pic:blipFill>
-                    <a:blip r:embed="rId12"/>
+                    <a:blip r:embed="rId18"/>
                     <a:stretch>
                       <a:fillRect/>
                     </a:stretch>
@@ -6547,7 +6903,27 @@
           <w:szCs w:val="24"/>
           <w:lang w:val="ru-RU"/>
         </w:rPr>
-        <w:t xml:space="preserve">По каждой строке полученной матрицы получим номер испытания и значение нагрузки при котором </w:t>
+        <w:t xml:space="preserve">По каждой строке полученной матрицы получим номер испытания и значение </w:t>
+      </w:r>
+      <w:proofErr w:type="gramStart"/>
+      <w:r>
+        <w:rPr>
+          <w:rFonts w:ascii="Times New Roman" w:hAnsi="Times New Roman" w:cs="Times New Roman"/>
+          <w:sz w:val="24"/>
+          <w:szCs w:val="24"/>
+          <w:lang w:val="ru-RU"/>
+        </w:rPr>
+        <w:t>нагрузки</w:t>
+      </w:r>
+      <w:proofErr w:type="gramEnd"/>
+      <w:r>
+        <w:rPr>
+          <w:rFonts w:ascii="Times New Roman" w:hAnsi="Times New Roman" w:cs="Times New Roman"/>
+          <w:sz w:val="24"/>
+          <w:szCs w:val="24"/>
+          <w:lang w:val="ru-RU"/>
+        </w:rPr>
+        <w:t xml:space="preserve"> при котором </w:t>
       </w:r>
       <w:r>
         <w:rPr>
@@ -6582,7 +6958,27 @@
           <w:szCs w:val="24"/>
           <w:lang w:val="ru-RU"/>
         </w:rPr>
-        <w:t xml:space="preserve"> &gt;= 1</w:t>
+        <w:t xml:space="preserve"> </w:t>
+      </w:r>
+      <w:proofErr w:type="gramStart"/>
+      <w:r>
+        <w:rPr>
+          <w:rFonts w:ascii="Times New Roman" w:hAnsi="Times New Roman" w:cs="Times New Roman"/>
+          <w:sz w:val="24"/>
+          <w:szCs w:val="24"/>
+          <w:lang w:val="ru-RU"/>
+        </w:rPr>
+        <w:t>&gt;=</w:t>
+      </w:r>
+      <w:proofErr w:type="gramEnd"/>
+      <w:r>
+        <w:rPr>
+          <w:rFonts w:ascii="Times New Roman" w:hAnsi="Times New Roman" w:cs="Times New Roman"/>
+          <w:sz w:val="24"/>
+          <w:szCs w:val="24"/>
+          <w:lang w:val="ru-RU"/>
+        </w:rPr>
+        <w:t xml:space="preserve"> 1</w:t>
       </w:r>
       <w:r>
         <w:rPr>
@@ -7388,7 +7784,7 @@
                     <pic:cNvPicPr/>
                   </pic:nvPicPr>
                   <pic:blipFill>
-                    <a:blip r:embed="rId13"/>
+                    <a:blip r:embed="rId19"/>
                     <a:stretch>
                       <a:fillRect/>
                     </a:stretch>
@@ -7609,7 +8005,7 @@
                     <pic:cNvPicPr/>
                   </pic:nvPicPr>
                   <pic:blipFill>
-                    <a:blip r:embed="rId14"/>
+                    <a:blip r:embed="rId20"/>
                     <a:stretch>
                       <a:fillRect/>
                     </a:stretch>
@@ -7652,6 +8048,7 @@
           <w:rFonts w:ascii="Times New Roman" w:hAnsi="Times New Roman" w:cs="Times New Roman"/>
           <w:sz w:val="24"/>
           <w:szCs w:val="24"/>
+          <w:lang w:val="ru-RU"/>
         </w:rPr>
       </w:pPr>
       <w:r>
@@ -7668,24 +8065,9 @@
           <w:rFonts w:ascii="Times New Roman" w:hAnsi="Times New Roman" w:cs="Times New Roman"/>
           <w:sz w:val="24"/>
           <w:szCs w:val="24"/>
-        </w:rPr>
-        <w:t xml:space="preserve"> </w:t>
-      </w:r>
-      <w:r>
-        <w:rPr>
-          <w:rFonts w:ascii="Times New Roman" w:hAnsi="Times New Roman" w:cs="Times New Roman"/>
-          <w:sz w:val="24"/>
-          <w:szCs w:val="24"/>
-        </w:rPr>
-        <w:t>2.18</w:t>
-      </w:r>
-      <w:r>
-        <w:rPr>
-          <w:rFonts w:ascii="Times New Roman" w:hAnsi="Times New Roman" w:cs="Times New Roman"/>
-          <w:sz w:val="24"/>
-          <w:szCs w:val="24"/>
-        </w:rPr>
-        <w:t xml:space="preserve"> - </w:t>
+          <w:lang w:val="ru-RU"/>
+        </w:rPr>
+        <w:t xml:space="preserve"> 2.18 - </w:t>
       </w:r>
       <w:r>
         <w:rPr>
@@ -7703,6 +8085,7 @@
           <w:iCs/>
           <w:sz w:val="24"/>
           <w:szCs w:val="24"/>
+          <w:lang w:val="ru-RU"/>
         </w:rPr>
         <w:t xml:space="preserve"> </w:t>
       </w:r>
@@ -7719,6 +8102,7 @@
           <w:rFonts w:ascii="Times New Roman" w:hAnsi="Times New Roman" w:cs="Times New Roman"/>
           <w:sz w:val="24"/>
           <w:szCs w:val="24"/>
+          <w:lang w:val="ru-RU"/>
         </w:rPr>
         <w:t>(</w:t>
       </w:r>
@@ -7735,6 +8119,7 @@
           <w:rFonts w:ascii="Times New Roman" w:hAnsi="Times New Roman" w:cs="Times New Roman"/>
           <w:sz w:val="24"/>
           <w:szCs w:val="24"/>
+          <w:lang w:val="ru-RU"/>
         </w:rPr>
         <w:t xml:space="preserve">) = </w:t>
       </w:r>
@@ -8045,7 +8430,27 @@
           <w:szCs w:val="24"/>
           <w:lang w:val="ru-RU"/>
         </w:rPr>
-        <w:t xml:space="preserve">По каждой строке полученной матрицы получим номер испытания и значение нагрузки при котором </w:t>
+        <w:t xml:space="preserve">По каждой строке полученной матрицы получим номер испытания и значение </w:t>
+      </w:r>
+      <w:proofErr w:type="gramStart"/>
+      <w:r>
+        <w:rPr>
+          <w:rFonts w:ascii="Times New Roman" w:hAnsi="Times New Roman" w:cs="Times New Roman"/>
+          <w:sz w:val="24"/>
+          <w:szCs w:val="24"/>
+          <w:lang w:val="ru-RU"/>
+        </w:rPr>
+        <w:t>нагрузки</w:t>
+      </w:r>
+      <w:proofErr w:type="gramEnd"/>
+      <w:r>
+        <w:rPr>
+          <w:rFonts w:ascii="Times New Roman" w:hAnsi="Times New Roman" w:cs="Times New Roman"/>
+          <w:sz w:val="24"/>
+          <w:szCs w:val="24"/>
+          <w:lang w:val="ru-RU"/>
+        </w:rPr>
+        <w:t xml:space="preserve"> при котором </w:t>
       </w:r>
       <w:r>
         <w:rPr>
@@ -8080,7 +8485,27 @@
           <w:szCs w:val="24"/>
           <w:lang w:val="ru-RU"/>
         </w:rPr>
-        <w:t xml:space="preserve"> &gt;= 1</w:t>
+        <w:t xml:space="preserve"> </w:t>
+      </w:r>
+      <w:proofErr w:type="gramStart"/>
+      <w:r>
+        <w:rPr>
+          <w:rFonts w:ascii="Times New Roman" w:hAnsi="Times New Roman" w:cs="Times New Roman"/>
+          <w:sz w:val="24"/>
+          <w:szCs w:val="24"/>
+          <w:lang w:val="ru-RU"/>
+        </w:rPr>
+        <w:t>&gt;=</w:t>
+      </w:r>
+      <w:proofErr w:type="gramEnd"/>
+      <w:r>
+        <w:rPr>
+          <w:rFonts w:ascii="Times New Roman" w:hAnsi="Times New Roman" w:cs="Times New Roman"/>
+          <w:sz w:val="24"/>
+          <w:szCs w:val="24"/>
+          <w:lang w:val="ru-RU"/>
+        </w:rPr>
+        <w:t xml:space="preserve"> 1</w:t>
       </w:r>
       <w:r>
         <w:rPr>
@@ -8694,6 +9119,7 @@
           <w:rFonts w:ascii="Times New Roman" w:hAnsi="Times New Roman" w:cs="Times New Roman"/>
           <w:sz w:val="24"/>
           <w:szCs w:val="24"/>
+          <w:lang w:val="ru-RU"/>
         </w:rPr>
       </w:pPr>
       <w:r>
@@ -8927,17 +9353,7 @@
           <w:highlight w:val="red"/>
           <w:lang w:val="ru-RU"/>
         </w:rPr>
-        <w:t xml:space="preserve"> мин</w:t>
-      </w:r>
-      <w:r>
-        <w:rPr>
-          <w:rFonts w:ascii="Times New Roman" w:hAnsi="Times New Roman" w:cs="Times New Roman"/>
-          <w:sz w:val="24"/>
-          <w:szCs w:val="24"/>
-          <w:highlight w:val="red"/>
-          <w:lang w:val="ru-RU"/>
-        </w:rPr>
-        <w:t xml:space="preserve"> </w:t>
+        <w:t xml:space="preserve"> мин </w:t>
       </w:r>
       <w:r>
         <w:rPr>
@@ -9736,7 +10152,27 @@
           <w:szCs w:val="24"/>
           <w:lang w:val="ru-RU"/>
         </w:rPr>
-        <w:t>- классическая задача на условную оптимизацию и  балансировку, которую можно решить, например,</w:t>
+        <w:t xml:space="preserve">- классическая задача на условную оптимизацию </w:t>
+      </w:r>
+      <w:proofErr w:type="gramStart"/>
+      <w:r>
+        <w:rPr>
+          <w:rFonts w:ascii="Times New Roman" w:hAnsi="Times New Roman" w:cs="Times New Roman"/>
+          <w:sz w:val="24"/>
+          <w:szCs w:val="24"/>
+          <w:lang w:val="ru-RU"/>
+        </w:rPr>
+        <w:t>и  балансировку</w:t>
+      </w:r>
+      <w:proofErr w:type="gramEnd"/>
+      <w:r>
+        <w:rPr>
+          <w:rFonts w:ascii="Times New Roman" w:hAnsi="Times New Roman" w:cs="Times New Roman"/>
+          <w:sz w:val="24"/>
+          <w:szCs w:val="24"/>
+          <w:lang w:val="ru-RU"/>
+        </w:rPr>
+        <w:t>, которую можно решить, например,</w:t>
       </w:r>
       <w:r>
         <w:rPr>
@@ -10065,7 +10501,7 @@
         <w:t>.</w:t>
       </w:r>
     </w:p>
-    <w:bookmarkEnd w:id="1"/>
+    <w:bookmarkEnd w:id="2"/>
     <w:p>
       <w:pPr>
         <w:ind w:firstLine="708"/>
@@ -10218,6 +10654,7 @@
           <w:rFonts w:ascii="Times New Roman" w:hAnsi="Times New Roman" w:cs="Times New Roman"/>
           <w:sz w:val="24"/>
           <w:szCs w:val="24"/>
+          <w:lang w:val="ru-RU"/>
         </w:rPr>
       </w:pPr>
       <w:r>
@@ -10338,6 +10775,7 @@
           <w:rFonts w:ascii="Times New Roman" w:hAnsi="Times New Roman" w:cs="Times New Roman"/>
           <w:sz w:val="24"/>
           <w:szCs w:val="24"/>
+          <w:lang w:val="ru-RU"/>
         </w:rPr>
       </w:pPr>
       <w:r>
@@ -10347,7 +10785,36 @@
           <w:szCs w:val="24"/>
           <w:highlight w:val="red"/>
         </w:rPr>
-        <w:t>S = 1 / (1 + CV)</w:t>
+        <w:t>S</w:t>
+      </w:r>
+      <w:r>
+        <w:rPr>
+          <w:rFonts w:ascii="Times New Roman" w:hAnsi="Times New Roman" w:cs="Times New Roman"/>
+          <w:sz w:val="24"/>
+          <w:szCs w:val="24"/>
+          <w:highlight w:val="red"/>
+          <w:lang w:val="ru-RU"/>
+        </w:rPr>
+        <w:t xml:space="preserve"> = 1 / (1 + </w:t>
+      </w:r>
+      <w:r>
+        <w:rPr>
+          <w:rFonts w:ascii="Times New Roman" w:hAnsi="Times New Roman" w:cs="Times New Roman"/>
+          <w:sz w:val="24"/>
+          <w:szCs w:val="24"/>
+          <w:highlight w:val="red"/>
+        </w:rPr>
+        <w:t>CV</w:t>
+      </w:r>
+      <w:r>
+        <w:rPr>
+          <w:rFonts w:ascii="Times New Roman" w:hAnsi="Times New Roman" w:cs="Times New Roman"/>
+          <w:sz w:val="24"/>
+          <w:szCs w:val="24"/>
+          <w:highlight w:val="red"/>
+          <w:lang w:val="ru-RU"/>
+        </w:rPr>
+        <w:t>)</w:t>
       </w:r>
     </w:p>
     <w:p>
@@ -10502,37 +10969,7 @@
           <w:szCs w:val="24"/>
           <w:lang w:val="ru-RU"/>
         </w:rPr>
-        <w:t xml:space="preserve">ЧАСТЬ </w:t>
-      </w:r>
-      <w:r>
-        <w:rPr>
-          <w:rFonts w:ascii="Times New Roman" w:hAnsi="Times New Roman" w:cs="Times New Roman"/>
-          <w:b/>
-          <w:sz w:val="24"/>
-          <w:szCs w:val="24"/>
-          <w:lang w:val="ru-RU"/>
-        </w:rPr>
-        <w:t>3</w:t>
-      </w:r>
-      <w:r>
-        <w:rPr>
-          <w:rFonts w:ascii="Times New Roman" w:hAnsi="Times New Roman" w:cs="Times New Roman"/>
-          <w:b/>
-          <w:sz w:val="24"/>
-          <w:szCs w:val="24"/>
-          <w:lang w:val="ru-RU"/>
-        </w:rPr>
-        <w:t xml:space="preserve">. </w:t>
-      </w:r>
-      <w:r>
-        <w:rPr>
-          <w:rFonts w:ascii="Times New Roman" w:hAnsi="Times New Roman" w:cs="Times New Roman"/>
-          <w:b/>
-          <w:sz w:val="24"/>
-          <w:szCs w:val="24"/>
-          <w:lang w:val="ru-RU"/>
-        </w:rPr>
-        <w:t>СЦЕЛЕННОСТЬ И СВЯЗНОСТЬ</w:t>
+        <w:t>ЧАСТЬ 3. СЦЕЛЕННОСТЬ И СВЯЗНОСТЬ</w:t>
       </w:r>
     </w:p>
     <w:p>
@@ -10793,14 +11230,25 @@
         </w:rPr>
         <w:t>a</w:t>
       </w:r>
-      <w:r>
-        <w:rPr>
-          <w:rFonts w:ascii="Times New Roman" w:hAnsi="Times New Roman" w:cs="Times New Roman"/>
-          <w:sz w:val="24"/>
-          <w:szCs w:val="24"/>
-          <w:lang w:val="ru-RU"/>
-        </w:rPr>
-        <w:t xml:space="preserve">1 &gt;= </w:t>
+      <w:proofErr w:type="gramStart"/>
+      <w:r>
+        <w:rPr>
+          <w:rFonts w:ascii="Times New Roman" w:hAnsi="Times New Roman" w:cs="Times New Roman"/>
+          <w:sz w:val="24"/>
+          <w:szCs w:val="24"/>
+          <w:lang w:val="ru-RU"/>
+        </w:rPr>
+        <w:t>1 &gt;</w:t>
+      </w:r>
+      <w:proofErr w:type="gramEnd"/>
+      <w:r>
+        <w:rPr>
+          <w:rFonts w:ascii="Times New Roman" w:hAnsi="Times New Roman" w:cs="Times New Roman"/>
+          <w:sz w:val="24"/>
+          <w:szCs w:val="24"/>
+          <w:lang w:val="ru-RU"/>
+        </w:rPr>
+        <w:t xml:space="preserve">= </w:t>
       </w:r>
       <w:r>
         <w:rPr>
@@ -11073,7 +11521,29 @@
           <w:highlight w:val="red"/>
           <w:lang w:val="ru-RU"/>
         </w:rPr>
-        <w:t xml:space="preserve">) -&gt; 1,   где </w:t>
+        <w:t xml:space="preserve">) -&gt; </w:t>
+      </w:r>
+      <w:proofErr w:type="gramStart"/>
+      <w:r>
+        <w:rPr>
+          <w:rFonts w:ascii="Times New Roman" w:hAnsi="Times New Roman" w:cs="Times New Roman"/>
+          <w:sz w:val="24"/>
+          <w:szCs w:val="24"/>
+          <w:highlight w:val="red"/>
+          <w:lang w:val="ru-RU"/>
+        </w:rPr>
+        <w:t xml:space="preserve">1,   </w:t>
+      </w:r>
+      <w:proofErr w:type="gramEnd"/>
+      <w:r>
+        <w:rPr>
+          <w:rFonts w:ascii="Times New Roman" w:hAnsi="Times New Roman" w:cs="Times New Roman"/>
+          <w:sz w:val="24"/>
+          <w:szCs w:val="24"/>
+          <w:highlight w:val="red"/>
+          <w:lang w:val="ru-RU"/>
+        </w:rPr>
+        <w:t xml:space="preserve">где </w:t>
       </w:r>
       <w:r>
         <w:rPr>
@@ -11395,7 +11865,6 @@
           <w:rFonts w:ascii="Times New Roman" w:hAnsi="Times New Roman" w:cs="Times New Roman"/>
           <w:sz w:val="24"/>
           <w:szCs w:val="24"/>
-          <w:lang w:val="ru-RU"/>
         </w:rPr>
       </w:pPr>
       <w:r>
@@ -12064,37 +12533,7 @@
           <w:szCs w:val="24"/>
           <w:lang w:val="ru-RU"/>
         </w:rPr>
-        <w:t xml:space="preserve">ЧАСТЬ </w:t>
-      </w:r>
-      <w:r>
-        <w:rPr>
-          <w:rFonts w:ascii="Times New Roman" w:hAnsi="Times New Roman" w:cs="Times New Roman"/>
-          <w:b/>
-          <w:sz w:val="24"/>
-          <w:szCs w:val="24"/>
-          <w:lang w:val="ru-RU"/>
-        </w:rPr>
-        <w:t>4</w:t>
-      </w:r>
-      <w:r>
-        <w:rPr>
-          <w:rFonts w:ascii="Times New Roman" w:hAnsi="Times New Roman" w:cs="Times New Roman"/>
-          <w:b/>
-          <w:sz w:val="24"/>
-          <w:szCs w:val="24"/>
-          <w:lang w:val="ru-RU"/>
-        </w:rPr>
-        <w:t xml:space="preserve">. </w:t>
-      </w:r>
-      <w:r>
-        <w:rPr>
-          <w:rFonts w:ascii="Times New Roman" w:hAnsi="Times New Roman" w:cs="Times New Roman"/>
-          <w:b/>
-          <w:sz w:val="24"/>
-          <w:szCs w:val="24"/>
-          <w:lang w:val="ru-RU"/>
-        </w:rPr>
-        <w:t xml:space="preserve">ОТКАЗОУСТОЙЧИВОСТЬ. </w:t>
+        <w:t xml:space="preserve">ЧАСТЬ 4. ОТКАЗОУСТОЙЧИВОСТЬ. </w:t>
       </w:r>
     </w:p>
     <w:p>
@@ -13335,6 +13774,119 @@
     </w:lvl>
   </w:abstractNum>
   <w:abstractNum w:abstractNumId="9" w15:restartNumberingAfterBreak="0">
+    <w:nsid w:val="158C5D86"/>
+    <w:multiLevelType w:val="hybridMultilevel"/>
+    <w:tmpl w:val="4E7435C2"/>
+    <w:lvl w:ilvl="0" w:tplc="04190001">
+      <w:start w:val="1"/>
+      <w:numFmt w:val="bullet"/>
+      <w:lvlText w:val=""/>
+      <w:lvlJc w:val="left"/>
+      <w:pPr>
+        <w:ind w:left="720" w:hanging="360"/>
+      </w:pPr>
+      <w:rPr>
+        <w:rFonts w:ascii="Symbol" w:hAnsi="Symbol" w:hint="default"/>
+      </w:rPr>
+    </w:lvl>
+    <w:lvl w:ilvl="1" w:tplc="04190003" w:tentative="1">
+      <w:start w:val="1"/>
+      <w:numFmt w:val="bullet"/>
+      <w:lvlText w:val="o"/>
+      <w:lvlJc w:val="left"/>
+      <w:pPr>
+        <w:ind w:left="1440" w:hanging="360"/>
+      </w:pPr>
+      <w:rPr>
+        <w:rFonts w:ascii="Courier New" w:hAnsi="Courier New" w:cs="Courier New" w:hint="default"/>
+      </w:rPr>
+    </w:lvl>
+    <w:lvl w:ilvl="2" w:tplc="04190005" w:tentative="1">
+      <w:start w:val="1"/>
+      <w:numFmt w:val="bullet"/>
+      <w:lvlText w:val=""/>
+      <w:lvlJc w:val="left"/>
+      <w:pPr>
+        <w:ind w:left="2160" w:hanging="360"/>
+      </w:pPr>
+      <w:rPr>
+        <w:rFonts w:ascii="Wingdings" w:hAnsi="Wingdings" w:hint="default"/>
+      </w:rPr>
+    </w:lvl>
+    <w:lvl w:ilvl="3" w:tplc="04190001" w:tentative="1">
+      <w:start w:val="1"/>
+      <w:numFmt w:val="bullet"/>
+      <w:lvlText w:val=""/>
+      <w:lvlJc w:val="left"/>
+      <w:pPr>
+        <w:ind w:left="2880" w:hanging="360"/>
+      </w:pPr>
+      <w:rPr>
+        <w:rFonts w:ascii="Symbol" w:hAnsi="Symbol" w:hint="default"/>
+      </w:rPr>
+    </w:lvl>
+    <w:lvl w:ilvl="4" w:tplc="04190003" w:tentative="1">
+      <w:start w:val="1"/>
+      <w:numFmt w:val="bullet"/>
+      <w:lvlText w:val="o"/>
+      <w:lvlJc w:val="left"/>
+      <w:pPr>
+        <w:ind w:left="3600" w:hanging="360"/>
+      </w:pPr>
+      <w:rPr>
+        <w:rFonts w:ascii="Courier New" w:hAnsi="Courier New" w:cs="Courier New" w:hint="default"/>
+      </w:rPr>
+    </w:lvl>
+    <w:lvl w:ilvl="5" w:tplc="04190005" w:tentative="1">
+      <w:start w:val="1"/>
+      <w:numFmt w:val="bullet"/>
+      <w:lvlText w:val=""/>
+      <w:lvlJc w:val="left"/>
+      <w:pPr>
+        <w:ind w:left="4320" w:hanging="360"/>
+      </w:pPr>
+      <w:rPr>
+        <w:rFonts w:ascii="Wingdings" w:hAnsi="Wingdings" w:hint="default"/>
+      </w:rPr>
+    </w:lvl>
+    <w:lvl w:ilvl="6" w:tplc="04190001" w:tentative="1">
+      <w:start w:val="1"/>
+      <w:numFmt w:val="bullet"/>
+      <w:lvlText w:val=""/>
+      <w:lvlJc w:val="left"/>
+      <w:pPr>
+        <w:ind w:left="5040" w:hanging="360"/>
+      </w:pPr>
+      <w:rPr>
+        <w:rFonts w:ascii="Symbol" w:hAnsi="Symbol" w:hint="default"/>
+      </w:rPr>
+    </w:lvl>
+    <w:lvl w:ilvl="7" w:tplc="04190003" w:tentative="1">
+      <w:start w:val="1"/>
+      <w:numFmt w:val="bullet"/>
+      <w:lvlText w:val="o"/>
+      <w:lvlJc w:val="left"/>
+      <w:pPr>
+        <w:ind w:left="5760" w:hanging="360"/>
+      </w:pPr>
+      <w:rPr>
+        <w:rFonts w:ascii="Courier New" w:hAnsi="Courier New" w:cs="Courier New" w:hint="default"/>
+      </w:rPr>
+    </w:lvl>
+    <w:lvl w:ilvl="8" w:tplc="04190005" w:tentative="1">
+      <w:start w:val="1"/>
+      <w:numFmt w:val="bullet"/>
+      <w:lvlText w:val=""/>
+      <w:lvlJc w:val="left"/>
+      <w:pPr>
+        <w:ind w:left="6480" w:hanging="360"/>
+      </w:pPr>
+      <w:rPr>
+        <w:rFonts w:ascii="Wingdings" w:hAnsi="Wingdings" w:hint="default"/>
+      </w:rPr>
+    </w:lvl>
+  </w:abstractNum>
+  <w:abstractNum w:abstractNumId="10" w15:restartNumberingAfterBreak="0">
     <w:nsid w:val="17B4116F"/>
     <w:multiLevelType w:val="hybridMultilevel"/>
     <w:tmpl w:val="052018CC"/>
@@ -13447,7 +13999,7 @@
       </w:rPr>
     </w:lvl>
   </w:abstractNum>
-  <w:abstractNum w:abstractNumId="10" w15:restartNumberingAfterBreak="0">
+  <w:abstractNum w:abstractNumId="11" w15:restartNumberingAfterBreak="0">
     <w:nsid w:val="17B64AA3"/>
     <w:multiLevelType w:val="multilevel"/>
     <w:tmpl w:val="23B64F9A"/>
@@ -13596,7 +14148,7 @@
       </w:rPr>
     </w:lvl>
   </w:abstractNum>
-  <w:abstractNum w:abstractNumId="11" w15:restartNumberingAfterBreak="0">
+  <w:abstractNum w:abstractNumId="12" w15:restartNumberingAfterBreak="0">
     <w:nsid w:val="17E96D2B"/>
     <w:multiLevelType w:val="hybridMultilevel"/>
     <w:tmpl w:val="BCB06538"/>
@@ -13709,7 +14261,7 @@
       </w:rPr>
     </w:lvl>
   </w:abstractNum>
-  <w:abstractNum w:abstractNumId="12" w15:restartNumberingAfterBreak="0">
+  <w:abstractNum w:abstractNumId="13" w15:restartNumberingAfterBreak="0">
     <w:nsid w:val="1BB116BB"/>
     <w:multiLevelType w:val="multilevel"/>
     <w:tmpl w:val="7E945A3A"/>
@@ -13858,7 +14410,7 @@
       </w:rPr>
     </w:lvl>
   </w:abstractNum>
-  <w:abstractNum w:abstractNumId="13" w15:restartNumberingAfterBreak="0">
+  <w:abstractNum w:abstractNumId="14" w15:restartNumberingAfterBreak="0">
     <w:nsid w:val="1C743D54"/>
     <w:multiLevelType w:val="hybridMultilevel"/>
     <w:tmpl w:val="DE2CCEE4"/>
@@ -13971,7 +14523,7 @@
       </w:rPr>
     </w:lvl>
   </w:abstractNum>
-  <w:abstractNum w:abstractNumId="14" w15:restartNumberingAfterBreak="0">
+  <w:abstractNum w:abstractNumId="15" w15:restartNumberingAfterBreak="0">
     <w:nsid w:val="1E305C8B"/>
     <w:multiLevelType w:val="hybridMultilevel"/>
     <w:tmpl w:val="0B16A9F6"/>
@@ -14084,7 +14636,7 @@
       </w:rPr>
     </w:lvl>
   </w:abstractNum>
-  <w:abstractNum w:abstractNumId="15" w15:restartNumberingAfterBreak="0">
+  <w:abstractNum w:abstractNumId="16" w15:restartNumberingAfterBreak="0">
     <w:nsid w:val="21C3679D"/>
     <w:multiLevelType w:val="hybridMultilevel"/>
     <w:tmpl w:val="65E0D23C"/>
@@ -14197,7 +14749,7 @@
       </w:rPr>
     </w:lvl>
   </w:abstractNum>
-  <w:abstractNum w:abstractNumId="16" w15:restartNumberingAfterBreak="0">
+  <w:abstractNum w:abstractNumId="17" w15:restartNumberingAfterBreak="0">
     <w:nsid w:val="22902A44"/>
     <w:multiLevelType w:val="hybridMultilevel"/>
     <w:tmpl w:val="64BCDF34"/>
@@ -14310,7 +14862,7 @@
       </w:rPr>
     </w:lvl>
   </w:abstractNum>
-  <w:abstractNum w:abstractNumId="17" w15:restartNumberingAfterBreak="0">
+  <w:abstractNum w:abstractNumId="18" w15:restartNumberingAfterBreak="0">
     <w:nsid w:val="235C303A"/>
     <w:multiLevelType w:val="hybridMultilevel"/>
     <w:tmpl w:val="B978D494"/>
@@ -14423,7 +14975,7 @@
       </w:rPr>
     </w:lvl>
   </w:abstractNum>
-  <w:abstractNum w:abstractNumId="18" w15:restartNumberingAfterBreak="0">
+  <w:abstractNum w:abstractNumId="19" w15:restartNumberingAfterBreak="0">
     <w:nsid w:val="236D3F0B"/>
     <w:multiLevelType w:val="hybridMultilevel"/>
     <w:tmpl w:val="7ABA92A8"/>
@@ -14536,7 +15088,7 @@
       </w:rPr>
     </w:lvl>
   </w:abstractNum>
-  <w:abstractNum w:abstractNumId="19" w15:restartNumberingAfterBreak="0">
+  <w:abstractNum w:abstractNumId="20" w15:restartNumberingAfterBreak="0">
     <w:nsid w:val="292A67E5"/>
     <w:multiLevelType w:val="hybridMultilevel"/>
     <w:tmpl w:val="E0E0B32C"/>
@@ -14625,7 +15177,7 @@
       </w:pPr>
     </w:lvl>
   </w:abstractNum>
-  <w:abstractNum w:abstractNumId="20" w15:restartNumberingAfterBreak="0">
+  <w:abstractNum w:abstractNumId="21" w15:restartNumberingAfterBreak="0">
     <w:nsid w:val="2997487F"/>
     <w:multiLevelType w:val="hybridMultilevel"/>
     <w:tmpl w:val="DC4CFEB6"/>
@@ -14738,7 +15290,7 @@
       </w:rPr>
     </w:lvl>
   </w:abstractNum>
-  <w:abstractNum w:abstractNumId="21" w15:restartNumberingAfterBreak="0">
+  <w:abstractNum w:abstractNumId="22" w15:restartNumberingAfterBreak="0">
     <w:nsid w:val="2F8A097B"/>
     <w:multiLevelType w:val="hybridMultilevel"/>
     <w:tmpl w:val="A7F296F8"/>
@@ -14831,7 +15383,7 @@
       </w:pPr>
     </w:lvl>
   </w:abstractNum>
-  <w:abstractNum w:abstractNumId="22" w15:restartNumberingAfterBreak="0">
+  <w:abstractNum w:abstractNumId="23" w15:restartNumberingAfterBreak="0">
     <w:nsid w:val="2FE52141"/>
     <w:multiLevelType w:val="hybridMultilevel"/>
     <w:tmpl w:val="CCFEB7DA"/>
@@ -14944,7 +15496,7 @@
       </w:rPr>
     </w:lvl>
   </w:abstractNum>
-  <w:abstractNum w:abstractNumId="23" w15:restartNumberingAfterBreak="0">
+  <w:abstractNum w:abstractNumId="24" w15:restartNumberingAfterBreak="0">
     <w:nsid w:val="327910E1"/>
     <w:multiLevelType w:val="multilevel"/>
     <w:tmpl w:val="4FDE7F42"/>
@@ -15093,7 +15645,7 @@
       </w:rPr>
     </w:lvl>
   </w:abstractNum>
-  <w:abstractNum w:abstractNumId="24" w15:restartNumberingAfterBreak="0">
+  <w:abstractNum w:abstractNumId="25" w15:restartNumberingAfterBreak="0">
     <w:nsid w:val="32C565E1"/>
     <w:multiLevelType w:val="hybridMultilevel"/>
     <w:tmpl w:val="ACE2CBEE"/>
@@ -15179,7 +15731,7 @@
       </w:pPr>
     </w:lvl>
   </w:abstractNum>
-  <w:abstractNum w:abstractNumId="25" w15:restartNumberingAfterBreak="0">
+  <w:abstractNum w:abstractNumId="26" w15:restartNumberingAfterBreak="0">
     <w:nsid w:val="38B716B5"/>
     <w:multiLevelType w:val="hybridMultilevel"/>
     <w:tmpl w:val="C3788C10"/>
@@ -15292,7 +15844,7 @@
       </w:rPr>
     </w:lvl>
   </w:abstractNum>
-  <w:abstractNum w:abstractNumId="26" w15:restartNumberingAfterBreak="0">
+  <w:abstractNum w:abstractNumId="27" w15:restartNumberingAfterBreak="0">
     <w:nsid w:val="3BFF5F0D"/>
     <w:multiLevelType w:val="hybridMultilevel"/>
     <w:tmpl w:val="79EE45CC"/>
@@ -15405,7 +15957,7 @@
       </w:rPr>
     </w:lvl>
   </w:abstractNum>
-  <w:abstractNum w:abstractNumId="27" w15:restartNumberingAfterBreak="0">
+  <w:abstractNum w:abstractNumId="28" w15:restartNumberingAfterBreak="0">
     <w:nsid w:val="4302583B"/>
     <w:multiLevelType w:val="multilevel"/>
     <w:tmpl w:val="22CC4104"/>
@@ -15554,7 +16106,7 @@
       </w:rPr>
     </w:lvl>
   </w:abstractNum>
-  <w:abstractNum w:abstractNumId="28" w15:restartNumberingAfterBreak="0">
+  <w:abstractNum w:abstractNumId="29" w15:restartNumberingAfterBreak="0">
     <w:nsid w:val="48D00E2D"/>
     <w:multiLevelType w:val="multilevel"/>
     <w:tmpl w:val="1C02D0DC"/>
@@ -15667,7 +16219,7 @@
       </w:pPr>
     </w:lvl>
   </w:abstractNum>
-  <w:abstractNum w:abstractNumId="29" w15:restartNumberingAfterBreak="0">
+  <w:abstractNum w:abstractNumId="30" w15:restartNumberingAfterBreak="0">
     <w:nsid w:val="496328A0"/>
     <w:multiLevelType w:val="hybridMultilevel"/>
     <w:tmpl w:val="5F2A4A82"/>
@@ -15780,7 +16332,7 @@
       </w:rPr>
     </w:lvl>
   </w:abstractNum>
-  <w:abstractNum w:abstractNumId="30" w15:restartNumberingAfterBreak="0">
+  <w:abstractNum w:abstractNumId="31" w15:restartNumberingAfterBreak="0">
     <w:nsid w:val="4E4A3231"/>
     <w:multiLevelType w:val="hybridMultilevel"/>
     <w:tmpl w:val="71704886"/>
@@ -15893,7 +16445,7 @@
       </w:rPr>
     </w:lvl>
   </w:abstractNum>
-  <w:abstractNum w:abstractNumId="31" w15:restartNumberingAfterBreak="0">
+  <w:abstractNum w:abstractNumId="32" w15:restartNumberingAfterBreak="0">
     <w:nsid w:val="4EB4210B"/>
     <w:multiLevelType w:val="hybridMultilevel"/>
     <w:tmpl w:val="AB72D0EE"/>
@@ -16006,7 +16558,7 @@
       </w:rPr>
     </w:lvl>
   </w:abstractNum>
-  <w:abstractNum w:abstractNumId="32" w15:restartNumberingAfterBreak="0">
+  <w:abstractNum w:abstractNumId="33" w15:restartNumberingAfterBreak="0">
     <w:nsid w:val="55196EED"/>
     <w:multiLevelType w:val="multilevel"/>
     <w:tmpl w:val="7436B32A"/>
@@ -16155,7 +16707,7 @@
       </w:rPr>
     </w:lvl>
   </w:abstractNum>
-  <w:abstractNum w:abstractNumId="33" w15:restartNumberingAfterBreak="0">
+  <w:abstractNum w:abstractNumId="34" w15:restartNumberingAfterBreak="0">
     <w:nsid w:val="552E7D73"/>
     <w:multiLevelType w:val="multilevel"/>
     <w:tmpl w:val="DFFA3522"/>
@@ -16304,7 +16856,7 @@
       </w:rPr>
     </w:lvl>
   </w:abstractNum>
-  <w:abstractNum w:abstractNumId="34" w15:restartNumberingAfterBreak="0">
+  <w:abstractNum w:abstractNumId="35" w15:restartNumberingAfterBreak="0">
     <w:nsid w:val="55B8428C"/>
     <w:multiLevelType w:val="multilevel"/>
     <w:tmpl w:val="93FCD6AC"/>
@@ -16453,7 +17005,7 @@
       </w:rPr>
     </w:lvl>
   </w:abstractNum>
-  <w:abstractNum w:abstractNumId="35" w15:restartNumberingAfterBreak="0">
+  <w:abstractNum w:abstractNumId="36" w15:restartNumberingAfterBreak="0">
     <w:nsid w:val="57715A20"/>
     <w:multiLevelType w:val="hybridMultilevel"/>
     <w:tmpl w:val="8F8A33F4"/>
@@ -16568,7 +17120,7 @@
       </w:pPr>
     </w:lvl>
   </w:abstractNum>
-  <w:abstractNum w:abstractNumId="36" w15:restartNumberingAfterBreak="0">
+  <w:abstractNum w:abstractNumId="37" w15:restartNumberingAfterBreak="0">
     <w:nsid w:val="5C3070E2"/>
     <w:multiLevelType w:val="hybridMultilevel"/>
     <w:tmpl w:val="CF4C518E"/>
@@ -16681,7 +17233,7 @@
       </w:rPr>
     </w:lvl>
   </w:abstractNum>
-  <w:abstractNum w:abstractNumId="37" w15:restartNumberingAfterBreak="0">
+  <w:abstractNum w:abstractNumId="38" w15:restartNumberingAfterBreak="0">
     <w:nsid w:val="5FD37D74"/>
     <w:multiLevelType w:val="multilevel"/>
     <w:tmpl w:val="6DD641DC"/>
@@ -16801,7 +17353,7 @@
       </w:rPr>
     </w:lvl>
   </w:abstractNum>
-  <w:abstractNum w:abstractNumId="38" w15:restartNumberingAfterBreak="0">
+  <w:abstractNum w:abstractNumId="39" w15:restartNumberingAfterBreak="0">
     <w:nsid w:val="6220247F"/>
     <w:multiLevelType w:val="hybridMultilevel"/>
     <w:tmpl w:val="9C808948"/>
@@ -16914,7 +17466,7 @@
       </w:rPr>
     </w:lvl>
   </w:abstractNum>
-  <w:abstractNum w:abstractNumId="39" w15:restartNumberingAfterBreak="0">
+  <w:abstractNum w:abstractNumId="40" w15:restartNumberingAfterBreak="0">
     <w:nsid w:val="65EA1389"/>
     <w:multiLevelType w:val="hybridMultilevel"/>
     <w:tmpl w:val="698A3554"/>
@@ -17027,7 +17579,120 @@
       </w:rPr>
     </w:lvl>
   </w:abstractNum>
-  <w:abstractNum w:abstractNumId="40" w15:restartNumberingAfterBreak="0">
+  <w:abstractNum w:abstractNumId="41" w15:restartNumberingAfterBreak="0">
+    <w:nsid w:val="66C73EB9"/>
+    <w:multiLevelType w:val="hybridMultilevel"/>
+    <w:tmpl w:val="625CDF90"/>
+    <w:lvl w:ilvl="0" w:tplc="04190001">
+      <w:start w:val="1"/>
+      <w:numFmt w:val="bullet"/>
+      <w:lvlText w:val=""/>
+      <w:lvlJc w:val="left"/>
+      <w:pPr>
+        <w:ind w:left="1065" w:hanging="360"/>
+      </w:pPr>
+      <w:rPr>
+        <w:rFonts w:ascii="Symbol" w:hAnsi="Symbol" w:hint="default"/>
+      </w:rPr>
+    </w:lvl>
+    <w:lvl w:ilvl="1" w:tplc="04190003" w:tentative="1">
+      <w:start w:val="1"/>
+      <w:numFmt w:val="bullet"/>
+      <w:lvlText w:val="o"/>
+      <w:lvlJc w:val="left"/>
+      <w:pPr>
+        <w:ind w:left="1785" w:hanging="360"/>
+      </w:pPr>
+      <w:rPr>
+        <w:rFonts w:ascii="Courier New" w:hAnsi="Courier New" w:cs="Courier New" w:hint="default"/>
+      </w:rPr>
+    </w:lvl>
+    <w:lvl w:ilvl="2" w:tplc="04190005" w:tentative="1">
+      <w:start w:val="1"/>
+      <w:numFmt w:val="bullet"/>
+      <w:lvlText w:val=""/>
+      <w:lvlJc w:val="left"/>
+      <w:pPr>
+        <w:ind w:left="2505" w:hanging="360"/>
+      </w:pPr>
+      <w:rPr>
+        <w:rFonts w:ascii="Wingdings" w:hAnsi="Wingdings" w:hint="default"/>
+      </w:rPr>
+    </w:lvl>
+    <w:lvl w:ilvl="3" w:tplc="04190001" w:tentative="1">
+      <w:start w:val="1"/>
+      <w:numFmt w:val="bullet"/>
+      <w:lvlText w:val=""/>
+      <w:lvlJc w:val="left"/>
+      <w:pPr>
+        <w:ind w:left="3225" w:hanging="360"/>
+      </w:pPr>
+      <w:rPr>
+        <w:rFonts w:ascii="Symbol" w:hAnsi="Symbol" w:hint="default"/>
+      </w:rPr>
+    </w:lvl>
+    <w:lvl w:ilvl="4" w:tplc="04190003" w:tentative="1">
+      <w:start w:val="1"/>
+      <w:numFmt w:val="bullet"/>
+      <w:lvlText w:val="o"/>
+      <w:lvlJc w:val="left"/>
+      <w:pPr>
+        <w:ind w:left="3945" w:hanging="360"/>
+      </w:pPr>
+      <w:rPr>
+        <w:rFonts w:ascii="Courier New" w:hAnsi="Courier New" w:cs="Courier New" w:hint="default"/>
+      </w:rPr>
+    </w:lvl>
+    <w:lvl w:ilvl="5" w:tplc="04190005" w:tentative="1">
+      <w:start w:val="1"/>
+      <w:numFmt w:val="bullet"/>
+      <w:lvlText w:val=""/>
+      <w:lvlJc w:val="left"/>
+      <w:pPr>
+        <w:ind w:left="4665" w:hanging="360"/>
+      </w:pPr>
+      <w:rPr>
+        <w:rFonts w:ascii="Wingdings" w:hAnsi="Wingdings" w:hint="default"/>
+      </w:rPr>
+    </w:lvl>
+    <w:lvl w:ilvl="6" w:tplc="04190001" w:tentative="1">
+      <w:start w:val="1"/>
+      <w:numFmt w:val="bullet"/>
+      <w:lvlText w:val=""/>
+      <w:lvlJc w:val="left"/>
+      <w:pPr>
+        <w:ind w:left="5385" w:hanging="360"/>
+      </w:pPr>
+      <w:rPr>
+        <w:rFonts w:ascii="Symbol" w:hAnsi="Symbol" w:hint="default"/>
+      </w:rPr>
+    </w:lvl>
+    <w:lvl w:ilvl="7" w:tplc="04190003" w:tentative="1">
+      <w:start w:val="1"/>
+      <w:numFmt w:val="bullet"/>
+      <w:lvlText w:val="o"/>
+      <w:lvlJc w:val="left"/>
+      <w:pPr>
+        <w:ind w:left="6105" w:hanging="360"/>
+      </w:pPr>
+      <w:rPr>
+        <w:rFonts w:ascii="Courier New" w:hAnsi="Courier New" w:cs="Courier New" w:hint="default"/>
+      </w:rPr>
+    </w:lvl>
+    <w:lvl w:ilvl="8" w:tplc="04190005" w:tentative="1">
+      <w:start w:val="1"/>
+      <w:numFmt w:val="bullet"/>
+      <w:lvlText w:val=""/>
+      <w:lvlJc w:val="left"/>
+      <w:pPr>
+        <w:ind w:left="6825" w:hanging="360"/>
+      </w:pPr>
+      <w:rPr>
+        <w:rFonts w:ascii="Wingdings" w:hAnsi="Wingdings" w:hint="default"/>
+      </w:rPr>
+    </w:lvl>
+  </w:abstractNum>
+  <w:abstractNum w:abstractNumId="42" w15:restartNumberingAfterBreak="0">
     <w:nsid w:val="69552777"/>
     <w:multiLevelType w:val="multilevel"/>
     <w:tmpl w:val="8F7E744E"/>
@@ -17176,7 +17841,7 @@
       </w:rPr>
     </w:lvl>
   </w:abstractNum>
-  <w:abstractNum w:abstractNumId="41" w15:restartNumberingAfterBreak="0">
+  <w:abstractNum w:abstractNumId="43" w15:restartNumberingAfterBreak="0">
     <w:nsid w:val="70EC5D99"/>
     <w:multiLevelType w:val="hybridMultilevel"/>
     <w:tmpl w:val="A2565494"/>
@@ -17265,7 +17930,7 @@
       </w:pPr>
     </w:lvl>
   </w:abstractNum>
-  <w:abstractNum w:abstractNumId="42" w15:restartNumberingAfterBreak="0">
+  <w:abstractNum w:abstractNumId="44" w15:restartNumberingAfterBreak="0">
     <w:nsid w:val="74BD5205"/>
     <w:multiLevelType w:val="hybridMultilevel"/>
     <w:tmpl w:val="9DF2BF18"/>
@@ -17378,7 +18043,7 @@
       </w:rPr>
     </w:lvl>
   </w:abstractNum>
-  <w:abstractNum w:abstractNumId="43" w15:restartNumberingAfterBreak="0">
+  <w:abstractNum w:abstractNumId="45" w15:restartNumberingAfterBreak="0">
     <w:nsid w:val="757D1694"/>
     <w:multiLevelType w:val="hybridMultilevel"/>
     <w:tmpl w:val="CD7A3DF2"/>
@@ -17464,7 +18129,7 @@
       </w:pPr>
     </w:lvl>
   </w:abstractNum>
-  <w:abstractNum w:abstractNumId="44" w15:restartNumberingAfterBreak="0">
+  <w:abstractNum w:abstractNumId="46" w15:restartNumberingAfterBreak="0">
     <w:nsid w:val="75C43253"/>
     <w:multiLevelType w:val="multilevel"/>
     <w:tmpl w:val="8F6234B6"/>
@@ -17613,7 +18278,7 @@
       </w:rPr>
     </w:lvl>
   </w:abstractNum>
-  <w:abstractNum w:abstractNumId="45" w15:restartNumberingAfterBreak="0">
+  <w:abstractNum w:abstractNumId="47" w15:restartNumberingAfterBreak="0">
     <w:nsid w:val="7B204F1A"/>
     <w:multiLevelType w:val="multilevel"/>
     <w:tmpl w:val="D7603886"/>
@@ -17763,7 +18428,7 @@
     </w:lvl>
   </w:abstractNum>
   <w:num w:numId="1" w16cid:durableId="979992122">
-    <w:abstractNumId w:val="36"/>
+    <w:abstractNumId w:val="37"/>
   </w:num>
   <w:num w:numId="2" w16cid:durableId="1958019994">
     <w:abstractNumId w:val="1"/>
@@ -17772,7 +18437,7 @@
     <w:abstractNumId w:val="3"/>
   </w:num>
   <w:num w:numId="4" w16cid:durableId="464128416">
-    <w:abstractNumId w:val="22"/>
+    <w:abstractNumId w:val="23"/>
   </w:num>
   <w:num w:numId="5" w16cid:durableId="1319766048">
     <w:abstractNumId w:val="2"/>
@@ -17835,10 +18500,10 @@
     </w:lvlOverride>
   </w:num>
   <w:num w:numId="7" w16cid:durableId="1349796141">
-    <w:abstractNumId w:val="21"/>
+    <w:abstractNumId w:val="22"/>
   </w:num>
   <w:num w:numId="8" w16cid:durableId="1858420053">
-    <w:abstractNumId w:val="35"/>
+    <w:abstractNumId w:val="36"/>
     <w:lvlOverride w:ilvl="0"/>
     <w:lvlOverride w:ilvl="1">
       <w:startOverride w:val="1"/>
@@ -17866,28 +18531,28 @@
     </w:lvlOverride>
   </w:num>
   <w:num w:numId="9" w16cid:durableId="1901281072">
-    <w:abstractNumId w:val="41"/>
+    <w:abstractNumId w:val="43"/>
   </w:num>
   <w:num w:numId="10" w16cid:durableId="1386641310">
-    <w:abstractNumId w:val="19"/>
+    <w:abstractNumId w:val="20"/>
   </w:num>
   <w:num w:numId="11" w16cid:durableId="382559518">
+    <w:abstractNumId w:val="30"/>
+  </w:num>
+  <w:num w:numId="12" w16cid:durableId="2048993242">
+    <w:abstractNumId w:val="44"/>
+  </w:num>
+  <w:num w:numId="13" w16cid:durableId="168066084">
+    <w:abstractNumId w:val="39"/>
+  </w:num>
+  <w:num w:numId="14" w16cid:durableId="1031879373">
+    <w:abstractNumId w:val="38"/>
+  </w:num>
+  <w:num w:numId="15" w16cid:durableId="1091976619">
     <w:abstractNumId w:val="29"/>
   </w:num>
-  <w:num w:numId="12" w16cid:durableId="2048993242">
-    <w:abstractNumId w:val="42"/>
-  </w:num>
-  <w:num w:numId="13" w16cid:durableId="168066084">
-    <w:abstractNumId w:val="38"/>
-  </w:num>
-  <w:num w:numId="14" w16cid:durableId="1031879373">
-    <w:abstractNumId w:val="37"/>
-  </w:num>
-  <w:num w:numId="15" w16cid:durableId="1091976619">
-    <w:abstractNumId w:val="28"/>
-  </w:num>
   <w:num w:numId="16" w16cid:durableId="1771897662">
-    <w:abstractNumId w:val="30"/>
+    <w:abstractNumId w:val="31"/>
   </w:num>
   <w:num w:numId="17" w16cid:durableId="1666588709">
     <w:abstractNumId w:val="6"/>
@@ -17896,91 +18561,97 @@
     <w:abstractNumId w:val="8"/>
   </w:num>
   <w:num w:numId="19" w16cid:durableId="2086802171">
+    <w:abstractNumId w:val="19"/>
+  </w:num>
+  <w:num w:numId="20" w16cid:durableId="2128767065">
+    <w:abstractNumId w:val="32"/>
+  </w:num>
+  <w:num w:numId="21" w16cid:durableId="558370789">
+    <w:abstractNumId w:val="25"/>
+  </w:num>
+  <w:num w:numId="22" w16cid:durableId="2075617009">
+    <w:abstractNumId w:val="26"/>
+  </w:num>
+  <w:num w:numId="23" w16cid:durableId="1919245305">
     <w:abstractNumId w:val="18"/>
   </w:num>
-  <w:num w:numId="20" w16cid:durableId="2128767065">
-    <w:abstractNumId w:val="31"/>
+  <w:num w:numId="24" w16cid:durableId="479276753">
+    <w:abstractNumId w:val="34"/>
   </w:num>
-  <w:num w:numId="21" w16cid:durableId="558370789">
-    <w:abstractNumId w:val="24"/>
+  <w:num w:numId="25" w16cid:durableId="853498724">
+    <w:abstractNumId w:val="10"/>
   </w:num>
-  <w:num w:numId="22" w16cid:durableId="2075617009">
-    <w:abstractNumId w:val="25"/>
+  <w:num w:numId="26" w16cid:durableId="1700083696">
+    <w:abstractNumId w:val="28"/>
   </w:num>
-  <w:num w:numId="23" w16cid:durableId="1919245305">
+  <w:num w:numId="27" w16cid:durableId="2067609968">
+    <w:abstractNumId w:val="14"/>
+  </w:num>
+  <w:num w:numId="28" w16cid:durableId="1039545446">
     <w:abstractNumId w:val="17"/>
   </w:num>
-  <w:num w:numId="24" w16cid:durableId="479276753">
-    <w:abstractNumId w:val="33"/>
-  </w:num>
-  <w:num w:numId="25" w16cid:durableId="853498724">
-    <w:abstractNumId w:val="9"/>
-  </w:num>
-  <w:num w:numId="26" w16cid:durableId="1700083696">
-    <w:abstractNumId w:val="27"/>
-  </w:num>
-  <w:num w:numId="27" w16cid:durableId="2067609968">
-    <w:abstractNumId w:val="13"/>
-  </w:num>
-  <w:num w:numId="28" w16cid:durableId="1039545446">
-    <w:abstractNumId w:val="16"/>
-  </w:num>
   <w:num w:numId="29" w16cid:durableId="2040232516">
-    <w:abstractNumId w:val="20"/>
+    <w:abstractNumId w:val="21"/>
   </w:num>
   <w:num w:numId="30" w16cid:durableId="2068599547">
-    <w:abstractNumId w:val="14"/>
+    <w:abstractNumId w:val="15"/>
   </w:num>
   <w:num w:numId="31" w16cid:durableId="2047899652">
     <w:abstractNumId w:val="4"/>
   </w:num>
   <w:num w:numId="32" w16cid:durableId="540676907">
-    <w:abstractNumId w:val="11"/>
+    <w:abstractNumId w:val="12"/>
   </w:num>
   <w:num w:numId="33" w16cid:durableId="397824286">
-    <w:abstractNumId w:val="39"/>
+    <w:abstractNumId w:val="40"/>
   </w:num>
   <w:num w:numId="34" w16cid:durableId="12339693">
-    <w:abstractNumId w:val="44"/>
+    <w:abstractNumId w:val="46"/>
   </w:num>
   <w:num w:numId="35" w16cid:durableId="533421035">
-    <w:abstractNumId w:val="40"/>
+    <w:abstractNumId w:val="42"/>
   </w:num>
   <w:num w:numId="36" w16cid:durableId="1494368418">
-    <w:abstractNumId w:val="34"/>
+    <w:abstractNumId w:val="35"/>
   </w:num>
   <w:num w:numId="37" w16cid:durableId="1347099621">
-    <w:abstractNumId w:val="45"/>
+    <w:abstractNumId w:val="47"/>
   </w:num>
   <w:num w:numId="38" w16cid:durableId="1600791670">
     <w:abstractNumId w:val="0"/>
   </w:num>
   <w:num w:numId="39" w16cid:durableId="1100485453">
-    <w:abstractNumId w:val="23"/>
+    <w:abstractNumId w:val="24"/>
   </w:num>
   <w:num w:numId="40" w16cid:durableId="649407925">
-    <w:abstractNumId w:val="32"/>
+    <w:abstractNumId w:val="33"/>
   </w:num>
   <w:num w:numId="41" w16cid:durableId="1203981539">
-    <w:abstractNumId w:val="12"/>
+    <w:abstractNumId w:val="13"/>
   </w:num>
   <w:num w:numId="42" w16cid:durableId="879971405">
-    <w:abstractNumId w:val="10"/>
+    <w:abstractNumId w:val="11"/>
   </w:num>
   <w:num w:numId="43" w16cid:durableId="1000043194">
     <w:abstractNumId w:val="2"/>
   </w:num>
   <w:num w:numId="44" w16cid:durableId="1684624602">
-    <w:abstractNumId w:val="43"/>
+    <w:abstractNumId w:val="45"/>
   </w:num>
   <w:num w:numId="45" w16cid:durableId="104424218">
-    <w:abstractNumId w:val="15"/>
+    <w:abstractNumId w:val="16"/>
   </w:num>
   <w:num w:numId="46" w16cid:durableId="1217620712">
     <w:abstractNumId w:val="5"/>
   </w:num>
   <w:num w:numId="47" w16cid:durableId="587038576">
-    <w:abstractNumId w:val="26"/>
+    <w:abstractNumId w:val="27"/>
+  </w:num>
+  <w:num w:numId="48" w16cid:durableId="356349278">
+    <w:abstractNumId w:val="41"/>
+  </w:num>
+  <w:num w:numId="49" w16cid:durableId="1328556141">
+    <w:abstractNumId w:val="9"/>
   </w:num>
 </w:numbering>
 </file>
@@ -18597,6 +19268,7 @@
   <w:style w:type="character" w:default="1" w:styleId="a0">
     <w:name w:val="Default Paragraph Font"/>
     <w:uiPriority w:val="1"/>
+    <w:semiHidden/>
     <w:unhideWhenUsed/>
   </w:style>
   <w:style w:type="table" w:default="1" w:styleId="a1">

--- a/Магистерская/Новая магистерская Ч2.docx
+++ b/Магистерская/Новая магистерская Ч2.docx
@@ -3126,6 +3126,7 @@
           <w:rFonts w:ascii="Times New Roman" w:hAnsi="Times New Roman" w:cs="Times New Roman"/>
           <w:i/>
           <w:iCs/>
+          <w:lang w:val="ru-RU"/>
         </w:rPr>
       </w:pPr>
       <w:r>
@@ -3335,6 +3336,7 @@
       <w:r>
         <w:rPr>
           <w:rFonts w:ascii="Times New Roman" w:hAnsi="Times New Roman" w:cs="Times New Roman"/>
+          <w:noProof/>
           <w:sz w:val="24"/>
           <w:szCs w:val="24"/>
         </w:rPr>
@@ -3469,14 +3471,15 @@
       <w:r>
         <w:rPr>
           <w:rFonts w:ascii="Times New Roman" w:hAnsi="Times New Roman" w:cs="Times New Roman"/>
+          <w:noProof/>
           <w:sz w:val="24"/>
           <w:szCs w:val="24"/>
           <w:lang w:val="ru-RU"/>
         </w:rPr>
         <w:drawing>
-          <wp:inline distT="0" distB="0" distL="0" distR="0" wp14:anchorId="6F3D4CF5" wp14:editId="6F56F842">
-            <wp:extent cx="5940425" cy="908685"/>
-            <wp:effectExtent l="0" t="0" r="3175" b="5715"/>
+          <wp:inline distT="0" distB="0" distL="0" distR="0" wp14:anchorId="6F3D4CF5" wp14:editId="1B66AD7A">
+            <wp:extent cx="5987927" cy="915951"/>
+            <wp:effectExtent l="0" t="0" r="0" b="0"/>
             <wp:docPr id="47" name="Рисунок 47"/>
             <wp:cNvGraphicFramePr>
               <a:graphicFrameLocks xmlns:a="http://schemas.openxmlformats.org/drawingml/2006/main" noChangeAspect="1"/>
@@ -3497,7 +3500,7 @@
                   <pic:spPr>
                     <a:xfrm>
                       <a:off x="0" y="0"/>
-                      <a:ext cx="5940425" cy="908685"/>
+                      <a:ext cx="6001222" cy="917985"/>
                     </a:xfrm>
                     <a:prstGeom prst="rect">
                       <a:avLst/>
@@ -3636,14 +3639,15 @@
       <w:r>
         <w:rPr>
           <w:rFonts w:ascii="Times New Roman" w:hAnsi="Times New Roman" w:cs="Times New Roman"/>
+          <w:noProof/>
           <w:sz w:val="24"/>
           <w:szCs w:val="24"/>
           <w:lang w:val="ru-RU"/>
         </w:rPr>
         <w:drawing>
-          <wp:inline distT="0" distB="0" distL="0" distR="0" wp14:anchorId="107AFDF7" wp14:editId="596DAC2F">
-            <wp:extent cx="3296110" cy="543001"/>
-            <wp:effectExtent l="0" t="0" r="0" b="9525"/>
+          <wp:inline distT="0" distB="0" distL="0" distR="0" wp14:anchorId="107AFDF7" wp14:editId="16A11BC7">
+            <wp:extent cx="3485655" cy="574227"/>
+            <wp:effectExtent l="0" t="0" r="635" b="0"/>
             <wp:docPr id="16" name="Рисунок 16"/>
             <wp:cNvGraphicFramePr>
               <a:graphicFrameLocks xmlns:a="http://schemas.openxmlformats.org/drawingml/2006/main" noChangeAspect="1"/>
@@ -3664,7 +3668,7 @@
                   <pic:spPr>
                     <a:xfrm>
                       <a:off x="0" y="0"/>
-                      <a:ext cx="3296110" cy="543001"/>
+                      <a:ext cx="3534038" cy="582198"/>
                     </a:xfrm>
                     <a:prstGeom prst="rect">
                       <a:avLst/>
@@ -3789,6 +3793,7 @@
       <w:r>
         <w:rPr>
           <w:rFonts w:ascii="Times New Roman" w:hAnsi="Times New Roman" w:cs="Times New Roman"/>
+          <w:noProof/>
           <w:sz w:val="24"/>
           <w:szCs w:val="24"/>
           <w:lang w:val="ru-RU"/>
@@ -3875,6 +3880,7 @@
       <w:r>
         <w:rPr>
           <w:rFonts w:ascii="Times New Roman" w:hAnsi="Times New Roman" w:cs="Times New Roman"/>
+          <w:noProof/>
           <w:sz w:val="24"/>
           <w:szCs w:val="24"/>
           <w:lang w:val="ru-RU"/>
@@ -3925,6 +3931,7 @@
           <w:rFonts w:ascii="Times New Roman" w:hAnsi="Times New Roman" w:cs="Times New Roman"/>
           <w:sz w:val="24"/>
           <w:szCs w:val="24"/>
+          <w:lang w:val="ru-RU"/>
         </w:rPr>
       </w:pPr>
       <w:r>
@@ -3989,6 +3996,7 @@
       <w:r>
         <w:rPr>
           <w:rFonts w:ascii="Times New Roman" w:hAnsi="Times New Roman" w:cs="Times New Roman"/>
+          <w:noProof/>
           <w:sz w:val="24"/>
           <w:szCs w:val="24"/>
         </w:rPr>
@@ -4150,6 +4158,7 @@
           <w:rFonts w:ascii="Times New Roman" w:hAnsi="Times New Roman" w:cs="Times New Roman"/>
           <w:sz w:val="24"/>
           <w:szCs w:val="24"/>
+          <w:lang w:val="ru-RU"/>
         </w:rPr>
       </w:pPr>
       <w:r>
@@ -4224,6 +4233,7 @@
       <w:r>
         <w:rPr>
           <w:rFonts w:ascii="Times New Roman" w:hAnsi="Times New Roman" w:cs="Times New Roman"/>
+          <w:noProof/>
           <w:sz w:val="24"/>
           <w:szCs w:val="24"/>
         </w:rPr>
@@ -4574,6 +4584,7 @@
       <w:r>
         <w:rPr>
           <w:rFonts w:ascii="Times New Roman" w:hAnsi="Times New Roman" w:cs="Times New Roman"/>
+          <w:noProof/>
           <w:sz w:val="24"/>
           <w:szCs w:val="24"/>
           <w:lang w:val="ru-RU"/>
@@ -4709,6 +4720,7 @@
       <w:r>
         <w:rPr>
           <w:rFonts w:ascii="Times New Roman" w:hAnsi="Times New Roman" w:cs="Times New Roman"/>
+          <w:noProof/>
           <w:sz w:val="24"/>
           <w:szCs w:val="24"/>
           <w:lang w:val="ru-RU"/>
@@ -4856,6 +4868,7 @@
       <w:r>
         <w:rPr>
           <w:rFonts w:ascii="Times New Roman" w:hAnsi="Times New Roman" w:cs="Times New Roman"/>
+          <w:noProof/>
           <w:sz w:val="24"/>
           <w:szCs w:val="24"/>
           <w:lang w:val="ru-RU"/>
@@ -5019,6 +5032,7 @@
       <w:r>
         <w:rPr>
           <w:rFonts w:ascii="Times New Roman" w:hAnsi="Times New Roman" w:cs="Times New Roman"/>
+          <w:noProof/>
           <w:sz w:val="24"/>
           <w:szCs w:val="24"/>
           <w:lang w:val="ru-RU"/>
@@ -5104,6 +5118,7 @@
       <w:r>
         <w:rPr>
           <w:rFonts w:ascii="Times New Roman" w:hAnsi="Times New Roman" w:cs="Times New Roman"/>
+          <w:noProof/>
           <w:sz w:val="24"/>
           <w:szCs w:val="24"/>
           <w:lang w:val="ru-RU"/>
@@ -5181,6 +5196,7 @@
       <w:r>
         <w:rPr>
           <w:rFonts w:ascii="Times New Roman" w:hAnsi="Times New Roman" w:cs="Times New Roman"/>
+          <w:noProof/>
           <w:sz w:val="24"/>
           <w:szCs w:val="24"/>
           <w:lang w:val="ru-RU"/>
@@ -5537,6 +5553,7 @@
       <w:r>
         <w:rPr>
           <w:rFonts w:ascii="Times New Roman" w:hAnsi="Times New Roman" w:cs="Times New Roman"/>
+          <w:noProof/>
           <w:sz w:val="24"/>
           <w:szCs w:val="24"/>
         </w:rPr>
@@ -5689,6 +5706,8 @@
       <w:r>
         <w:rPr>
           <w:rFonts w:ascii="Times New Roman" w:hAnsi="Times New Roman" w:cs="Times New Roman"/>
+          <w:i/>
+          <w:iCs/>
           <w:sz w:val="24"/>
           <w:szCs w:val="24"/>
         </w:rPr>
@@ -5697,6 +5716,8 @@
       <w:r>
         <w:rPr>
           <w:rFonts w:ascii="Times New Roman" w:hAnsi="Times New Roman" w:cs="Times New Roman"/>
+          <w:i/>
+          <w:iCs/>
           <w:sz w:val="24"/>
           <w:szCs w:val="24"/>
           <w:lang w:val="ru-RU"/>
@@ -5706,6 +5727,8 @@
       <w:r>
         <w:rPr>
           <w:rFonts w:ascii="Times New Roman" w:hAnsi="Times New Roman" w:cs="Times New Roman"/>
+          <w:i/>
+          <w:iCs/>
           <w:sz w:val="24"/>
           <w:szCs w:val="24"/>
         </w:rPr>
@@ -5714,6 +5737,8 @@
       <w:r>
         <w:rPr>
           <w:rFonts w:ascii="Times New Roman" w:hAnsi="Times New Roman" w:cs="Times New Roman"/>
+          <w:i/>
+          <w:iCs/>
           <w:sz w:val="24"/>
           <w:szCs w:val="24"/>
           <w:lang w:val="ru-RU"/>
@@ -5723,40 +5748,8 @@
       <w:r>
         <w:rPr>
           <w:rFonts w:ascii="Times New Roman" w:hAnsi="Times New Roman" w:cs="Times New Roman"/>
-          <w:sz w:val="24"/>
-          <w:szCs w:val="24"/>
-        </w:rPr>
-        <w:t>f</w:t>
-      </w:r>
-      <w:r>
-        <w:rPr>
-          <w:rFonts w:ascii="Times New Roman" w:hAnsi="Times New Roman" w:cs="Times New Roman"/>
-          <w:sz w:val="24"/>
-          <w:szCs w:val="24"/>
-          <w:lang w:val="ru-RU"/>
-        </w:rPr>
-        <w:t>(</w:t>
-      </w:r>
-      <w:r>
-        <w:rPr>
-          <w:rFonts w:ascii="Times New Roman" w:hAnsi="Times New Roman" w:cs="Times New Roman"/>
-          <w:sz w:val="24"/>
-          <w:szCs w:val="24"/>
-        </w:rPr>
-        <w:t>L</w:t>
-      </w:r>
-      <w:r>
-        <w:rPr>
-          <w:rFonts w:ascii="Times New Roman" w:hAnsi="Times New Roman" w:cs="Times New Roman"/>
-          <w:sz w:val="24"/>
-          <w:szCs w:val="24"/>
-          <w:lang w:val="ru-RU"/>
-        </w:rPr>
-        <w:t xml:space="preserve">) = </w:t>
-      </w:r>
-      <w:r>
-        <w:rPr>
-          <w:rFonts w:ascii="Times New Roman" w:hAnsi="Times New Roman" w:cs="Times New Roman"/>
+          <w:i/>
+          <w:iCs/>
           <w:sz w:val="24"/>
           <w:szCs w:val="24"/>
         </w:rPr>
@@ -5765,6 +5758,8 @@
       <w:r>
         <w:rPr>
           <w:rFonts w:ascii="Times New Roman" w:hAnsi="Times New Roman" w:cs="Times New Roman"/>
+          <w:i/>
+          <w:iCs/>
           <w:sz w:val="24"/>
           <w:szCs w:val="24"/>
           <w:vertAlign w:val="subscript"/>
@@ -5788,6 +5783,7 @@
       <w:r>
         <w:rPr>
           <w:rFonts w:ascii="Times New Roman" w:hAnsi="Times New Roman" w:cs="Times New Roman"/>
+          <w:noProof/>
           <w:sz w:val="24"/>
           <w:szCs w:val="24"/>
         </w:rPr>
@@ -5886,64 +5882,66 @@
         <w:jc w:val="center"/>
         <w:rPr>
           <w:rFonts w:ascii="Times New Roman" w:hAnsi="Times New Roman" w:cs="Times New Roman"/>
-          <w:sz w:val="24"/>
-          <w:szCs w:val="24"/>
-          <w:vertAlign w:val="subscript"/>
-          <w:lang w:val="ru-RU"/>
-        </w:rPr>
-      </w:pPr>
-      <w:r>
-        <w:rPr>
-          <w:rFonts w:ascii="Times New Roman" w:hAnsi="Times New Roman" w:cs="Times New Roman"/>
-          <w:sz w:val="24"/>
-          <w:szCs w:val="24"/>
-          <w:lang w:val="ru-RU"/>
-        </w:rPr>
-        <w:t>Рисунок</w:t>
-      </w:r>
-      <w:r>
-        <w:rPr>
-          <w:rFonts w:ascii="Times New Roman" w:hAnsi="Times New Roman" w:cs="Times New Roman"/>
-          <w:sz w:val="24"/>
-          <w:szCs w:val="24"/>
-          <w:lang w:val="ru-RU"/>
-        </w:rPr>
-        <w:t xml:space="preserve"> 2.</w:t>
-      </w:r>
-      <w:r>
-        <w:rPr>
-          <w:rFonts w:ascii="Times New Roman" w:hAnsi="Times New Roman" w:cs="Times New Roman"/>
-          <w:sz w:val="24"/>
-          <w:szCs w:val="24"/>
-          <w:lang w:val="ru-RU"/>
-        </w:rPr>
-        <w:t>5</w:t>
-      </w:r>
-      <w:r>
-        <w:rPr>
-          <w:rFonts w:ascii="Times New Roman" w:hAnsi="Times New Roman" w:cs="Times New Roman"/>
-          <w:sz w:val="24"/>
-          <w:szCs w:val="24"/>
-          <w:lang w:val="ru-RU"/>
-        </w:rPr>
-        <w:t xml:space="preserve"> - </w:t>
-      </w:r>
-      <w:r>
-        <w:rPr>
-          <w:rFonts w:ascii="Times New Roman" w:hAnsi="Times New Roman" w:cs="Times New Roman"/>
-          <w:sz w:val="24"/>
-          <w:szCs w:val="24"/>
-          <w:lang w:val="ru-RU"/>
-        </w:rPr>
-        <w:t>Функция</w:t>
-      </w:r>
-      <w:r>
-        <w:rPr>
-          <w:rFonts w:ascii="Times New Roman" w:hAnsi="Times New Roman" w:cs="Times New Roman"/>
           <w:i/>
           <w:iCs/>
           <w:sz w:val="24"/>
           <w:szCs w:val="24"/>
+          <w:vertAlign w:val="subscript"/>
+          <w:lang w:val="ru-RU"/>
+        </w:rPr>
+      </w:pPr>
+      <w:r>
+        <w:rPr>
+          <w:rFonts w:ascii="Times New Roman" w:hAnsi="Times New Roman" w:cs="Times New Roman"/>
+          <w:sz w:val="24"/>
+          <w:szCs w:val="24"/>
+          <w:lang w:val="ru-RU"/>
+        </w:rPr>
+        <w:t>Рисунок</w:t>
+      </w:r>
+      <w:r>
+        <w:rPr>
+          <w:rFonts w:ascii="Times New Roman" w:hAnsi="Times New Roman" w:cs="Times New Roman"/>
+          <w:sz w:val="24"/>
+          <w:szCs w:val="24"/>
+          <w:lang w:val="ru-RU"/>
+        </w:rPr>
+        <w:t xml:space="preserve"> 2.</w:t>
+      </w:r>
+      <w:r>
+        <w:rPr>
+          <w:rFonts w:ascii="Times New Roman" w:hAnsi="Times New Roman" w:cs="Times New Roman"/>
+          <w:sz w:val="24"/>
+          <w:szCs w:val="24"/>
+          <w:lang w:val="ru-RU"/>
+        </w:rPr>
+        <w:t>5</w:t>
+      </w:r>
+      <w:r>
+        <w:rPr>
+          <w:rFonts w:ascii="Times New Roman" w:hAnsi="Times New Roman" w:cs="Times New Roman"/>
+          <w:sz w:val="24"/>
+          <w:szCs w:val="24"/>
+          <w:lang w:val="ru-RU"/>
+        </w:rPr>
+        <w:t xml:space="preserve"> - </w:t>
+      </w:r>
+      <w:r>
+        <w:rPr>
+          <w:rFonts w:ascii="Times New Roman" w:hAnsi="Times New Roman" w:cs="Times New Roman"/>
+          <w:sz w:val="24"/>
+          <w:szCs w:val="24"/>
+          <w:lang w:val="ru-RU"/>
+        </w:rPr>
+        <w:t>Функция</w:t>
+      </w:r>
+      <w:r>
+        <w:rPr>
+          <w:rFonts w:ascii="Times New Roman" w:hAnsi="Times New Roman" w:cs="Times New Roman"/>
+          <w:i/>
+          <w:iCs/>
+          <w:sz w:val="24"/>
+          <w:szCs w:val="24"/>
           <w:lang w:val="ru-RU"/>
         </w:rPr>
         <w:t xml:space="preserve"> </w:t>
@@ -5951,6 +5949,8 @@
       <w:r>
         <w:rPr>
           <w:rFonts w:ascii="Times New Roman" w:hAnsi="Times New Roman" w:cs="Times New Roman"/>
+          <w:i/>
+          <w:iCs/>
           <w:sz w:val="24"/>
           <w:szCs w:val="24"/>
         </w:rPr>
@@ -5959,6 +5959,8 @@
       <w:r>
         <w:rPr>
           <w:rFonts w:ascii="Times New Roman" w:hAnsi="Times New Roman" w:cs="Times New Roman"/>
+          <w:i/>
+          <w:iCs/>
           <w:sz w:val="24"/>
           <w:szCs w:val="24"/>
           <w:lang w:val="ru-RU"/>
@@ -5968,6 +5970,8 @@
       <w:r>
         <w:rPr>
           <w:rFonts w:ascii="Times New Roman" w:hAnsi="Times New Roman" w:cs="Times New Roman"/>
+          <w:i/>
+          <w:iCs/>
           <w:sz w:val="24"/>
           <w:szCs w:val="24"/>
         </w:rPr>
@@ -5976,6 +5980,8 @@
       <w:r>
         <w:rPr>
           <w:rFonts w:ascii="Times New Roman" w:hAnsi="Times New Roman" w:cs="Times New Roman"/>
+          <w:i/>
+          <w:iCs/>
           <w:sz w:val="24"/>
           <w:szCs w:val="24"/>
           <w:lang w:val="ru-RU"/>
@@ -5986,6 +5992,8 @@
       <w:r>
         <w:rPr>
           <w:rFonts w:ascii="Times New Roman" w:hAnsi="Times New Roman" w:cs="Times New Roman"/>
+          <w:i/>
+          <w:iCs/>
           <w:sz w:val="24"/>
           <w:szCs w:val="24"/>
         </w:rPr>
@@ -5994,6 +6002,8 @@
       <w:r>
         <w:rPr>
           <w:rFonts w:ascii="Times New Roman" w:hAnsi="Times New Roman" w:cs="Times New Roman"/>
+          <w:i/>
+          <w:iCs/>
           <w:sz w:val="24"/>
           <w:szCs w:val="24"/>
           <w:vertAlign w:val="subscript"/>
@@ -6015,6 +6025,7 @@
       <w:r>
         <w:rPr>
           <w:rFonts w:ascii="Times New Roman" w:hAnsi="Times New Roman" w:cs="Times New Roman"/>
+          <w:noProof/>
           <w:sz w:val="24"/>
           <w:szCs w:val="24"/>
         </w:rPr>
@@ -6176,6 +6187,8 @@
       <w:r>
         <w:rPr>
           <w:rFonts w:ascii="Times New Roman" w:hAnsi="Times New Roman" w:cs="Times New Roman"/>
+          <w:i/>
+          <w:iCs/>
           <w:sz w:val="24"/>
           <w:szCs w:val="24"/>
         </w:rPr>
@@ -6184,6 +6197,8 @@
       <w:r>
         <w:rPr>
           <w:rFonts w:ascii="Times New Roman" w:hAnsi="Times New Roman" w:cs="Times New Roman"/>
+          <w:i/>
+          <w:iCs/>
           <w:sz w:val="24"/>
           <w:szCs w:val="24"/>
           <w:lang w:val="ru-RU"/>
@@ -6193,6 +6208,8 @@
       <w:r>
         <w:rPr>
           <w:rFonts w:ascii="Times New Roman" w:hAnsi="Times New Roman" w:cs="Times New Roman"/>
+          <w:i/>
+          <w:iCs/>
           <w:sz w:val="24"/>
           <w:szCs w:val="24"/>
         </w:rPr>
@@ -6201,6 +6218,8 @@
       <w:r>
         <w:rPr>
           <w:rFonts w:ascii="Times New Roman" w:hAnsi="Times New Roman" w:cs="Times New Roman"/>
+          <w:i/>
+          <w:iCs/>
           <w:sz w:val="24"/>
           <w:szCs w:val="24"/>
           <w:lang w:val="ru-RU"/>
@@ -6211,6 +6230,8 @@
       <w:r>
         <w:rPr>
           <w:rFonts w:ascii="Times New Roman" w:hAnsi="Times New Roman" w:cs="Times New Roman"/>
+          <w:i/>
+          <w:iCs/>
           <w:sz w:val="24"/>
           <w:szCs w:val="24"/>
         </w:rPr>
@@ -6219,6 +6240,8 @@
       <w:r>
         <w:rPr>
           <w:rFonts w:ascii="Times New Roman" w:hAnsi="Times New Roman" w:cs="Times New Roman"/>
+          <w:i/>
+          <w:iCs/>
           <w:sz w:val="24"/>
           <w:szCs w:val="24"/>
           <w:vertAlign w:val="subscript"/>
@@ -6373,6 +6396,7 @@
       <w:r>
         <w:rPr>
           <w:rFonts w:ascii="Times New Roman" w:hAnsi="Times New Roman" w:cs="Times New Roman"/>
+          <w:noProof/>
           <w:sz w:val="24"/>
           <w:szCs w:val="24"/>
           <w:lang w:val="ru-RU"/>
@@ -6508,6 +6532,7 @@
       <w:r>
         <w:rPr>
           <w:rFonts w:ascii="Times New Roman" w:hAnsi="Times New Roman" w:cs="Times New Roman"/>
+          <w:noProof/>
           <w:sz w:val="24"/>
           <w:szCs w:val="24"/>
           <w:lang w:val="ru-RU"/>
@@ -6685,6 +6710,7 @@
       <w:r>
         <w:rPr>
           <w:rFonts w:ascii="Times New Roman" w:hAnsi="Times New Roman" w:cs="Times New Roman"/>
+          <w:noProof/>
           <w:sz w:val="24"/>
           <w:szCs w:val="24"/>
           <w:lang w:val="ru-RU"/>
@@ -6821,6 +6847,7 @@
       <w:r>
         <w:rPr>
           <w:rFonts w:ascii="Times New Roman" w:hAnsi="Times New Roman" w:cs="Times New Roman"/>
+          <w:noProof/>
           <w:sz w:val="24"/>
           <w:szCs w:val="24"/>
           <w:lang w:val="ru-RU"/>
@@ -6906,6 +6933,7 @@
       <w:r>
         <w:rPr>
           <w:rFonts w:ascii="Times New Roman" w:hAnsi="Times New Roman" w:cs="Times New Roman"/>
+          <w:noProof/>
           <w:sz w:val="24"/>
           <w:szCs w:val="24"/>
           <w:lang w:val="ru-RU"/>
@@ -6956,6 +6984,7 @@
           <w:rFonts w:ascii="Times New Roman" w:hAnsi="Times New Roman" w:cs="Times New Roman"/>
           <w:sz w:val="24"/>
           <w:szCs w:val="24"/>
+          <w:lang w:val="ru-RU"/>
         </w:rPr>
       </w:pPr>
       <w:r>
@@ -6982,6 +7011,7 @@
       <w:r>
         <w:rPr>
           <w:rFonts w:ascii="Times New Roman" w:hAnsi="Times New Roman" w:cs="Times New Roman"/>
+          <w:noProof/>
           <w:sz w:val="24"/>
           <w:szCs w:val="24"/>
         </w:rPr>
@@ -7177,13 +7207,14 @@
       <w:r>
         <w:rPr>
           <w:rFonts w:ascii="Times New Roman" w:hAnsi="Times New Roman" w:cs="Times New Roman"/>
+          <w:noProof/>
           <w:sz w:val="24"/>
           <w:szCs w:val="24"/>
         </w:rPr>
         <w:drawing>
-          <wp:inline distT="0" distB="0" distL="0" distR="0" wp14:anchorId="62AEBB8D" wp14:editId="6215B379">
-            <wp:extent cx="2286000" cy="400050"/>
-            <wp:effectExtent l="0" t="0" r="0" b="0"/>
+          <wp:inline distT="0" distB="0" distL="0" distR="0" wp14:anchorId="62AEBB8D" wp14:editId="14F0599B">
+            <wp:extent cx="2850080" cy="498764"/>
+            <wp:effectExtent l="0" t="0" r="7620" b="0"/>
             <wp:docPr id="53" name="Рисунок 53"/>
             <wp:cNvGraphicFramePr>
               <a:graphicFrameLocks xmlns:a="http://schemas.openxmlformats.org/drawingml/2006/main" noChangeAspect="1"/>
@@ -7204,7 +7235,7 @@
                   <pic:spPr>
                     <a:xfrm>
                       <a:off x="0" y="0"/>
-                      <a:ext cx="2286320" cy="400106"/>
+                      <a:ext cx="2872270" cy="502647"/>
                     </a:xfrm>
                     <a:prstGeom prst="rect">
                       <a:avLst/>
@@ -7234,13 +7265,14 @@
       <w:r>
         <w:rPr>
           <w:rFonts w:ascii="Times New Roman" w:hAnsi="Times New Roman" w:cs="Times New Roman"/>
+          <w:noProof/>
           <w:sz w:val="24"/>
           <w:szCs w:val="24"/>
         </w:rPr>
         <w:drawing>
-          <wp:inline distT="0" distB="0" distL="0" distR="0" wp14:anchorId="2424ACE2" wp14:editId="031E88CE">
-            <wp:extent cx="2933700" cy="476250"/>
-            <wp:effectExtent l="0" t="0" r="0" b="0"/>
+          <wp:inline distT="0" distB="0" distL="0" distR="0" wp14:anchorId="2424ACE2" wp14:editId="7FD41468">
+            <wp:extent cx="3289655" cy="534035"/>
+            <wp:effectExtent l="0" t="0" r="6350" b="0"/>
             <wp:docPr id="54" name="Рисунок 54"/>
             <wp:cNvGraphicFramePr>
               <a:graphicFrameLocks xmlns:a="http://schemas.openxmlformats.org/drawingml/2006/main" noChangeAspect="1"/>
@@ -7261,7 +7293,7 @@
                   <pic:spPr>
                     <a:xfrm>
                       <a:off x="0" y="0"/>
-                      <a:ext cx="2934113" cy="476317"/>
+                      <a:ext cx="3302543" cy="536127"/>
                     </a:xfrm>
                     <a:prstGeom prst="rect">
                       <a:avLst/>
@@ -7403,6 +7435,8 @@
       <w:r>
         <w:rPr>
           <w:rFonts w:ascii="Times New Roman" w:hAnsi="Times New Roman" w:cs="Times New Roman"/>
+          <w:i/>
+          <w:iCs/>
           <w:sz w:val="24"/>
           <w:szCs w:val="24"/>
         </w:rPr>
@@ -7411,6 +7445,8 @@
       <w:r>
         <w:rPr>
           <w:rFonts w:ascii="Times New Roman" w:hAnsi="Times New Roman" w:cs="Times New Roman"/>
+          <w:i/>
+          <w:iCs/>
           <w:sz w:val="24"/>
           <w:szCs w:val="24"/>
           <w:vertAlign w:val="subscript"/>
@@ -7421,6 +7457,8 @@
       <w:r>
         <w:rPr>
           <w:rFonts w:ascii="Times New Roman" w:hAnsi="Times New Roman" w:cs="Times New Roman"/>
+          <w:i/>
+          <w:iCs/>
           <w:sz w:val="24"/>
           <w:szCs w:val="24"/>
           <w:lang w:val="ru-RU"/>
@@ -7430,6 +7468,8 @@
       <w:r>
         <w:rPr>
           <w:rFonts w:ascii="Times New Roman" w:hAnsi="Times New Roman" w:cs="Times New Roman"/>
+          <w:i/>
+          <w:iCs/>
           <w:sz w:val="24"/>
           <w:szCs w:val="24"/>
         </w:rPr>
@@ -7438,6 +7478,8 @@
       <w:r>
         <w:rPr>
           <w:rFonts w:ascii="Times New Roman" w:hAnsi="Times New Roman" w:cs="Times New Roman"/>
+          <w:i/>
+          <w:iCs/>
           <w:sz w:val="24"/>
           <w:szCs w:val="24"/>
           <w:lang w:val="ru-RU"/>
@@ -7447,6 +7489,8 @@
       <w:r>
         <w:rPr>
           <w:rFonts w:ascii="Times New Roman" w:hAnsi="Times New Roman" w:cs="Times New Roman"/>
+          <w:i/>
+          <w:iCs/>
           <w:sz w:val="24"/>
           <w:szCs w:val="24"/>
         </w:rPr>
@@ -7455,6 +7499,8 @@
       <w:r>
         <w:rPr>
           <w:rFonts w:ascii="Times New Roman" w:hAnsi="Times New Roman" w:cs="Times New Roman"/>
+          <w:i/>
+          <w:iCs/>
           <w:sz w:val="24"/>
           <w:szCs w:val="24"/>
           <w:vertAlign w:val="subscript"/>
@@ -7465,6 +7511,8 @@
       <w:r>
         <w:rPr>
           <w:rFonts w:ascii="Times New Roman" w:hAnsi="Times New Roman" w:cs="Times New Roman"/>
+          <w:i/>
+          <w:iCs/>
           <w:sz w:val="24"/>
           <w:szCs w:val="24"/>
           <w:lang w:val="ru-RU"/>
@@ -7474,6 +7522,8 @@
       <w:r>
         <w:rPr>
           <w:rFonts w:ascii="Times New Roman" w:hAnsi="Times New Roman" w:cs="Times New Roman"/>
+          <w:i/>
+          <w:iCs/>
           <w:sz w:val="24"/>
           <w:szCs w:val="24"/>
         </w:rPr>
@@ -7482,6 +7532,8 @@
       <w:r>
         <w:rPr>
           <w:rFonts w:ascii="Times New Roman" w:hAnsi="Times New Roman" w:cs="Times New Roman"/>
+          <w:i/>
+          <w:iCs/>
           <w:sz w:val="24"/>
           <w:szCs w:val="24"/>
           <w:lang w:val="ru-RU"/>
@@ -7497,11 +7549,13 @@
           <w:rFonts w:ascii="Times New Roman" w:hAnsi="Times New Roman" w:cs="Times New Roman"/>
           <w:sz w:val="24"/>
           <w:szCs w:val="24"/>
-        </w:rPr>
-      </w:pPr>
-      <w:r>
-        <w:rPr>
-          <w:rFonts w:ascii="Times New Roman" w:hAnsi="Times New Roman" w:cs="Times New Roman"/>
+          <w:lang w:val="ru-RU"/>
+        </w:rPr>
+      </w:pPr>
+      <w:r>
+        <w:rPr>
+          <w:rFonts w:ascii="Times New Roman" w:hAnsi="Times New Roman" w:cs="Times New Roman"/>
+          <w:noProof/>
           <w:sz w:val="24"/>
           <w:szCs w:val="24"/>
         </w:rPr>
@@ -7595,6 +7649,7 @@
           <w:noProof/>
           <w:sz w:val="24"/>
           <w:szCs w:val="24"/>
+          <w:lang w:val="ru-RU"/>
         </w:rPr>
         <w:t xml:space="preserve"> </w:t>
       </w:r>
@@ -7607,6 +7662,7 @@
           <w:rFonts w:ascii="Times New Roman" w:hAnsi="Times New Roman" w:cs="Times New Roman"/>
           <w:sz w:val="24"/>
           <w:szCs w:val="24"/>
+          <w:lang w:val="ru-RU"/>
         </w:rPr>
       </w:pPr>
       <w:r>
@@ -7623,6 +7679,7 @@
           <w:rFonts w:ascii="Times New Roman" w:hAnsi="Times New Roman" w:cs="Times New Roman"/>
           <w:sz w:val="24"/>
           <w:szCs w:val="24"/>
+          <w:lang w:val="ru-RU"/>
         </w:rPr>
         <w:t xml:space="preserve"> 2.8 - </w:t>
       </w:r>
@@ -7642,12 +7699,15 @@
           <w:iCs/>
           <w:sz w:val="24"/>
           <w:szCs w:val="24"/>
+          <w:lang w:val="ru-RU"/>
         </w:rPr>
         <w:t xml:space="preserve"> </w:t>
       </w:r>
       <w:r>
         <w:rPr>
           <w:rFonts w:ascii="Times New Roman" w:hAnsi="Times New Roman" w:cs="Times New Roman"/>
+          <w:i/>
+          <w:iCs/>
           <w:sz w:val="24"/>
           <w:szCs w:val="24"/>
         </w:rPr>
@@ -7656,14 +7716,19 @@
       <w:r>
         <w:rPr>
           <w:rFonts w:ascii="Times New Roman" w:hAnsi="Times New Roman" w:cs="Times New Roman"/>
-          <w:sz w:val="24"/>
-          <w:szCs w:val="24"/>
+          <w:i/>
+          <w:iCs/>
+          <w:sz w:val="24"/>
+          <w:szCs w:val="24"/>
+          <w:lang w:val="ru-RU"/>
         </w:rPr>
         <w:t>(</w:t>
       </w:r>
       <w:r>
         <w:rPr>
           <w:rFonts w:ascii="Times New Roman" w:hAnsi="Times New Roman" w:cs="Times New Roman"/>
+          <w:i/>
+          <w:iCs/>
           <w:sz w:val="24"/>
           <w:szCs w:val="24"/>
         </w:rPr>
@@ -7672,14 +7737,19 @@
       <w:r>
         <w:rPr>
           <w:rFonts w:ascii="Times New Roman" w:hAnsi="Times New Roman" w:cs="Times New Roman"/>
-          <w:sz w:val="24"/>
-          <w:szCs w:val="24"/>
+          <w:i/>
+          <w:iCs/>
+          <w:sz w:val="24"/>
+          <w:szCs w:val="24"/>
+          <w:lang w:val="ru-RU"/>
         </w:rPr>
         <w:t xml:space="preserve">) = </w:t>
       </w:r>
       <w:r>
         <w:rPr>
           <w:rFonts w:ascii="Times New Roman" w:hAnsi="Times New Roman" w:cs="Times New Roman"/>
+          <w:i/>
+          <w:iCs/>
           <w:sz w:val="24"/>
           <w:szCs w:val="24"/>
         </w:rPr>
@@ -7695,6 +7765,7 @@
           <w:rFonts w:ascii="Times New Roman" w:hAnsi="Times New Roman" w:cs="Times New Roman"/>
           <w:sz w:val="24"/>
           <w:szCs w:val="24"/>
+          <w:lang w:val="ru-RU"/>
         </w:rPr>
       </w:pPr>
     </w:p>
@@ -7817,6 +7888,7 @@
       <w:r>
         <w:rPr>
           <w:rFonts w:ascii="Times New Roman" w:hAnsi="Times New Roman" w:cs="Times New Roman"/>
+          <w:noProof/>
           <w:sz w:val="24"/>
           <w:szCs w:val="24"/>
           <w:lang w:val="ru-RU"/>
@@ -7953,6 +8025,7 @@
       <w:r>
         <w:rPr>
           <w:rFonts w:ascii="Times New Roman" w:hAnsi="Times New Roman" w:cs="Times New Roman"/>
+          <w:noProof/>
           <w:sz w:val="24"/>
           <w:szCs w:val="24"/>
           <w:lang w:val="ru-RU"/>
@@ -8140,6 +8213,7 @@
       <w:r>
         <w:rPr>
           <w:rFonts w:ascii="Times New Roman" w:hAnsi="Times New Roman" w:cs="Times New Roman"/>
+          <w:noProof/>
           <w:sz w:val="24"/>
           <w:szCs w:val="24"/>
           <w:lang w:val="ru-RU"/>
@@ -8256,6 +8330,7 @@
       <w:r>
         <w:rPr>
           <w:rFonts w:ascii="Times New Roman" w:hAnsi="Times New Roman" w:cs="Times New Roman"/>
+          <w:noProof/>
           <w:sz w:val="24"/>
           <w:szCs w:val="24"/>
           <w:lang w:val="ru-RU"/>
@@ -8342,6 +8417,7 @@
       <w:r>
         <w:rPr>
           <w:rFonts w:ascii="Times New Roman" w:hAnsi="Times New Roman" w:cs="Times New Roman"/>
+          <w:noProof/>
           <w:sz w:val="24"/>
           <w:szCs w:val="24"/>
           <w:lang w:val="ru-RU"/>
@@ -8419,6 +8495,7 @@
       <w:r>
         <w:rPr>
           <w:rFonts w:ascii="Times New Roman" w:hAnsi="Times New Roman" w:cs="Times New Roman"/>
+          <w:noProof/>
           <w:sz w:val="24"/>
           <w:szCs w:val="24"/>
           <w:lang w:val="ru-RU"/>
@@ -8659,6 +8736,7 @@
       <w:r>
         <w:rPr>
           <w:rFonts w:ascii="Times New Roman" w:hAnsi="Times New Roman" w:cs="Times New Roman"/>
+          <w:noProof/>
           <w:sz w:val="24"/>
           <w:szCs w:val="24"/>
           <w:lang w:val="ru-RU"/>
@@ -8888,6 +8966,7 @@
       <w:r>
         <w:rPr>
           <w:rFonts w:ascii="Times New Roman" w:hAnsi="Times New Roman" w:cs="Times New Roman"/>
+          <w:noProof/>
           <w:sz w:val="24"/>
           <w:szCs w:val="24"/>
           <w:lang w:val="ru-RU"/>
@@ -8956,7 +9035,7 @@
           <w:sz w:val="24"/>
           <w:szCs w:val="24"/>
         </w:rPr>
-        <w:t>ML</w:t>
+        <w:t>L</w:t>
       </w:r>
       <w:r>
         <w:rPr>
@@ -8967,34 +9046,14 @@
         </w:rPr>
         <w:t xml:space="preserve"> </w:t>
       </w:r>
-      <w:proofErr w:type="spellStart"/>
-      <w:r>
-        <w:rPr>
-          <w:rFonts w:ascii="Times New Roman" w:hAnsi="Times New Roman" w:cs="Times New Roman"/>
-          <w:sz w:val="24"/>
-          <w:szCs w:val="24"/>
-          <w:lang w:val="ru-RU"/>
-        </w:rPr>
-        <w:t>крит</w:t>
-      </w:r>
-      <w:proofErr w:type="spellEnd"/>
-      <w:r>
-        <w:rPr>
-          <w:rFonts w:ascii="Times New Roman" w:hAnsi="Times New Roman" w:cs="Times New Roman"/>
-          <w:sz w:val="24"/>
-          <w:szCs w:val="24"/>
-          <w:lang w:val="ru-RU"/>
-        </w:rPr>
-        <w:t xml:space="preserve"> </w:t>
-      </w:r>
-      <w:r>
-        <w:rPr>
-          <w:rFonts w:ascii="Times New Roman" w:hAnsi="Times New Roman" w:cs="Times New Roman"/>
-          <w:sz w:val="24"/>
-          <w:szCs w:val="24"/>
-          <w:lang w:val="ru-RU"/>
-        </w:rPr>
-        <w:t xml:space="preserve">имеет размер </w:t>
+      <w:r>
+        <w:rPr>
+          <w:rFonts w:ascii="Times New Roman" w:hAnsi="Times New Roman" w:cs="Times New Roman"/>
+          <w:sz w:val="24"/>
+          <w:szCs w:val="24"/>
+          <w:lang w:val="ru-RU"/>
+        </w:rPr>
+        <w:t xml:space="preserve">размерности </w:t>
       </w:r>
       <w:r>
         <w:rPr>
@@ -9061,1166 +9120,29 @@
       <w:pPr>
         <w:spacing w:after="0" w:line="360" w:lineRule="auto"/>
         <w:ind w:firstLine="708"/>
-        <w:jc w:val="both"/>
+        <w:jc w:val="center"/>
+        <w:rPr>
+          <w:rFonts w:ascii="Times New Roman" w:hAnsi="Times New Roman" w:cs="Times New Roman"/>
+          <w:sz w:val="24"/>
+          <w:szCs w:val="24"/>
+          <w:lang w:val="ru-RU"/>
+        </w:rPr>
+      </w:pPr>
+      <w:r>
         <w:rPr>
           <w:rFonts w:ascii="Times New Roman" w:hAnsi="Times New Roman" w:cs="Times New Roman"/>
           <w:b/>
           <w:bCs/>
-          <w:sz w:val="24"/>
-          <w:szCs w:val="24"/>
-          <w:lang w:val="ru-RU"/>
-        </w:rPr>
-      </w:pPr>
-      <w:r>
-        <w:rPr>
-          <w:rFonts w:ascii="Times New Roman" w:hAnsi="Times New Roman" w:cs="Times New Roman"/>
-          <w:b/>
-          <w:bCs/>
-          <w:sz w:val="24"/>
-          <w:szCs w:val="24"/>
-          <w:highlight w:val="red"/>
-          <w:lang w:val="ru-RU"/>
-        </w:rPr>
-        <w:t>/*описание матрицы*/</w:t>
-      </w:r>
-    </w:p>
-    <w:p>
-      <w:pPr>
-        <w:spacing w:after="0" w:line="360" w:lineRule="auto"/>
-        <w:ind w:firstLine="708"/>
-        <w:jc w:val="both"/>
-        <w:rPr>
-          <w:rFonts w:ascii="Times New Roman" w:hAnsi="Times New Roman" w:cs="Times New Roman"/>
-          <w:sz w:val="24"/>
-          <w:szCs w:val="24"/>
-          <w:lang w:val="ru-RU"/>
-        </w:rPr>
-      </w:pPr>
-      <w:r>
-        <w:rPr>
-          <w:rFonts w:ascii="Times New Roman" w:hAnsi="Times New Roman" w:cs="Times New Roman"/>
-          <w:sz w:val="24"/>
-          <w:szCs w:val="24"/>
-          <w:lang w:val="ru-RU"/>
-        </w:rPr>
-        <w:t>Для анализа нормализуем данную матрицу:</w:t>
-      </w:r>
-    </w:p>
-    <w:p>
-      <w:pPr>
-        <w:spacing w:after="0" w:line="360" w:lineRule="auto"/>
-        <w:ind w:firstLine="708"/>
-        <w:jc w:val="both"/>
-        <w:rPr>
-          <w:rFonts w:ascii="Times New Roman" w:hAnsi="Times New Roman" w:cs="Times New Roman"/>
-          <w:b/>
-          <w:bCs/>
-          <w:sz w:val="24"/>
-          <w:szCs w:val="24"/>
-          <w:lang w:val="ru-RU"/>
-        </w:rPr>
-      </w:pPr>
-      <w:r>
-        <w:rPr>
-          <w:rFonts w:ascii="Times New Roman" w:hAnsi="Times New Roman" w:cs="Times New Roman"/>
-          <w:b/>
-          <w:bCs/>
-          <w:sz w:val="24"/>
-          <w:szCs w:val="24"/>
-          <w:highlight w:val="red"/>
-          <w:lang w:val="ru-RU"/>
-        </w:rPr>
-        <w:t>/*описание матрицы*/</w:t>
-      </w:r>
-    </w:p>
-    <w:p>
-      <w:pPr>
-        <w:spacing w:after="0" w:line="360" w:lineRule="auto"/>
-        <w:ind w:firstLine="708"/>
-        <w:jc w:val="both"/>
-        <w:rPr>
-          <w:rFonts w:ascii="Times New Roman" w:hAnsi="Times New Roman" w:cs="Times New Roman"/>
-          <w:sz w:val="24"/>
-          <w:szCs w:val="24"/>
-          <w:lang w:val="ru-RU"/>
-        </w:rPr>
-      </w:pPr>
-      <w:r>
-        <w:rPr>
-          <w:rFonts w:ascii="Times New Roman" w:hAnsi="Times New Roman" w:cs="Times New Roman"/>
-          <w:sz w:val="24"/>
-          <w:szCs w:val="24"/>
-          <w:lang w:val="ru-RU"/>
-        </w:rPr>
-        <w:t xml:space="preserve">Таким образом каждый элемент принимает значения от 0 до 1. </w:t>
-      </w:r>
-      <w:r>
-        <w:rPr>
-          <w:rFonts w:ascii="Times New Roman" w:hAnsi="Times New Roman" w:cs="Times New Roman"/>
-          <w:sz w:val="24"/>
-          <w:szCs w:val="24"/>
-          <w:lang w:val="ru-RU"/>
-        </w:rPr>
-        <w:t>Выводы, которые можно сделать по этим матрицам:</w:t>
-      </w:r>
-    </w:p>
-    <w:p>
-      <w:pPr>
-        <w:pStyle w:val="a7"/>
-        <w:numPr>
-          <w:ilvl w:val="0"/>
-          <w:numId w:val="29"/>
-        </w:numPr>
-        <w:spacing w:after="0" w:line="360" w:lineRule="auto"/>
-        <w:jc w:val="both"/>
-        <w:rPr>
-          <w:rFonts w:ascii="Times New Roman" w:hAnsi="Times New Roman" w:cs="Times New Roman"/>
-          <w:sz w:val="24"/>
-          <w:szCs w:val="24"/>
-          <w:lang w:val="ru-RU"/>
-        </w:rPr>
-      </w:pPr>
-      <w:r>
-        <w:rPr>
-          <w:rFonts w:ascii="Times New Roman" w:hAnsi="Times New Roman" w:cs="Times New Roman"/>
-          <w:sz w:val="24"/>
-          <w:szCs w:val="24"/>
-          <w:lang w:val="ru-RU"/>
-        </w:rPr>
-        <w:t>Высокие</w:t>
-      </w:r>
-      <w:r>
-        <w:rPr>
-          <w:rFonts w:ascii="Times New Roman" w:hAnsi="Times New Roman" w:cs="Times New Roman"/>
-          <w:sz w:val="24"/>
-          <w:szCs w:val="24"/>
-          <w:lang w:val="ru-RU"/>
-        </w:rPr>
-        <w:t xml:space="preserve"> (близкие к</w:t>
-      </w:r>
-      <w:r>
-        <w:rPr>
-          <w:rFonts w:ascii="Times New Roman" w:hAnsi="Times New Roman" w:cs="Times New Roman"/>
-          <w:sz w:val="24"/>
-          <w:szCs w:val="24"/>
-          <w:lang w:val="ru-RU"/>
-        </w:rPr>
-        <w:t xml:space="preserve"> 1</w:t>
-      </w:r>
-      <w:r>
-        <w:rPr>
-          <w:rFonts w:ascii="Times New Roman" w:hAnsi="Times New Roman" w:cs="Times New Roman"/>
-          <w:sz w:val="24"/>
-          <w:szCs w:val="24"/>
-          <w:lang w:val="ru-RU"/>
-        </w:rPr>
-        <w:t>)</w:t>
-      </w:r>
-      <w:r>
-        <w:rPr>
-          <w:rFonts w:ascii="Times New Roman" w:hAnsi="Times New Roman" w:cs="Times New Roman"/>
-          <w:sz w:val="24"/>
-          <w:szCs w:val="24"/>
-          <w:lang w:val="ru-RU"/>
-        </w:rPr>
-        <w:t xml:space="preserve"> значения в строке указывают на то, что сервис</w:t>
-      </w:r>
-      <w:r>
-        <w:rPr>
-          <w:rFonts w:ascii="Times New Roman" w:hAnsi="Times New Roman" w:cs="Times New Roman"/>
-          <w:sz w:val="24"/>
-          <w:szCs w:val="24"/>
-        </w:rPr>
-        <w:t> </w:t>
-      </w:r>
-      <w:r>
-        <w:rPr>
-          <w:rFonts w:ascii="Times New Roman" w:hAnsi="Times New Roman" w:cs="Times New Roman"/>
-          <w:sz w:val="24"/>
-          <w:szCs w:val="24"/>
-          <w:lang w:val="ru-RU"/>
-        </w:rPr>
-        <w:t xml:space="preserve">требует </w:t>
-      </w:r>
-      <w:r>
-        <w:rPr>
-          <w:rFonts w:ascii="Times New Roman" w:hAnsi="Times New Roman" w:cs="Times New Roman"/>
-          <w:sz w:val="24"/>
-          <w:szCs w:val="24"/>
-          <w:lang w:val="ru-RU"/>
-        </w:rPr>
-        <w:t>горизонтально</w:t>
-      </w:r>
-      <w:r>
-        <w:rPr>
-          <w:rFonts w:ascii="Times New Roman" w:hAnsi="Times New Roman" w:cs="Times New Roman"/>
-          <w:sz w:val="24"/>
-          <w:szCs w:val="24"/>
-          <w:lang w:val="ru-RU"/>
-        </w:rPr>
-        <w:t>го</w:t>
-      </w:r>
-      <w:r>
-        <w:rPr>
-          <w:rFonts w:ascii="Times New Roman" w:hAnsi="Times New Roman" w:cs="Times New Roman"/>
-          <w:sz w:val="24"/>
-          <w:szCs w:val="24"/>
-          <w:lang w:val="ru-RU"/>
-        </w:rPr>
-        <w:t xml:space="preserve"> </w:t>
-      </w:r>
-      <w:r>
-        <w:rPr>
-          <w:rFonts w:ascii="Times New Roman" w:hAnsi="Times New Roman" w:cs="Times New Roman"/>
-          <w:sz w:val="24"/>
-          <w:szCs w:val="24"/>
-          <w:lang w:val="ru-RU"/>
-        </w:rPr>
-        <w:t>масштабировани</w:t>
-      </w:r>
-      <w:r>
-        <w:rPr>
-          <w:rFonts w:ascii="Times New Roman" w:hAnsi="Times New Roman" w:cs="Times New Roman"/>
-          <w:sz w:val="24"/>
-          <w:szCs w:val="24"/>
-          <w:lang w:val="ru-RU"/>
-        </w:rPr>
-        <w:t>я</w:t>
-      </w:r>
-      <w:r>
-        <w:rPr>
-          <w:rFonts w:ascii="Times New Roman" w:hAnsi="Times New Roman" w:cs="Times New Roman"/>
-          <w:sz w:val="24"/>
-          <w:szCs w:val="24"/>
-          <w:lang w:val="ru-RU"/>
-        </w:rPr>
-        <w:t xml:space="preserve"> или изменения конфигурации сервера</w:t>
-      </w:r>
-      <w:r>
-        <w:rPr>
-          <w:rFonts w:ascii="Times New Roman" w:hAnsi="Times New Roman" w:cs="Times New Roman"/>
-          <w:sz w:val="24"/>
-          <w:szCs w:val="24"/>
-          <w:lang w:val="ru-RU"/>
-        </w:rPr>
-        <w:t>. Он</w:t>
-      </w:r>
-      <w:r>
-        <w:rPr>
-          <w:rFonts w:ascii="Times New Roman" w:hAnsi="Times New Roman" w:cs="Times New Roman"/>
-          <w:sz w:val="24"/>
-          <w:szCs w:val="24"/>
-          <w:lang w:val="ru-RU"/>
-        </w:rPr>
-        <w:t xml:space="preserve"> </w:t>
-      </w:r>
-      <w:r>
-        <w:rPr>
-          <w:rFonts w:ascii="Times New Roman" w:hAnsi="Times New Roman" w:cs="Times New Roman"/>
-          <w:sz w:val="24"/>
-          <w:szCs w:val="24"/>
-          <w:lang w:val="ru-RU"/>
-        </w:rPr>
-        <w:t xml:space="preserve">является кандидатом для </w:t>
-      </w:r>
-      <w:r>
-        <w:rPr>
-          <w:rFonts w:ascii="Times New Roman" w:hAnsi="Times New Roman" w:cs="Times New Roman"/>
-          <w:sz w:val="24"/>
-          <w:szCs w:val="24"/>
-          <w:lang w:val="ru-RU"/>
-        </w:rPr>
-        <w:t>анализа кода и</w:t>
-      </w:r>
-      <w:r>
-        <w:rPr>
-          <w:rFonts w:ascii="Times New Roman" w:hAnsi="Times New Roman" w:cs="Times New Roman"/>
-          <w:sz w:val="24"/>
-          <w:szCs w:val="24"/>
-          <w:lang w:val="ru-RU"/>
-        </w:rPr>
-        <w:t xml:space="preserve"> </w:t>
-      </w:r>
-      <w:r>
-        <w:rPr>
-          <w:rFonts w:ascii="Times New Roman" w:hAnsi="Times New Roman" w:cs="Times New Roman"/>
-          <w:sz w:val="24"/>
-          <w:szCs w:val="24"/>
-          <w:lang w:val="ru-RU"/>
-        </w:rPr>
-        <w:t>рефакторинга</w:t>
-      </w:r>
-      <w:r>
-        <w:rPr>
-          <w:rFonts w:ascii="Times New Roman" w:hAnsi="Times New Roman" w:cs="Times New Roman"/>
-          <w:sz w:val="24"/>
-          <w:szCs w:val="24"/>
-          <w:lang w:val="ru-RU"/>
-        </w:rPr>
-        <w:t>.</w:t>
-      </w:r>
-    </w:p>
-    <w:p>
-      <w:pPr>
-        <w:pStyle w:val="a7"/>
-        <w:numPr>
-          <w:ilvl w:val="0"/>
-          <w:numId w:val="29"/>
-        </w:numPr>
-        <w:spacing w:after="0" w:line="360" w:lineRule="auto"/>
-        <w:jc w:val="both"/>
-        <w:rPr>
-          <w:rFonts w:ascii="Times New Roman" w:hAnsi="Times New Roman" w:cs="Times New Roman"/>
-          <w:sz w:val="24"/>
-          <w:szCs w:val="24"/>
-          <w:lang w:val="ru-RU"/>
-        </w:rPr>
-      </w:pPr>
-      <w:r>
-        <w:rPr>
-          <w:rFonts w:ascii="Times New Roman" w:hAnsi="Times New Roman" w:cs="Times New Roman"/>
-          <w:sz w:val="24"/>
-          <w:szCs w:val="24"/>
-          <w:lang w:val="ru-RU"/>
-        </w:rPr>
-        <w:t>Высокие</w:t>
-      </w:r>
-      <w:r>
-        <w:rPr>
-          <w:rFonts w:ascii="Times New Roman" w:hAnsi="Times New Roman" w:cs="Times New Roman"/>
-          <w:sz w:val="24"/>
-          <w:szCs w:val="24"/>
-          <w:lang w:val="ru-RU"/>
-        </w:rPr>
-        <w:t xml:space="preserve"> (близкие к</w:t>
-      </w:r>
-      <w:r>
-        <w:rPr>
-          <w:rFonts w:ascii="Times New Roman" w:hAnsi="Times New Roman" w:cs="Times New Roman"/>
-          <w:sz w:val="24"/>
-          <w:szCs w:val="24"/>
-          <w:lang w:val="ru-RU"/>
-        </w:rPr>
-        <w:t xml:space="preserve"> 1</w:t>
-      </w:r>
-      <w:r>
-        <w:rPr>
-          <w:rFonts w:ascii="Times New Roman" w:hAnsi="Times New Roman" w:cs="Times New Roman"/>
-          <w:sz w:val="24"/>
-          <w:szCs w:val="24"/>
-          <w:lang w:val="ru-RU"/>
-        </w:rPr>
-        <w:t xml:space="preserve">) </w:t>
-      </w:r>
-      <w:r>
-        <w:rPr>
-          <w:rFonts w:ascii="Times New Roman" w:hAnsi="Times New Roman" w:cs="Times New Roman"/>
-          <w:sz w:val="24"/>
-          <w:szCs w:val="24"/>
-          <w:lang w:val="ru-RU"/>
-        </w:rPr>
-        <w:t>значения в столбце означает, что выбранное программное решение, например БД или конфигурация сервера подобрана неудачно, требуется пересмотр стека и, возможно, архитектуры</w:t>
-      </w:r>
-      <w:r>
-        <w:rPr>
-          <w:rFonts w:ascii="Times New Roman" w:hAnsi="Times New Roman" w:cs="Times New Roman"/>
-          <w:sz w:val="24"/>
-          <w:szCs w:val="24"/>
-          <w:lang w:val="ru-RU"/>
-        </w:rPr>
-        <w:t xml:space="preserve"> информационной системы</w:t>
-      </w:r>
-      <w:r>
-        <w:rPr>
-          <w:rFonts w:ascii="Times New Roman" w:hAnsi="Times New Roman" w:cs="Times New Roman"/>
-          <w:sz w:val="24"/>
-          <w:szCs w:val="24"/>
-          <w:lang w:val="ru-RU"/>
-        </w:rPr>
-        <w:t>.</w:t>
-      </w:r>
-    </w:p>
-    <w:p>
-      <w:pPr>
-        <w:pStyle w:val="a7"/>
-        <w:numPr>
-          <w:ilvl w:val="0"/>
-          <w:numId w:val="29"/>
-        </w:numPr>
-        <w:spacing w:after="0" w:line="360" w:lineRule="auto"/>
-        <w:jc w:val="both"/>
-        <w:rPr>
-          <w:rFonts w:ascii="Times New Roman" w:hAnsi="Times New Roman" w:cs="Times New Roman"/>
-          <w:sz w:val="24"/>
-          <w:szCs w:val="24"/>
-          <w:lang w:val="ru-RU"/>
-        </w:rPr>
-      </w:pPr>
-      <w:r>
-        <w:rPr>
-          <w:rFonts w:ascii="Times New Roman" w:hAnsi="Times New Roman" w:cs="Times New Roman"/>
-          <w:sz w:val="24"/>
-          <w:szCs w:val="24"/>
-          <w:lang w:val="ru-RU"/>
-        </w:rPr>
-        <w:t xml:space="preserve">Можно найти сервис с самой </w:t>
-      </w:r>
-      <w:r>
-        <w:rPr>
-          <w:rFonts w:ascii="Times New Roman" w:hAnsi="Times New Roman" w:cs="Times New Roman"/>
-          <w:sz w:val="24"/>
-          <w:szCs w:val="24"/>
-          <w:lang w:val="ru-RU"/>
-        </w:rPr>
-        <w:t>низким</w:t>
-      </w:r>
-      <w:r>
-        <w:rPr>
-          <w:rFonts w:ascii="Times New Roman" w:hAnsi="Times New Roman" w:cs="Times New Roman"/>
-          <w:sz w:val="24"/>
-          <w:szCs w:val="24"/>
-          <w:lang w:val="ru-RU"/>
-        </w:rPr>
-        <w:t xml:space="preserve"> средним значением по строке («звезда» масштабирования) и сервис с самой </w:t>
-      </w:r>
-      <w:r>
-        <w:rPr>
-          <w:rFonts w:ascii="Times New Roman" w:hAnsi="Times New Roman" w:cs="Times New Roman"/>
-          <w:sz w:val="24"/>
-          <w:szCs w:val="24"/>
-          <w:lang w:val="ru-RU"/>
-        </w:rPr>
-        <w:t>высоким</w:t>
-      </w:r>
-      <w:r>
-        <w:rPr>
-          <w:rFonts w:ascii="Times New Roman" w:hAnsi="Times New Roman" w:cs="Times New Roman"/>
-          <w:sz w:val="24"/>
-          <w:szCs w:val="24"/>
-          <w:lang w:val="ru-RU"/>
-        </w:rPr>
-        <w:t xml:space="preserve"> значением («аутсайдер», требующий оптимизации).</w:t>
-      </w:r>
-    </w:p>
-    <w:p>
-      <w:pPr>
-        <w:pStyle w:val="ds-markdown-paragraph"/>
-        <w:numPr>
-          <w:ilvl w:val="0"/>
-          <w:numId w:val="29"/>
-        </w:numPr>
-        <w:shd w:val="clear" w:color="auto" w:fill="FFFFFF"/>
-        <w:spacing w:before="0" w:beforeAutospacing="0" w:after="0" w:afterAutospacing="0" w:line="360" w:lineRule="auto"/>
-        <w:jc w:val="both"/>
-      </w:pPr>
-      <w:r>
-        <w:t>Матрица подсказывает, является ли система </w:t>
-      </w:r>
-      <w:r>
-        <w:rPr>
-          <w:rStyle w:val="afe"/>
-          <w:rFonts w:eastAsiaTheme="majorEastAsia"/>
-          <w:b w:val="0"/>
-          <w:bCs w:val="0"/>
-        </w:rPr>
-        <w:t>сбалансированной</w:t>
-      </w:r>
-      <w:r>
-        <w:t> (все сервисы примерно одинаково реагируют на масштабирование) или </w:t>
-      </w:r>
-      <w:r>
-        <w:rPr>
-          <w:rStyle w:val="afe"/>
-          <w:rFonts w:eastAsiaTheme="majorEastAsia"/>
-          <w:b w:val="0"/>
-          <w:bCs w:val="0"/>
-        </w:rPr>
-        <w:t>несбалансированной</w:t>
-      </w:r>
-      <w:r>
-        <w:t> (есть явные узкие места и явные лидеры).</w:t>
-      </w:r>
-    </w:p>
-    <w:p>
-      <w:pPr>
-        <w:pStyle w:val="ds-markdown-paragraph"/>
-        <w:numPr>
-          <w:ilvl w:val="0"/>
-          <w:numId w:val="29"/>
-        </w:numPr>
-        <w:shd w:val="clear" w:color="auto" w:fill="FFFFFF"/>
-        <w:spacing w:before="0" w:beforeAutospacing="0" w:after="0" w:afterAutospacing="0" w:line="360" w:lineRule="auto"/>
-        <w:jc w:val="both"/>
-      </w:pPr>
-      <w:r>
-        <w:t xml:space="preserve">Она помогает </w:t>
-      </w:r>
-      <w:r>
-        <w:t>выбрать между </w:t>
-      </w:r>
-      <w:r>
-        <w:rPr>
-          <w:rStyle w:val="afe"/>
-          <w:rFonts w:eastAsiaTheme="majorEastAsia"/>
-          <w:b w:val="0"/>
-          <w:bCs w:val="0"/>
-        </w:rPr>
-        <w:t>равномерным масштабированием</w:t>
-      </w:r>
-      <w:r>
-        <w:rPr>
-          <w:rStyle w:val="afe"/>
-          <w:rFonts w:eastAsiaTheme="majorEastAsia"/>
-        </w:rPr>
-        <w:t>,</w:t>
-      </w:r>
-      <w:r>
-        <w:rPr>
-          <w:bCs/>
-        </w:rPr>
-        <w:t> </w:t>
-      </w:r>
-      <w:r>
-        <w:t>если матрица сбалансирована, и </w:t>
-      </w:r>
-      <w:r>
-        <w:rPr>
-          <w:rStyle w:val="afe"/>
-          <w:rFonts w:eastAsiaTheme="majorEastAsia"/>
-          <w:b w:val="0"/>
-          <w:bCs w:val="0"/>
-        </w:rPr>
-        <w:t>приоритетным масштабированием</w:t>
-      </w:r>
-      <w:r>
-        <w:t xml:space="preserve"> конкретных сервисов, если матрица </w:t>
-      </w:r>
-      <w:proofErr w:type="spellStart"/>
-      <w:r>
-        <w:t>несбалансирована</w:t>
-      </w:r>
-      <w:proofErr w:type="spellEnd"/>
-      <w:r>
-        <w:t>.</w:t>
-      </w:r>
-    </w:p>
-    <w:p>
-      <w:pPr>
-        <w:pStyle w:val="a7"/>
-        <w:numPr>
-          <w:ilvl w:val="0"/>
-          <w:numId w:val="29"/>
-        </w:numPr>
-        <w:spacing w:after="0" w:line="360" w:lineRule="auto"/>
-        <w:jc w:val="both"/>
-        <w:rPr>
-          <w:rFonts w:ascii="Times New Roman" w:hAnsi="Times New Roman" w:cs="Times New Roman"/>
-          <w:sz w:val="24"/>
-          <w:szCs w:val="24"/>
-          <w:lang w:val="ru-RU"/>
-        </w:rPr>
-      </w:pPr>
-      <w:r>
-        <w:rPr>
-          <w:rFonts w:ascii="Times New Roman" w:hAnsi="Times New Roman" w:cs="Times New Roman"/>
-          <w:sz w:val="24"/>
-          <w:szCs w:val="24"/>
-          <w:lang w:val="ru-RU"/>
-        </w:rPr>
-        <w:t xml:space="preserve">Матрица позволяет формализовать задачу оптимизации: </w:t>
-      </w:r>
-      <w:r>
-        <w:rPr>
-          <w:rFonts w:ascii="Times New Roman" w:hAnsi="Times New Roman" w:cs="Times New Roman"/>
-          <w:bCs/>
-          <w:i/>
-          <w:iCs/>
-          <w:sz w:val="24"/>
-          <w:szCs w:val="24"/>
-          <w:lang w:val="ru-RU"/>
-        </w:rPr>
-        <w:t xml:space="preserve">«Имея ограничение на общее количество </w:t>
-      </w:r>
-      <w:proofErr w:type="spellStart"/>
-      <w:r>
-        <w:rPr>
-          <w:rFonts w:ascii="Times New Roman" w:hAnsi="Times New Roman" w:cs="Times New Roman"/>
-          <w:bCs/>
-          <w:i/>
-          <w:iCs/>
-          <w:sz w:val="24"/>
-          <w:szCs w:val="24"/>
-          <w:lang w:val="ru-RU"/>
-        </w:rPr>
-        <w:t>ресуросв</w:t>
-      </w:r>
-      <w:proofErr w:type="spellEnd"/>
-      <w:r>
-        <w:rPr>
-          <w:rFonts w:ascii="Times New Roman" w:hAnsi="Times New Roman" w:cs="Times New Roman"/>
-          <w:bCs/>
-          <w:i/>
-          <w:iCs/>
-          <w:sz w:val="24"/>
-          <w:szCs w:val="24"/>
-          <w:lang w:val="ru-RU"/>
-        </w:rPr>
-        <w:t xml:space="preserve"> (например, из-за лимитов стоимости или ресурсов кластера), как распределить их между сервисами, чтобы</w:t>
-      </w:r>
-      <w:r>
-        <w:rPr>
-          <w:rFonts w:ascii="Times New Roman" w:hAnsi="Times New Roman" w:cs="Times New Roman"/>
-          <w:bCs/>
-          <w:i/>
-          <w:iCs/>
-          <w:sz w:val="24"/>
-          <w:szCs w:val="24"/>
-        </w:rPr>
-        <w:t> </w:t>
-      </w:r>
-      <w:r>
-        <w:rPr>
-          <w:rFonts w:ascii="Times New Roman" w:hAnsi="Times New Roman" w:cs="Times New Roman"/>
-          <w:bCs/>
-          <w:i/>
-          <w:iCs/>
-          <w:sz w:val="24"/>
-          <w:szCs w:val="24"/>
-          <w:lang w:val="ru-RU"/>
-        </w:rPr>
-        <w:t>максимизировать общий прирост производительности?»</w:t>
-      </w:r>
-      <w:r>
-        <w:rPr>
-          <w:rFonts w:ascii="Times New Roman" w:hAnsi="Times New Roman" w:cs="Times New Roman"/>
-          <w:b/>
-          <w:bCs/>
-          <w:sz w:val="24"/>
-          <w:szCs w:val="24"/>
-          <w:lang w:val="ru-RU"/>
-        </w:rPr>
-        <w:t xml:space="preserve"> </w:t>
-      </w:r>
-      <w:r>
-        <w:rPr>
-          <w:rFonts w:ascii="Times New Roman" w:hAnsi="Times New Roman" w:cs="Times New Roman"/>
-          <w:sz w:val="24"/>
-          <w:szCs w:val="24"/>
-          <w:lang w:val="ru-RU"/>
-        </w:rPr>
-        <w:t xml:space="preserve">- классическая задача на условную </w:t>
-      </w:r>
-      <w:r>
-        <w:rPr>
-          <w:rFonts w:ascii="Times New Roman" w:hAnsi="Times New Roman" w:cs="Times New Roman"/>
-          <w:sz w:val="24"/>
-          <w:szCs w:val="24"/>
-          <w:lang w:val="ru-RU"/>
-        </w:rPr>
-        <w:lastRenderedPageBreak/>
-        <w:t xml:space="preserve">оптимизацию </w:t>
-      </w:r>
-      <w:proofErr w:type="gramStart"/>
-      <w:r>
-        <w:rPr>
-          <w:rFonts w:ascii="Times New Roman" w:hAnsi="Times New Roman" w:cs="Times New Roman"/>
-          <w:sz w:val="24"/>
-          <w:szCs w:val="24"/>
-          <w:lang w:val="ru-RU"/>
-        </w:rPr>
-        <w:t>и  балансировку</w:t>
-      </w:r>
-      <w:proofErr w:type="gramEnd"/>
-      <w:r>
-        <w:rPr>
-          <w:rFonts w:ascii="Times New Roman" w:hAnsi="Times New Roman" w:cs="Times New Roman"/>
-          <w:sz w:val="24"/>
-          <w:szCs w:val="24"/>
-          <w:lang w:val="ru-RU"/>
-        </w:rPr>
-        <w:t>, которую можно решить, например,</w:t>
-      </w:r>
-      <w:r>
-        <w:rPr>
-          <w:rFonts w:ascii="Times New Roman" w:hAnsi="Times New Roman" w:cs="Times New Roman"/>
-          <w:sz w:val="24"/>
-          <w:szCs w:val="24"/>
-        </w:rPr>
-        <w:t> </w:t>
-      </w:r>
-      <w:r>
-        <w:rPr>
-          <w:rFonts w:ascii="Times New Roman" w:hAnsi="Times New Roman" w:cs="Times New Roman"/>
-          <w:sz w:val="24"/>
-          <w:szCs w:val="24"/>
-          <w:lang w:val="ru-RU"/>
-        </w:rPr>
-        <w:t>жадным алгоритмом: на каждом шаге добавлять одну реплику тому сервису, который да</w:t>
-      </w:r>
-      <w:r>
-        <w:rPr>
-          <w:rFonts w:ascii="Times New Roman" w:hAnsi="Times New Roman" w:cs="Times New Roman"/>
-          <w:sz w:val="24"/>
-          <w:szCs w:val="24"/>
-          <w:lang w:val="ru-RU"/>
-        </w:rPr>
-        <w:t>с</w:t>
-      </w:r>
-      <w:r>
-        <w:rPr>
-          <w:rFonts w:ascii="Times New Roman" w:hAnsi="Times New Roman" w:cs="Times New Roman"/>
-          <w:sz w:val="24"/>
-          <w:szCs w:val="24"/>
-          <w:lang w:val="ru-RU"/>
-        </w:rPr>
-        <w:t>т наибольший текущий прирост.</w:t>
-      </w:r>
-    </w:p>
-    <w:p>
-      <w:pPr>
-        <w:pStyle w:val="a7"/>
-        <w:numPr>
-          <w:ilvl w:val="0"/>
-          <w:numId w:val="30"/>
-        </w:numPr>
-        <w:spacing w:after="0" w:line="360" w:lineRule="auto"/>
-        <w:jc w:val="both"/>
-        <w:rPr>
-          <w:rFonts w:ascii="Times New Roman" w:hAnsi="Times New Roman" w:cs="Times New Roman"/>
-          <w:sz w:val="24"/>
-          <w:szCs w:val="24"/>
-          <w:lang w:val="ru-RU"/>
-        </w:rPr>
-      </w:pPr>
-      <w:r>
-        <w:rPr>
-          <w:rFonts w:ascii="Times New Roman" w:hAnsi="Times New Roman" w:cs="Times New Roman"/>
-          <w:sz w:val="24"/>
-          <w:szCs w:val="24"/>
-          <w:lang w:val="ru-RU"/>
-        </w:rPr>
-        <w:t>Появляется возможность</w:t>
-      </w:r>
-      <w:r>
-        <w:rPr>
-          <w:rFonts w:ascii="Times New Roman" w:hAnsi="Times New Roman" w:cs="Times New Roman"/>
-          <w:sz w:val="24"/>
-          <w:szCs w:val="24"/>
-          <w:lang w:val="ru-RU"/>
-        </w:rPr>
-        <w:t xml:space="preserve"> сделать однозначный вывод по </w:t>
-      </w:r>
-      <w:proofErr w:type="spellStart"/>
-      <w:r>
-        <w:rPr>
-          <w:rFonts w:ascii="Times New Roman" w:hAnsi="Times New Roman" w:cs="Times New Roman"/>
-          <w:sz w:val="24"/>
-          <w:szCs w:val="24"/>
-          <w:lang w:val="ru-RU"/>
-        </w:rPr>
-        <w:t>приоритизации</w:t>
-      </w:r>
-      <w:proofErr w:type="spellEnd"/>
-      <w:r>
-        <w:rPr>
-          <w:rFonts w:ascii="Times New Roman" w:hAnsi="Times New Roman" w:cs="Times New Roman"/>
-          <w:sz w:val="24"/>
-          <w:szCs w:val="24"/>
-          <w:lang w:val="ru-RU"/>
-        </w:rPr>
-        <w:t xml:space="preserve"> масштабирования - всегда </w:t>
-      </w:r>
-      <w:proofErr w:type="spellStart"/>
-      <w:r>
-        <w:rPr>
-          <w:rFonts w:ascii="Times New Roman" w:hAnsi="Times New Roman" w:cs="Times New Roman"/>
-          <w:sz w:val="24"/>
-          <w:szCs w:val="24"/>
-          <w:lang w:val="ru-RU"/>
-        </w:rPr>
-        <w:t>масштабироваем</w:t>
-      </w:r>
-      <w:proofErr w:type="spellEnd"/>
-      <w:r>
-        <w:rPr>
-          <w:rFonts w:ascii="Times New Roman" w:hAnsi="Times New Roman" w:cs="Times New Roman"/>
-          <w:sz w:val="24"/>
-          <w:szCs w:val="24"/>
-          <w:lang w:val="ru-RU"/>
-        </w:rPr>
-        <w:t xml:space="preserve"> тот сервис</w:t>
-      </w:r>
-      <w:r>
-        <w:rPr>
-          <w:rFonts w:ascii="Times New Roman" w:hAnsi="Times New Roman" w:cs="Times New Roman"/>
-          <w:sz w:val="24"/>
-          <w:szCs w:val="24"/>
-          <w:lang w:val="ru-RU"/>
-        </w:rPr>
-        <w:t>, в котором наблюдаются околонулевые значения.</w:t>
-      </w:r>
-    </w:p>
-    <w:p>
-      <w:pPr>
-        <w:pStyle w:val="a7"/>
-        <w:numPr>
-          <w:ilvl w:val="0"/>
-          <w:numId w:val="30"/>
-        </w:numPr>
-        <w:spacing w:after="0" w:line="360" w:lineRule="auto"/>
-        <w:jc w:val="both"/>
-        <w:rPr>
-          <w:rFonts w:ascii="Times New Roman" w:hAnsi="Times New Roman" w:cs="Times New Roman"/>
-          <w:sz w:val="24"/>
-          <w:szCs w:val="24"/>
-          <w:lang w:val="ru-RU"/>
-        </w:rPr>
-      </w:pPr>
-      <w:r>
-        <w:rPr>
-          <w:rFonts w:ascii="Times New Roman" w:hAnsi="Times New Roman" w:cs="Times New Roman"/>
-          <w:sz w:val="24"/>
-          <w:szCs w:val="24"/>
-          <w:lang w:val="ru-RU"/>
-        </w:rPr>
-        <w:t>Теперь можно объективно сравнивать сервисы между собой, тем самым определять направления рефакторинга.</w:t>
-      </w:r>
-    </w:p>
-    <w:p>
-      <w:pPr>
-        <w:pStyle w:val="a7"/>
-        <w:numPr>
-          <w:ilvl w:val="0"/>
-          <w:numId w:val="30"/>
-        </w:numPr>
-        <w:spacing w:after="0" w:line="360" w:lineRule="auto"/>
-        <w:jc w:val="both"/>
-        <w:rPr>
-          <w:rFonts w:ascii="Times New Roman" w:hAnsi="Times New Roman" w:cs="Times New Roman"/>
-          <w:sz w:val="24"/>
-          <w:szCs w:val="24"/>
-          <w:lang w:val="ru-RU"/>
-        </w:rPr>
-      </w:pPr>
-      <w:r>
-        <w:rPr>
-          <w:rFonts w:ascii="Times New Roman" w:hAnsi="Times New Roman" w:cs="Times New Roman"/>
-          <w:sz w:val="24"/>
-          <w:szCs w:val="24"/>
-          <w:lang w:val="ru-RU"/>
-        </w:rPr>
-        <w:t xml:space="preserve">Точечные высокие </w:t>
-      </w:r>
-      <w:r>
-        <w:rPr>
-          <w:rFonts w:ascii="Times New Roman" w:hAnsi="Times New Roman" w:cs="Times New Roman"/>
-          <w:sz w:val="24"/>
-          <w:szCs w:val="24"/>
-          <w:lang w:val="ru-RU"/>
-        </w:rPr>
-        <w:t>(близкие к</w:t>
-      </w:r>
-      <w:r>
-        <w:rPr>
-          <w:rFonts w:ascii="Times New Roman" w:hAnsi="Times New Roman" w:cs="Times New Roman"/>
-          <w:sz w:val="24"/>
-          <w:szCs w:val="24"/>
-          <w:lang w:val="ru-RU"/>
-        </w:rPr>
-        <w:t xml:space="preserve"> 1</w:t>
-      </w:r>
-      <w:r>
-        <w:rPr>
-          <w:rFonts w:ascii="Times New Roman" w:hAnsi="Times New Roman" w:cs="Times New Roman"/>
-          <w:sz w:val="24"/>
-          <w:szCs w:val="24"/>
-          <w:lang w:val="ru-RU"/>
-        </w:rPr>
-        <w:t xml:space="preserve">) </w:t>
-      </w:r>
-      <w:r>
-        <w:rPr>
-          <w:rFonts w:ascii="Times New Roman" w:hAnsi="Times New Roman" w:cs="Times New Roman"/>
-          <w:sz w:val="24"/>
-          <w:szCs w:val="24"/>
-          <w:lang w:val="ru-RU"/>
-        </w:rPr>
-        <w:t>значения в матрице означают, стоит рассмотреть точечное масштабирование (добавление реплики, выделение дополнительной памяти и т.д.)</w:t>
-      </w:r>
-    </w:p>
-    <w:p>
-      <w:pPr>
-        <w:spacing w:after="0" w:line="360" w:lineRule="auto"/>
-        <w:ind w:firstLine="709"/>
-        <w:jc w:val="both"/>
-        <w:rPr>
-          <w:rFonts w:ascii="Times New Roman" w:hAnsi="Times New Roman" w:cs="Times New Roman"/>
-          <w:sz w:val="24"/>
-          <w:szCs w:val="24"/>
-          <w:lang w:val="ru-RU"/>
-        </w:rPr>
-      </w:pPr>
-      <w:r>
-        <w:rPr>
-          <w:rFonts w:ascii="Times New Roman" w:hAnsi="Times New Roman" w:cs="Times New Roman"/>
-          <w:bCs/>
-          <w:sz w:val="24"/>
-          <w:szCs w:val="24"/>
-          <w:lang w:val="ru-RU"/>
-        </w:rPr>
-        <w:t>После ввода системы в эксплуатацию и последующего сбора данных по посещаемости страниц (</w:t>
-      </w:r>
-      <w:proofErr w:type="spellStart"/>
-      <w:r>
-        <w:rPr>
-          <w:rFonts w:ascii="Times New Roman" w:hAnsi="Times New Roman" w:cs="Times New Roman"/>
-          <w:bCs/>
-          <w:sz w:val="24"/>
-          <w:szCs w:val="24"/>
-          <w:lang w:val="ru-RU"/>
-        </w:rPr>
-        <w:t>эндпоинтов</w:t>
-      </w:r>
-      <w:proofErr w:type="spellEnd"/>
-      <w:r>
-        <w:rPr>
-          <w:rFonts w:ascii="Times New Roman" w:hAnsi="Times New Roman" w:cs="Times New Roman"/>
-          <w:bCs/>
-          <w:sz w:val="24"/>
-          <w:szCs w:val="24"/>
-          <w:lang w:val="ru-RU"/>
-        </w:rPr>
-        <w:t xml:space="preserve">). </w:t>
-      </w:r>
-      <w:r>
-        <w:rPr>
-          <w:rFonts w:ascii="Times New Roman" w:hAnsi="Times New Roman" w:cs="Times New Roman"/>
-          <w:bCs/>
-          <w:sz w:val="24"/>
-          <w:szCs w:val="24"/>
-          <w:lang w:val="ru-RU"/>
-        </w:rPr>
-        <w:t>Появляется возможность сделать вывод</w:t>
-      </w:r>
-      <w:r>
-        <w:rPr>
-          <w:rFonts w:ascii="Times New Roman" w:hAnsi="Times New Roman" w:cs="Times New Roman"/>
-          <w:bCs/>
-          <w:sz w:val="24"/>
-          <w:szCs w:val="24"/>
-          <w:lang w:val="ru-RU"/>
-        </w:rPr>
-        <w:t xml:space="preserve"> о том, выдержит ли наш сервис нагрузку в час-пик, когда система испытывает наибольшую нагрузку, а также провести масштабирование/</w:t>
-      </w:r>
-      <w:proofErr w:type="spellStart"/>
-      <w:r>
-        <w:rPr>
-          <w:rFonts w:ascii="Times New Roman" w:hAnsi="Times New Roman" w:cs="Times New Roman"/>
-          <w:bCs/>
-          <w:sz w:val="24"/>
-          <w:szCs w:val="24"/>
-          <w:lang w:val="ru-RU"/>
-        </w:rPr>
-        <w:t>демасштабирование</w:t>
-      </w:r>
-      <w:proofErr w:type="spellEnd"/>
-      <w:r>
-        <w:rPr>
-          <w:rFonts w:ascii="Times New Roman" w:hAnsi="Times New Roman" w:cs="Times New Roman"/>
-          <w:bCs/>
-          <w:sz w:val="24"/>
-          <w:szCs w:val="24"/>
-          <w:lang w:val="ru-RU"/>
-        </w:rPr>
-        <w:t xml:space="preserve"> системы на основе увеличения/уменьшения популярности страниц(</w:t>
-      </w:r>
-      <w:proofErr w:type="spellStart"/>
-      <w:r>
-        <w:rPr>
-          <w:rFonts w:ascii="Times New Roman" w:hAnsi="Times New Roman" w:cs="Times New Roman"/>
-          <w:bCs/>
-          <w:sz w:val="24"/>
-          <w:szCs w:val="24"/>
-          <w:lang w:val="ru-RU"/>
-        </w:rPr>
-        <w:t>эндпоинтов</w:t>
-      </w:r>
-      <w:proofErr w:type="spellEnd"/>
-      <w:r>
-        <w:rPr>
-          <w:rFonts w:ascii="Times New Roman" w:hAnsi="Times New Roman" w:cs="Times New Roman"/>
-          <w:bCs/>
-          <w:sz w:val="24"/>
-          <w:szCs w:val="24"/>
-          <w:lang w:val="ru-RU"/>
-        </w:rPr>
-        <w:t>) у пользователей</w:t>
-      </w:r>
-      <w:r>
-        <w:rPr>
-          <w:rFonts w:ascii="Times New Roman" w:hAnsi="Times New Roman" w:cs="Times New Roman"/>
-          <w:sz w:val="24"/>
-          <w:szCs w:val="24"/>
-          <w:lang w:val="ru-RU"/>
-        </w:rPr>
-        <w:t>.</w:t>
-      </w:r>
-    </w:p>
-    <w:bookmarkEnd w:id="2"/>
-    <w:p>
-      <w:pPr>
-        <w:ind w:firstLine="708"/>
-        <w:jc w:val="both"/>
-        <w:rPr>
-          <w:rFonts w:ascii="Times New Roman" w:hAnsi="Times New Roman" w:cs="Times New Roman"/>
-          <w:b/>
-          <w:sz w:val="24"/>
-          <w:szCs w:val="24"/>
-          <w:lang w:val="ru-RU"/>
-        </w:rPr>
-      </w:pPr>
-      <w:r>
-        <w:rPr>
-          <w:rFonts w:ascii="Times New Roman" w:hAnsi="Times New Roman" w:cs="Times New Roman"/>
-          <w:b/>
-          <w:sz w:val="24"/>
-          <w:szCs w:val="24"/>
-          <w:lang w:val="ru-RU"/>
-        </w:rPr>
-        <w:t>ЧАСТЬ 2. МЕТОДТИКА ОЦЕНИВАНИЯ ЭФФЕКТИВНОСТИ МИКРОСЕРВИСНОГО ПРИЛОЖЕНИЯ</w:t>
-      </w:r>
-    </w:p>
-    <w:p>
-      <w:pPr>
-        <w:spacing w:after="0" w:line="360" w:lineRule="auto"/>
-        <w:ind w:firstLine="709"/>
-        <w:jc w:val="both"/>
-        <w:rPr>
-          <w:rFonts w:ascii="Times New Roman" w:hAnsi="Times New Roman" w:cs="Times New Roman"/>
-          <w:sz w:val="24"/>
-          <w:szCs w:val="24"/>
-          <w:lang w:val="ru-RU"/>
-        </w:rPr>
-      </w:pPr>
-      <w:r>
-        <w:rPr>
-          <w:rFonts w:ascii="Times New Roman" w:hAnsi="Times New Roman" w:cs="Times New Roman"/>
-          <w:sz w:val="24"/>
-          <w:szCs w:val="24"/>
-          <w:lang w:val="ru-RU"/>
-        </w:rPr>
-        <w:t xml:space="preserve">Для анализа эффективности информационной системы на основе </w:t>
-      </w:r>
-      <w:proofErr w:type="spellStart"/>
-      <w:r>
-        <w:rPr>
-          <w:rFonts w:ascii="Times New Roman" w:hAnsi="Times New Roman" w:cs="Times New Roman"/>
-          <w:sz w:val="24"/>
-          <w:szCs w:val="24"/>
-          <w:lang w:val="ru-RU"/>
-        </w:rPr>
-        <w:t>микросервисного</w:t>
-      </w:r>
-      <w:proofErr w:type="spellEnd"/>
-      <w:r>
-        <w:rPr>
-          <w:rFonts w:ascii="Times New Roman" w:hAnsi="Times New Roman" w:cs="Times New Roman"/>
-          <w:sz w:val="24"/>
-          <w:szCs w:val="24"/>
-          <w:lang w:val="ru-RU"/>
-        </w:rPr>
-        <w:t xml:space="preserve"> паттерна</w:t>
-      </w:r>
-      <w:r>
-        <w:rPr>
-          <w:rFonts w:ascii="Times New Roman" w:hAnsi="Times New Roman" w:cs="Times New Roman"/>
-          <w:sz w:val="24"/>
-          <w:szCs w:val="24"/>
-          <w:lang w:val="ru-RU"/>
-        </w:rPr>
-        <w:t xml:space="preserve"> необходимо интерпретировать раннее полученные данные. Пусть </w:t>
-      </w:r>
-      <w:proofErr w:type="spellStart"/>
-      <w:r>
-        <w:rPr>
-          <w:rFonts w:ascii="Times New Roman" w:hAnsi="Times New Roman" w:cs="Times New Roman"/>
-          <w:sz w:val="24"/>
-          <w:szCs w:val="24"/>
-        </w:rPr>
-        <w:t>M</w:t>
-      </w:r>
-      <w:r>
-        <w:rPr>
-          <w:rFonts w:ascii="Times New Roman" w:hAnsi="Times New Roman" w:cs="Times New Roman"/>
-          <w:sz w:val="24"/>
-          <w:szCs w:val="24"/>
-          <w:vertAlign w:val="subscript"/>
-        </w:rPr>
-        <w:t>service</w:t>
-      </w:r>
-      <w:proofErr w:type="spellEnd"/>
-      <w:r>
-        <w:rPr>
-          <w:rFonts w:ascii="Times New Roman" w:hAnsi="Times New Roman" w:cs="Times New Roman"/>
-          <w:sz w:val="24"/>
-          <w:szCs w:val="24"/>
-          <w:vertAlign w:val="subscript"/>
-        </w:rPr>
-        <w:t xml:space="preserve"> </w:t>
-      </w:r>
-      <w:r>
-        <w:rPr>
-          <w:rFonts w:ascii="Times New Roman" w:hAnsi="Times New Roman" w:cs="Times New Roman"/>
-          <w:sz w:val="24"/>
-          <w:szCs w:val="24"/>
-          <w:lang w:val="ru-RU"/>
-        </w:rPr>
-        <w:t xml:space="preserve">матрица </w:t>
-      </w:r>
-      <w:proofErr w:type="spellStart"/>
-      <w:r>
-        <w:rPr>
-          <w:rFonts w:ascii="Times New Roman" w:hAnsi="Times New Roman" w:cs="Times New Roman"/>
-          <w:sz w:val="24"/>
-          <w:szCs w:val="24"/>
-          <w:lang w:val="ru-RU"/>
-        </w:rPr>
-        <w:t>микросервиса</w:t>
-      </w:r>
-      <w:proofErr w:type="spellEnd"/>
-      <w:r>
-        <w:rPr>
-          <w:rFonts w:ascii="Times New Roman" w:hAnsi="Times New Roman" w:cs="Times New Roman"/>
-          <w:sz w:val="24"/>
-          <w:szCs w:val="24"/>
-          <w:lang w:val="ru-RU"/>
-        </w:rPr>
-        <w:t xml:space="preserve">, где каждая строчка показывает метрику: </w:t>
-      </w:r>
-    </w:p>
-    <w:p>
-      <w:pPr>
-        <w:spacing w:after="0" w:line="360" w:lineRule="auto"/>
-        <w:ind w:firstLine="709"/>
-        <w:jc w:val="center"/>
-        <w:rPr>
-          <w:rFonts w:ascii="Times New Roman" w:hAnsi="Times New Roman" w:cs="Times New Roman"/>
-          <w:sz w:val="24"/>
-          <w:szCs w:val="24"/>
-        </w:rPr>
-      </w:pPr>
-      <w:r>
-        <w:rPr>
-          <w:rFonts w:ascii="Times New Roman" w:hAnsi="Times New Roman" w:cs="Times New Roman"/>
+          <w:noProof/>
           <w:sz w:val="24"/>
           <w:szCs w:val="24"/>
           <w:lang w:val="ru-RU"/>
         </w:rPr>
         <w:drawing>
-          <wp:inline distT="0" distB="0" distL="0" distR="0" wp14:anchorId="133F08C0" wp14:editId="743F5E14">
-            <wp:extent cx="3248478" cy="1066949"/>
+          <wp:inline distT="0" distB="0" distL="0" distR="0" wp14:anchorId="183B078C" wp14:editId="2B9D316F">
+            <wp:extent cx="3277057" cy="1371791"/>
             <wp:effectExtent l="0" t="0" r="0" b="0"/>
-            <wp:docPr id="58" name="Рисунок 58"/>
+            <wp:docPr id="9" name="Рисунок 9"/>
             <wp:cNvGraphicFramePr>
               <a:graphicFrameLocks xmlns:a="http://schemas.openxmlformats.org/drawingml/2006/main" noChangeAspect="1"/>
             </wp:cNvGraphicFramePr>
@@ -10240,7 +9162,7 @@
                   <pic:spPr>
                     <a:xfrm>
                       <a:off x="0" y="0"/>
-                      <a:ext cx="3248478" cy="1066949"/>
+                      <a:ext cx="3277057" cy="1371791"/>
                     </a:xfrm>
                     <a:prstGeom prst="rect">
                       <a:avLst/>
@@ -10256,129 +9178,28 @@
     <w:p>
       <w:pPr>
         <w:spacing w:after="0" w:line="360" w:lineRule="auto"/>
-        <w:ind w:firstLine="709"/>
+        <w:ind w:firstLine="708"/>
         <w:jc w:val="both"/>
         <w:rPr>
           <w:rFonts w:ascii="Times New Roman" w:hAnsi="Times New Roman" w:cs="Times New Roman"/>
           <w:sz w:val="24"/>
           <w:szCs w:val="24"/>
-          <w:lang w:val="ru-RU"/>
-        </w:rPr>
-      </w:pPr>
-      <w:r>
-        <w:rPr>
-          <w:rFonts w:ascii="Times New Roman" w:hAnsi="Times New Roman" w:cs="Times New Roman"/>
-          <w:sz w:val="24"/>
-          <w:szCs w:val="24"/>
-          <w:lang w:val="ru-RU"/>
-        </w:rPr>
-        <w:t xml:space="preserve">И нормализуем данную матрицу с помощью </w:t>
-      </w:r>
-      <w:r>
-        <w:rPr>
-          <w:rFonts w:ascii="Times New Roman" w:hAnsi="Times New Roman" w:cs="Times New Roman"/>
-          <w:sz w:val="24"/>
-          <w:szCs w:val="24"/>
-        </w:rPr>
-        <w:t>a</w:t>
-      </w:r>
-      <w:r>
-        <w:rPr>
-          <w:rFonts w:ascii="Times New Roman" w:hAnsi="Times New Roman" w:cs="Times New Roman"/>
-          <w:sz w:val="24"/>
-          <w:szCs w:val="24"/>
-          <w:lang w:val="ru-RU"/>
-        </w:rPr>
-        <w:t xml:space="preserve"> </w:t>
-      </w:r>
-      <w:r>
-        <w:rPr>
-          <w:rFonts w:ascii="Times New Roman" w:hAnsi="Times New Roman" w:cs="Times New Roman"/>
-          <w:sz w:val="24"/>
-          <w:szCs w:val="24"/>
-        </w:rPr>
-        <w:t>base</w:t>
-      </w:r>
-      <w:r>
-        <w:rPr>
-          <w:rFonts w:ascii="Times New Roman" w:hAnsi="Times New Roman" w:cs="Times New Roman"/>
-          <w:sz w:val="24"/>
-          <w:szCs w:val="24"/>
-          <w:lang w:val="ru-RU"/>
-        </w:rPr>
-        <w:t>:</w:t>
+        </w:rPr>
+      </w:pPr>
+      <w:r>
+        <w:rPr>
+          <w:rFonts w:ascii="Times New Roman" w:hAnsi="Times New Roman" w:cs="Times New Roman"/>
+          <w:sz w:val="24"/>
+          <w:szCs w:val="24"/>
+          <w:lang w:val="ru-RU"/>
+        </w:rPr>
+        <w:t>Для анализа нормализуем данную матрицу:</w:t>
       </w:r>
     </w:p>
     <w:p>
       <w:pPr>
         <w:spacing w:after="0" w:line="360" w:lineRule="auto"/>
-        <w:ind w:firstLine="709"/>
-        <w:jc w:val="both"/>
-        <w:rPr>
-          <w:rFonts w:ascii="Times New Roman" w:hAnsi="Times New Roman" w:cs="Times New Roman"/>
-          <w:sz w:val="24"/>
-          <w:szCs w:val="24"/>
-          <w:lang w:val="ru-RU"/>
-        </w:rPr>
-      </w:pPr>
-      <w:r>
-        <w:rPr>
-          <w:rFonts w:ascii="Times New Roman" w:hAnsi="Times New Roman" w:cs="Times New Roman"/>
-          <w:sz w:val="24"/>
-          <w:szCs w:val="24"/>
-          <w:highlight w:val="red"/>
-          <w:lang w:val="ru-RU"/>
-        </w:rPr>
-        <w:t>/*матрица*/</w:t>
-      </w:r>
-    </w:p>
-    <w:p>
-      <w:pPr>
-        <w:spacing w:after="0" w:line="360" w:lineRule="auto"/>
-        <w:ind w:firstLine="709"/>
-        <w:jc w:val="both"/>
-        <w:rPr>
-          <w:rFonts w:ascii="Times New Roman" w:hAnsi="Times New Roman" w:cs="Times New Roman"/>
-          <w:sz w:val="24"/>
-          <w:szCs w:val="24"/>
-          <w:lang w:val="ru-RU"/>
-        </w:rPr>
-      </w:pPr>
-      <w:r>
-        <w:rPr>
-          <w:rFonts w:ascii="Times New Roman" w:hAnsi="Times New Roman" w:cs="Times New Roman"/>
-          <w:sz w:val="24"/>
-          <w:szCs w:val="24"/>
-          <w:lang w:val="ru-RU"/>
-        </w:rPr>
-        <w:t xml:space="preserve">По каждой строчке вычисли коэффициент ковариации. Таким образом для данного </w:t>
-      </w:r>
-      <w:proofErr w:type="spellStart"/>
-      <w:r>
-        <w:rPr>
-          <w:rFonts w:ascii="Times New Roman" w:hAnsi="Times New Roman" w:cs="Times New Roman"/>
-          <w:sz w:val="24"/>
-          <w:szCs w:val="24"/>
-          <w:lang w:val="ru-RU"/>
-        </w:rPr>
-        <w:t>микросервиса</w:t>
-      </w:r>
-      <w:proofErr w:type="spellEnd"/>
-      <w:r>
-        <w:rPr>
-          <w:rFonts w:ascii="Times New Roman" w:hAnsi="Times New Roman" w:cs="Times New Roman"/>
-          <w:sz w:val="24"/>
-          <w:szCs w:val="24"/>
-          <w:lang w:val="ru-RU"/>
-        </w:rPr>
-        <w:t xml:space="preserve"> образуется вектор из коэффициентов вариации, который необходимо нормализовать:</w:t>
-      </w:r>
-    </w:p>
-    <w:p>
-      <w:pPr>
-        <w:spacing w:after="0" w:line="360" w:lineRule="auto"/>
-        <w:ind w:firstLine="709"/>
-        <w:jc w:val="both"/>
+        <w:jc w:val="center"/>
         <w:rPr>
           <w:rFonts w:ascii="Times New Roman" w:hAnsi="Times New Roman" w:cs="Times New Roman"/>
           <w:sz w:val="24"/>
@@ -10392,10 +9213,10 @@
           <w:szCs w:val="24"/>
         </w:rPr>
         <w:drawing>
-          <wp:inline distT="0" distB="0" distL="0" distR="0" wp14:anchorId="3FB5F2FF" wp14:editId="4237F442">
-            <wp:extent cx="1428949" cy="647790"/>
+          <wp:inline distT="0" distB="0" distL="0" distR="0" wp14:anchorId="32F98A33" wp14:editId="2A37A610">
+            <wp:extent cx="5734850" cy="1200318"/>
             <wp:effectExtent l="0" t="0" r="0" b="0"/>
-            <wp:docPr id="56" name="Рисунок 56"/>
+            <wp:docPr id="15" name="Рисунок 15"/>
             <wp:cNvGraphicFramePr>
               <a:graphicFrameLocks xmlns:a="http://schemas.openxmlformats.org/drawingml/2006/main" noChangeAspect="1"/>
             </wp:cNvGraphicFramePr>
@@ -10415,7 +9236,7 @@
                   <pic:spPr>
                     <a:xfrm>
                       <a:off x="0" y="0"/>
-                      <a:ext cx="1428949" cy="647790"/>
+                      <a:ext cx="5734850" cy="1200318"/>
                     </a:xfrm>
                     <a:prstGeom prst="rect">
                       <a:avLst/>
@@ -10431,7 +9252,7 @@
     <w:p>
       <w:pPr>
         <w:spacing w:after="0" w:line="360" w:lineRule="auto"/>
-        <w:ind w:firstLine="709"/>
+        <w:ind w:firstLine="708"/>
         <w:jc w:val="both"/>
         <w:rPr>
           <w:rFonts w:ascii="Times New Roman" w:hAnsi="Times New Roman" w:cs="Times New Roman"/>
@@ -10447,27 +9268,791 @@
           <w:szCs w:val="24"/>
           <w:lang w:val="ru-RU"/>
         </w:rPr>
-        <w:t xml:space="preserve">Эффективность </w:t>
+        <w:t xml:space="preserve">Таким образом каждый элемент принимает значения от 0 до 1. </w:t>
+      </w:r>
+      <w:r>
+        <w:rPr>
+          <w:rFonts w:ascii="Times New Roman" w:hAnsi="Times New Roman" w:cs="Times New Roman"/>
+          <w:sz w:val="24"/>
+          <w:szCs w:val="24"/>
+          <w:lang w:val="ru-RU"/>
+        </w:rPr>
+        <w:t>Выводы, которые можно сделать по этим матрицам:</w:t>
+      </w:r>
+    </w:p>
+    <w:p>
+      <w:pPr>
+        <w:pStyle w:val="a7"/>
+        <w:numPr>
+          <w:ilvl w:val="0"/>
+          <w:numId w:val="29"/>
+        </w:numPr>
+        <w:spacing w:after="0" w:line="360" w:lineRule="auto"/>
+        <w:jc w:val="both"/>
+        <w:rPr>
+          <w:rFonts w:ascii="Times New Roman" w:hAnsi="Times New Roman" w:cs="Times New Roman"/>
+          <w:sz w:val="24"/>
+          <w:szCs w:val="24"/>
+          <w:lang w:val="ru-RU"/>
+        </w:rPr>
+      </w:pPr>
+      <w:r>
+        <w:rPr>
+          <w:rFonts w:ascii="Times New Roman" w:hAnsi="Times New Roman" w:cs="Times New Roman"/>
+          <w:sz w:val="24"/>
+          <w:szCs w:val="24"/>
+          <w:lang w:val="ru-RU"/>
+        </w:rPr>
+        <w:t>Высокие</w:t>
+      </w:r>
+      <w:r>
+        <w:rPr>
+          <w:rFonts w:ascii="Times New Roman" w:hAnsi="Times New Roman" w:cs="Times New Roman"/>
+          <w:sz w:val="24"/>
+          <w:szCs w:val="24"/>
+          <w:lang w:val="ru-RU"/>
+        </w:rPr>
+        <w:t xml:space="preserve"> (близкие к</w:t>
+      </w:r>
+      <w:r>
+        <w:rPr>
+          <w:rFonts w:ascii="Times New Roman" w:hAnsi="Times New Roman" w:cs="Times New Roman"/>
+          <w:sz w:val="24"/>
+          <w:szCs w:val="24"/>
+          <w:lang w:val="ru-RU"/>
+        </w:rPr>
+        <w:t xml:space="preserve"> 1</w:t>
+      </w:r>
+      <w:r>
+        <w:rPr>
+          <w:rFonts w:ascii="Times New Roman" w:hAnsi="Times New Roman" w:cs="Times New Roman"/>
+          <w:sz w:val="24"/>
+          <w:szCs w:val="24"/>
+          <w:lang w:val="ru-RU"/>
+        </w:rPr>
+        <w:t>)</w:t>
+      </w:r>
+      <w:r>
+        <w:rPr>
+          <w:rFonts w:ascii="Times New Roman" w:hAnsi="Times New Roman" w:cs="Times New Roman"/>
+          <w:sz w:val="24"/>
+          <w:szCs w:val="24"/>
+          <w:lang w:val="ru-RU"/>
+        </w:rPr>
+        <w:t xml:space="preserve"> значения в строке указывают на то, что сервис</w:t>
+      </w:r>
+      <w:r>
+        <w:rPr>
+          <w:rFonts w:ascii="Times New Roman" w:hAnsi="Times New Roman" w:cs="Times New Roman"/>
+          <w:sz w:val="24"/>
+          <w:szCs w:val="24"/>
+        </w:rPr>
+        <w:t> </w:t>
+      </w:r>
+      <w:r>
+        <w:rPr>
+          <w:rFonts w:ascii="Times New Roman" w:hAnsi="Times New Roman" w:cs="Times New Roman"/>
+          <w:sz w:val="24"/>
+          <w:szCs w:val="24"/>
+          <w:lang w:val="ru-RU"/>
+        </w:rPr>
+        <w:t xml:space="preserve">требует </w:t>
+      </w:r>
+      <w:r>
+        <w:rPr>
+          <w:rFonts w:ascii="Times New Roman" w:hAnsi="Times New Roman" w:cs="Times New Roman"/>
+          <w:sz w:val="24"/>
+          <w:szCs w:val="24"/>
+          <w:lang w:val="ru-RU"/>
+        </w:rPr>
+        <w:t>горизонтально</w:t>
+      </w:r>
+      <w:r>
+        <w:rPr>
+          <w:rFonts w:ascii="Times New Roman" w:hAnsi="Times New Roman" w:cs="Times New Roman"/>
+          <w:sz w:val="24"/>
+          <w:szCs w:val="24"/>
+          <w:lang w:val="ru-RU"/>
+        </w:rPr>
+        <w:t>го</w:t>
+      </w:r>
+      <w:r>
+        <w:rPr>
+          <w:rFonts w:ascii="Times New Roman" w:hAnsi="Times New Roman" w:cs="Times New Roman"/>
+          <w:sz w:val="24"/>
+          <w:szCs w:val="24"/>
+          <w:lang w:val="ru-RU"/>
+        </w:rPr>
+        <w:t xml:space="preserve"> </w:t>
+      </w:r>
+      <w:r>
+        <w:rPr>
+          <w:rFonts w:ascii="Times New Roman" w:hAnsi="Times New Roman" w:cs="Times New Roman"/>
+          <w:sz w:val="24"/>
+          <w:szCs w:val="24"/>
+          <w:lang w:val="ru-RU"/>
+        </w:rPr>
+        <w:t>масштабировани</w:t>
+      </w:r>
+      <w:r>
+        <w:rPr>
+          <w:rFonts w:ascii="Times New Roman" w:hAnsi="Times New Roman" w:cs="Times New Roman"/>
+          <w:sz w:val="24"/>
+          <w:szCs w:val="24"/>
+          <w:lang w:val="ru-RU"/>
+        </w:rPr>
+        <w:t>я</w:t>
+      </w:r>
+      <w:r>
+        <w:rPr>
+          <w:rFonts w:ascii="Times New Roman" w:hAnsi="Times New Roman" w:cs="Times New Roman"/>
+          <w:sz w:val="24"/>
+          <w:szCs w:val="24"/>
+          <w:lang w:val="ru-RU"/>
+        </w:rPr>
+        <w:t xml:space="preserve"> или изменения конфигурации сервера</w:t>
+      </w:r>
+      <w:r>
+        <w:rPr>
+          <w:rFonts w:ascii="Times New Roman" w:hAnsi="Times New Roman" w:cs="Times New Roman"/>
+          <w:sz w:val="24"/>
+          <w:szCs w:val="24"/>
+          <w:lang w:val="ru-RU"/>
+        </w:rPr>
+        <w:t>. Он</w:t>
+      </w:r>
+      <w:r>
+        <w:rPr>
+          <w:rFonts w:ascii="Times New Roman" w:hAnsi="Times New Roman" w:cs="Times New Roman"/>
+          <w:sz w:val="24"/>
+          <w:szCs w:val="24"/>
+          <w:lang w:val="ru-RU"/>
+        </w:rPr>
+        <w:t xml:space="preserve"> </w:t>
+      </w:r>
+      <w:r>
+        <w:rPr>
+          <w:rFonts w:ascii="Times New Roman" w:hAnsi="Times New Roman" w:cs="Times New Roman"/>
+          <w:sz w:val="24"/>
+          <w:szCs w:val="24"/>
+          <w:lang w:val="ru-RU"/>
+        </w:rPr>
+        <w:t xml:space="preserve">является кандидатом для </w:t>
+      </w:r>
+      <w:r>
+        <w:rPr>
+          <w:rFonts w:ascii="Times New Roman" w:hAnsi="Times New Roman" w:cs="Times New Roman"/>
+          <w:sz w:val="24"/>
+          <w:szCs w:val="24"/>
+          <w:lang w:val="ru-RU"/>
+        </w:rPr>
+        <w:t>анализа кода и</w:t>
+      </w:r>
+      <w:r>
+        <w:rPr>
+          <w:rFonts w:ascii="Times New Roman" w:hAnsi="Times New Roman" w:cs="Times New Roman"/>
+          <w:sz w:val="24"/>
+          <w:szCs w:val="24"/>
+          <w:lang w:val="ru-RU"/>
+        </w:rPr>
+        <w:t xml:space="preserve"> </w:t>
+      </w:r>
+      <w:r>
+        <w:rPr>
+          <w:rFonts w:ascii="Times New Roman" w:hAnsi="Times New Roman" w:cs="Times New Roman"/>
+          <w:sz w:val="24"/>
+          <w:szCs w:val="24"/>
+          <w:lang w:val="ru-RU"/>
+        </w:rPr>
+        <w:t>рефакторинга</w:t>
+      </w:r>
+      <w:r>
+        <w:rPr>
+          <w:rFonts w:ascii="Times New Roman" w:hAnsi="Times New Roman" w:cs="Times New Roman"/>
+          <w:sz w:val="24"/>
+          <w:szCs w:val="24"/>
+          <w:lang w:val="ru-RU"/>
+        </w:rPr>
+        <w:t>.</w:t>
+      </w:r>
+    </w:p>
+    <w:p>
+      <w:pPr>
+        <w:pStyle w:val="a7"/>
+        <w:numPr>
+          <w:ilvl w:val="0"/>
+          <w:numId w:val="29"/>
+        </w:numPr>
+        <w:spacing w:after="0" w:line="360" w:lineRule="auto"/>
+        <w:jc w:val="both"/>
+        <w:rPr>
+          <w:rFonts w:ascii="Times New Roman" w:hAnsi="Times New Roman" w:cs="Times New Roman"/>
+          <w:sz w:val="24"/>
+          <w:szCs w:val="24"/>
+          <w:lang w:val="ru-RU"/>
+        </w:rPr>
+      </w:pPr>
+      <w:r>
+        <w:rPr>
+          <w:rFonts w:ascii="Times New Roman" w:hAnsi="Times New Roman" w:cs="Times New Roman"/>
+          <w:sz w:val="24"/>
+          <w:szCs w:val="24"/>
+          <w:lang w:val="ru-RU"/>
+        </w:rPr>
+        <w:t>Высокие</w:t>
+      </w:r>
+      <w:r>
+        <w:rPr>
+          <w:rFonts w:ascii="Times New Roman" w:hAnsi="Times New Roman" w:cs="Times New Roman"/>
+          <w:sz w:val="24"/>
+          <w:szCs w:val="24"/>
+          <w:lang w:val="ru-RU"/>
+        </w:rPr>
+        <w:t xml:space="preserve"> (близкие к</w:t>
+      </w:r>
+      <w:r>
+        <w:rPr>
+          <w:rFonts w:ascii="Times New Roman" w:hAnsi="Times New Roman" w:cs="Times New Roman"/>
+          <w:sz w:val="24"/>
+          <w:szCs w:val="24"/>
+          <w:lang w:val="ru-RU"/>
+        </w:rPr>
+        <w:t xml:space="preserve"> 1</w:t>
+      </w:r>
+      <w:r>
+        <w:rPr>
+          <w:rFonts w:ascii="Times New Roman" w:hAnsi="Times New Roman" w:cs="Times New Roman"/>
+          <w:sz w:val="24"/>
+          <w:szCs w:val="24"/>
+          <w:lang w:val="ru-RU"/>
+        </w:rPr>
+        <w:t xml:space="preserve">) </w:t>
+      </w:r>
+      <w:r>
+        <w:rPr>
+          <w:rFonts w:ascii="Times New Roman" w:hAnsi="Times New Roman" w:cs="Times New Roman"/>
+          <w:sz w:val="24"/>
+          <w:szCs w:val="24"/>
+          <w:lang w:val="ru-RU"/>
+        </w:rPr>
+        <w:t>значения в столбце означает, что выбранное программное решение, например БД или конфигурация сервера подобрана неудачно, требуется пересмотр стека и, возможно, архитектуры</w:t>
+      </w:r>
+      <w:r>
+        <w:rPr>
+          <w:rFonts w:ascii="Times New Roman" w:hAnsi="Times New Roman" w:cs="Times New Roman"/>
+          <w:sz w:val="24"/>
+          <w:szCs w:val="24"/>
+          <w:lang w:val="ru-RU"/>
+        </w:rPr>
+        <w:t xml:space="preserve"> информационной системы</w:t>
+      </w:r>
+      <w:r>
+        <w:rPr>
+          <w:rFonts w:ascii="Times New Roman" w:hAnsi="Times New Roman" w:cs="Times New Roman"/>
+          <w:sz w:val="24"/>
+          <w:szCs w:val="24"/>
+          <w:lang w:val="ru-RU"/>
+        </w:rPr>
+        <w:t>.</w:t>
+      </w:r>
+    </w:p>
+    <w:p>
+      <w:pPr>
+        <w:pStyle w:val="a7"/>
+        <w:numPr>
+          <w:ilvl w:val="0"/>
+          <w:numId w:val="29"/>
+        </w:numPr>
+        <w:spacing w:after="0" w:line="360" w:lineRule="auto"/>
+        <w:jc w:val="both"/>
+        <w:rPr>
+          <w:rFonts w:ascii="Times New Roman" w:hAnsi="Times New Roman" w:cs="Times New Roman"/>
+          <w:sz w:val="24"/>
+          <w:szCs w:val="24"/>
+          <w:lang w:val="ru-RU"/>
+        </w:rPr>
+      </w:pPr>
+      <w:r>
+        <w:rPr>
+          <w:rFonts w:ascii="Times New Roman" w:hAnsi="Times New Roman" w:cs="Times New Roman"/>
+          <w:sz w:val="24"/>
+          <w:szCs w:val="24"/>
+          <w:lang w:val="ru-RU"/>
+        </w:rPr>
+        <w:t xml:space="preserve">Можно найти сервис с самой </w:t>
+      </w:r>
+      <w:r>
+        <w:rPr>
+          <w:rFonts w:ascii="Times New Roman" w:hAnsi="Times New Roman" w:cs="Times New Roman"/>
+          <w:sz w:val="24"/>
+          <w:szCs w:val="24"/>
+          <w:lang w:val="ru-RU"/>
+        </w:rPr>
+        <w:t>низким</w:t>
+      </w:r>
+      <w:r>
+        <w:rPr>
+          <w:rFonts w:ascii="Times New Roman" w:hAnsi="Times New Roman" w:cs="Times New Roman"/>
+          <w:sz w:val="24"/>
+          <w:szCs w:val="24"/>
+          <w:lang w:val="ru-RU"/>
+        </w:rPr>
+        <w:t xml:space="preserve"> средним значением по строке («звезда» масштабирования) и сервис с самой </w:t>
+      </w:r>
+      <w:r>
+        <w:rPr>
+          <w:rFonts w:ascii="Times New Roman" w:hAnsi="Times New Roman" w:cs="Times New Roman"/>
+          <w:sz w:val="24"/>
+          <w:szCs w:val="24"/>
+          <w:lang w:val="ru-RU"/>
+        </w:rPr>
+        <w:t>высоким</w:t>
+      </w:r>
+      <w:r>
+        <w:rPr>
+          <w:rFonts w:ascii="Times New Roman" w:hAnsi="Times New Roman" w:cs="Times New Roman"/>
+          <w:sz w:val="24"/>
+          <w:szCs w:val="24"/>
+          <w:lang w:val="ru-RU"/>
+        </w:rPr>
+        <w:t xml:space="preserve"> значением («аутсайдер», требующий оптимизации).</w:t>
+      </w:r>
+    </w:p>
+    <w:p>
+      <w:pPr>
+        <w:pStyle w:val="ds-markdown-paragraph"/>
+        <w:numPr>
+          <w:ilvl w:val="0"/>
+          <w:numId w:val="29"/>
+        </w:numPr>
+        <w:shd w:val="clear" w:color="auto" w:fill="FFFFFF"/>
+        <w:spacing w:before="0" w:beforeAutospacing="0" w:after="0" w:afterAutospacing="0" w:line="360" w:lineRule="auto"/>
+        <w:jc w:val="both"/>
+      </w:pPr>
+      <w:r>
+        <w:lastRenderedPageBreak/>
+        <w:t>Матрица подсказывает, является ли система </w:t>
+      </w:r>
+      <w:r>
+        <w:rPr>
+          <w:rStyle w:val="afe"/>
+          <w:rFonts w:eastAsiaTheme="majorEastAsia"/>
+          <w:b w:val="0"/>
+          <w:bCs w:val="0"/>
+        </w:rPr>
+        <w:t>сбалансированной</w:t>
+      </w:r>
+      <w:r>
+        <w:t> (все сервисы примерно одинаково реагируют на масштабирование) или </w:t>
+      </w:r>
+      <w:r>
+        <w:rPr>
+          <w:rStyle w:val="afe"/>
+          <w:rFonts w:eastAsiaTheme="majorEastAsia"/>
+          <w:b w:val="0"/>
+          <w:bCs w:val="0"/>
+        </w:rPr>
+        <w:t>несбалансированной</w:t>
+      </w:r>
+      <w:r>
+        <w:t> (есть явные узкие места и явные лидеры).</w:t>
+      </w:r>
+    </w:p>
+    <w:p>
+      <w:pPr>
+        <w:pStyle w:val="ds-markdown-paragraph"/>
+        <w:numPr>
+          <w:ilvl w:val="0"/>
+          <w:numId w:val="29"/>
+        </w:numPr>
+        <w:shd w:val="clear" w:color="auto" w:fill="FFFFFF"/>
+        <w:spacing w:before="0" w:beforeAutospacing="0" w:after="0" w:afterAutospacing="0" w:line="360" w:lineRule="auto"/>
+        <w:jc w:val="both"/>
+      </w:pPr>
+      <w:r>
+        <w:t xml:space="preserve">Она помогает </w:t>
+      </w:r>
+      <w:r>
+        <w:t>выбрать между </w:t>
+      </w:r>
+      <w:r>
+        <w:rPr>
+          <w:rStyle w:val="afe"/>
+          <w:rFonts w:eastAsiaTheme="majorEastAsia"/>
+          <w:b w:val="0"/>
+          <w:bCs w:val="0"/>
+        </w:rPr>
+        <w:t>равномерным масштабированием</w:t>
+      </w:r>
+      <w:r>
+        <w:rPr>
+          <w:rStyle w:val="afe"/>
+          <w:rFonts w:eastAsiaTheme="majorEastAsia"/>
+        </w:rPr>
+        <w:t>,</w:t>
+      </w:r>
+      <w:r>
+        <w:rPr>
+          <w:bCs/>
+        </w:rPr>
+        <w:t> </w:t>
+      </w:r>
+      <w:r>
+        <w:t>если матрица сбалансирована, и </w:t>
+      </w:r>
+      <w:r>
+        <w:rPr>
+          <w:rStyle w:val="afe"/>
+          <w:rFonts w:eastAsiaTheme="majorEastAsia"/>
+          <w:b w:val="0"/>
+          <w:bCs w:val="0"/>
+        </w:rPr>
+        <w:t>приоритетным масштабированием</w:t>
+      </w:r>
+      <w:r>
+        <w:t xml:space="preserve"> конкретных сервисов, если матрица </w:t>
       </w:r>
       <w:proofErr w:type="spellStart"/>
       <w:r>
-        <w:rPr>
-          <w:rFonts w:ascii="Times New Roman" w:hAnsi="Times New Roman" w:cs="Times New Roman"/>
-          <w:sz w:val="24"/>
-          <w:szCs w:val="24"/>
-          <w:lang w:val="ru-RU"/>
-        </w:rPr>
-        <w:t>микросервиса</w:t>
+        <w:t>несбалансирована</w:t>
       </w:r>
       <w:proofErr w:type="spellEnd"/>
       <w:r>
-        <w:rPr>
-          <w:rFonts w:ascii="Times New Roman" w:hAnsi="Times New Roman" w:cs="Times New Roman"/>
-          <w:sz w:val="24"/>
-          <w:szCs w:val="24"/>
-          <w:lang w:val="ru-RU"/>
-        </w:rPr>
-        <w:t xml:space="preserve"> определяется по менее эффективной компоненте. </w:t>
+        <w:t>.</w:t>
+      </w:r>
+    </w:p>
+    <w:p>
+      <w:pPr>
+        <w:pStyle w:val="a7"/>
+        <w:numPr>
+          <w:ilvl w:val="0"/>
+          <w:numId w:val="29"/>
+        </w:numPr>
+        <w:spacing w:after="0" w:line="360" w:lineRule="auto"/>
+        <w:jc w:val="both"/>
+        <w:rPr>
+          <w:rFonts w:ascii="Times New Roman" w:hAnsi="Times New Roman" w:cs="Times New Roman"/>
+          <w:sz w:val="24"/>
+          <w:szCs w:val="24"/>
+          <w:lang w:val="ru-RU"/>
+        </w:rPr>
+      </w:pPr>
+      <w:r>
+        <w:rPr>
+          <w:rFonts w:ascii="Times New Roman" w:hAnsi="Times New Roman" w:cs="Times New Roman"/>
+          <w:sz w:val="24"/>
+          <w:szCs w:val="24"/>
+          <w:lang w:val="ru-RU"/>
+        </w:rPr>
+        <w:t xml:space="preserve">Матрица позволяет формализовать задачу оптимизации: </w:t>
+      </w:r>
+      <w:r>
+        <w:rPr>
+          <w:rFonts w:ascii="Times New Roman" w:hAnsi="Times New Roman" w:cs="Times New Roman"/>
+          <w:bCs/>
+          <w:i/>
+          <w:iCs/>
+          <w:sz w:val="24"/>
+          <w:szCs w:val="24"/>
+          <w:lang w:val="ru-RU"/>
+        </w:rPr>
+        <w:t xml:space="preserve">«Имея ограничение на общее количество </w:t>
+      </w:r>
+      <w:proofErr w:type="spellStart"/>
+      <w:r>
+        <w:rPr>
+          <w:rFonts w:ascii="Times New Roman" w:hAnsi="Times New Roman" w:cs="Times New Roman"/>
+          <w:bCs/>
+          <w:i/>
+          <w:iCs/>
+          <w:sz w:val="24"/>
+          <w:szCs w:val="24"/>
+          <w:lang w:val="ru-RU"/>
+        </w:rPr>
+        <w:t>ресуросв</w:t>
+      </w:r>
+      <w:proofErr w:type="spellEnd"/>
+      <w:r>
+        <w:rPr>
+          <w:rFonts w:ascii="Times New Roman" w:hAnsi="Times New Roman" w:cs="Times New Roman"/>
+          <w:bCs/>
+          <w:i/>
+          <w:iCs/>
+          <w:sz w:val="24"/>
+          <w:szCs w:val="24"/>
+          <w:lang w:val="ru-RU"/>
+        </w:rPr>
+        <w:t xml:space="preserve"> (например, из-за лимитов стоимости или ресурсов кластера), как распределить их между сервисами, чтобы</w:t>
+      </w:r>
+      <w:r>
+        <w:rPr>
+          <w:rFonts w:ascii="Times New Roman" w:hAnsi="Times New Roman" w:cs="Times New Roman"/>
+          <w:bCs/>
+          <w:i/>
+          <w:iCs/>
+          <w:sz w:val="24"/>
+          <w:szCs w:val="24"/>
+        </w:rPr>
+        <w:t> </w:t>
+      </w:r>
+      <w:r>
+        <w:rPr>
+          <w:rFonts w:ascii="Times New Roman" w:hAnsi="Times New Roman" w:cs="Times New Roman"/>
+          <w:bCs/>
+          <w:i/>
+          <w:iCs/>
+          <w:sz w:val="24"/>
+          <w:szCs w:val="24"/>
+          <w:lang w:val="ru-RU"/>
+        </w:rPr>
+        <w:t>максимизировать общий прирост производительности?»</w:t>
+      </w:r>
+      <w:r>
+        <w:rPr>
+          <w:rFonts w:ascii="Times New Roman" w:hAnsi="Times New Roman" w:cs="Times New Roman"/>
+          <w:b/>
+          <w:bCs/>
+          <w:sz w:val="24"/>
+          <w:szCs w:val="24"/>
+          <w:lang w:val="ru-RU"/>
+        </w:rPr>
+        <w:t xml:space="preserve"> </w:t>
+      </w:r>
+      <w:r>
+        <w:rPr>
+          <w:rFonts w:ascii="Times New Roman" w:hAnsi="Times New Roman" w:cs="Times New Roman"/>
+          <w:sz w:val="24"/>
+          <w:szCs w:val="24"/>
+          <w:lang w:val="ru-RU"/>
+        </w:rPr>
+        <w:t xml:space="preserve">- классическая задача на условную оптимизацию </w:t>
+      </w:r>
+      <w:proofErr w:type="gramStart"/>
+      <w:r>
+        <w:rPr>
+          <w:rFonts w:ascii="Times New Roman" w:hAnsi="Times New Roman" w:cs="Times New Roman"/>
+          <w:sz w:val="24"/>
+          <w:szCs w:val="24"/>
+          <w:lang w:val="ru-RU"/>
+        </w:rPr>
+        <w:t>и  балансировку</w:t>
+      </w:r>
+      <w:proofErr w:type="gramEnd"/>
+      <w:r>
+        <w:rPr>
+          <w:rFonts w:ascii="Times New Roman" w:hAnsi="Times New Roman" w:cs="Times New Roman"/>
+          <w:sz w:val="24"/>
+          <w:szCs w:val="24"/>
+          <w:lang w:val="ru-RU"/>
+        </w:rPr>
+        <w:t>, которую можно решить, например,</w:t>
+      </w:r>
+      <w:r>
+        <w:rPr>
+          <w:rFonts w:ascii="Times New Roman" w:hAnsi="Times New Roman" w:cs="Times New Roman"/>
+          <w:sz w:val="24"/>
+          <w:szCs w:val="24"/>
+        </w:rPr>
+        <w:t> </w:t>
+      </w:r>
+      <w:r>
+        <w:rPr>
+          <w:rFonts w:ascii="Times New Roman" w:hAnsi="Times New Roman" w:cs="Times New Roman"/>
+          <w:sz w:val="24"/>
+          <w:szCs w:val="24"/>
+          <w:lang w:val="ru-RU"/>
+        </w:rPr>
+        <w:t>жадным алгоритмом: на каждом шаге добавлять одну реплику тому сервису, который да</w:t>
+      </w:r>
+      <w:r>
+        <w:rPr>
+          <w:rFonts w:ascii="Times New Roman" w:hAnsi="Times New Roman" w:cs="Times New Roman"/>
+          <w:sz w:val="24"/>
+          <w:szCs w:val="24"/>
+          <w:lang w:val="ru-RU"/>
+        </w:rPr>
+        <w:t>с</w:t>
+      </w:r>
+      <w:r>
+        <w:rPr>
+          <w:rFonts w:ascii="Times New Roman" w:hAnsi="Times New Roman" w:cs="Times New Roman"/>
+          <w:sz w:val="24"/>
+          <w:szCs w:val="24"/>
+          <w:lang w:val="ru-RU"/>
+        </w:rPr>
+        <w:t>т наибольший текущий прирост.</w:t>
+      </w:r>
+    </w:p>
+    <w:p>
+      <w:pPr>
+        <w:pStyle w:val="a7"/>
+        <w:numPr>
+          <w:ilvl w:val="0"/>
+          <w:numId w:val="30"/>
+        </w:numPr>
+        <w:spacing w:after="0" w:line="360" w:lineRule="auto"/>
+        <w:jc w:val="both"/>
+        <w:rPr>
+          <w:rFonts w:ascii="Times New Roman" w:hAnsi="Times New Roman" w:cs="Times New Roman"/>
+          <w:sz w:val="24"/>
+          <w:szCs w:val="24"/>
+          <w:lang w:val="ru-RU"/>
+        </w:rPr>
+      </w:pPr>
+      <w:r>
+        <w:rPr>
+          <w:rFonts w:ascii="Times New Roman" w:hAnsi="Times New Roman" w:cs="Times New Roman"/>
+          <w:sz w:val="24"/>
+          <w:szCs w:val="24"/>
+          <w:lang w:val="ru-RU"/>
+        </w:rPr>
+        <w:t>Появляется возможность</w:t>
+      </w:r>
+      <w:r>
+        <w:rPr>
+          <w:rFonts w:ascii="Times New Roman" w:hAnsi="Times New Roman" w:cs="Times New Roman"/>
+          <w:sz w:val="24"/>
+          <w:szCs w:val="24"/>
+          <w:lang w:val="ru-RU"/>
+        </w:rPr>
+        <w:t xml:space="preserve"> сделать однозначный вывод по </w:t>
+      </w:r>
+      <w:proofErr w:type="spellStart"/>
+      <w:r>
+        <w:rPr>
+          <w:rFonts w:ascii="Times New Roman" w:hAnsi="Times New Roman" w:cs="Times New Roman"/>
+          <w:sz w:val="24"/>
+          <w:szCs w:val="24"/>
+          <w:lang w:val="ru-RU"/>
+        </w:rPr>
+        <w:t>приоритизации</w:t>
+      </w:r>
+      <w:proofErr w:type="spellEnd"/>
+      <w:r>
+        <w:rPr>
+          <w:rFonts w:ascii="Times New Roman" w:hAnsi="Times New Roman" w:cs="Times New Roman"/>
+          <w:sz w:val="24"/>
+          <w:szCs w:val="24"/>
+          <w:lang w:val="ru-RU"/>
+        </w:rPr>
+        <w:t xml:space="preserve"> масштабирования - всегда </w:t>
+      </w:r>
+      <w:proofErr w:type="spellStart"/>
+      <w:r>
+        <w:rPr>
+          <w:rFonts w:ascii="Times New Roman" w:hAnsi="Times New Roman" w:cs="Times New Roman"/>
+          <w:sz w:val="24"/>
+          <w:szCs w:val="24"/>
+          <w:lang w:val="ru-RU"/>
+        </w:rPr>
+        <w:t>масштабироваем</w:t>
+      </w:r>
+      <w:proofErr w:type="spellEnd"/>
+      <w:r>
+        <w:rPr>
+          <w:rFonts w:ascii="Times New Roman" w:hAnsi="Times New Roman" w:cs="Times New Roman"/>
+          <w:sz w:val="24"/>
+          <w:szCs w:val="24"/>
+          <w:lang w:val="ru-RU"/>
+        </w:rPr>
+        <w:t xml:space="preserve"> тот сервис</w:t>
+      </w:r>
+      <w:r>
+        <w:rPr>
+          <w:rFonts w:ascii="Times New Roman" w:hAnsi="Times New Roman" w:cs="Times New Roman"/>
+          <w:sz w:val="24"/>
+          <w:szCs w:val="24"/>
+          <w:lang w:val="ru-RU"/>
+        </w:rPr>
+        <w:t>, в котором наблюдаются околонулевые значения.</w:t>
+      </w:r>
+    </w:p>
+    <w:p>
+      <w:pPr>
+        <w:pStyle w:val="a7"/>
+        <w:numPr>
+          <w:ilvl w:val="0"/>
+          <w:numId w:val="30"/>
+        </w:numPr>
+        <w:spacing w:after="0" w:line="360" w:lineRule="auto"/>
+        <w:jc w:val="both"/>
+        <w:rPr>
+          <w:rFonts w:ascii="Times New Roman" w:hAnsi="Times New Roman" w:cs="Times New Roman"/>
+          <w:sz w:val="24"/>
+          <w:szCs w:val="24"/>
+          <w:lang w:val="ru-RU"/>
+        </w:rPr>
+      </w:pPr>
+      <w:r>
+        <w:rPr>
+          <w:rFonts w:ascii="Times New Roman" w:hAnsi="Times New Roman" w:cs="Times New Roman"/>
+          <w:sz w:val="24"/>
+          <w:szCs w:val="24"/>
+          <w:lang w:val="ru-RU"/>
+        </w:rPr>
+        <w:t>Теперь можно объективно сравнивать сервисы между собой, тем самым определять направления рефакторинга.</w:t>
+      </w:r>
+    </w:p>
+    <w:p>
+      <w:pPr>
+        <w:pStyle w:val="a7"/>
+        <w:numPr>
+          <w:ilvl w:val="0"/>
+          <w:numId w:val="30"/>
+        </w:numPr>
+        <w:spacing w:after="0" w:line="360" w:lineRule="auto"/>
+        <w:jc w:val="both"/>
+        <w:rPr>
+          <w:rFonts w:ascii="Times New Roman" w:hAnsi="Times New Roman" w:cs="Times New Roman"/>
+          <w:sz w:val="24"/>
+          <w:szCs w:val="24"/>
+          <w:lang w:val="ru-RU"/>
+        </w:rPr>
+      </w:pPr>
+      <w:r>
+        <w:rPr>
+          <w:rFonts w:ascii="Times New Roman" w:hAnsi="Times New Roman" w:cs="Times New Roman"/>
+          <w:sz w:val="24"/>
+          <w:szCs w:val="24"/>
+          <w:lang w:val="ru-RU"/>
+        </w:rPr>
+        <w:t xml:space="preserve">Точечные высокие </w:t>
+      </w:r>
+      <w:r>
+        <w:rPr>
+          <w:rFonts w:ascii="Times New Roman" w:hAnsi="Times New Roman" w:cs="Times New Roman"/>
+          <w:sz w:val="24"/>
+          <w:szCs w:val="24"/>
+          <w:lang w:val="ru-RU"/>
+        </w:rPr>
+        <w:t>(близкие к</w:t>
+      </w:r>
+      <w:r>
+        <w:rPr>
+          <w:rFonts w:ascii="Times New Roman" w:hAnsi="Times New Roman" w:cs="Times New Roman"/>
+          <w:sz w:val="24"/>
+          <w:szCs w:val="24"/>
+          <w:lang w:val="ru-RU"/>
+        </w:rPr>
+        <w:t xml:space="preserve"> 1</w:t>
+      </w:r>
+      <w:r>
+        <w:rPr>
+          <w:rFonts w:ascii="Times New Roman" w:hAnsi="Times New Roman" w:cs="Times New Roman"/>
+          <w:sz w:val="24"/>
+          <w:szCs w:val="24"/>
+          <w:lang w:val="ru-RU"/>
+        </w:rPr>
+        <w:t xml:space="preserve">) </w:t>
+      </w:r>
+      <w:r>
+        <w:rPr>
+          <w:rFonts w:ascii="Times New Roman" w:hAnsi="Times New Roman" w:cs="Times New Roman"/>
+          <w:sz w:val="24"/>
+          <w:szCs w:val="24"/>
+          <w:lang w:val="ru-RU"/>
+        </w:rPr>
+        <w:t>значения в матрице означают, стоит рассмотреть точечное масштабирование (добавление реплики, выделение дополнительной памяти и т.д.)</w:t>
       </w:r>
     </w:p>
     <w:p>
@@ -10485,12 +10070,132 @@
       <w:r>
         <w:rPr>
           <w:rFonts w:ascii="Times New Roman" w:hAnsi="Times New Roman" w:cs="Times New Roman"/>
-          <w:sz w:val="24"/>
-          <w:szCs w:val="24"/>
-          <w:highlight w:val="red"/>
-          <w:lang w:val="ru-RU"/>
-        </w:rPr>
-        <w:t>/*минимум по вектору*/</w:t>
+          <w:bCs/>
+          <w:sz w:val="24"/>
+          <w:szCs w:val="24"/>
+          <w:lang w:val="ru-RU"/>
+        </w:rPr>
+        <w:t>После ввода системы в эксплуатацию и последующего сбора данных по посещаемости страниц (</w:t>
+      </w:r>
+      <w:proofErr w:type="spellStart"/>
+      <w:r>
+        <w:rPr>
+          <w:rFonts w:ascii="Times New Roman" w:hAnsi="Times New Roman" w:cs="Times New Roman"/>
+          <w:bCs/>
+          <w:sz w:val="24"/>
+          <w:szCs w:val="24"/>
+          <w:lang w:val="ru-RU"/>
+        </w:rPr>
+        <w:t>эндпоинтов</w:t>
+      </w:r>
+      <w:proofErr w:type="spellEnd"/>
+      <w:r>
+        <w:rPr>
+          <w:rFonts w:ascii="Times New Roman" w:hAnsi="Times New Roman" w:cs="Times New Roman"/>
+          <w:bCs/>
+          <w:sz w:val="24"/>
+          <w:szCs w:val="24"/>
+          <w:lang w:val="ru-RU"/>
+        </w:rPr>
+        <w:t xml:space="preserve">). </w:t>
+      </w:r>
+      <w:r>
+        <w:rPr>
+          <w:rFonts w:ascii="Times New Roman" w:hAnsi="Times New Roman" w:cs="Times New Roman"/>
+          <w:bCs/>
+          <w:sz w:val="24"/>
+          <w:szCs w:val="24"/>
+          <w:lang w:val="ru-RU"/>
+        </w:rPr>
+        <w:t>Появляется возможность сделать вывод</w:t>
+      </w:r>
+      <w:r>
+        <w:rPr>
+          <w:rFonts w:ascii="Times New Roman" w:hAnsi="Times New Roman" w:cs="Times New Roman"/>
+          <w:bCs/>
+          <w:sz w:val="24"/>
+          <w:szCs w:val="24"/>
+          <w:lang w:val="ru-RU"/>
+        </w:rPr>
+        <w:t xml:space="preserve"> о том, выдержит ли наш сервис нагрузку в час-пик, когда система испытывает наибольшую нагрузку, а также провести масштабирование/</w:t>
+      </w:r>
+      <w:proofErr w:type="spellStart"/>
+      <w:r>
+        <w:rPr>
+          <w:rFonts w:ascii="Times New Roman" w:hAnsi="Times New Roman" w:cs="Times New Roman"/>
+          <w:bCs/>
+          <w:sz w:val="24"/>
+          <w:szCs w:val="24"/>
+          <w:lang w:val="ru-RU"/>
+        </w:rPr>
+        <w:t>демасштабирование</w:t>
+      </w:r>
+      <w:proofErr w:type="spellEnd"/>
+      <w:r>
+        <w:rPr>
+          <w:rFonts w:ascii="Times New Roman" w:hAnsi="Times New Roman" w:cs="Times New Roman"/>
+          <w:bCs/>
+          <w:sz w:val="24"/>
+          <w:szCs w:val="24"/>
+          <w:lang w:val="ru-RU"/>
+        </w:rPr>
+        <w:t xml:space="preserve"> системы на основе увеличения/уменьшения популярности страниц(</w:t>
+      </w:r>
+      <w:proofErr w:type="spellStart"/>
+      <w:r>
+        <w:rPr>
+          <w:rFonts w:ascii="Times New Roman" w:hAnsi="Times New Roman" w:cs="Times New Roman"/>
+          <w:bCs/>
+          <w:sz w:val="24"/>
+          <w:szCs w:val="24"/>
+          <w:lang w:val="ru-RU"/>
+        </w:rPr>
+        <w:t>эндпоинтов</w:t>
+      </w:r>
+      <w:proofErr w:type="spellEnd"/>
+      <w:r>
+        <w:rPr>
+          <w:rFonts w:ascii="Times New Roman" w:hAnsi="Times New Roman" w:cs="Times New Roman"/>
+          <w:bCs/>
+          <w:sz w:val="24"/>
+          <w:szCs w:val="24"/>
+          <w:lang w:val="ru-RU"/>
+        </w:rPr>
+        <w:t>) у пользователей</w:t>
+      </w:r>
+      <w:r>
+        <w:rPr>
+          <w:rFonts w:ascii="Times New Roman" w:hAnsi="Times New Roman" w:cs="Times New Roman"/>
+          <w:sz w:val="24"/>
+          <w:szCs w:val="24"/>
+          <w:lang w:val="ru-RU"/>
+        </w:rPr>
+        <w:t>.</w:t>
+      </w:r>
+    </w:p>
+    <w:bookmarkEnd w:id="2"/>
+    <w:p>
+      <w:pPr>
+        <w:spacing w:before="120" w:after="120"/>
+        <w:ind w:firstLine="709"/>
+        <w:jc w:val="both"/>
+        <w:rPr>
+          <w:rFonts w:ascii="Times New Roman" w:hAnsi="Times New Roman" w:cs="Times New Roman"/>
+          <w:b/>
+          <w:sz w:val="24"/>
+          <w:szCs w:val="24"/>
+          <w:lang w:val="ru-RU"/>
+        </w:rPr>
+      </w:pPr>
+      <w:r>
+        <w:rPr>
+          <w:rFonts w:ascii="Times New Roman" w:hAnsi="Times New Roman" w:cs="Times New Roman"/>
+          <w:b/>
+          <w:sz w:val="24"/>
+          <w:szCs w:val="24"/>
+          <w:lang w:val="ru-RU"/>
+        </w:rPr>
+        <w:t>ЧАСТЬ 2. МЕТОДТИКА ОЦЕНИВАНИЯ ЭФФЕКТИВНОСТИ МИКРОСЕРВИСНОГО ПРИЛОЖЕНИЯ</w:t>
       </w:r>
     </w:p>
     <w:p>
@@ -10512,525 +10217,120 @@
           <w:szCs w:val="24"/>
           <w:lang w:val="ru-RU"/>
         </w:rPr>
-        <w:lastRenderedPageBreak/>
-        <w:t xml:space="preserve">Общая оценка эффективности: </w:t>
+        <w:t xml:space="preserve">Для анализа эффективности информационной системы на основе </w:t>
+      </w:r>
+      <w:proofErr w:type="spellStart"/>
+      <w:r>
+        <w:rPr>
+          <w:rFonts w:ascii="Times New Roman" w:hAnsi="Times New Roman" w:cs="Times New Roman"/>
+          <w:sz w:val="24"/>
+          <w:szCs w:val="24"/>
+          <w:lang w:val="ru-RU"/>
+        </w:rPr>
+        <w:t>микросервисного</w:t>
+      </w:r>
+      <w:proofErr w:type="spellEnd"/>
+      <w:r>
+        <w:rPr>
+          <w:rFonts w:ascii="Times New Roman" w:hAnsi="Times New Roman" w:cs="Times New Roman"/>
+          <w:sz w:val="24"/>
+          <w:szCs w:val="24"/>
+          <w:lang w:val="ru-RU"/>
+        </w:rPr>
+        <w:t xml:space="preserve"> паттерна</w:t>
+      </w:r>
+      <w:r>
+        <w:rPr>
+          <w:rFonts w:ascii="Times New Roman" w:hAnsi="Times New Roman" w:cs="Times New Roman"/>
+          <w:sz w:val="24"/>
+          <w:szCs w:val="24"/>
+          <w:lang w:val="ru-RU"/>
+        </w:rPr>
+        <w:t xml:space="preserve"> необходимо интерпретировать раннее полученные данные. Пусть </w:t>
+      </w:r>
+      <w:proofErr w:type="spellStart"/>
+      <w:r>
+        <w:rPr>
+          <w:rFonts w:ascii="Times New Roman" w:hAnsi="Times New Roman" w:cs="Times New Roman"/>
+          <w:sz w:val="24"/>
+          <w:szCs w:val="24"/>
+        </w:rPr>
+        <w:t>M</w:t>
+      </w:r>
+      <w:r>
+        <w:rPr>
+          <w:rFonts w:ascii="Times New Roman" w:hAnsi="Times New Roman" w:cs="Times New Roman"/>
+          <w:sz w:val="24"/>
+          <w:szCs w:val="24"/>
+          <w:vertAlign w:val="subscript"/>
+        </w:rPr>
+        <w:t>service</w:t>
+      </w:r>
+      <w:proofErr w:type="spellEnd"/>
+      <w:r>
+        <w:rPr>
+          <w:rFonts w:ascii="Times New Roman" w:hAnsi="Times New Roman" w:cs="Times New Roman"/>
+          <w:sz w:val="24"/>
+          <w:szCs w:val="24"/>
+          <w:vertAlign w:val="subscript"/>
+        </w:rPr>
+        <w:t xml:space="preserve"> </w:t>
+      </w:r>
+      <w:r>
+        <w:rPr>
+          <w:rFonts w:ascii="Times New Roman" w:hAnsi="Times New Roman" w:cs="Times New Roman"/>
+          <w:sz w:val="24"/>
+          <w:szCs w:val="24"/>
+          <w:lang w:val="ru-RU"/>
+        </w:rPr>
+        <w:t xml:space="preserve">матрица </w:t>
+      </w:r>
+      <w:proofErr w:type="spellStart"/>
+      <w:r>
+        <w:rPr>
+          <w:rFonts w:ascii="Times New Roman" w:hAnsi="Times New Roman" w:cs="Times New Roman"/>
+          <w:sz w:val="24"/>
+          <w:szCs w:val="24"/>
+          <w:lang w:val="ru-RU"/>
+        </w:rPr>
+        <w:t>микросервиса</w:t>
+      </w:r>
+      <w:proofErr w:type="spellEnd"/>
+      <w:r>
+        <w:rPr>
+          <w:rFonts w:ascii="Times New Roman" w:hAnsi="Times New Roman" w:cs="Times New Roman"/>
+          <w:sz w:val="24"/>
+          <w:szCs w:val="24"/>
+          <w:lang w:val="ru-RU"/>
+        </w:rPr>
+        <w:t xml:space="preserve">, где каждая строчка показывает метрику: </w:t>
       </w:r>
     </w:p>
     <w:p>
       <w:pPr>
         <w:spacing w:after="0" w:line="360" w:lineRule="auto"/>
         <w:ind w:firstLine="709"/>
-        <w:jc w:val="both"/>
-        <w:rPr>
-          <w:rFonts w:ascii="Times New Roman" w:hAnsi="Times New Roman" w:cs="Times New Roman"/>
-          <w:sz w:val="24"/>
-          <w:szCs w:val="24"/>
-          <w:lang w:val="ru-RU"/>
-        </w:rPr>
-      </w:pPr>
-      <w:r>
-        <w:rPr>
-          <w:rFonts w:ascii="Times New Roman" w:hAnsi="Times New Roman" w:cs="Times New Roman"/>
-          <w:sz w:val="24"/>
-          <w:szCs w:val="24"/>
-          <w:highlight w:val="red"/>
-          <w:lang w:val="ru-RU"/>
-        </w:rPr>
-        <w:t>/*нормализованный вектор мод * вектор эффективности*/</w:t>
-      </w:r>
-    </w:p>
-    <w:p>
-      <w:pPr>
-        <w:spacing w:after="0" w:line="360" w:lineRule="auto"/>
-        <w:ind w:firstLine="709"/>
-        <w:jc w:val="both"/>
-        <w:rPr>
-          <w:rFonts w:ascii="Times New Roman" w:hAnsi="Times New Roman" w:cs="Times New Roman"/>
-          <w:sz w:val="24"/>
-          <w:szCs w:val="24"/>
-          <w:lang w:val="ru-RU"/>
-        </w:rPr>
-      </w:pPr>
-      <w:r>
-        <w:rPr>
-          <w:rFonts w:ascii="Times New Roman" w:hAnsi="Times New Roman" w:cs="Times New Roman"/>
-          <w:sz w:val="24"/>
-          <w:szCs w:val="24"/>
-          <w:lang w:val="ru-RU"/>
-        </w:rPr>
-        <w:t>Данная оценка отражает эффективность информационной системы с точки зрения инфраструктурной производительности.</w:t>
-      </w:r>
-    </w:p>
-    <w:p>
-      <w:pPr>
-        <w:ind w:firstLine="708"/>
-        <w:jc w:val="both"/>
-        <w:rPr>
-          <w:rFonts w:ascii="Times New Roman" w:hAnsi="Times New Roman" w:cs="Times New Roman"/>
-          <w:b/>
-          <w:sz w:val="24"/>
-          <w:szCs w:val="24"/>
-          <w:lang w:val="ru-RU"/>
-        </w:rPr>
-      </w:pPr>
-      <w:r>
-        <w:rPr>
-          <w:rFonts w:ascii="Times New Roman" w:hAnsi="Times New Roman" w:cs="Times New Roman"/>
-          <w:b/>
-          <w:sz w:val="24"/>
-          <w:szCs w:val="24"/>
-          <w:lang w:val="ru-RU"/>
-        </w:rPr>
-        <w:t>ЧАСТЬ 3. СЦЕЛЕННОСТЬ И СВЯЗНОСТЬ</w:t>
-      </w:r>
-    </w:p>
-    <w:p>
-      <w:pPr>
-        <w:spacing w:after="0" w:line="360" w:lineRule="auto"/>
-        <w:ind w:firstLine="709"/>
-        <w:jc w:val="both"/>
-        <w:rPr>
-          <w:rFonts w:ascii="Times New Roman" w:hAnsi="Times New Roman" w:cs="Times New Roman"/>
-          <w:bCs/>
-          <w:sz w:val="24"/>
-          <w:szCs w:val="24"/>
-          <w:lang w:val="ru-RU"/>
-        </w:rPr>
-      </w:pPr>
-      <w:r>
-        <w:rPr>
-          <w:rFonts w:ascii="Times New Roman" w:hAnsi="Times New Roman" w:cs="Times New Roman"/>
-          <w:bCs/>
-          <w:sz w:val="24"/>
-          <w:szCs w:val="24"/>
-          <w:lang w:val="ru-RU"/>
-        </w:rPr>
-        <w:t>Собранные данные позволяют сделать выводы и дать оценки таким свойствам</w:t>
-      </w:r>
-      <w:r>
-        <w:rPr>
-          <w:rFonts w:ascii="Times New Roman" w:hAnsi="Times New Roman" w:cs="Times New Roman"/>
-          <w:bCs/>
-          <w:sz w:val="24"/>
-          <w:szCs w:val="24"/>
-          <w:lang w:val="ru-RU"/>
-        </w:rPr>
-        <w:t xml:space="preserve">, как </w:t>
-      </w:r>
-      <w:proofErr w:type="spellStart"/>
-      <w:r>
-        <w:rPr>
-          <w:rFonts w:ascii="Times New Roman" w:hAnsi="Times New Roman" w:cs="Times New Roman"/>
-          <w:bCs/>
-          <w:sz w:val="24"/>
-          <w:szCs w:val="24"/>
-          <w:lang w:val="ru-RU"/>
-        </w:rPr>
-        <w:t>сцепленность</w:t>
-      </w:r>
-      <w:proofErr w:type="spellEnd"/>
-      <w:r>
-        <w:rPr>
-          <w:rFonts w:ascii="Times New Roman" w:hAnsi="Times New Roman" w:cs="Times New Roman"/>
-          <w:bCs/>
-          <w:sz w:val="24"/>
-          <w:szCs w:val="24"/>
-          <w:lang w:val="ru-RU"/>
-        </w:rPr>
-        <w:t xml:space="preserve"> и связность.</w:t>
-      </w:r>
-    </w:p>
-    <w:p>
-      <w:pPr>
-        <w:spacing w:after="0" w:line="360" w:lineRule="auto"/>
-        <w:ind w:firstLine="709"/>
-        <w:jc w:val="both"/>
-        <w:rPr>
-          <w:rFonts w:ascii="Times New Roman" w:hAnsi="Times New Roman" w:cs="Times New Roman"/>
-          <w:sz w:val="24"/>
-          <w:szCs w:val="24"/>
-          <w:lang w:val="ru-RU"/>
-        </w:rPr>
-      </w:pPr>
-      <w:r>
-        <w:rPr>
-          <w:rFonts w:ascii="Times New Roman" w:hAnsi="Times New Roman" w:cs="Times New Roman"/>
-          <w:sz w:val="24"/>
-          <w:szCs w:val="24"/>
-          <w:lang w:val="ru-RU"/>
-        </w:rPr>
-        <w:t xml:space="preserve">Для </w:t>
-      </w:r>
-      <w:proofErr w:type="spellStart"/>
-      <w:r>
-        <w:rPr>
-          <w:rFonts w:ascii="Times New Roman" w:hAnsi="Times New Roman" w:cs="Times New Roman"/>
-          <w:i/>
-          <w:iCs/>
-          <w:sz w:val="24"/>
-          <w:szCs w:val="24"/>
-        </w:rPr>
-        <w:t>i</w:t>
-      </w:r>
-      <w:proofErr w:type="spellEnd"/>
-      <w:r>
-        <w:rPr>
-          <w:rFonts w:ascii="Times New Roman" w:hAnsi="Times New Roman" w:cs="Times New Roman"/>
-          <w:sz w:val="24"/>
-          <w:szCs w:val="24"/>
-          <w:lang w:val="ru-RU"/>
-        </w:rPr>
-        <w:t>-</w:t>
-      </w:r>
-      <w:r>
-        <w:rPr>
-          <w:rFonts w:ascii="Times New Roman" w:hAnsi="Times New Roman" w:cs="Times New Roman"/>
-          <w:sz w:val="24"/>
-          <w:szCs w:val="24"/>
-          <w:lang w:val="ru-RU"/>
-        </w:rPr>
-        <w:t xml:space="preserve">ого </w:t>
-      </w:r>
-      <w:proofErr w:type="spellStart"/>
-      <w:r>
-        <w:rPr>
-          <w:rFonts w:ascii="Times New Roman" w:hAnsi="Times New Roman" w:cs="Times New Roman"/>
-          <w:sz w:val="24"/>
-          <w:szCs w:val="24"/>
-          <w:lang w:val="ru-RU"/>
-        </w:rPr>
-        <w:t>микросервиса</w:t>
-      </w:r>
-      <w:proofErr w:type="spellEnd"/>
-      <w:r>
-        <w:rPr>
-          <w:rFonts w:ascii="Times New Roman" w:hAnsi="Times New Roman" w:cs="Times New Roman"/>
-          <w:sz w:val="24"/>
-          <w:szCs w:val="24"/>
-          <w:lang w:val="ru-RU"/>
-        </w:rPr>
-        <w:t xml:space="preserve"> в ходе проведения нагрузочного тестирования соберем данные</w:t>
-      </w:r>
-      <w:r>
-        <w:rPr>
-          <w:rFonts w:ascii="Times New Roman" w:hAnsi="Times New Roman" w:cs="Times New Roman"/>
-          <w:sz w:val="24"/>
-          <w:szCs w:val="24"/>
-          <w:lang w:val="ru-RU"/>
-        </w:rPr>
-        <w:t xml:space="preserve">. </w:t>
-      </w:r>
-      <w:r>
-        <w:rPr>
-          <w:rFonts w:ascii="Times New Roman" w:hAnsi="Times New Roman" w:cs="Times New Roman"/>
-          <w:sz w:val="24"/>
-          <w:szCs w:val="24"/>
-          <w:lang w:val="ru-RU"/>
-        </w:rPr>
-        <w:t>Таким образом получим матрицу, где каждая строчка матрицы будет обозначать соответствующую метрику.</w:t>
-      </w:r>
-      <w:r>
-        <w:rPr>
-          <w:rFonts w:ascii="Times New Roman" w:hAnsi="Times New Roman" w:cs="Times New Roman"/>
-          <w:sz w:val="24"/>
-          <w:szCs w:val="24"/>
-          <w:lang w:val="ru-RU"/>
-        </w:rPr>
-        <w:t xml:space="preserve"> </w:t>
-      </w:r>
-      <w:r>
-        <w:rPr>
-          <w:rFonts w:ascii="Times New Roman" w:hAnsi="Times New Roman" w:cs="Times New Roman"/>
-          <w:sz w:val="24"/>
-          <w:szCs w:val="24"/>
-          <w:lang w:val="ru-RU"/>
-        </w:rPr>
-        <w:t xml:space="preserve">Теперь для данного </w:t>
-      </w:r>
-      <w:proofErr w:type="spellStart"/>
-      <w:r>
-        <w:rPr>
-          <w:rFonts w:ascii="Times New Roman" w:hAnsi="Times New Roman" w:cs="Times New Roman"/>
-          <w:sz w:val="24"/>
-          <w:szCs w:val="24"/>
-          <w:lang w:val="ru-RU"/>
-        </w:rPr>
-        <w:t>микросервиса</w:t>
-      </w:r>
-      <w:proofErr w:type="spellEnd"/>
-      <w:r>
-        <w:rPr>
-          <w:rFonts w:ascii="Times New Roman" w:hAnsi="Times New Roman" w:cs="Times New Roman"/>
-          <w:sz w:val="24"/>
-          <w:szCs w:val="24"/>
-          <w:lang w:val="ru-RU"/>
-        </w:rPr>
-        <w:t xml:space="preserve"> необходимо получить оценку эффективности. Для матрицы </w:t>
-      </w:r>
-      <w:r>
-        <w:rPr>
-          <w:rFonts w:ascii="Times New Roman" w:hAnsi="Times New Roman" w:cs="Times New Roman"/>
-          <w:sz w:val="24"/>
-          <w:szCs w:val="24"/>
-        </w:rPr>
-        <w:t>M</w:t>
-      </w:r>
-      <w:r>
-        <w:rPr>
-          <w:rFonts w:ascii="Times New Roman" w:hAnsi="Times New Roman" w:cs="Times New Roman"/>
-          <w:sz w:val="24"/>
-          <w:szCs w:val="24"/>
-          <w:lang w:val="ru-RU"/>
-        </w:rPr>
-        <w:t xml:space="preserve"> </w:t>
-      </w:r>
-      <w:r>
-        <w:rPr>
-          <w:rFonts w:ascii="Times New Roman" w:hAnsi="Times New Roman" w:cs="Times New Roman"/>
-          <w:sz w:val="24"/>
-          <w:szCs w:val="24"/>
-          <w:lang w:val="ru-RU"/>
-        </w:rPr>
-        <w:t xml:space="preserve">посчитаем сингулярные числа </w:t>
-      </w:r>
-      <w:r>
-        <w:rPr>
-          <w:rFonts w:ascii="Times New Roman" w:hAnsi="Times New Roman" w:cs="Times New Roman"/>
-          <w:i/>
-          <w:iCs/>
-          <w:sz w:val="24"/>
-          <w:szCs w:val="24"/>
-        </w:rPr>
-        <w:t>a</w:t>
-      </w:r>
-      <w:proofErr w:type="gramStart"/>
-      <w:r>
-        <w:rPr>
-          <w:rFonts w:ascii="Times New Roman" w:hAnsi="Times New Roman" w:cs="Times New Roman"/>
-          <w:i/>
-          <w:iCs/>
-          <w:sz w:val="24"/>
-          <w:szCs w:val="24"/>
-          <w:vertAlign w:val="subscript"/>
-          <w:lang w:val="ru-RU"/>
-        </w:rPr>
-        <w:t>1</w:t>
-      </w:r>
-      <w:r>
-        <w:rPr>
-          <w:rFonts w:ascii="Times New Roman" w:hAnsi="Times New Roman" w:cs="Times New Roman"/>
-          <w:i/>
-          <w:iCs/>
-          <w:sz w:val="24"/>
-          <w:szCs w:val="24"/>
-          <w:lang w:val="ru-RU"/>
-        </w:rPr>
-        <w:t xml:space="preserve"> &gt;</w:t>
-      </w:r>
-      <w:proofErr w:type="gramEnd"/>
-      <w:r>
-        <w:rPr>
-          <w:rFonts w:ascii="Times New Roman" w:hAnsi="Times New Roman" w:cs="Times New Roman"/>
-          <w:i/>
-          <w:iCs/>
-          <w:sz w:val="24"/>
-          <w:szCs w:val="24"/>
-          <w:lang w:val="ru-RU"/>
-        </w:rPr>
-        <w:t xml:space="preserve">= </w:t>
-      </w:r>
-      <w:r>
-        <w:rPr>
-          <w:rFonts w:ascii="Times New Roman" w:hAnsi="Times New Roman" w:cs="Times New Roman"/>
-          <w:i/>
-          <w:iCs/>
-          <w:sz w:val="24"/>
-          <w:szCs w:val="24"/>
-          <w:lang w:val="ru-RU"/>
-        </w:rPr>
-        <w:t xml:space="preserve">… </w:t>
-      </w:r>
-      <w:r>
-        <w:rPr>
-          <w:rFonts w:ascii="Times New Roman" w:hAnsi="Times New Roman" w:cs="Times New Roman"/>
-          <w:i/>
-          <w:iCs/>
-          <w:sz w:val="24"/>
-          <w:szCs w:val="24"/>
-          <w:lang w:val="ru-RU"/>
-        </w:rPr>
-        <w:t xml:space="preserve">&gt;= </w:t>
-      </w:r>
-      <w:proofErr w:type="spellStart"/>
-      <w:r>
-        <w:rPr>
-          <w:rFonts w:ascii="Times New Roman" w:hAnsi="Times New Roman" w:cs="Times New Roman"/>
-          <w:i/>
-          <w:iCs/>
-          <w:sz w:val="24"/>
-          <w:szCs w:val="24"/>
-        </w:rPr>
-        <w:t>a</w:t>
-      </w:r>
-      <w:r>
-        <w:rPr>
-          <w:rFonts w:ascii="Times New Roman" w:hAnsi="Times New Roman" w:cs="Times New Roman"/>
-          <w:i/>
-          <w:iCs/>
-          <w:sz w:val="24"/>
-          <w:szCs w:val="24"/>
-          <w:vertAlign w:val="subscript"/>
-        </w:rPr>
-        <w:t>N</w:t>
-      </w:r>
-      <w:proofErr w:type="spellEnd"/>
-      <w:r>
-        <w:rPr>
-          <w:rFonts w:ascii="Times New Roman" w:hAnsi="Times New Roman" w:cs="Times New Roman"/>
-          <w:sz w:val="24"/>
-          <w:szCs w:val="24"/>
-          <w:lang w:val="ru-RU"/>
-        </w:rPr>
-        <w:t xml:space="preserve">. Сингулярные числа </w:t>
-      </w:r>
-      <w:r>
-        <w:rPr>
-          <w:rFonts w:ascii="Times New Roman" w:hAnsi="Times New Roman" w:cs="Times New Roman"/>
-          <w:sz w:val="24"/>
-          <w:szCs w:val="24"/>
-          <w:lang w:val="ru-RU"/>
-        </w:rPr>
-        <w:t>позволяют</w:t>
-      </w:r>
-      <w:r>
-        <w:rPr>
-          <w:rFonts w:ascii="Times New Roman" w:hAnsi="Times New Roman" w:cs="Times New Roman"/>
-          <w:sz w:val="24"/>
-          <w:szCs w:val="24"/>
-          <w:lang w:val="ru-RU"/>
-        </w:rPr>
-        <w:t xml:space="preserve"> оценить связность </w:t>
-      </w:r>
-      <w:proofErr w:type="spellStart"/>
-      <w:r>
-        <w:rPr>
-          <w:rFonts w:ascii="Times New Roman" w:hAnsi="Times New Roman" w:cs="Times New Roman"/>
-          <w:sz w:val="24"/>
-          <w:szCs w:val="24"/>
-          <w:lang w:val="ru-RU"/>
-        </w:rPr>
-        <w:t>микросервиса</w:t>
-      </w:r>
-      <w:proofErr w:type="spellEnd"/>
-      <w:r>
-        <w:rPr>
-          <w:rFonts w:ascii="Times New Roman" w:hAnsi="Times New Roman" w:cs="Times New Roman"/>
-          <w:sz w:val="24"/>
-          <w:szCs w:val="24"/>
-          <w:lang w:val="ru-RU"/>
-        </w:rPr>
-        <w:t xml:space="preserve">: </w:t>
-      </w:r>
-      <w:r>
-        <w:rPr>
-          <w:rFonts w:ascii="Times New Roman" w:hAnsi="Times New Roman" w:cs="Times New Roman"/>
-          <w:sz w:val="24"/>
-          <w:szCs w:val="24"/>
-          <w:lang w:val="ru-RU"/>
-        </w:rPr>
-        <w:t xml:space="preserve">в </w:t>
-      </w:r>
-      <w:r>
-        <w:rPr>
-          <w:rFonts w:ascii="Times New Roman" w:hAnsi="Times New Roman" w:cs="Times New Roman"/>
-          <w:sz w:val="24"/>
-          <w:szCs w:val="24"/>
-          <w:lang w:val="ru-RU"/>
-        </w:rPr>
-        <w:t xml:space="preserve">идеальной информационной системе, разработанной на основе </w:t>
-      </w:r>
-      <w:proofErr w:type="spellStart"/>
-      <w:r>
-        <w:rPr>
-          <w:rFonts w:ascii="Times New Roman" w:hAnsi="Times New Roman" w:cs="Times New Roman"/>
-          <w:sz w:val="24"/>
-          <w:szCs w:val="24"/>
-          <w:lang w:val="ru-RU"/>
-        </w:rPr>
-        <w:t>микросервисного</w:t>
-      </w:r>
-      <w:proofErr w:type="spellEnd"/>
-      <w:r>
-        <w:rPr>
-          <w:rFonts w:ascii="Times New Roman" w:hAnsi="Times New Roman" w:cs="Times New Roman"/>
-          <w:sz w:val="24"/>
-          <w:szCs w:val="24"/>
-          <w:lang w:val="ru-RU"/>
-        </w:rPr>
-        <w:t xml:space="preserve"> паттерна увеличение нагрузки как на конкретный </w:t>
-      </w:r>
-      <w:proofErr w:type="spellStart"/>
-      <w:r>
-        <w:rPr>
-          <w:rFonts w:ascii="Times New Roman" w:hAnsi="Times New Roman" w:cs="Times New Roman"/>
-          <w:sz w:val="24"/>
-          <w:szCs w:val="24"/>
-          <w:lang w:val="ru-RU"/>
-        </w:rPr>
-        <w:t>микросервис</w:t>
-      </w:r>
-      <w:proofErr w:type="spellEnd"/>
-      <w:r>
-        <w:rPr>
-          <w:rFonts w:ascii="Times New Roman" w:hAnsi="Times New Roman" w:cs="Times New Roman"/>
-          <w:sz w:val="24"/>
-          <w:szCs w:val="24"/>
-          <w:lang w:val="ru-RU"/>
-        </w:rPr>
-        <w:t xml:space="preserve">, так и на всю систему в целом не должно сразу приводить к ухудшению метрик, следовательно, значение главного тренда должно быть </w:t>
-      </w:r>
-      <w:r>
-        <w:rPr>
-          <w:rFonts w:ascii="Times New Roman" w:hAnsi="Times New Roman" w:cs="Times New Roman"/>
-          <w:sz w:val="24"/>
-          <w:szCs w:val="24"/>
-          <w:lang w:val="ru-RU"/>
-        </w:rPr>
-        <w:t>максимальным</w:t>
-      </w:r>
-      <w:r>
-        <w:rPr>
-          <w:rFonts w:ascii="Times New Roman" w:hAnsi="Times New Roman" w:cs="Times New Roman"/>
-          <w:sz w:val="24"/>
-          <w:szCs w:val="24"/>
-          <w:lang w:val="ru-RU"/>
-        </w:rPr>
-        <w:t>, то есть</w:t>
-      </w:r>
-    </w:p>
-    <w:p>
-      <w:pPr>
-        <w:spacing w:line="360" w:lineRule="auto"/>
-        <w:ind w:firstLine="708"/>
         <w:jc w:val="center"/>
         <w:rPr>
           <w:rFonts w:ascii="Times New Roman" w:hAnsi="Times New Roman" w:cs="Times New Roman"/>
           <w:sz w:val="24"/>
           <w:szCs w:val="24"/>
-          <w:lang w:val="ru-RU"/>
-        </w:rPr>
-      </w:pPr>
-      <w:r>
-        <w:rPr>
-          <w:rFonts w:ascii="Times New Roman" w:hAnsi="Times New Roman" w:cs="Times New Roman"/>
-          <w:sz w:val="24"/>
-          <w:szCs w:val="24"/>
-        </w:rPr>
+        </w:rPr>
+      </w:pPr>
+      <w:r>
+        <w:rPr>
+          <w:rFonts w:ascii="Times New Roman" w:hAnsi="Times New Roman" w:cs="Times New Roman"/>
+          <w:noProof/>
+          <w:sz w:val="24"/>
+          <w:szCs w:val="24"/>
+          <w:lang w:val="ru-RU"/>
+        </w:rPr>
+        <w:lastRenderedPageBreak/>
         <w:drawing>
-          <wp:inline distT="0" distB="0" distL="0" distR="0" wp14:anchorId="2A3D578A" wp14:editId="2D64E753">
-            <wp:extent cx="2009775" cy="628650"/>
-            <wp:effectExtent l="0" t="0" r="9525" b="0"/>
-            <wp:docPr id="59" name="Рисунок 59"/>
+          <wp:inline distT="0" distB="0" distL="0" distR="0" wp14:anchorId="133F08C0" wp14:editId="743F5E14">
+            <wp:extent cx="3248478" cy="1066949"/>
+            <wp:effectExtent l="0" t="0" r="0" b="0"/>
+            <wp:docPr id="58" name="Рисунок 58"/>
             <wp:cNvGraphicFramePr>
               <a:graphicFrameLocks xmlns:a="http://schemas.openxmlformats.org/drawingml/2006/main" noChangeAspect="1"/>
             </wp:cNvGraphicFramePr>
@@ -11050,7 +10350,7 @@
                   <pic:spPr>
                     <a:xfrm>
                       <a:off x="0" y="0"/>
-                      <a:ext cx="2010067" cy="628741"/>
+                      <a:ext cx="3248478" cy="1066949"/>
                     </a:xfrm>
                     <a:prstGeom prst="rect">
                       <a:avLst/>
@@ -11065,30 +10365,57 @@
     </w:p>
     <w:p>
       <w:pPr>
-        <w:spacing w:line="360" w:lineRule="auto"/>
-        <w:ind w:firstLine="708"/>
+        <w:spacing w:after="0" w:line="360" w:lineRule="auto"/>
+        <w:ind w:firstLine="709"/>
         <w:jc w:val="both"/>
         <w:rPr>
           <w:rFonts w:ascii="Times New Roman" w:hAnsi="Times New Roman" w:cs="Times New Roman"/>
           <w:sz w:val="24"/>
           <w:szCs w:val="24"/>
-          <w:lang w:val="ru-RU"/>
-        </w:rPr>
-      </w:pPr>
-      <w:r>
-        <w:rPr>
-          <w:rFonts w:ascii="Times New Roman" w:hAnsi="Times New Roman" w:cs="Times New Roman"/>
-          <w:sz w:val="24"/>
-          <w:szCs w:val="24"/>
-          <w:lang w:val="ru-RU"/>
-        </w:rPr>
-        <w:t>Таким образом, для получения нормализованной оценки можем применить следующую формулу:</w:t>
+        </w:rPr>
+      </w:pPr>
+      <w:r>
+        <w:rPr>
+          <w:rFonts w:ascii="Times New Roman" w:hAnsi="Times New Roman" w:cs="Times New Roman"/>
+          <w:sz w:val="24"/>
+          <w:szCs w:val="24"/>
+          <w:lang w:val="ru-RU"/>
+        </w:rPr>
+        <w:t xml:space="preserve">И нормализуем данную матрицу с помощью </w:t>
+      </w:r>
+      <w:r>
+        <w:rPr>
+          <w:rFonts w:ascii="Times New Roman" w:hAnsi="Times New Roman" w:cs="Times New Roman"/>
+          <w:sz w:val="24"/>
+          <w:szCs w:val="24"/>
+        </w:rPr>
+        <w:t>m</w:t>
+      </w:r>
+      <w:proofErr w:type="spellStart"/>
+      <w:r>
+        <w:rPr>
+          <w:rFonts w:ascii="Times New Roman" w:hAnsi="Times New Roman" w:cs="Times New Roman"/>
+          <w:sz w:val="24"/>
+          <w:szCs w:val="24"/>
+          <w:vertAlign w:val="subscript"/>
+          <w:lang w:val="ru-RU"/>
+        </w:rPr>
+        <w:t>крит</w:t>
+      </w:r>
+      <w:proofErr w:type="spellEnd"/>
+      <w:r>
+        <w:rPr>
+          <w:rFonts w:ascii="Times New Roman" w:hAnsi="Times New Roman" w:cs="Times New Roman"/>
+          <w:sz w:val="24"/>
+          <w:szCs w:val="24"/>
+          <w:lang w:val="ru-RU"/>
+        </w:rPr>
+        <w:t>:</w:t>
       </w:r>
     </w:p>
     <w:p>
       <w:pPr>
-        <w:spacing w:line="360" w:lineRule="auto"/>
-        <w:ind w:firstLine="708"/>
+        <w:spacing w:after="0" w:line="360" w:lineRule="auto"/>
         <w:jc w:val="center"/>
         <w:rPr>
           <w:rFonts w:ascii="Times New Roman" w:hAnsi="Times New Roman" w:cs="Times New Roman"/>
@@ -11101,13 +10428,12 @@
           <w:rFonts w:ascii="Times New Roman" w:hAnsi="Times New Roman" w:cs="Times New Roman"/>
           <w:sz w:val="24"/>
           <w:szCs w:val="24"/>
-          <w:lang w:val="ru-RU"/>
         </w:rPr>
         <w:drawing>
-          <wp:inline distT="0" distB="0" distL="0" distR="0" wp14:anchorId="7CB983D5" wp14:editId="74037E02">
-            <wp:extent cx="1924319" cy="543001"/>
+          <wp:inline distT="0" distB="0" distL="0" distR="0" wp14:anchorId="11694C20" wp14:editId="0F9A14F6">
+            <wp:extent cx="5468113" cy="1076475"/>
             <wp:effectExtent l="0" t="0" r="0" b="9525"/>
-            <wp:docPr id="60" name="Рисунок 60"/>
+            <wp:docPr id="27" name="Рисунок 27"/>
             <wp:cNvGraphicFramePr>
               <a:graphicFrameLocks xmlns:a="http://schemas.openxmlformats.org/drawingml/2006/main" noChangeAspect="1"/>
             </wp:cNvGraphicFramePr>
@@ -11127,7 +10453,7 @@
                   <pic:spPr>
                     <a:xfrm>
                       <a:off x="0" y="0"/>
-                      <a:ext cx="1924319" cy="543001"/>
+                      <a:ext cx="5468113" cy="1076475"/>
                     </a:xfrm>
                     <a:prstGeom prst="rect">
                       <a:avLst/>
@@ -11142,8 +10468,8 @@
     </w:p>
     <w:p>
       <w:pPr>
-        <w:spacing w:line="360" w:lineRule="auto"/>
-        <w:ind w:firstLine="708"/>
+        <w:spacing w:after="0" w:line="360" w:lineRule="auto"/>
+        <w:ind w:firstLine="709"/>
         <w:jc w:val="both"/>
         <w:rPr>
           <w:rFonts w:ascii="Times New Roman" w:hAnsi="Times New Roman" w:cs="Times New Roman"/>
@@ -11159,25 +10485,25 @@
           <w:szCs w:val="24"/>
           <w:lang w:val="ru-RU"/>
         </w:rPr>
-        <w:t xml:space="preserve">Данная оценка принимает значения от 0 (отвратительно) до 1 (идеально) и отражает </w:t>
-      </w:r>
-      <w:r>
-        <w:rPr>
-          <w:rFonts w:ascii="Times New Roman" w:hAnsi="Times New Roman" w:cs="Times New Roman"/>
-          <w:sz w:val="24"/>
-          <w:szCs w:val="24"/>
-          <w:lang w:val="ru-RU"/>
-        </w:rPr>
-        <w:t>связность</w:t>
-      </w:r>
-      <w:r>
-        <w:rPr>
-          <w:rFonts w:ascii="Times New Roman" w:hAnsi="Times New Roman" w:cs="Times New Roman"/>
-          <w:sz w:val="24"/>
-          <w:szCs w:val="24"/>
-          <w:lang w:val="ru-RU"/>
-        </w:rPr>
-        <w:t xml:space="preserve"> одного компонента </w:t>
+        <w:t>По каждой строчке</w:t>
+      </w:r>
+      <w:r>
+        <w:rPr>
+          <w:rFonts w:ascii="Times New Roman" w:hAnsi="Times New Roman" w:cs="Times New Roman"/>
+          <w:sz w:val="24"/>
+          <w:szCs w:val="24"/>
+          <w:lang w:val="ru-RU"/>
+        </w:rPr>
+        <w:t xml:space="preserve"> получаем</w:t>
+      </w:r>
+      <w:r>
+        <w:rPr>
+          <w:rFonts w:ascii="Times New Roman" w:hAnsi="Times New Roman" w:cs="Times New Roman"/>
+          <w:sz w:val="24"/>
+          <w:szCs w:val="24"/>
+          <w:lang w:val="ru-RU"/>
+        </w:rPr>
+        <w:t xml:space="preserve"> коэффициент ковариации. Таким образом для данного </w:t>
       </w:r>
       <w:proofErr w:type="spellStart"/>
       <w:r>
@@ -11187,7 +10513,7 @@
           <w:szCs w:val="24"/>
           <w:lang w:val="ru-RU"/>
         </w:rPr>
-        <w:t>микросервисного</w:t>
+        <w:t>микросервиса</w:t>
       </w:r>
       <w:proofErr w:type="spellEnd"/>
       <w:r>
@@ -11197,124 +10523,13 @@
           <w:szCs w:val="24"/>
           <w:lang w:val="ru-RU"/>
         </w:rPr>
-        <w:t xml:space="preserve"> приложения. Для получения комплексной оценки</w:t>
-      </w:r>
-      <w:r>
-        <w:rPr>
-          <w:rFonts w:ascii="Times New Roman" w:hAnsi="Times New Roman" w:cs="Times New Roman"/>
-          <w:sz w:val="24"/>
-          <w:szCs w:val="24"/>
-          <w:lang w:val="ru-RU"/>
-        </w:rPr>
-        <w:t xml:space="preserve"> </w:t>
-      </w:r>
-      <w:r>
-        <w:rPr>
-          <w:rFonts w:ascii="Times New Roman" w:hAnsi="Times New Roman" w:cs="Times New Roman"/>
-          <w:sz w:val="24"/>
-          <w:szCs w:val="24"/>
-          <w:lang w:val="ru-RU"/>
-        </w:rPr>
-        <w:t xml:space="preserve">всего </w:t>
-      </w:r>
-      <w:r>
-        <w:rPr>
-          <w:rFonts w:ascii="Times New Roman" w:hAnsi="Times New Roman" w:cs="Times New Roman"/>
-          <w:sz w:val="24"/>
-          <w:szCs w:val="24"/>
-          <w:lang w:val="ru-RU"/>
-        </w:rPr>
-        <w:t xml:space="preserve">связности компонентов </w:t>
-      </w:r>
-      <w:proofErr w:type="spellStart"/>
-      <w:r>
-        <w:rPr>
-          <w:rFonts w:ascii="Times New Roman" w:hAnsi="Times New Roman" w:cs="Times New Roman"/>
-          <w:sz w:val="24"/>
-          <w:szCs w:val="24"/>
-          <w:lang w:val="ru-RU"/>
-        </w:rPr>
-        <w:t>микросервисного</w:t>
-      </w:r>
-      <w:proofErr w:type="spellEnd"/>
-      <w:r>
-        <w:rPr>
-          <w:rFonts w:ascii="Times New Roman" w:hAnsi="Times New Roman" w:cs="Times New Roman"/>
-          <w:sz w:val="24"/>
-          <w:szCs w:val="24"/>
-          <w:lang w:val="ru-RU"/>
-        </w:rPr>
-        <w:t xml:space="preserve"> приложения </w:t>
-      </w:r>
-      <w:r>
-        <w:rPr>
-          <w:rFonts w:ascii="Times New Roman" w:hAnsi="Times New Roman" w:cs="Times New Roman"/>
-          <w:sz w:val="24"/>
-          <w:szCs w:val="24"/>
-          <w:lang w:val="ru-RU"/>
-        </w:rPr>
-        <w:t xml:space="preserve">требуется </w:t>
-      </w:r>
-      <w:r>
-        <w:rPr>
-          <w:rFonts w:ascii="Times New Roman" w:hAnsi="Times New Roman" w:cs="Times New Roman"/>
-          <w:sz w:val="24"/>
-          <w:szCs w:val="24"/>
-          <w:lang w:val="ru-RU"/>
-        </w:rPr>
-        <w:t>линейн</w:t>
-      </w:r>
-      <w:r>
-        <w:rPr>
-          <w:rFonts w:ascii="Times New Roman" w:hAnsi="Times New Roman" w:cs="Times New Roman"/>
-          <w:sz w:val="24"/>
-          <w:szCs w:val="24"/>
-          <w:lang w:val="ru-RU"/>
-        </w:rPr>
-        <w:t>ая</w:t>
-      </w:r>
-      <w:r>
-        <w:rPr>
-          <w:rFonts w:ascii="Times New Roman" w:hAnsi="Times New Roman" w:cs="Times New Roman"/>
-          <w:sz w:val="24"/>
-          <w:szCs w:val="24"/>
-          <w:lang w:val="ru-RU"/>
-        </w:rPr>
-        <w:t xml:space="preserve"> комбинаци</w:t>
-      </w:r>
-      <w:r>
-        <w:rPr>
-          <w:rFonts w:ascii="Times New Roman" w:hAnsi="Times New Roman" w:cs="Times New Roman"/>
-          <w:sz w:val="24"/>
-          <w:szCs w:val="24"/>
-          <w:lang w:val="ru-RU"/>
-        </w:rPr>
-        <w:t xml:space="preserve">я </w:t>
-      </w:r>
-      <w:r>
-        <w:rPr>
-          <w:rFonts w:ascii="Times New Roman" w:hAnsi="Times New Roman" w:cs="Times New Roman"/>
-          <w:sz w:val="24"/>
-          <w:szCs w:val="24"/>
-          <w:lang w:val="ru-RU"/>
-        </w:rPr>
-        <w:t xml:space="preserve">элементов вектора весов и оценок </w:t>
-      </w:r>
-      <w:proofErr w:type="spellStart"/>
-      <w:r>
-        <w:rPr>
-          <w:rFonts w:ascii="Times New Roman" w:hAnsi="Times New Roman" w:cs="Times New Roman"/>
-          <w:sz w:val="24"/>
-          <w:szCs w:val="24"/>
-          <w:lang w:val="ru-RU"/>
-        </w:rPr>
-        <w:t>микросервиса</w:t>
-      </w:r>
-      <w:proofErr w:type="spellEnd"/>
+        <w:t xml:space="preserve"> образуется вектор из коэффициентов вариации, который необходимо нормализовать:</w:t>
+      </w:r>
     </w:p>
     <w:p>
       <w:pPr>
-        <w:spacing w:line="360" w:lineRule="auto"/>
+        <w:spacing w:after="0" w:line="360" w:lineRule="auto"/>
+        <w:ind w:firstLine="709"/>
         <w:jc w:val="center"/>
         <w:rPr>
           <w:rFonts w:ascii="Times New Roman" w:hAnsi="Times New Roman" w:cs="Times New Roman"/>
@@ -11329,10 +10544,10 @@
           <w:szCs w:val="24"/>
         </w:rPr>
         <w:drawing>
-          <wp:inline distT="0" distB="0" distL="0" distR="0" wp14:anchorId="7ECD7109" wp14:editId="2A765FCE">
-            <wp:extent cx="2629267" cy="800212"/>
-            <wp:effectExtent l="0" t="0" r="0" b="0"/>
-            <wp:docPr id="62" name="Рисунок 62"/>
+          <wp:inline distT="0" distB="0" distL="0" distR="0" wp14:anchorId="5F73B15F" wp14:editId="7468818B">
+            <wp:extent cx="3172268" cy="619211"/>
+            <wp:effectExtent l="0" t="0" r="9525" b="9525"/>
+            <wp:docPr id="29" name="Рисунок 29"/>
             <wp:cNvGraphicFramePr>
               <a:graphicFrameLocks xmlns:a="http://schemas.openxmlformats.org/drawingml/2006/main" noChangeAspect="1"/>
             </wp:cNvGraphicFramePr>
@@ -11352,7 +10567,7 @@
                   <pic:spPr>
                     <a:xfrm>
                       <a:off x="0" y="0"/>
-                      <a:ext cx="2629267" cy="800212"/>
+                      <a:ext cx="3172268" cy="619211"/>
                     </a:xfrm>
                     <a:prstGeom prst="rect">
                       <a:avLst/>
@@ -11367,7 +10582,8 @@
     </w:p>
     <w:p>
       <w:pPr>
-        <w:spacing w:line="360" w:lineRule="auto"/>
+        <w:spacing w:after="0" w:line="360" w:lineRule="auto"/>
+        <w:ind w:firstLine="709"/>
         <w:jc w:val="both"/>
         <w:rPr>
           <w:rFonts w:ascii="Times New Roman" w:hAnsi="Times New Roman" w:cs="Times New Roman"/>
@@ -11381,26 +10597,9 @@
           <w:rFonts w:ascii="Times New Roman" w:hAnsi="Times New Roman" w:cs="Times New Roman"/>
           <w:sz w:val="24"/>
           <w:szCs w:val="24"/>
-        </w:rPr>
-        <w:tab/>
-      </w:r>
-      <w:r>
-        <w:rPr>
-          <w:rFonts w:ascii="Times New Roman" w:hAnsi="Times New Roman" w:cs="Times New Roman"/>
-          <w:sz w:val="24"/>
-          <w:szCs w:val="24"/>
-          <w:lang w:val="ru-RU"/>
-        </w:rPr>
-        <w:t xml:space="preserve">Таким образом была получена комплексная оценка </w:t>
-      </w:r>
-      <w:r>
-        <w:rPr>
-          <w:rFonts w:ascii="Times New Roman" w:hAnsi="Times New Roman" w:cs="Times New Roman"/>
-          <w:sz w:val="24"/>
-          <w:szCs w:val="24"/>
-          <w:lang w:val="ru-RU"/>
-        </w:rPr>
-        <w:t xml:space="preserve">связности </w:t>
+          <w:lang w:val="ru-RU"/>
+        </w:rPr>
+        <w:t xml:space="preserve">Эффективность </w:t>
       </w:r>
       <w:proofErr w:type="spellStart"/>
       <w:r>
@@ -11410,7 +10609,7 @@
           <w:szCs w:val="24"/>
           <w:lang w:val="ru-RU"/>
         </w:rPr>
-        <w:t>микросервисов</w:t>
+        <w:t>микросервиса</w:t>
       </w:r>
       <w:proofErr w:type="spellEnd"/>
       <w:r>
@@ -11420,121 +10619,31 @@
           <w:szCs w:val="24"/>
           <w:lang w:val="ru-RU"/>
         </w:rPr>
-        <w:t xml:space="preserve"> информационной</w:t>
-      </w:r>
-      <w:r>
-        <w:rPr>
-          <w:rFonts w:ascii="Times New Roman" w:hAnsi="Times New Roman" w:cs="Times New Roman"/>
-          <w:sz w:val="24"/>
-          <w:szCs w:val="24"/>
-          <w:lang w:val="ru-RU"/>
-        </w:rPr>
-        <w:t xml:space="preserve"> системы</w:t>
-      </w:r>
-      <w:r>
-        <w:rPr>
-          <w:rFonts w:ascii="Times New Roman" w:hAnsi="Times New Roman" w:cs="Times New Roman"/>
-          <w:sz w:val="24"/>
-          <w:szCs w:val="24"/>
-          <w:lang w:val="ru-RU"/>
-        </w:rPr>
-        <w:t>.</w:t>
-      </w:r>
-      <w:r>
-        <w:rPr>
-          <w:rFonts w:ascii="Times New Roman" w:hAnsi="Times New Roman" w:cs="Times New Roman"/>
-          <w:sz w:val="24"/>
-          <w:szCs w:val="24"/>
-          <w:lang w:val="ru-RU"/>
-        </w:rPr>
-        <w:t xml:space="preserve"> </w:t>
+        <w:t xml:space="preserve"> определяется по менее эффективной компоненте. </w:t>
       </w:r>
     </w:p>
     <w:p>
       <w:pPr>
-        <w:spacing w:line="360" w:lineRule="auto"/>
-        <w:ind w:firstLine="708"/>
-        <w:jc w:val="both"/>
-        <w:rPr>
-          <w:rFonts w:ascii="Times New Roman" w:hAnsi="Times New Roman" w:cs="Times New Roman"/>
-          <w:sz w:val="24"/>
-          <w:szCs w:val="24"/>
-          <w:lang w:val="ru-RU"/>
-        </w:rPr>
-      </w:pPr>
-      <w:r>
-        <w:rPr>
-          <w:rFonts w:ascii="Times New Roman" w:hAnsi="Times New Roman" w:cs="Times New Roman"/>
-          <w:sz w:val="24"/>
-          <w:szCs w:val="24"/>
-          <w:lang w:val="ru-RU"/>
-        </w:rPr>
-        <w:lastRenderedPageBreak/>
-        <w:t xml:space="preserve">Уже при проведении тестирования могут появится признаки высокой </w:t>
-      </w:r>
-      <w:proofErr w:type="spellStart"/>
-      <w:r>
-        <w:rPr>
-          <w:rFonts w:ascii="Times New Roman" w:hAnsi="Times New Roman" w:cs="Times New Roman"/>
-          <w:sz w:val="24"/>
-          <w:szCs w:val="24"/>
-          <w:lang w:val="ru-RU"/>
-        </w:rPr>
-        <w:t>сцепленности</w:t>
-      </w:r>
-      <w:proofErr w:type="spellEnd"/>
-      <w:r>
-        <w:rPr>
-          <w:rFonts w:ascii="Times New Roman" w:hAnsi="Times New Roman" w:cs="Times New Roman"/>
-          <w:sz w:val="24"/>
-          <w:szCs w:val="24"/>
-          <w:lang w:val="ru-RU"/>
-        </w:rPr>
-        <w:t>.  Во время выполнения шага тестирования метрики могут показывать нестабильное поведение при продолжительной стабильной нагрузке. Для анализа стаб</w:t>
-      </w:r>
-      <w:r>
-        <w:rPr>
-          <w:rFonts w:ascii="Times New Roman" w:hAnsi="Times New Roman" w:cs="Times New Roman"/>
-          <w:sz w:val="24"/>
-          <w:szCs w:val="24"/>
-          <w:lang w:val="ru-RU"/>
-        </w:rPr>
-        <w:t>ил</w:t>
-      </w:r>
-      <w:r>
-        <w:rPr>
-          <w:rFonts w:ascii="Times New Roman" w:hAnsi="Times New Roman" w:cs="Times New Roman"/>
-          <w:sz w:val="24"/>
-          <w:szCs w:val="24"/>
-          <w:lang w:val="ru-RU"/>
-        </w:rPr>
-        <w:t>ьности необходимо вычислить:</w:t>
-      </w:r>
-    </w:p>
-    <w:p>
-      <w:pPr>
-        <w:spacing w:line="360" w:lineRule="auto"/>
-        <w:ind w:firstLine="708"/>
+        <w:spacing w:after="0" w:line="360" w:lineRule="auto"/>
+        <w:ind w:firstLine="709"/>
         <w:jc w:val="center"/>
         <w:rPr>
           <w:rFonts w:ascii="Times New Roman" w:hAnsi="Times New Roman" w:cs="Times New Roman"/>
           <w:sz w:val="24"/>
           <w:szCs w:val="24"/>
-          <w:lang w:val="ru-RU"/>
-        </w:rPr>
-      </w:pPr>
-      <w:r>
-        <w:rPr>
-          <w:rFonts w:ascii="Times New Roman" w:hAnsi="Times New Roman" w:cs="Times New Roman"/>
-          <w:sz w:val="24"/>
-          <w:szCs w:val="24"/>
-          <w:lang w:val="ru-RU"/>
+        </w:rPr>
+      </w:pPr>
+      <w:r>
+        <w:rPr>
+          <w:rFonts w:ascii="Times New Roman" w:hAnsi="Times New Roman" w:cs="Times New Roman"/>
+          <w:sz w:val="24"/>
+          <w:szCs w:val="24"/>
         </w:rPr>
         <w:drawing>
-          <wp:inline distT="0" distB="0" distL="0" distR="0" wp14:anchorId="15293570" wp14:editId="68F3CC72">
-            <wp:extent cx="1314633" cy="552527"/>
-            <wp:effectExtent l="0" t="0" r="0" b="0"/>
-            <wp:docPr id="65" name="Рисунок 65"/>
+          <wp:inline distT="0" distB="0" distL="0" distR="0" wp14:anchorId="2B22753A" wp14:editId="63F7E924">
+            <wp:extent cx="2857899" cy="428685"/>
+            <wp:effectExtent l="0" t="0" r="0" b="9525"/>
+            <wp:docPr id="61" name="Рисунок 61"/>
             <wp:cNvGraphicFramePr>
               <a:graphicFrameLocks xmlns:a="http://schemas.openxmlformats.org/drawingml/2006/main" noChangeAspect="1"/>
             </wp:cNvGraphicFramePr>
@@ -11554,7 +10663,7 @@
                   <pic:spPr>
                     <a:xfrm>
                       <a:off x="0" y="0"/>
-                      <a:ext cx="1314633" cy="552527"/>
+                      <a:ext cx="2857899" cy="428685"/>
                     </a:xfrm>
                     <a:prstGeom prst="rect">
                       <a:avLst/>
@@ -11569,8 +10678,30 @@
     </w:p>
     <w:p>
       <w:pPr>
-        <w:spacing w:line="360" w:lineRule="auto"/>
-        <w:ind w:firstLine="708"/>
+        <w:spacing w:after="0" w:line="360" w:lineRule="auto"/>
+        <w:ind w:firstLine="709"/>
+        <w:jc w:val="both"/>
+        <w:rPr>
+          <w:rFonts w:ascii="Times New Roman" w:hAnsi="Times New Roman" w:cs="Times New Roman"/>
+          <w:sz w:val="24"/>
+          <w:szCs w:val="24"/>
+          <w:lang w:val="ru-RU"/>
+        </w:rPr>
+      </w:pPr>
+      <w:r>
+        <w:rPr>
+          <w:rFonts w:ascii="Times New Roman" w:hAnsi="Times New Roman" w:cs="Times New Roman"/>
+          <w:sz w:val="24"/>
+          <w:szCs w:val="24"/>
+          <w:lang w:val="ru-RU"/>
+        </w:rPr>
+        <w:t xml:space="preserve">Общая оценка эффективности: </w:t>
+      </w:r>
+    </w:p>
+    <w:p>
+      <w:pPr>
+        <w:spacing w:after="0" w:line="360" w:lineRule="auto"/>
+        <w:ind w:firstLine="709"/>
         <w:jc w:val="center"/>
         <w:rPr>
           <w:rFonts w:ascii="Times New Roman" w:hAnsi="Times New Roman" w:cs="Times New Roman"/>
@@ -11586,10 +10717,10 @@
           <w:lang w:val="ru-RU"/>
         </w:rPr>
         <w:drawing>
-          <wp:inline distT="0" distB="0" distL="0" distR="0" wp14:anchorId="22F78D81" wp14:editId="3566AAF7">
-            <wp:extent cx="1305107" cy="362001"/>
-            <wp:effectExtent l="0" t="0" r="0" b="0"/>
-            <wp:docPr id="66" name="Рисунок 66"/>
+          <wp:inline distT="0" distB="0" distL="0" distR="0" wp14:anchorId="74018A38" wp14:editId="7A2072FD">
+            <wp:extent cx="2333951" cy="781159"/>
+            <wp:effectExtent l="0" t="0" r="9525" b="0"/>
+            <wp:docPr id="63" name="Рисунок 63"/>
             <wp:cNvGraphicFramePr>
               <a:graphicFrameLocks xmlns:a="http://schemas.openxmlformats.org/drawingml/2006/main" noChangeAspect="1"/>
             </wp:cNvGraphicFramePr>
@@ -11609,6 +10740,1104 @@
                   <pic:spPr>
                     <a:xfrm>
                       <a:off x="0" y="0"/>
+                      <a:ext cx="2333951" cy="781159"/>
+                    </a:xfrm>
+                    <a:prstGeom prst="rect">
+                      <a:avLst/>
+                    </a:prstGeom>
+                  </pic:spPr>
+                </pic:pic>
+              </a:graphicData>
+            </a:graphic>
+          </wp:inline>
+        </w:drawing>
+      </w:r>
+    </w:p>
+    <w:p>
+      <w:pPr>
+        <w:spacing w:after="0" w:line="360" w:lineRule="auto"/>
+        <w:ind w:firstLine="709"/>
+        <w:jc w:val="both"/>
+        <w:rPr>
+          <w:rFonts w:ascii="Times New Roman" w:hAnsi="Times New Roman" w:cs="Times New Roman"/>
+          <w:sz w:val="24"/>
+          <w:szCs w:val="24"/>
+          <w:lang w:val="ru-RU"/>
+        </w:rPr>
+      </w:pPr>
+      <w:r>
+        <w:rPr>
+          <w:rFonts w:ascii="Times New Roman" w:hAnsi="Times New Roman" w:cs="Times New Roman"/>
+          <w:sz w:val="24"/>
+          <w:szCs w:val="24"/>
+          <w:lang w:val="ru-RU"/>
+        </w:rPr>
+        <w:t>Данная оценка отражает эффективность информационной системы с точки зрения инфраструктурной производительности.</w:t>
+      </w:r>
+    </w:p>
+    <w:p>
+      <w:pPr>
+        <w:spacing w:before="120" w:after="120"/>
+        <w:ind w:firstLine="709"/>
+        <w:jc w:val="both"/>
+        <w:rPr>
+          <w:rFonts w:ascii="Times New Roman" w:hAnsi="Times New Roman" w:cs="Times New Roman"/>
+          <w:b/>
+          <w:sz w:val="24"/>
+          <w:szCs w:val="24"/>
+          <w:lang w:val="ru-RU"/>
+        </w:rPr>
+      </w:pPr>
+      <w:r>
+        <w:rPr>
+          <w:rFonts w:ascii="Times New Roman" w:hAnsi="Times New Roman" w:cs="Times New Roman"/>
+          <w:b/>
+          <w:sz w:val="24"/>
+          <w:szCs w:val="24"/>
+          <w:lang w:val="ru-RU"/>
+        </w:rPr>
+        <w:t>ЧАСТЬ 3. СЦЕЛЕННОСТЬ И СВЯЗНОСТЬ</w:t>
+      </w:r>
+    </w:p>
+    <w:p>
+      <w:pPr>
+        <w:spacing w:after="0" w:line="360" w:lineRule="auto"/>
+        <w:ind w:firstLine="709"/>
+        <w:jc w:val="both"/>
+        <w:rPr>
+          <w:rFonts w:ascii="Times New Roman" w:hAnsi="Times New Roman" w:cs="Times New Roman"/>
+          <w:bCs/>
+          <w:sz w:val="24"/>
+          <w:szCs w:val="24"/>
+          <w:lang w:val="ru-RU"/>
+        </w:rPr>
+      </w:pPr>
+      <w:r>
+        <w:rPr>
+          <w:rFonts w:ascii="Times New Roman" w:hAnsi="Times New Roman" w:cs="Times New Roman"/>
+          <w:bCs/>
+          <w:sz w:val="24"/>
+          <w:szCs w:val="24"/>
+          <w:lang w:val="ru-RU"/>
+        </w:rPr>
+        <w:t>Собранные данные позволяют сделать выводы и дать оценки таким свойствам</w:t>
+      </w:r>
+      <w:r>
+        <w:rPr>
+          <w:rFonts w:ascii="Times New Roman" w:hAnsi="Times New Roman" w:cs="Times New Roman"/>
+          <w:bCs/>
+          <w:sz w:val="24"/>
+          <w:szCs w:val="24"/>
+          <w:lang w:val="ru-RU"/>
+        </w:rPr>
+        <w:t xml:space="preserve">, как </w:t>
+      </w:r>
+      <w:proofErr w:type="spellStart"/>
+      <w:r>
+        <w:rPr>
+          <w:rFonts w:ascii="Times New Roman" w:hAnsi="Times New Roman" w:cs="Times New Roman"/>
+          <w:bCs/>
+          <w:sz w:val="24"/>
+          <w:szCs w:val="24"/>
+          <w:lang w:val="ru-RU"/>
+        </w:rPr>
+        <w:t>сцепленность</w:t>
+      </w:r>
+      <w:proofErr w:type="spellEnd"/>
+      <w:r>
+        <w:rPr>
+          <w:rFonts w:ascii="Times New Roman" w:hAnsi="Times New Roman" w:cs="Times New Roman"/>
+          <w:bCs/>
+          <w:sz w:val="24"/>
+          <w:szCs w:val="24"/>
+          <w:lang w:val="ru-RU"/>
+        </w:rPr>
+        <w:t xml:space="preserve"> и связность.</w:t>
+      </w:r>
+    </w:p>
+    <w:p>
+      <w:pPr>
+        <w:spacing w:after="0" w:line="360" w:lineRule="auto"/>
+        <w:ind w:firstLine="709"/>
+        <w:jc w:val="both"/>
+        <w:rPr>
+          <w:rFonts w:ascii="Times New Roman" w:hAnsi="Times New Roman" w:cs="Times New Roman"/>
+          <w:sz w:val="24"/>
+          <w:szCs w:val="24"/>
+          <w:lang w:val="ru-RU"/>
+        </w:rPr>
+      </w:pPr>
+      <w:r>
+        <w:rPr>
+          <w:rFonts w:ascii="Times New Roman" w:hAnsi="Times New Roman" w:cs="Times New Roman"/>
+          <w:sz w:val="24"/>
+          <w:szCs w:val="24"/>
+          <w:lang w:val="ru-RU"/>
+        </w:rPr>
+        <w:t xml:space="preserve">Для </w:t>
+      </w:r>
+      <w:proofErr w:type="spellStart"/>
+      <w:r>
+        <w:rPr>
+          <w:rFonts w:ascii="Times New Roman" w:hAnsi="Times New Roman" w:cs="Times New Roman"/>
+          <w:i/>
+          <w:iCs/>
+          <w:sz w:val="24"/>
+          <w:szCs w:val="24"/>
+        </w:rPr>
+        <w:t>i</w:t>
+      </w:r>
+      <w:proofErr w:type="spellEnd"/>
+      <w:r>
+        <w:rPr>
+          <w:rFonts w:ascii="Times New Roman" w:hAnsi="Times New Roman" w:cs="Times New Roman"/>
+          <w:sz w:val="24"/>
+          <w:szCs w:val="24"/>
+          <w:lang w:val="ru-RU"/>
+        </w:rPr>
+        <w:t>-</w:t>
+      </w:r>
+      <w:r>
+        <w:rPr>
+          <w:rFonts w:ascii="Times New Roman" w:hAnsi="Times New Roman" w:cs="Times New Roman"/>
+          <w:sz w:val="24"/>
+          <w:szCs w:val="24"/>
+          <w:lang w:val="ru-RU"/>
+        </w:rPr>
+        <w:t xml:space="preserve">ого </w:t>
+      </w:r>
+      <w:proofErr w:type="spellStart"/>
+      <w:r>
+        <w:rPr>
+          <w:rFonts w:ascii="Times New Roman" w:hAnsi="Times New Roman" w:cs="Times New Roman"/>
+          <w:sz w:val="24"/>
+          <w:szCs w:val="24"/>
+          <w:lang w:val="ru-RU"/>
+        </w:rPr>
+        <w:t>микросервиса</w:t>
+      </w:r>
+      <w:proofErr w:type="spellEnd"/>
+      <w:r>
+        <w:rPr>
+          <w:rFonts w:ascii="Times New Roman" w:hAnsi="Times New Roman" w:cs="Times New Roman"/>
+          <w:sz w:val="24"/>
+          <w:szCs w:val="24"/>
+          <w:lang w:val="ru-RU"/>
+        </w:rPr>
+        <w:t xml:space="preserve"> в ходе проведения нагрузочного тестирования соберем данные</w:t>
+      </w:r>
+      <w:r>
+        <w:rPr>
+          <w:rFonts w:ascii="Times New Roman" w:hAnsi="Times New Roman" w:cs="Times New Roman"/>
+          <w:sz w:val="24"/>
+          <w:szCs w:val="24"/>
+          <w:lang w:val="ru-RU"/>
+        </w:rPr>
+        <w:t xml:space="preserve">. </w:t>
+      </w:r>
+      <w:r>
+        <w:rPr>
+          <w:rFonts w:ascii="Times New Roman" w:hAnsi="Times New Roman" w:cs="Times New Roman"/>
+          <w:sz w:val="24"/>
+          <w:szCs w:val="24"/>
+          <w:lang w:val="ru-RU"/>
+        </w:rPr>
+        <w:t>Таким образом получим матрицу, где каждая строчка матрицы будет обозначать соответствующую метрику.</w:t>
+      </w:r>
+      <w:r>
+        <w:rPr>
+          <w:rFonts w:ascii="Times New Roman" w:hAnsi="Times New Roman" w:cs="Times New Roman"/>
+          <w:sz w:val="24"/>
+          <w:szCs w:val="24"/>
+          <w:lang w:val="ru-RU"/>
+        </w:rPr>
+        <w:t xml:space="preserve"> </w:t>
+      </w:r>
+      <w:r>
+        <w:rPr>
+          <w:rFonts w:ascii="Times New Roman" w:hAnsi="Times New Roman" w:cs="Times New Roman"/>
+          <w:sz w:val="24"/>
+          <w:szCs w:val="24"/>
+          <w:lang w:val="ru-RU"/>
+        </w:rPr>
+        <w:t xml:space="preserve">Теперь для данного </w:t>
+      </w:r>
+      <w:proofErr w:type="spellStart"/>
+      <w:r>
+        <w:rPr>
+          <w:rFonts w:ascii="Times New Roman" w:hAnsi="Times New Roman" w:cs="Times New Roman"/>
+          <w:sz w:val="24"/>
+          <w:szCs w:val="24"/>
+          <w:lang w:val="ru-RU"/>
+        </w:rPr>
+        <w:t>микросервиса</w:t>
+      </w:r>
+      <w:proofErr w:type="spellEnd"/>
+      <w:r>
+        <w:rPr>
+          <w:rFonts w:ascii="Times New Roman" w:hAnsi="Times New Roman" w:cs="Times New Roman"/>
+          <w:sz w:val="24"/>
+          <w:szCs w:val="24"/>
+          <w:lang w:val="ru-RU"/>
+        </w:rPr>
+        <w:t xml:space="preserve"> необходимо получить оценку эффективности. Для матрицы </w:t>
+      </w:r>
+      <w:r>
+        <w:rPr>
+          <w:rFonts w:ascii="Times New Roman" w:hAnsi="Times New Roman" w:cs="Times New Roman"/>
+          <w:sz w:val="24"/>
+          <w:szCs w:val="24"/>
+        </w:rPr>
+        <w:t>M</w:t>
+      </w:r>
+      <w:r>
+        <w:rPr>
+          <w:rFonts w:ascii="Times New Roman" w:hAnsi="Times New Roman" w:cs="Times New Roman"/>
+          <w:sz w:val="24"/>
+          <w:szCs w:val="24"/>
+          <w:lang w:val="ru-RU"/>
+        </w:rPr>
+        <w:t xml:space="preserve"> </w:t>
+      </w:r>
+      <w:r>
+        <w:rPr>
+          <w:rFonts w:ascii="Times New Roman" w:hAnsi="Times New Roman" w:cs="Times New Roman"/>
+          <w:sz w:val="24"/>
+          <w:szCs w:val="24"/>
+          <w:lang w:val="ru-RU"/>
+        </w:rPr>
+        <w:t xml:space="preserve">посчитаем сингулярные числа </w:t>
+      </w:r>
+      <w:r>
+        <w:rPr>
+          <w:rFonts w:ascii="Times New Roman" w:hAnsi="Times New Roman" w:cs="Times New Roman"/>
+          <w:i/>
+          <w:iCs/>
+          <w:sz w:val="24"/>
+          <w:szCs w:val="24"/>
+        </w:rPr>
+        <w:t>a</w:t>
+      </w:r>
+      <w:proofErr w:type="gramStart"/>
+      <w:r>
+        <w:rPr>
+          <w:rFonts w:ascii="Times New Roman" w:hAnsi="Times New Roman" w:cs="Times New Roman"/>
+          <w:i/>
+          <w:iCs/>
+          <w:sz w:val="24"/>
+          <w:szCs w:val="24"/>
+          <w:vertAlign w:val="subscript"/>
+          <w:lang w:val="ru-RU"/>
+        </w:rPr>
+        <w:t>1</w:t>
+      </w:r>
+      <w:r>
+        <w:rPr>
+          <w:rFonts w:ascii="Times New Roman" w:hAnsi="Times New Roman" w:cs="Times New Roman"/>
+          <w:i/>
+          <w:iCs/>
+          <w:sz w:val="24"/>
+          <w:szCs w:val="24"/>
+          <w:lang w:val="ru-RU"/>
+        </w:rPr>
+        <w:t xml:space="preserve"> &gt;</w:t>
+      </w:r>
+      <w:proofErr w:type="gramEnd"/>
+      <w:r>
+        <w:rPr>
+          <w:rFonts w:ascii="Times New Roman" w:hAnsi="Times New Roman" w:cs="Times New Roman"/>
+          <w:i/>
+          <w:iCs/>
+          <w:sz w:val="24"/>
+          <w:szCs w:val="24"/>
+          <w:lang w:val="ru-RU"/>
+        </w:rPr>
+        <w:t xml:space="preserve">= </w:t>
+      </w:r>
+      <w:r>
+        <w:rPr>
+          <w:rFonts w:ascii="Times New Roman" w:hAnsi="Times New Roman" w:cs="Times New Roman"/>
+          <w:i/>
+          <w:iCs/>
+          <w:sz w:val="24"/>
+          <w:szCs w:val="24"/>
+          <w:lang w:val="ru-RU"/>
+        </w:rPr>
+        <w:t xml:space="preserve">… </w:t>
+      </w:r>
+      <w:r>
+        <w:rPr>
+          <w:rFonts w:ascii="Times New Roman" w:hAnsi="Times New Roman" w:cs="Times New Roman"/>
+          <w:i/>
+          <w:iCs/>
+          <w:sz w:val="24"/>
+          <w:szCs w:val="24"/>
+          <w:lang w:val="ru-RU"/>
+        </w:rPr>
+        <w:t xml:space="preserve">&gt;= </w:t>
+      </w:r>
+      <w:proofErr w:type="spellStart"/>
+      <w:r>
+        <w:rPr>
+          <w:rFonts w:ascii="Times New Roman" w:hAnsi="Times New Roman" w:cs="Times New Roman"/>
+          <w:i/>
+          <w:iCs/>
+          <w:sz w:val="24"/>
+          <w:szCs w:val="24"/>
+        </w:rPr>
+        <w:t>a</w:t>
+      </w:r>
+      <w:r>
+        <w:rPr>
+          <w:rFonts w:ascii="Times New Roman" w:hAnsi="Times New Roman" w:cs="Times New Roman"/>
+          <w:i/>
+          <w:iCs/>
+          <w:sz w:val="24"/>
+          <w:szCs w:val="24"/>
+          <w:vertAlign w:val="subscript"/>
+        </w:rPr>
+        <w:t>N</w:t>
+      </w:r>
+      <w:proofErr w:type="spellEnd"/>
+      <w:r>
+        <w:rPr>
+          <w:rFonts w:ascii="Times New Roman" w:hAnsi="Times New Roman" w:cs="Times New Roman"/>
+          <w:sz w:val="24"/>
+          <w:szCs w:val="24"/>
+          <w:lang w:val="ru-RU"/>
+        </w:rPr>
+        <w:t xml:space="preserve">. Сингулярные числа </w:t>
+      </w:r>
+      <w:r>
+        <w:rPr>
+          <w:rFonts w:ascii="Times New Roman" w:hAnsi="Times New Roman" w:cs="Times New Roman"/>
+          <w:sz w:val="24"/>
+          <w:szCs w:val="24"/>
+          <w:lang w:val="ru-RU"/>
+        </w:rPr>
+        <w:t>позволяют</w:t>
+      </w:r>
+      <w:r>
+        <w:rPr>
+          <w:rFonts w:ascii="Times New Roman" w:hAnsi="Times New Roman" w:cs="Times New Roman"/>
+          <w:sz w:val="24"/>
+          <w:szCs w:val="24"/>
+          <w:lang w:val="ru-RU"/>
+        </w:rPr>
+        <w:t xml:space="preserve"> оценить связность </w:t>
+      </w:r>
+      <w:proofErr w:type="spellStart"/>
+      <w:r>
+        <w:rPr>
+          <w:rFonts w:ascii="Times New Roman" w:hAnsi="Times New Roman" w:cs="Times New Roman"/>
+          <w:sz w:val="24"/>
+          <w:szCs w:val="24"/>
+          <w:lang w:val="ru-RU"/>
+        </w:rPr>
+        <w:t>микросервиса</w:t>
+      </w:r>
+      <w:proofErr w:type="spellEnd"/>
+      <w:r>
+        <w:rPr>
+          <w:rFonts w:ascii="Times New Roman" w:hAnsi="Times New Roman" w:cs="Times New Roman"/>
+          <w:sz w:val="24"/>
+          <w:szCs w:val="24"/>
+          <w:lang w:val="ru-RU"/>
+        </w:rPr>
+        <w:t xml:space="preserve">: </w:t>
+      </w:r>
+      <w:r>
+        <w:rPr>
+          <w:rFonts w:ascii="Times New Roman" w:hAnsi="Times New Roman" w:cs="Times New Roman"/>
+          <w:sz w:val="24"/>
+          <w:szCs w:val="24"/>
+          <w:lang w:val="ru-RU"/>
+        </w:rPr>
+        <w:t xml:space="preserve">в </w:t>
+      </w:r>
+      <w:r>
+        <w:rPr>
+          <w:rFonts w:ascii="Times New Roman" w:hAnsi="Times New Roman" w:cs="Times New Roman"/>
+          <w:sz w:val="24"/>
+          <w:szCs w:val="24"/>
+          <w:lang w:val="ru-RU"/>
+        </w:rPr>
+        <w:t xml:space="preserve">идеальной информационной системе, разработанной на основе </w:t>
+      </w:r>
+      <w:proofErr w:type="spellStart"/>
+      <w:r>
+        <w:rPr>
+          <w:rFonts w:ascii="Times New Roman" w:hAnsi="Times New Roman" w:cs="Times New Roman"/>
+          <w:sz w:val="24"/>
+          <w:szCs w:val="24"/>
+          <w:lang w:val="ru-RU"/>
+        </w:rPr>
+        <w:t>микросервисного</w:t>
+      </w:r>
+      <w:proofErr w:type="spellEnd"/>
+      <w:r>
+        <w:rPr>
+          <w:rFonts w:ascii="Times New Roman" w:hAnsi="Times New Roman" w:cs="Times New Roman"/>
+          <w:sz w:val="24"/>
+          <w:szCs w:val="24"/>
+          <w:lang w:val="ru-RU"/>
+        </w:rPr>
+        <w:t xml:space="preserve"> паттерна увеличение нагрузки как на конкретный </w:t>
+      </w:r>
+      <w:proofErr w:type="spellStart"/>
+      <w:r>
+        <w:rPr>
+          <w:rFonts w:ascii="Times New Roman" w:hAnsi="Times New Roman" w:cs="Times New Roman"/>
+          <w:sz w:val="24"/>
+          <w:szCs w:val="24"/>
+          <w:lang w:val="ru-RU"/>
+        </w:rPr>
+        <w:t>микросервис</w:t>
+      </w:r>
+      <w:proofErr w:type="spellEnd"/>
+      <w:r>
+        <w:rPr>
+          <w:rFonts w:ascii="Times New Roman" w:hAnsi="Times New Roman" w:cs="Times New Roman"/>
+          <w:sz w:val="24"/>
+          <w:szCs w:val="24"/>
+          <w:lang w:val="ru-RU"/>
+        </w:rPr>
+        <w:t xml:space="preserve">, так и на всю систему в целом не должно сразу </w:t>
+      </w:r>
+      <w:r>
+        <w:rPr>
+          <w:rFonts w:ascii="Times New Roman" w:hAnsi="Times New Roman" w:cs="Times New Roman"/>
+          <w:sz w:val="24"/>
+          <w:szCs w:val="24"/>
+          <w:lang w:val="ru-RU"/>
+        </w:rPr>
+        <w:lastRenderedPageBreak/>
+        <w:t xml:space="preserve">приводить к ухудшению метрик, следовательно, значение главного тренда должно быть </w:t>
+      </w:r>
+      <w:r>
+        <w:rPr>
+          <w:rFonts w:ascii="Times New Roman" w:hAnsi="Times New Roman" w:cs="Times New Roman"/>
+          <w:sz w:val="24"/>
+          <w:szCs w:val="24"/>
+          <w:lang w:val="ru-RU"/>
+        </w:rPr>
+        <w:t>максимальным</w:t>
+      </w:r>
+      <w:r>
+        <w:rPr>
+          <w:rFonts w:ascii="Times New Roman" w:hAnsi="Times New Roman" w:cs="Times New Roman"/>
+          <w:sz w:val="24"/>
+          <w:szCs w:val="24"/>
+          <w:lang w:val="ru-RU"/>
+        </w:rPr>
+        <w:t>, то есть</w:t>
+      </w:r>
+    </w:p>
+    <w:p>
+      <w:pPr>
+        <w:spacing w:after="0" w:line="360" w:lineRule="auto"/>
+        <w:ind w:firstLine="708"/>
+        <w:jc w:val="center"/>
+        <w:rPr>
+          <w:rFonts w:ascii="Times New Roman" w:hAnsi="Times New Roman" w:cs="Times New Roman"/>
+          <w:sz w:val="24"/>
+          <w:szCs w:val="24"/>
+          <w:lang w:val="ru-RU"/>
+        </w:rPr>
+      </w:pPr>
+      <w:r>
+        <w:rPr>
+          <w:rFonts w:ascii="Times New Roman" w:hAnsi="Times New Roman" w:cs="Times New Roman"/>
+          <w:noProof/>
+          <w:sz w:val="24"/>
+          <w:szCs w:val="24"/>
+        </w:rPr>
+        <w:drawing>
+          <wp:inline distT="0" distB="0" distL="0" distR="0" wp14:anchorId="2A3D578A" wp14:editId="2D64E753">
+            <wp:extent cx="2009775" cy="628650"/>
+            <wp:effectExtent l="0" t="0" r="9525" b="0"/>
+            <wp:docPr id="59" name="Рисунок 59"/>
+            <wp:cNvGraphicFramePr>
+              <a:graphicFrameLocks xmlns:a="http://schemas.openxmlformats.org/drawingml/2006/main" noChangeAspect="1"/>
+            </wp:cNvGraphicFramePr>
+            <a:graphic xmlns:a="http://schemas.openxmlformats.org/drawingml/2006/main">
+              <a:graphicData uri="http://schemas.openxmlformats.org/drawingml/2006/picture">
+                <pic:pic xmlns:pic="http://schemas.openxmlformats.org/drawingml/2006/picture">
+                  <pic:nvPicPr>
+                    <pic:cNvPr id="1" name=""/>
+                    <pic:cNvPicPr/>
+                  </pic:nvPicPr>
+                  <pic:blipFill>
+                    <a:blip r:embed="rId53"/>
+                    <a:stretch>
+                      <a:fillRect/>
+                    </a:stretch>
+                  </pic:blipFill>
+                  <pic:spPr>
+                    <a:xfrm>
+                      <a:off x="0" y="0"/>
+                      <a:ext cx="2010067" cy="628741"/>
+                    </a:xfrm>
+                    <a:prstGeom prst="rect">
+                      <a:avLst/>
+                    </a:prstGeom>
+                  </pic:spPr>
+                </pic:pic>
+              </a:graphicData>
+            </a:graphic>
+          </wp:inline>
+        </w:drawing>
+      </w:r>
+    </w:p>
+    <w:p>
+      <w:pPr>
+        <w:spacing w:after="0" w:line="360" w:lineRule="auto"/>
+        <w:ind w:firstLine="708"/>
+        <w:jc w:val="both"/>
+        <w:rPr>
+          <w:rFonts w:ascii="Times New Roman" w:hAnsi="Times New Roman" w:cs="Times New Roman"/>
+          <w:sz w:val="24"/>
+          <w:szCs w:val="24"/>
+          <w:lang w:val="ru-RU"/>
+        </w:rPr>
+      </w:pPr>
+      <w:r>
+        <w:rPr>
+          <w:rFonts w:ascii="Times New Roman" w:hAnsi="Times New Roman" w:cs="Times New Roman"/>
+          <w:sz w:val="24"/>
+          <w:szCs w:val="24"/>
+          <w:lang w:val="ru-RU"/>
+        </w:rPr>
+        <w:t>Таким образом, для получения нормализованной оценки можем применить следующую формулу:</w:t>
+      </w:r>
+    </w:p>
+    <w:p>
+      <w:pPr>
+        <w:spacing w:after="0" w:line="360" w:lineRule="auto"/>
+        <w:ind w:firstLine="708"/>
+        <w:jc w:val="center"/>
+        <w:rPr>
+          <w:rFonts w:ascii="Times New Roman" w:hAnsi="Times New Roman" w:cs="Times New Roman"/>
+          <w:sz w:val="24"/>
+          <w:szCs w:val="24"/>
+        </w:rPr>
+      </w:pPr>
+      <w:r>
+        <w:rPr>
+          <w:rFonts w:ascii="Times New Roman" w:hAnsi="Times New Roman" w:cs="Times New Roman"/>
+          <w:noProof/>
+          <w:sz w:val="24"/>
+          <w:szCs w:val="24"/>
+          <w:lang w:val="ru-RU"/>
+        </w:rPr>
+        <w:drawing>
+          <wp:inline distT="0" distB="0" distL="0" distR="0" wp14:anchorId="7CB983D5" wp14:editId="74037E02">
+            <wp:extent cx="1924319" cy="543001"/>
+            <wp:effectExtent l="0" t="0" r="0" b="9525"/>
+            <wp:docPr id="60" name="Рисунок 60"/>
+            <wp:cNvGraphicFramePr>
+              <a:graphicFrameLocks xmlns:a="http://schemas.openxmlformats.org/drawingml/2006/main" noChangeAspect="1"/>
+            </wp:cNvGraphicFramePr>
+            <a:graphic xmlns:a="http://schemas.openxmlformats.org/drawingml/2006/main">
+              <a:graphicData uri="http://schemas.openxmlformats.org/drawingml/2006/picture">
+                <pic:pic xmlns:pic="http://schemas.openxmlformats.org/drawingml/2006/picture">
+                  <pic:nvPicPr>
+                    <pic:cNvPr id="1" name=""/>
+                    <pic:cNvPicPr/>
+                  </pic:nvPicPr>
+                  <pic:blipFill>
+                    <a:blip r:embed="rId54"/>
+                    <a:stretch>
+                      <a:fillRect/>
+                    </a:stretch>
+                  </pic:blipFill>
+                  <pic:spPr>
+                    <a:xfrm>
+                      <a:off x="0" y="0"/>
+                      <a:ext cx="1924319" cy="543001"/>
+                    </a:xfrm>
+                    <a:prstGeom prst="rect">
+                      <a:avLst/>
+                    </a:prstGeom>
+                  </pic:spPr>
+                </pic:pic>
+              </a:graphicData>
+            </a:graphic>
+          </wp:inline>
+        </w:drawing>
+      </w:r>
+    </w:p>
+    <w:p>
+      <w:pPr>
+        <w:spacing w:after="0" w:line="360" w:lineRule="auto"/>
+        <w:ind w:firstLine="708"/>
+        <w:jc w:val="both"/>
+        <w:rPr>
+          <w:rFonts w:ascii="Times New Roman" w:hAnsi="Times New Roman" w:cs="Times New Roman"/>
+          <w:sz w:val="24"/>
+          <w:szCs w:val="24"/>
+          <w:lang w:val="ru-RU"/>
+        </w:rPr>
+      </w:pPr>
+      <w:r>
+        <w:rPr>
+          <w:rFonts w:ascii="Times New Roman" w:hAnsi="Times New Roman" w:cs="Times New Roman"/>
+          <w:sz w:val="24"/>
+          <w:szCs w:val="24"/>
+          <w:lang w:val="ru-RU"/>
+        </w:rPr>
+        <w:t xml:space="preserve">Данная оценка принимает значения от 0 (отвратительно) до 1 (идеально) и отражает </w:t>
+      </w:r>
+      <w:r>
+        <w:rPr>
+          <w:rFonts w:ascii="Times New Roman" w:hAnsi="Times New Roman" w:cs="Times New Roman"/>
+          <w:sz w:val="24"/>
+          <w:szCs w:val="24"/>
+          <w:lang w:val="ru-RU"/>
+        </w:rPr>
+        <w:t>связность</w:t>
+      </w:r>
+      <w:r>
+        <w:rPr>
+          <w:rFonts w:ascii="Times New Roman" w:hAnsi="Times New Roman" w:cs="Times New Roman"/>
+          <w:sz w:val="24"/>
+          <w:szCs w:val="24"/>
+          <w:lang w:val="ru-RU"/>
+        </w:rPr>
+        <w:t xml:space="preserve"> одного компонента </w:t>
+      </w:r>
+      <w:proofErr w:type="spellStart"/>
+      <w:r>
+        <w:rPr>
+          <w:rFonts w:ascii="Times New Roman" w:hAnsi="Times New Roman" w:cs="Times New Roman"/>
+          <w:sz w:val="24"/>
+          <w:szCs w:val="24"/>
+          <w:lang w:val="ru-RU"/>
+        </w:rPr>
+        <w:t>микросервисного</w:t>
+      </w:r>
+      <w:proofErr w:type="spellEnd"/>
+      <w:r>
+        <w:rPr>
+          <w:rFonts w:ascii="Times New Roman" w:hAnsi="Times New Roman" w:cs="Times New Roman"/>
+          <w:sz w:val="24"/>
+          <w:szCs w:val="24"/>
+          <w:lang w:val="ru-RU"/>
+        </w:rPr>
+        <w:t xml:space="preserve"> приложения. Для получения комплексной оценки</w:t>
+      </w:r>
+      <w:r>
+        <w:rPr>
+          <w:rFonts w:ascii="Times New Roman" w:hAnsi="Times New Roman" w:cs="Times New Roman"/>
+          <w:sz w:val="24"/>
+          <w:szCs w:val="24"/>
+          <w:lang w:val="ru-RU"/>
+        </w:rPr>
+        <w:t xml:space="preserve"> </w:t>
+      </w:r>
+      <w:r>
+        <w:rPr>
+          <w:rFonts w:ascii="Times New Roman" w:hAnsi="Times New Roman" w:cs="Times New Roman"/>
+          <w:sz w:val="24"/>
+          <w:szCs w:val="24"/>
+          <w:lang w:val="ru-RU"/>
+        </w:rPr>
+        <w:t xml:space="preserve">всего </w:t>
+      </w:r>
+      <w:r>
+        <w:rPr>
+          <w:rFonts w:ascii="Times New Roman" w:hAnsi="Times New Roman" w:cs="Times New Roman"/>
+          <w:sz w:val="24"/>
+          <w:szCs w:val="24"/>
+          <w:lang w:val="ru-RU"/>
+        </w:rPr>
+        <w:t xml:space="preserve">связности компонентов </w:t>
+      </w:r>
+      <w:proofErr w:type="spellStart"/>
+      <w:r>
+        <w:rPr>
+          <w:rFonts w:ascii="Times New Roman" w:hAnsi="Times New Roman" w:cs="Times New Roman"/>
+          <w:sz w:val="24"/>
+          <w:szCs w:val="24"/>
+          <w:lang w:val="ru-RU"/>
+        </w:rPr>
+        <w:t>микросервисного</w:t>
+      </w:r>
+      <w:proofErr w:type="spellEnd"/>
+      <w:r>
+        <w:rPr>
+          <w:rFonts w:ascii="Times New Roman" w:hAnsi="Times New Roman" w:cs="Times New Roman"/>
+          <w:sz w:val="24"/>
+          <w:szCs w:val="24"/>
+          <w:lang w:val="ru-RU"/>
+        </w:rPr>
+        <w:t xml:space="preserve"> приложения </w:t>
+      </w:r>
+      <w:r>
+        <w:rPr>
+          <w:rFonts w:ascii="Times New Roman" w:hAnsi="Times New Roman" w:cs="Times New Roman"/>
+          <w:sz w:val="24"/>
+          <w:szCs w:val="24"/>
+          <w:lang w:val="ru-RU"/>
+        </w:rPr>
+        <w:t xml:space="preserve">требуется </w:t>
+      </w:r>
+      <w:r>
+        <w:rPr>
+          <w:rFonts w:ascii="Times New Roman" w:hAnsi="Times New Roman" w:cs="Times New Roman"/>
+          <w:sz w:val="24"/>
+          <w:szCs w:val="24"/>
+          <w:lang w:val="ru-RU"/>
+        </w:rPr>
+        <w:t>линейн</w:t>
+      </w:r>
+      <w:r>
+        <w:rPr>
+          <w:rFonts w:ascii="Times New Roman" w:hAnsi="Times New Roman" w:cs="Times New Roman"/>
+          <w:sz w:val="24"/>
+          <w:szCs w:val="24"/>
+          <w:lang w:val="ru-RU"/>
+        </w:rPr>
+        <w:t>ая</w:t>
+      </w:r>
+      <w:r>
+        <w:rPr>
+          <w:rFonts w:ascii="Times New Roman" w:hAnsi="Times New Roman" w:cs="Times New Roman"/>
+          <w:sz w:val="24"/>
+          <w:szCs w:val="24"/>
+          <w:lang w:val="ru-RU"/>
+        </w:rPr>
+        <w:t xml:space="preserve"> комбинаци</w:t>
+      </w:r>
+      <w:r>
+        <w:rPr>
+          <w:rFonts w:ascii="Times New Roman" w:hAnsi="Times New Roman" w:cs="Times New Roman"/>
+          <w:sz w:val="24"/>
+          <w:szCs w:val="24"/>
+          <w:lang w:val="ru-RU"/>
+        </w:rPr>
+        <w:t xml:space="preserve">я </w:t>
+      </w:r>
+      <w:r>
+        <w:rPr>
+          <w:rFonts w:ascii="Times New Roman" w:hAnsi="Times New Roman" w:cs="Times New Roman"/>
+          <w:sz w:val="24"/>
+          <w:szCs w:val="24"/>
+          <w:lang w:val="ru-RU"/>
+        </w:rPr>
+        <w:t xml:space="preserve">элементов вектора весов и оценок </w:t>
+      </w:r>
+      <w:proofErr w:type="spellStart"/>
+      <w:r>
+        <w:rPr>
+          <w:rFonts w:ascii="Times New Roman" w:hAnsi="Times New Roman" w:cs="Times New Roman"/>
+          <w:sz w:val="24"/>
+          <w:szCs w:val="24"/>
+          <w:lang w:val="ru-RU"/>
+        </w:rPr>
+        <w:t>микросервиса</w:t>
+      </w:r>
+      <w:proofErr w:type="spellEnd"/>
+    </w:p>
+    <w:p>
+      <w:pPr>
+        <w:spacing w:after="0" w:line="360" w:lineRule="auto"/>
+        <w:jc w:val="center"/>
+        <w:rPr>
+          <w:rFonts w:ascii="Times New Roman" w:hAnsi="Times New Roman" w:cs="Times New Roman"/>
+          <w:sz w:val="24"/>
+          <w:szCs w:val="24"/>
+        </w:rPr>
+      </w:pPr>
+      <w:r>
+        <w:rPr>
+          <w:rFonts w:ascii="Times New Roman" w:hAnsi="Times New Roman" w:cs="Times New Roman"/>
+          <w:noProof/>
+          <w:sz w:val="24"/>
+          <w:szCs w:val="24"/>
+        </w:rPr>
+        <w:drawing>
+          <wp:inline distT="0" distB="0" distL="0" distR="0" wp14:anchorId="7ECD7109" wp14:editId="2A765FCE">
+            <wp:extent cx="2629267" cy="800212"/>
+            <wp:effectExtent l="0" t="0" r="0" b="0"/>
+            <wp:docPr id="62" name="Рисунок 62"/>
+            <wp:cNvGraphicFramePr>
+              <a:graphicFrameLocks xmlns:a="http://schemas.openxmlformats.org/drawingml/2006/main" noChangeAspect="1"/>
+            </wp:cNvGraphicFramePr>
+            <a:graphic xmlns:a="http://schemas.openxmlformats.org/drawingml/2006/main">
+              <a:graphicData uri="http://schemas.openxmlformats.org/drawingml/2006/picture">
+                <pic:pic xmlns:pic="http://schemas.openxmlformats.org/drawingml/2006/picture">
+                  <pic:nvPicPr>
+                    <pic:cNvPr id="1" name=""/>
+                    <pic:cNvPicPr/>
+                  </pic:nvPicPr>
+                  <pic:blipFill>
+                    <a:blip r:embed="rId55"/>
+                    <a:stretch>
+                      <a:fillRect/>
+                    </a:stretch>
+                  </pic:blipFill>
+                  <pic:spPr>
+                    <a:xfrm>
+                      <a:off x="0" y="0"/>
+                      <a:ext cx="2629267" cy="800212"/>
+                    </a:xfrm>
+                    <a:prstGeom prst="rect">
+                      <a:avLst/>
+                    </a:prstGeom>
+                  </pic:spPr>
+                </pic:pic>
+              </a:graphicData>
+            </a:graphic>
+          </wp:inline>
+        </w:drawing>
+      </w:r>
+    </w:p>
+    <w:p>
+      <w:pPr>
+        <w:spacing w:after="0" w:line="360" w:lineRule="auto"/>
+        <w:jc w:val="both"/>
+        <w:rPr>
+          <w:rFonts w:ascii="Times New Roman" w:hAnsi="Times New Roman" w:cs="Times New Roman"/>
+          <w:sz w:val="24"/>
+          <w:szCs w:val="24"/>
+          <w:lang w:val="ru-RU"/>
+        </w:rPr>
+      </w:pPr>
+      <w:r>
+        <w:rPr>
+          <w:rFonts w:ascii="Times New Roman" w:hAnsi="Times New Roman" w:cs="Times New Roman"/>
+          <w:sz w:val="24"/>
+          <w:szCs w:val="24"/>
+        </w:rPr>
+        <w:tab/>
+      </w:r>
+      <w:r>
+        <w:rPr>
+          <w:rFonts w:ascii="Times New Roman" w:hAnsi="Times New Roman" w:cs="Times New Roman"/>
+          <w:sz w:val="24"/>
+          <w:szCs w:val="24"/>
+          <w:lang w:val="ru-RU"/>
+        </w:rPr>
+        <w:t xml:space="preserve">Таким образом была получена комплексная оценка </w:t>
+      </w:r>
+      <w:r>
+        <w:rPr>
+          <w:rFonts w:ascii="Times New Roman" w:hAnsi="Times New Roman" w:cs="Times New Roman"/>
+          <w:sz w:val="24"/>
+          <w:szCs w:val="24"/>
+          <w:lang w:val="ru-RU"/>
+        </w:rPr>
+        <w:t xml:space="preserve">связности </w:t>
+      </w:r>
+      <w:proofErr w:type="spellStart"/>
+      <w:r>
+        <w:rPr>
+          <w:rFonts w:ascii="Times New Roman" w:hAnsi="Times New Roman" w:cs="Times New Roman"/>
+          <w:sz w:val="24"/>
+          <w:szCs w:val="24"/>
+          <w:lang w:val="ru-RU"/>
+        </w:rPr>
+        <w:t>микросервисов</w:t>
+      </w:r>
+      <w:proofErr w:type="spellEnd"/>
+      <w:r>
+        <w:rPr>
+          <w:rFonts w:ascii="Times New Roman" w:hAnsi="Times New Roman" w:cs="Times New Roman"/>
+          <w:sz w:val="24"/>
+          <w:szCs w:val="24"/>
+          <w:lang w:val="ru-RU"/>
+        </w:rPr>
+        <w:t xml:space="preserve"> информационной</w:t>
+      </w:r>
+      <w:r>
+        <w:rPr>
+          <w:rFonts w:ascii="Times New Roman" w:hAnsi="Times New Roman" w:cs="Times New Roman"/>
+          <w:sz w:val="24"/>
+          <w:szCs w:val="24"/>
+          <w:lang w:val="ru-RU"/>
+        </w:rPr>
+        <w:t xml:space="preserve"> системы</w:t>
+      </w:r>
+      <w:r>
+        <w:rPr>
+          <w:rFonts w:ascii="Times New Roman" w:hAnsi="Times New Roman" w:cs="Times New Roman"/>
+          <w:sz w:val="24"/>
+          <w:szCs w:val="24"/>
+          <w:lang w:val="ru-RU"/>
+        </w:rPr>
+        <w:t>.</w:t>
+      </w:r>
+      <w:r>
+        <w:rPr>
+          <w:rFonts w:ascii="Times New Roman" w:hAnsi="Times New Roman" w:cs="Times New Roman"/>
+          <w:sz w:val="24"/>
+          <w:szCs w:val="24"/>
+          <w:lang w:val="ru-RU"/>
+        </w:rPr>
+        <w:t xml:space="preserve"> </w:t>
+      </w:r>
+    </w:p>
+    <w:p>
+      <w:pPr>
+        <w:spacing w:after="0" w:line="360" w:lineRule="auto"/>
+        <w:ind w:firstLine="708"/>
+        <w:jc w:val="both"/>
+        <w:rPr>
+          <w:rFonts w:ascii="Times New Roman" w:hAnsi="Times New Roman" w:cs="Times New Roman"/>
+          <w:sz w:val="24"/>
+          <w:szCs w:val="24"/>
+          <w:lang w:val="ru-RU"/>
+        </w:rPr>
+      </w:pPr>
+      <w:r>
+        <w:rPr>
+          <w:rFonts w:ascii="Times New Roman" w:hAnsi="Times New Roman" w:cs="Times New Roman"/>
+          <w:sz w:val="24"/>
+          <w:szCs w:val="24"/>
+          <w:lang w:val="ru-RU"/>
+        </w:rPr>
+        <w:t xml:space="preserve">Уже при проведении тестирования могут появится признаки высокой </w:t>
+      </w:r>
+      <w:proofErr w:type="spellStart"/>
+      <w:r>
+        <w:rPr>
+          <w:rFonts w:ascii="Times New Roman" w:hAnsi="Times New Roman" w:cs="Times New Roman"/>
+          <w:sz w:val="24"/>
+          <w:szCs w:val="24"/>
+          <w:lang w:val="ru-RU"/>
+        </w:rPr>
+        <w:t>сцепленности</w:t>
+      </w:r>
+      <w:proofErr w:type="spellEnd"/>
+      <w:r>
+        <w:rPr>
+          <w:rFonts w:ascii="Times New Roman" w:hAnsi="Times New Roman" w:cs="Times New Roman"/>
+          <w:sz w:val="24"/>
+          <w:szCs w:val="24"/>
+          <w:lang w:val="ru-RU"/>
+        </w:rPr>
+        <w:t>.  Во время выполнения шага тестирования метрики могут показывать нестабильное поведение при продолжительной стабильной нагрузке. Для анализа стаб</w:t>
+      </w:r>
+      <w:r>
+        <w:rPr>
+          <w:rFonts w:ascii="Times New Roman" w:hAnsi="Times New Roman" w:cs="Times New Roman"/>
+          <w:sz w:val="24"/>
+          <w:szCs w:val="24"/>
+          <w:lang w:val="ru-RU"/>
+        </w:rPr>
+        <w:t>ил</w:t>
+      </w:r>
+      <w:r>
+        <w:rPr>
+          <w:rFonts w:ascii="Times New Roman" w:hAnsi="Times New Roman" w:cs="Times New Roman"/>
+          <w:sz w:val="24"/>
+          <w:szCs w:val="24"/>
+          <w:lang w:val="ru-RU"/>
+        </w:rPr>
+        <w:t>ьности необходимо вычислить:</w:t>
+      </w:r>
+    </w:p>
+    <w:p>
+      <w:pPr>
+        <w:spacing w:after="0" w:line="360" w:lineRule="auto"/>
+        <w:ind w:firstLine="708"/>
+        <w:jc w:val="center"/>
+        <w:rPr>
+          <w:rFonts w:ascii="Times New Roman" w:hAnsi="Times New Roman" w:cs="Times New Roman"/>
+          <w:sz w:val="24"/>
+          <w:szCs w:val="24"/>
+          <w:lang w:val="ru-RU"/>
+        </w:rPr>
+      </w:pPr>
+      <w:r>
+        <w:rPr>
+          <w:rFonts w:ascii="Times New Roman" w:hAnsi="Times New Roman" w:cs="Times New Roman"/>
+          <w:noProof/>
+          <w:sz w:val="24"/>
+          <w:szCs w:val="24"/>
+          <w:lang w:val="ru-RU"/>
+        </w:rPr>
+        <w:drawing>
+          <wp:inline distT="0" distB="0" distL="0" distR="0" wp14:anchorId="15293570" wp14:editId="68F3CC72">
+            <wp:extent cx="1314633" cy="552527"/>
+            <wp:effectExtent l="0" t="0" r="0" b="0"/>
+            <wp:docPr id="65" name="Рисунок 65"/>
+            <wp:cNvGraphicFramePr>
+              <a:graphicFrameLocks xmlns:a="http://schemas.openxmlformats.org/drawingml/2006/main" noChangeAspect="1"/>
+            </wp:cNvGraphicFramePr>
+            <a:graphic xmlns:a="http://schemas.openxmlformats.org/drawingml/2006/main">
+              <a:graphicData uri="http://schemas.openxmlformats.org/drawingml/2006/picture">
+                <pic:pic xmlns:pic="http://schemas.openxmlformats.org/drawingml/2006/picture">
+                  <pic:nvPicPr>
+                    <pic:cNvPr id="1" name=""/>
+                    <pic:cNvPicPr/>
+                  </pic:nvPicPr>
+                  <pic:blipFill>
+                    <a:blip r:embed="rId56"/>
+                    <a:stretch>
+                      <a:fillRect/>
+                    </a:stretch>
+                  </pic:blipFill>
+                  <pic:spPr>
+                    <a:xfrm>
+                      <a:off x="0" y="0"/>
+                      <a:ext cx="1314633" cy="552527"/>
+                    </a:xfrm>
+                    <a:prstGeom prst="rect">
+                      <a:avLst/>
+                    </a:prstGeom>
+                  </pic:spPr>
+                </pic:pic>
+              </a:graphicData>
+            </a:graphic>
+          </wp:inline>
+        </w:drawing>
+      </w:r>
+    </w:p>
+    <w:p>
+      <w:pPr>
+        <w:spacing w:after="0" w:line="360" w:lineRule="auto"/>
+        <w:ind w:firstLine="708"/>
+        <w:jc w:val="center"/>
+        <w:rPr>
+          <w:rFonts w:ascii="Times New Roman" w:hAnsi="Times New Roman" w:cs="Times New Roman"/>
+          <w:sz w:val="24"/>
+          <w:szCs w:val="24"/>
+        </w:rPr>
+      </w:pPr>
+      <w:r>
+        <w:rPr>
+          <w:rFonts w:ascii="Times New Roman" w:hAnsi="Times New Roman" w:cs="Times New Roman"/>
+          <w:noProof/>
+          <w:sz w:val="24"/>
+          <w:szCs w:val="24"/>
+          <w:lang w:val="ru-RU"/>
+        </w:rPr>
+        <w:drawing>
+          <wp:inline distT="0" distB="0" distL="0" distR="0" wp14:anchorId="22F78D81" wp14:editId="3566AAF7">
+            <wp:extent cx="1305107" cy="362001"/>
+            <wp:effectExtent l="0" t="0" r="0" b="0"/>
+            <wp:docPr id="66" name="Рисунок 66"/>
+            <wp:cNvGraphicFramePr>
+              <a:graphicFrameLocks xmlns:a="http://schemas.openxmlformats.org/drawingml/2006/main" noChangeAspect="1"/>
+            </wp:cNvGraphicFramePr>
+            <a:graphic xmlns:a="http://schemas.openxmlformats.org/drawingml/2006/main">
+              <a:graphicData uri="http://schemas.openxmlformats.org/drawingml/2006/picture">
+                <pic:pic xmlns:pic="http://schemas.openxmlformats.org/drawingml/2006/picture">
+                  <pic:nvPicPr>
+                    <pic:cNvPr id="1" name=""/>
+                    <pic:cNvPicPr/>
+                  </pic:nvPicPr>
+                  <pic:blipFill>
+                    <a:blip r:embed="rId57"/>
+                    <a:stretch>
+                      <a:fillRect/>
+                    </a:stretch>
+                  </pic:blipFill>
+                  <pic:spPr>
+                    <a:xfrm>
+                      <a:off x="0" y="0"/>
                       <a:ext cx="1305107" cy="362001"/>
                     </a:xfrm>
                     <a:prstGeom prst="rect">
@@ -11624,7 +11853,7 @@
     </w:p>
     <w:p>
       <w:pPr>
-        <w:spacing w:line="360" w:lineRule="auto"/>
+        <w:spacing w:after="0" w:line="360" w:lineRule="auto"/>
         <w:ind w:firstLine="708"/>
         <w:jc w:val="both"/>
         <w:rPr>
@@ -11758,7 +11987,7 @@
     </w:p>
     <w:p>
       <w:pPr>
-        <w:spacing w:line="360" w:lineRule="auto"/>
+        <w:spacing w:after="0" w:line="360" w:lineRule="auto"/>
         <w:ind w:firstLine="708"/>
         <w:jc w:val="both"/>
         <w:rPr>
@@ -11784,7 +12013,16 @@
           <w:szCs w:val="24"/>
           <w:lang w:val="ru-RU"/>
         </w:rPr>
-        <w:t xml:space="preserve">е также можно сделать выводы о высокой </w:t>
+        <w:t xml:space="preserve">и </w:t>
+      </w:r>
+      <w:r>
+        <w:rPr>
+          <w:rFonts w:ascii="Times New Roman" w:hAnsi="Times New Roman" w:cs="Times New Roman"/>
+          <w:sz w:val="24"/>
+          <w:szCs w:val="24"/>
+          <w:lang w:val="ru-RU"/>
+        </w:rPr>
+        <w:t xml:space="preserve">также можно сделать выводы о высокой </w:t>
       </w:r>
       <w:proofErr w:type="spellStart"/>
       <w:r>
@@ -11809,92 +12047,189 @@
     </w:p>
     <w:p>
       <w:pPr>
-        <w:spacing w:line="360" w:lineRule="auto"/>
+        <w:spacing w:after="0" w:line="360" w:lineRule="auto"/>
+        <w:ind w:firstLine="708"/>
+        <w:jc w:val="center"/>
+        <w:rPr>
+          <w:rFonts w:ascii="Times New Roman" w:hAnsi="Times New Roman" w:cs="Times New Roman"/>
+          <w:sz w:val="24"/>
+          <w:szCs w:val="24"/>
+          <w:lang w:val="ru-RU"/>
+        </w:rPr>
+      </w:pPr>
+      <w:r>
+        <w:rPr>
+          <w:rFonts w:ascii="Times New Roman" w:hAnsi="Times New Roman" w:cs="Times New Roman"/>
+          <w:noProof/>
+          <w:sz w:val="24"/>
+          <w:szCs w:val="24"/>
+          <w:lang w:val="ru-RU"/>
+        </w:rPr>
+        <w:drawing>
+          <wp:inline distT="0" distB="0" distL="0" distR="0" wp14:anchorId="280737C6" wp14:editId="37F3766E">
+            <wp:extent cx="3162741" cy="1133633"/>
+            <wp:effectExtent l="0" t="0" r="0" b="9525"/>
+            <wp:docPr id="64" name="Рисунок 64"/>
+            <wp:cNvGraphicFramePr>
+              <a:graphicFrameLocks xmlns:a="http://schemas.openxmlformats.org/drawingml/2006/main" noChangeAspect="1"/>
+            </wp:cNvGraphicFramePr>
+            <a:graphic xmlns:a="http://schemas.openxmlformats.org/drawingml/2006/main">
+              <a:graphicData uri="http://schemas.openxmlformats.org/drawingml/2006/picture">
+                <pic:pic xmlns:pic="http://schemas.openxmlformats.org/drawingml/2006/picture">
+                  <pic:nvPicPr>
+                    <pic:cNvPr id="1" name=""/>
+                    <pic:cNvPicPr/>
+                  </pic:nvPicPr>
+                  <pic:blipFill>
+                    <a:blip r:embed="rId31"/>
+                    <a:stretch>
+                      <a:fillRect/>
+                    </a:stretch>
+                  </pic:blipFill>
+                  <pic:spPr>
+                    <a:xfrm>
+                      <a:off x="0" y="0"/>
+                      <a:ext cx="3162741" cy="1133633"/>
+                    </a:xfrm>
+                    <a:prstGeom prst="rect">
+                      <a:avLst/>
+                    </a:prstGeom>
+                  </pic:spPr>
+                </pic:pic>
+              </a:graphicData>
+            </a:graphic>
+          </wp:inline>
+        </w:drawing>
+      </w:r>
+    </w:p>
+    <w:p>
+      <w:pPr>
+        <w:spacing w:after="0" w:line="360" w:lineRule="auto"/>
         <w:ind w:firstLine="708"/>
         <w:jc w:val="both"/>
         <w:rPr>
           <w:rFonts w:ascii="Times New Roman" w:hAnsi="Times New Roman" w:cs="Times New Roman"/>
           <w:sz w:val="24"/>
           <w:szCs w:val="24"/>
-          <w:lang w:val="ru-RU"/>
-        </w:rPr>
-      </w:pPr>
-      <w:r>
-        <w:rPr>
-          <w:rFonts w:ascii="Times New Roman" w:hAnsi="Times New Roman" w:cs="Times New Roman"/>
-          <w:sz w:val="24"/>
-          <w:szCs w:val="24"/>
-          <w:highlight w:val="red"/>
-          <w:lang w:val="ru-RU"/>
-        </w:rPr>
-        <w:t>/*</w:t>
-      </w:r>
-      <w:r>
-        <w:rPr>
-          <w:rFonts w:ascii="Times New Roman" w:hAnsi="Times New Roman" w:cs="Times New Roman"/>
-          <w:sz w:val="24"/>
-          <w:szCs w:val="24"/>
-          <w:highlight w:val="red"/>
-          <w:lang w:val="ru-RU"/>
-        </w:rPr>
-        <w:t>матрица</w:t>
-      </w:r>
-      <w:r>
-        <w:rPr>
-          <w:rFonts w:ascii="Times New Roman" w:hAnsi="Times New Roman" w:cs="Times New Roman"/>
-          <w:sz w:val="24"/>
-          <w:szCs w:val="24"/>
-          <w:highlight w:val="red"/>
-          <w:lang w:val="ru-RU"/>
-        </w:rPr>
-        <w:t>*/</w:t>
+        </w:rPr>
+      </w:pPr>
+      <w:r>
+        <w:rPr>
+          <w:rFonts w:ascii="Times New Roman" w:hAnsi="Times New Roman" w:cs="Times New Roman"/>
+          <w:sz w:val="24"/>
+          <w:szCs w:val="24"/>
+          <w:lang w:val="ru-RU"/>
+        </w:rPr>
+        <w:lastRenderedPageBreak/>
+        <w:t xml:space="preserve">По каждой строке </w:t>
+      </w:r>
+      <w:proofErr w:type="spellStart"/>
+      <w:r>
+        <w:rPr>
+          <w:rFonts w:ascii="Times New Roman" w:hAnsi="Times New Roman" w:cs="Times New Roman"/>
+          <w:sz w:val="24"/>
+          <w:szCs w:val="24"/>
+          <w:lang w:val="ru-RU"/>
+        </w:rPr>
+        <w:t>апроксимируем</w:t>
+      </w:r>
+      <w:proofErr w:type="spellEnd"/>
+      <w:r>
+        <w:rPr>
+          <w:rFonts w:ascii="Times New Roman" w:hAnsi="Times New Roman" w:cs="Times New Roman"/>
+          <w:sz w:val="24"/>
+          <w:szCs w:val="24"/>
+          <w:lang w:val="ru-RU"/>
+        </w:rPr>
+        <w:t xml:space="preserve"> данные по задержке и получим функцию</w:t>
+      </w:r>
+      <w:r>
+        <w:rPr>
+          <w:rFonts w:ascii="Times New Roman" w:hAnsi="Times New Roman" w:cs="Times New Roman"/>
+          <w:sz w:val="24"/>
+          <w:szCs w:val="24"/>
+          <w:lang w:val="ru-RU"/>
+        </w:rPr>
+        <w:t xml:space="preserve"> для каждого </w:t>
+      </w:r>
+      <w:proofErr w:type="spellStart"/>
+      <w:r>
+        <w:rPr>
+          <w:rFonts w:ascii="Times New Roman" w:hAnsi="Times New Roman" w:cs="Times New Roman"/>
+          <w:sz w:val="24"/>
+          <w:szCs w:val="24"/>
+          <w:lang w:val="ru-RU"/>
+        </w:rPr>
+        <w:t>микросервиса</w:t>
+      </w:r>
+      <w:proofErr w:type="spellEnd"/>
+      <w:r>
+        <w:rPr>
+          <w:rFonts w:ascii="Times New Roman" w:hAnsi="Times New Roman" w:cs="Times New Roman"/>
+          <w:sz w:val="24"/>
+          <w:szCs w:val="24"/>
+          <w:lang w:val="ru-RU"/>
+        </w:rPr>
+        <w:t>:</w:t>
       </w:r>
     </w:p>
     <w:p>
       <w:pPr>
-        <w:spacing w:line="360" w:lineRule="auto"/>
+        <w:spacing w:after="0" w:line="360" w:lineRule="auto"/>
         <w:ind w:firstLine="708"/>
         <w:jc w:val="both"/>
         <w:rPr>
           <w:rFonts w:ascii="Times New Roman" w:hAnsi="Times New Roman" w:cs="Times New Roman"/>
           <w:sz w:val="24"/>
           <w:szCs w:val="24"/>
-          <w:lang w:val="ru-RU"/>
-        </w:rPr>
-      </w:pPr>
-      <w:r>
-        <w:rPr>
-          <w:rFonts w:ascii="Times New Roman" w:hAnsi="Times New Roman" w:cs="Times New Roman"/>
-          <w:sz w:val="24"/>
-          <w:szCs w:val="24"/>
-          <w:lang w:val="ru-RU"/>
-        </w:rPr>
-        <w:t xml:space="preserve">По каждой строке </w:t>
-      </w:r>
-      <w:proofErr w:type="spellStart"/>
-      <w:r>
-        <w:rPr>
-          <w:rFonts w:ascii="Times New Roman" w:hAnsi="Times New Roman" w:cs="Times New Roman"/>
-          <w:sz w:val="24"/>
-          <w:szCs w:val="24"/>
-          <w:lang w:val="ru-RU"/>
-        </w:rPr>
-        <w:t>апроксимируем</w:t>
-      </w:r>
-      <w:proofErr w:type="spellEnd"/>
-      <w:r>
-        <w:rPr>
-          <w:rFonts w:ascii="Times New Roman" w:hAnsi="Times New Roman" w:cs="Times New Roman"/>
-          <w:sz w:val="24"/>
-          <w:szCs w:val="24"/>
-          <w:lang w:val="ru-RU"/>
-        </w:rPr>
-        <w:t xml:space="preserve"> данные по задержке и получим функцию</w:t>
+        </w:rPr>
+      </w:pPr>
+      <w:r>
+        <w:rPr>
+          <w:rFonts w:ascii="Times New Roman" w:hAnsi="Times New Roman" w:cs="Times New Roman"/>
+          <w:sz w:val="24"/>
+          <w:szCs w:val="24"/>
+        </w:rPr>
+        <w:drawing>
+          <wp:inline distT="0" distB="0" distL="0" distR="0" wp14:anchorId="7B1DC35D" wp14:editId="3FDCBCF3">
+            <wp:extent cx="5144218" cy="609685"/>
+            <wp:effectExtent l="0" t="0" r="0" b="0"/>
+            <wp:docPr id="68" name="Рисунок 68"/>
+            <wp:cNvGraphicFramePr>
+              <a:graphicFrameLocks xmlns:a="http://schemas.openxmlformats.org/drawingml/2006/main" noChangeAspect="1"/>
+            </wp:cNvGraphicFramePr>
+            <a:graphic xmlns:a="http://schemas.openxmlformats.org/drawingml/2006/main">
+              <a:graphicData uri="http://schemas.openxmlformats.org/drawingml/2006/picture">
+                <pic:pic xmlns:pic="http://schemas.openxmlformats.org/drawingml/2006/picture">
+                  <pic:nvPicPr>
+                    <pic:cNvPr id="1" name=""/>
+                    <pic:cNvPicPr/>
+                  </pic:nvPicPr>
+                  <pic:blipFill>
+                    <a:blip r:embed="rId58"/>
+                    <a:stretch>
+                      <a:fillRect/>
+                    </a:stretch>
+                  </pic:blipFill>
+                  <pic:spPr>
+                    <a:xfrm>
+                      <a:off x="0" y="0"/>
+                      <a:ext cx="5144218" cy="609685"/>
+                    </a:xfrm>
+                    <a:prstGeom prst="rect">
+                      <a:avLst/>
+                    </a:prstGeom>
+                  </pic:spPr>
+                </pic:pic>
+              </a:graphicData>
+            </a:graphic>
+          </wp:inline>
+        </w:drawing>
       </w:r>
     </w:p>
     <w:p>
       <w:pPr>
-        <w:spacing w:line="360" w:lineRule="auto"/>
+        <w:spacing w:after="0" w:line="360" w:lineRule="auto"/>
         <w:ind w:firstLine="708"/>
         <w:jc w:val="both"/>
         <w:rPr>
@@ -11909,15 +12244,43 @@
           <w:rFonts w:ascii="Times New Roman" w:hAnsi="Times New Roman" w:cs="Times New Roman"/>
           <w:sz w:val="24"/>
           <w:szCs w:val="24"/>
-          <w:highlight w:val="red"/>
-          <w:lang w:val="ru-RU"/>
-        </w:rPr>
-        <w:t>/*функция*/</w:t>
+          <w:lang w:val="ru-RU"/>
+        </w:rPr>
+        <w:t xml:space="preserve">После вычислений точек перегиба сгруппируем сервисы, у которых «близкие колена» с учётом вектора мод. </w:t>
+      </w:r>
+      <w:r>
+        <w:rPr>
+          <w:rFonts w:ascii="Times New Roman" w:hAnsi="Times New Roman" w:cs="Times New Roman"/>
+          <w:sz w:val="24"/>
+          <w:szCs w:val="24"/>
+          <w:lang w:val="ru-RU"/>
+        </w:rPr>
+        <w:t xml:space="preserve">Те сервисы, у которых близкие колена, требуют дальнейшее исследование на предмет высокой </w:t>
+      </w:r>
+      <w:proofErr w:type="spellStart"/>
+      <w:r>
+        <w:rPr>
+          <w:rFonts w:ascii="Times New Roman" w:hAnsi="Times New Roman" w:cs="Times New Roman"/>
+          <w:sz w:val="24"/>
+          <w:szCs w:val="24"/>
+          <w:lang w:val="ru-RU"/>
+        </w:rPr>
+        <w:t>сцепленности</w:t>
+      </w:r>
+      <w:proofErr w:type="spellEnd"/>
+      <w:r>
+        <w:rPr>
+          <w:rFonts w:ascii="Times New Roman" w:hAnsi="Times New Roman" w:cs="Times New Roman"/>
+          <w:sz w:val="24"/>
+          <w:szCs w:val="24"/>
+          <w:lang w:val="ru-RU"/>
+        </w:rPr>
+        <w:t xml:space="preserve"> и общего ресурса.</w:t>
       </w:r>
     </w:p>
     <w:p>
       <w:pPr>
-        <w:spacing w:line="360" w:lineRule="auto"/>
+        <w:spacing w:after="0" w:line="360" w:lineRule="auto"/>
         <w:ind w:firstLine="708"/>
         <w:jc w:val="both"/>
         <w:rPr>
@@ -11934,16 +12297,16 @@
           <w:szCs w:val="24"/>
           <w:lang w:val="ru-RU"/>
         </w:rPr>
-        <w:t xml:space="preserve">После вычислений точек перегиба сгруппируем сервисы, у которых «близкие колена» с учётом вектора мод. </w:t>
-      </w:r>
-      <w:r>
-        <w:rPr>
-          <w:rFonts w:ascii="Times New Roman" w:hAnsi="Times New Roman" w:cs="Times New Roman"/>
-          <w:sz w:val="24"/>
-          <w:szCs w:val="24"/>
-          <w:lang w:val="ru-RU"/>
-        </w:rPr>
-        <w:t xml:space="preserve">Те сервисы, у которых близкие колена, требуют дальнейшее исследование на предмет высокой </w:t>
+        <w:t xml:space="preserve">При сопоставлении матрицы задержки </w:t>
+      </w:r>
+      <w:r>
+        <w:rPr>
+          <w:rFonts w:ascii="Times New Roman" w:hAnsi="Times New Roman" w:cs="Times New Roman"/>
+          <w:sz w:val="24"/>
+          <w:szCs w:val="24"/>
+          <w:lang w:val="ru-RU"/>
+        </w:rPr>
+        <w:t xml:space="preserve">с аналогичными матрицами, отображающими другие метрики, одним из показателем высокой </w:t>
       </w:r>
       <w:proofErr w:type="spellStart"/>
       <w:r>
@@ -11963,12 +12326,36 @@
           <w:szCs w:val="24"/>
           <w:lang w:val="ru-RU"/>
         </w:rPr>
-        <w:t xml:space="preserve"> и общего ресурса.</w:t>
+        <w:t xml:space="preserve"> может служить рост задержки при относительно стабильных других метриках. </w:t>
       </w:r>
     </w:p>
     <w:p>
       <w:pPr>
-        <w:spacing w:line="360" w:lineRule="auto"/>
+        <w:spacing w:before="120" w:after="120"/>
+        <w:ind w:firstLine="709"/>
+        <w:jc w:val="both"/>
+        <w:rPr>
+          <w:rFonts w:ascii="Times New Roman" w:hAnsi="Times New Roman" w:cs="Times New Roman"/>
+          <w:b/>
+          <w:sz w:val="24"/>
+          <w:szCs w:val="24"/>
+          <w:lang w:val="ru-RU"/>
+        </w:rPr>
+      </w:pPr>
+      <w:r>
+        <w:rPr>
+          <w:rFonts w:ascii="Times New Roman" w:hAnsi="Times New Roman" w:cs="Times New Roman"/>
+          <w:b/>
+          <w:sz w:val="24"/>
+          <w:szCs w:val="24"/>
+          <w:lang w:val="ru-RU"/>
+        </w:rPr>
+        <w:t xml:space="preserve">ЧАСТЬ 4. ОТКАЗОУСТОЙЧИВОСТЬ. </w:t>
+      </w:r>
+    </w:p>
+    <w:p>
+      <w:pPr>
+        <w:spacing w:after="0" w:line="360" w:lineRule="auto"/>
         <w:ind w:firstLine="708"/>
         <w:jc w:val="both"/>
         <w:rPr>
@@ -11985,86 +12372,88 @@
           <w:szCs w:val="24"/>
           <w:lang w:val="ru-RU"/>
         </w:rPr>
-        <w:t xml:space="preserve">При сопоставлении матрицы задержки </w:t>
-      </w:r>
-      <w:r>
-        <w:rPr>
-          <w:rFonts w:ascii="Times New Roman" w:hAnsi="Times New Roman" w:cs="Times New Roman"/>
-          <w:sz w:val="24"/>
-          <w:szCs w:val="24"/>
-          <w:lang w:val="ru-RU"/>
-        </w:rPr>
-        <w:t xml:space="preserve">с аналогичными матрицами, отображающими другие метрики, одним из показателем высокой </w:t>
-      </w:r>
-      <w:proofErr w:type="spellStart"/>
-      <w:r>
-        <w:rPr>
-          <w:rFonts w:ascii="Times New Roman" w:hAnsi="Times New Roman" w:cs="Times New Roman"/>
-          <w:sz w:val="24"/>
-          <w:szCs w:val="24"/>
-          <w:lang w:val="ru-RU"/>
-        </w:rPr>
-        <w:t>сцепленности</w:t>
-      </w:r>
-      <w:proofErr w:type="spellEnd"/>
-      <w:r>
-        <w:rPr>
-          <w:rFonts w:ascii="Times New Roman" w:hAnsi="Times New Roman" w:cs="Times New Roman"/>
-          <w:sz w:val="24"/>
-          <w:szCs w:val="24"/>
-          <w:lang w:val="ru-RU"/>
-        </w:rPr>
-        <w:t xml:space="preserve"> может служить рост задержки при относительно стабильных других метриках. </w:t>
+        <w:t>Для определения отказоустойчивости необходимо собрать данные о всех ошибках во время тестирования в виде матрицы</w:t>
       </w:r>
     </w:p>
     <w:p>
       <w:pPr>
-        <w:ind w:firstLine="708"/>
-        <w:jc w:val="both"/>
-        <w:rPr>
-          <w:rFonts w:ascii="Times New Roman" w:hAnsi="Times New Roman" w:cs="Times New Roman"/>
-          <w:b/>
-          <w:sz w:val="24"/>
-          <w:szCs w:val="24"/>
-          <w:lang w:val="ru-RU"/>
-        </w:rPr>
-      </w:pPr>
-      <w:r>
-        <w:rPr>
-          <w:rFonts w:ascii="Times New Roman" w:hAnsi="Times New Roman" w:cs="Times New Roman"/>
-          <w:b/>
-          <w:sz w:val="24"/>
-          <w:szCs w:val="24"/>
-          <w:lang w:val="ru-RU"/>
-        </w:rPr>
-        <w:t xml:space="preserve">ЧАСТЬ 4. ОТКАЗОУСТОЙЧИВОСТЬ. </w:t>
+        <w:spacing w:after="0" w:line="360" w:lineRule="auto"/>
+        <w:jc w:val="center"/>
+        <w:rPr>
+          <w:rFonts w:ascii="Times New Roman" w:hAnsi="Times New Roman" w:cs="Times New Roman"/>
+          <w:sz w:val="24"/>
+          <w:szCs w:val="24"/>
+        </w:rPr>
+      </w:pPr>
+      <w:r>
+        <w:rPr>
+          <w:rFonts w:ascii="Times New Roman" w:hAnsi="Times New Roman" w:cs="Times New Roman"/>
+          <w:noProof/>
+          <w:sz w:val="24"/>
+          <w:szCs w:val="24"/>
+          <w:lang w:val="ru-RU"/>
+        </w:rPr>
+        <w:drawing>
+          <wp:inline distT="0" distB="0" distL="0" distR="0" wp14:anchorId="3BB55BC5" wp14:editId="378E680A">
+            <wp:extent cx="3686689" cy="1343212"/>
+            <wp:effectExtent l="0" t="0" r="9525" b="9525"/>
+            <wp:docPr id="4" name="Рисунок 4"/>
+            <wp:cNvGraphicFramePr>
+              <a:graphicFrameLocks xmlns:a="http://schemas.openxmlformats.org/drawingml/2006/main" noChangeAspect="1"/>
+            </wp:cNvGraphicFramePr>
+            <a:graphic xmlns:a="http://schemas.openxmlformats.org/drawingml/2006/main">
+              <a:graphicData uri="http://schemas.openxmlformats.org/drawingml/2006/picture">
+                <pic:pic xmlns:pic="http://schemas.openxmlformats.org/drawingml/2006/picture">
+                  <pic:nvPicPr>
+                    <pic:cNvPr id="1" name=""/>
+                    <pic:cNvPicPr/>
+                  </pic:nvPicPr>
+                  <pic:blipFill>
+                    <a:blip r:embed="rId59"/>
+                    <a:stretch>
+                      <a:fillRect/>
+                    </a:stretch>
+                  </pic:blipFill>
+                  <pic:spPr>
+                    <a:xfrm>
+                      <a:off x="0" y="0"/>
+                      <a:ext cx="3686689" cy="1343212"/>
+                    </a:xfrm>
+                    <a:prstGeom prst="rect">
+                      <a:avLst/>
+                    </a:prstGeom>
+                  </pic:spPr>
+                </pic:pic>
+              </a:graphicData>
+            </a:graphic>
+          </wp:inline>
+        </w:drawing>
       </w:r>
     </w:p>
     <w:p>
       <w:pPr>
-        <w:spacing w:line="360" w:lineRule="auto"/>
+        <w:spacing w:after="0" w:line="360" w:lineRule="auto"/>
         <w:ind w:firstLine="708"/>
-        <w:jc w:val="both"/>
-        <w:rPr>
-          <w:rFonts w:ascii="Times New Roman" w:hAnsi="Times New Roman" w:cs="Times New Roman"/>
-          <w:sz w:val="24"/>
-          <w:szCs w:val="24"/>
-          <w:lang w:val="ru-RU"/>
-        </w:rPr>
-      </w:pPr>
-      <w:r>
-        <w:rPr>
-          <w:rFonts w:ascii="Times New Roman" w:hAnsi="Times New Roman" w:cs="Times New Roman"/>
-          <w:sz w:val="24"/>
-          <w:szCs w:val="24"/>
-          <w:lang w:val="ru-RU"/>
-        </w:rPr>
-        <w:t>Для определения отказоустойчивости необходимо собрать данные о всех ошибках во время тестирования в виде матрицы</w:t>
+        <w:rPr>
+          <w:rFonts w:ascii="Times New Roman" w:hAnsi="Times New Roman" w:cs="Times New Roman"/>
+          <w:sz w:val="24"/>
+          <w:szCs w:val="24"/>
+          <w:lang w:val="ru-RU"/>
+        </w:rPr>
+      </w:pPr>
+      <w:r>
+        <w:rPr>
+          <w:rFonts w:ascii="Times New Roman" w:hAnsi="Times New Roman" w:cs="Times New Roman"/>
+          <w:sz w:val="24"/>
+          <w:szCs w:val="24"/>
+          <w:lang w:val="ru-RU"/>
+        </w:rPr>
+        <w:t>Для дальнейшего анализа нужно провести нормализацию этой матрицы:</w:t>
       </w:r>
     </w:p>
     <w:p>
       <w:pPr>
-        <w:spacing w:line="360" w:lineRule="auto"/>
+        <w:spacing w:after="0" w:line="360" w:lineRule="auto"/>
         <w:jc w:val="both"/>
         <w:rPr>
           <w:rFonts w:ascii="Times New Roman" w:hAnsi="Times New Roman" w:cs="Times New Roman"/>
@@ -12085,17 +12474,51 @@
       <w:r>
         <w:rPr>
           <w:rFonts w:ascii="Times New Roman" w:hAnsi="Times New Roman" w:cs="Times New Roman"/>
-          <w:sz w:val="24"/>
-          <w:szCs w:val="24"/>
-          <w:highlight w:val="red"/>
-          <w:lang w:val="ru-RU"/>
-        </w:rPr>
-        <w:t>/*матрица*/</w:t>
+          <w:noProof/>
+          <w:sz w:val="24"/>
+          <w:szCs w:val="24"/>
+          <w:lang w:val="ru-RU"/>
+        </w:rPr>
+        <w:drawing>
+          <wp:inline distT="0" distB="0" distL="0" distR="0" wp14:anchorId="223757AE" wp14:editId="402B68BB">
+            <wp:extent cx="5249008" cy="952633"/>
+            <wp:effectExtent l="0" t="0" r="8890" b="0"/>
+            <wp:docPr id="8" name="Рисунок 8"/>
+            <wp:cNvGraphicFramePr>
+              <a:graphicFrameLocks xmlns:a="http://schemas.openxmlformats.org/drawingml/2006/main" noChangeAspect="1"/>
+            </wp:cNvGraphicFramePr>
+            <a:graphic xmlns:a="http://schemas.openxmlformats.org/drawingml/2006/main">
+              <a:graphicData uri="http://schemas.openxmlformats.org/drawingml/2006/picture">
+                <pic:pic xmlns:pic="http://schemas.openxmlformats.org/drawingml/2006/picture">
+                  <pic:nvPicPr>
+                    <pic:cNvPr id="1" name=""/>
+                    <pic:cNvPicPr/>
+                  </pic:nvPicPr>
+                  <pic:blipFill>
+                    <a:blip r:embed="rId60"/>
+                    <a:stretch>
+                      <a:fillRect/>
+                    </a:stretch>
+                  </pic:blipFill>
+                  <pic:spPr>
+                    <a:xfrm>
+                      <a:off x="0" y="0"/>
+                      <a:ext cx="5249008" cy="952633"/>
+                    </a:xfrm>
+                    <a:prstGeom prst="rect">
+                      <a:avLst/>
+                    </a:prstGeom>
+                  </pic:spPr>
+                </pic:pic>
+              </a:graphicData>
+            </a:graphic>
+          </wp:inline>
+        </w:drawing>
       </w:r>
     </w:p>
     <w:p>
       <w:pPr>
-        <w:spacing w:line="360" w:lineRule="auto"/>
+        <w:spacing w:after="0" w:line="360" w:lineRule="auto"/>
         <w:jc w:val="both"/>
         <w:rPr>
           <w:rFonts w:ascii="Times New Roman" w:hAnsi="Times New Roman" w:cs="Times New Roman"/>
@@ -12112,160 +12535,129 @@
           <w:lang w:val="ru-RU"/>
         </w:rPr>
         <w:tab/>
-        <w:t>Для дальнейшего анализа нужно провести нормализацию этой матрицы:</w:t>
+        <w:t xml:space="preserve">По каждой строке необходимо </w:t>
+      </w:r>
+      <w:r>
+        <w:rPr>
+          <w:rFonts w:ascii="Times New Roman" w:hAnsi="Times New Roman" w:cs="Times New Roman"/>
+          <w:sz w:val="24"/>
+          <w:szCs w:val="24"/>
+          <w:lang w:val="ru-RU"/>
+        </w:rPr>
+        <w:t xml:space="preserve">вычислить медиану, таким образом получим вектор ошибок для всей системы. </w:t>
+      </w:r>
+      <w:r>
+        <w:rPr>
+          <w:rFonts w:ascii="Times New Roman" w:hAnsi="Times New Roman" w:cs="Times New Roman"/>
+          <w:sz w:val="24"/>
+          <w:szCs w:val="24"/>
+          <w:lang w:val="ru-RU"/>
+        </w:rPr>
+        <w:t>С учетом нормализованного вектора мод получим оценку отказоустойчивости.</w:t>
       </w:r>
     </w:p>
     <w:p>
       <w:pPr>
-        <w:spacing w:line="360" w:lineRule="auto"/>
-        <w:jc w:val="both"/>
-        <w:rPr>
-          <w:rFonts w:ascii="Times New Roman" w:hAnsi="Times New Roman" w:cs="Times New Roman"/>
-          <w:sz w:val="24"/>
-          <w:szCs w:val="24"/>
-          <w:lang w:val="ru-RU"/>
-        </w:rPr>
-      </w:pPr>
-      <w:r>
-        <w:rPr>
-          <w:rFonts w:ascii="Times New Roman" w:hAnsi="Times New Roman" w:cs="Times New Roman"/>
-          <w:sz w:val="24"/>
-          <w:szCs w:val="24"/>
-          <w:lang w:val="ru-RU"/>
-        </w:rPr>
-        <w:tab/>
-      </w:r>
-      <w:r>
-        <w:rPr>
-          <w:rFonts w:ascii="Times New Roman" w:hAnsi="Times New Roman" w:cs="Times New Roman"/>
-          <w:sz w:val="24"/>
-          <w:szCs w:val="24"/>
-          <w:highlight w:val="red"/>
-          <w:lang w:val="ru-RU"/>
-        </w:rPr>
-        <w:t>/*матрица*/</w:t>
+        <w:spacing w:after="0" w:line="360" w:lineRule="auto"/>
+        <w:jc w:val="center"/>
+        <w:rPr>
+          <w:rFonts w:ascii="Times New Roman" w:hAnsi="Times New Roman" w:cs="Times New Roman"/>
+          <w:sz w:val="24"/>
+          <w:szCs w:val="24"/>
+          <w:lang w:val="ru-RU"/>
+        </w:rPr>
+      </w:pPr>
+      <w:r>
+        <w:rPr>
+          <w:rFonts w:ascii="Times New Roman" w:hAnsi="Times New Roman" w:cs="Times New Roman"/>
+          <w:sz w:val="24"/>
+          <w:szCs w:val="24"/>
+          <w:lang w:val="ru-RU"/>
+        </w:rPr>
+        <w:drawing>
+          <wp:inline distT="0" distB="0" distL="0" distR="0" wp14:anchorId="131A6D94" wp14:editId="77EA77D7">
+            <wp:extent cx="3467584" cy="457264"/>
+            <wp:effectExtent l="0" t="0" r="0" b="0"/>
+            <wp:docPr id="69" name="Рисунок 69"/>
+            <wp:cNvGraphicFramePr>
+              <a:graphicFrameLocks xmlns:a="http://schemas.openxmlformats.org/drawingml/2006/main" noChangeAspect="1"/>
+            </wp:cNvGraphicFramePr>
+            <a:graphic xmlns:a="http://schemas.openxmlformats.org/drawingml/2006/main">
+              <a:graphicData uri="http://schemas.openxmlformats.org/drawingml/2006/picture">
+                <pic:pic xmlns:pic="http://schemas.openxmlformats.org/drawingml/2006/picture">
+                  <pic:nvPicPr>
+                    <pic:cNvPr id="1" name=""/>
+                    <pic:cNvPicPr/>
+                  </pic:nvPicPr>
+                  <pic:blipFill>
+                    <a:blip r:embed="rId61"/>
+                    <a:stretch>
+                      <a:fillRect/>
+                    </a:stretch>
+                  </pic:blipFill>
+                  <pic:spPr>
+                    <a:xfrm>
+                      <a:off x="0" y="0"/>
+                      <a:ext cx="3467584" cy="457264"/>
+                    </a:xfrm>
+                    <a:prstGeom prst="rect">
+                      <a:avLst/>
+                    </a:prstGeom>
+                  </pic:spPr>
+                </pic:pic>
+              </a:graphicData>
+            </a:graphic>
+          </wp:inline>
+        </w:drawing>
       </w:r>
     </w:p>
     <w:p>
       <w:pPr>
-        <w:spacing w:line="360" w:lineRule="auto"/>
-        <w:jc w:val="both"/>
-        <w:rPr>
-          <w:rFonts w:ascii="Times New Roman" w:hAnsi="Times New Roman" w:cs="Times New Roman"/>
-          <w:sz w:val="24"/>
-          <w:szCs w:val="24"/>
-          <w:lang w:val="ru-RU"/>
-        </w:rPr>
-      </w:pPr>
-      <w:r>
-        <w:rPr>
-          <w:rFonts w:ascii="Times New Roman" w:hAnsi="Times New Roman" w:cs="Times New Roman"/>
-          <w:sz w:val="24"/>
-          <w:szCs w:val="24"/>
-          <w:lang w:val="ru-RU"/>
-        </w:rPr>
-        <w:lastRenderedPageBreak/>
-        <w:tab/>
-        <w:t xml:space="preserve">По каждой строке необходимо </w:t>
-      </w:r>
-      <w:r>
-        <w:rPr>
-          <w:rFonts w:ascii="Times New Roman" w:hAnsi="Times New Roman" w:cs="Times New Roman"/>
-          <w:sz w:val="24"/>
-          <w:szCs w:val="24"/>
-          <w:lang w:val="ru-RU"/>
-        </w:rPr>
-        <w:t xml:space="preserve">вычислить медиану, таким образом получим вектор ошибок для всей системы. </w:t>
-      </w:r>
-      <w:r>
-        <w:rPr>
-          <w:rFonts w:ascii="Times New Roman" w:hAnsi="Times New Roman" w:cs="Times New Roman"/>
-          <w:sz w:val="24"/>
-          <w:szCs w:val="24"/>
-          <w:lang w:val="ru-RU"/>
-        </w:rPr>
-        <w:t>С учетом нормализованного вектора мод получим оценку отказоустойчивости.</w:t>
-      </w:r>
-    </w:p>
-    <w:p>
-      <w:pPr>
-        <w:spacing w:line="360" w:lineRule="auto"/>
-        <w:jc w:val="both"/>
-        <w:rPr>
-          <w:rFonts w:ascii="Times New Roman" w:hAnsi="Times New Roman" w:cs="Times New Roman"/>
-          <w:sz w:val="24"/>
-          <w:szCs w:val="24"/>
-          <w:lang w:val="ru-RU"/>
-        </w:rPr>
-      </w:pPr>
-      <w:r>
-        <w:rPr>
-          <w:rFonts w:ascii="Times New Roman" w:hAnsi="Times New Roman" w:cs="Times New Roman"/>
-          <w:sz w:val="24"/>
-          <w:szCs w:val="24"/>
-          <w:lang w:val="ru-RU"/>
-        </w:rPr>
-        <w:tab/>
-      </w:r>
-      <w:r>
-        <w:rPr>
-          <w:rFonts w:ascii="Times New Roman" w:hAnsi="Times New Roman" w:cs="Times New Roman"/>
-          <w:sz w:val="24"/>
-          <w:szCs w:val="24"/>
-          <w:highlight w:val="red"/>
-          <w:lang w:val="ru-RU"/>
-        </w:rPr>
-        <w:t>/*</w:t>
-      </w:r>
-      <w:proofErr w:type="spellStart"/>
-      <w:r>
-        <w:rPr>
-          <w:rFonts w:ascii="Times New Roman" w:hAnsi="Times New Roman" w:cs="Times New Roman"/>
-          <w:sz w:val="24"/>
-          <w:szCs w:val="24"/>
-          <w:highlight w:val="red"/>
-          <w:lang w:val="ru-RU"/>
-        </w:rPr>
-        <w:t>ФОрмулы</w:t>
-      </w:r>
-      <w:proofErr w:type="spellEnd"/>
-      <w:r>
-        <w:rPr>
-          <w:rFonts w:ascii="Times New Roman" w:hAnsi="Times New Roman" w:cs="Times New Roman"/>
-          <w:sz w:val="24"/>
-          <w:szCs w:val="24"/>
-          <w:highlight w:val="red"/>
-          <w:lang w:val="ru-RU"/>
-        </w:rPr>
-        <w:t>*/</w:t>
-      </w:r>
-      <w:r>
-        <w:rPr>
-          <w:rFonts w:ascii="Times New Roman" w:hAnsi="Times New Roman" w:cs="Times New Roman"/>
-          <w:sz w:val="24"/>
-          <w:szCs w:val="24"/>
-          <w:lang w:val="ru-RU"/>
-        </w:rPr>
-        <w:t xml:space="preserve"> </w:t>
-      </w:r>
-    </w:p>
-    <w:p>
-      <w:pPr>
-        <w:spacing w:line="360" w:lineRule="auto"/>
-        <w:rPr>
-          <w:rFonts w:ascii="Times New Roman" w:hAnsi="Times New Roman" w:cs="Times New Roman"/>
-          <w:sz w:val="24"/>
-          <w:szCs w:val="24"/>
-          <w:lang w:val="ru-RU"/>
-        </w:rPr>
-      </w:pPr>
-    </w:p>
-    <w:p>
-      <w:pPr>
-        <w:rPr>
-          <w:lang w:val="ru-RU"/>
-        </w:rPr>
-      </w:pPr>
+        <w:jc w:val="center"/>
+        <w:rPr>
+          <w:lang w:val="ru-RU"/>
+        </w:rPr>
+      </w:pPr>
+      <w:r>
+        <w:rPr>
+          <w:lang w:val="ru-RU"/>
+        </w:rPr>
+        <w:drawing>
+          <wp:inline distT="0" distB="0" distL="0" distR="0" wp14:anchorId="084D0A7C" wp14:editId="0E97DD1D">
+            <wp:extent cx="2934109" cy="771633"/>
+            <wp:effectExtent l="0" t="0" r="0" b="9525"/>
+            <wp:docPr id="70" name="Рисунок 70"/>
+            <wp:cNvGraphicFramePr>
+              <a:graphicFrameLocks xmlns:a="http://schemas.openxmlformats.org/drawingml/2006/main" noChangeAspect="1"/>
+            </wp:cNvGraphicFramePr>
+            <a:graphic xmlns:a="http://schemas.openxmlformats.org/drawingml/2006/main">
+              <a:graphicData uri="http://schemas.openxmlformats.org/drawingml/2006/picture">
+                <pic:pic xmlns:pic="http://schemas.openxmlformats.org/drawingml/2006/picture">
+                  <pic:nvPicPr>
+                    <pic:cNvPr id="1" name=""/>
+                    <pic:cNvPicPr/>
+                  </pic:nvPicPr>
+                  <pic:blipFill>
+                    <a:blip r:embed="rId62"/>
+                    <a:stretch>
+                      <a:fillRect/>
+                    </a:stretch>
+                  </pic:blipFill>
+                  <pic:spPr>
+                    <a:xfrm>
+                      <a:off x="0" y="0"/>
+                      <a:ext cx="2934109" cy="771633"/>
+                    </a:xfrm>
+                    <a:prstGeom prst="rect">
+                      <a:avLst/>
+                    </a:prstGeom>
+                  </pic:spPr>
+                </pic:pic>
+              </a:graphicData>
+            </a:graphic>
+          </wp:inline>
+        </w:drawing>
+      </w:r>
     </w:p>
     <w:sectPr>
       <w:pgSz w:w="11906" w:h="16838"/>

--- a/Магистерская/Новая магистерская Ч2.docx
+++ b/Магистерская/Новая магистерская Ч2.docx
@@ -1499,7 +1499,7 @@
     <w:p>
       <w:pPr>
         <w:spacing w:after="0" w:line="360" w:lineRule="auto"/>
-        <w:ind w:left="708"/>
+        <w:ind w:firstLine="708"/>
         <w:jc w:val="both"/>
         <w:rPr>
           <w:rFonts w:ascii="Times New Roman" w:hAnsi="Times New Roman" w:cs="Times New Roman"/>
@@ -1552,7 +1552,25 @@
           <w:szCs w:val="24"/>
           <w:lang w:val="ru-RU"/>
         </w:rPr>
-        <w:t xml:space="preserve"> метрик.</w:t>
+        <w:t xml:space="preserve"> метрик</w:t>
+      </w:r>
+      <w:r>
+        <w:rPr>
+          <w:rFonts w:ascii="Times New Roman" w:hAnsi="Times New Roman" w:cs="Times New Roman"/>
+          <w:sz w:val="24"/>
+          <w:szCs w:val="24"/>
+          <w:lang w:val="ru-RU"/>
+        </w:rPr>
+        <w:t xml:space="preserve"> в рамках анализа 5 характеристик</w:t>
+      </w:r>
+      <w:r>
+        <w:rPr>
+          <w:rFonts w:ascii="Times New Roman" w:hAnsi="Times New Roman" w:cs="Times New Roman"/>
+          <w:sz w:val="24"/>
+          <w:szCs w:val="24"/>
+          <w:lang w:val="ru-RU"/>
+        </w:rPr>
+        <w:t>.</w:t>
       </w:r>
     </w:p>
     <w:p>
@@ -2514,7 +2532,25 @@
           <w:szCs w:val="24"/>
           <w:lang w:val="ru-RU"/>
         </w:rPr>
-        <w:t xml:space="preserve"> с шагом 20 </w:t>
+        <w:t xml:space="preserve"> с шагом </w:t>
+      </w:r>
+      <w:r>
+        <w:rPr>
+          <w:rFonts w:ascii="Times New Roman" w:hAnsi="Times New Roman" w:cs="Times New Roman"/>
+          <w:sz w:val="24"/>
+          <w:szCs w:val="24"/>
+          <w:lang w:val="ru-RU"/>
+        </w:rPr>
+        <w:t>20</w:t>
+      </w:r>
+      <w:r>
+        <w:rPr>
+          <w:rFonts w:ascii="Times New Roman" w:hAnsi="Times New Roman" w:cs="Times New Roman"/>
+          <w:sz w:val="24"/>
+          <w:szCs w:val="24"/>
+          <w:lang w:val="ru-RU"/>
+        </w:rPr>
+        <w:t xml:space="preserve"> </w:t>
       </w:r>
       <w:r>
         <w:rPr>
@@ -2586,6 +2622,51 @@
           <w:szCs w:val="24"/>
           <w:lang w:val="ru-RU"/>
         </w:rPr>
+        <w:t xml:space="preserve">При этом на «прогрев» для каждого испытаний планируется уделить </w:t>
+      </w:r>
+      <w:r>
+        <w:rPr>
+          <w:rFonts w:ascii="Times New Roman" w:hAnsi="Times New Roman" w:cs="Times New Roman"/>
+          <w:sz w:val="24"/>
+          <w:szCs w:val="24"/>
+          <w:lang w:val="ru-RU"/>
+        </w:rPr>
+        <w:t>60</w:t>
+      </w:r>
+      <w:r>
+        <w:rPr>
+          <w:rFonts w:ascii="Times New Roman" w:hAnsi="Times New Roman" w:cs="Times New Roman"/>
+          <w:sz w:val="24"/>
+          <w:szCs w:val="24"/>
+          <w:lang w:val="ru-RU"/>
+        </w:rPr>
+        <w:t xml:space="preserve"> </w:t>
+      </w:r>
+      <w:r>
+        <w:rPr>
+          <w:rFonts w:ascii="Times New Roman" w:hAnsi="Times New Roman" w:cs="Times New Roman"/>
+          <w:sz w:val="24"/>
+          <w:szCs w:val="24"/>
+          <w:lang w:val="ru-RU"/>
+        </w:rPr>
+        <w:t>секунд</w:t>
+      </w:r>
+      <w:r>
+        <w:rPr>
+          <w:rFonts w:ascii="Times New Roman" w:hAnsi="Times New Roman" w:cs="Times New Roman"/>
+          <w:sz w:val="24"/>
+          <w:szCs w:val="24"/>
+          <w:lang w:val="ru-RU"/>
+        </w:rPr>
+        <w:t xml:space="preserve">. </w:t>
+      </w:r>
+      <w:r>
+        <w:rPr>
+          <w:rFonts w:ascii="Times New Roman" w:hAnsi="Times New Roman" w:cs="Times New Roman"/>
+          <w:sz w:val="24"/>
+          <w:szCs w:val="24"/>
+          <w:lang w:val="ru-RU"/>
+        </w:rPr>
         <w:t xml:space="preserve">Сбор метрик производится с интервалом в </w:t>
       </w:r>
       <w:r>
@@ -2595,7 +2676,7 @@
           <w:szCs w:val="24"/>
           <w:lang w:val="ru-RU"/>
         </w:rPr>
-        <w:t>3</w:t>
+        <w:t>15</w:t>
       </w:r>
       <w:r>
         <w:rPr>
@@ -2613,15 +2694,6 @@
           <w:szCs w:val="24"/>
           <w:lang w:val="ru-RU"/>
         </w:rPr>
-        <w:t>ы</w:t>
-      </w:r>
-      <w:r>
-        <w:rPr>
-          <w:rFonts w:ascii="Times New Roman" w:hAnsi="Times New Roman" w:cs="Times New Roman"/>
-          <w:sz w:val="24"/>
-          <w:szCs w:val="24"/>
-          <w:lang w:val="ru-RU"/>
-        </w:rPr>
         <w:t>, дл</w:t>
       </w:r>
       <w:r>
@@ -2631,7 +2703,25 @@
           <w:szCs w:val="24"/>
           <w:lang w:val="ru-RU"/>
         </w:rPr>
-        <w:t>ительность каждого шага нагрузки составляет 1 минуту</w:t>
+        <w:t xml:space="preserve">ительность каждого шага нагрузки составляет </w:t>
+      </w:r>
+      <w:r>
+        <w:rPr>
+          <w:rFonts w:ascii="Times New Roman" w:hAnsi="Times New Roman" w:cs="Times New Roman"/>
+          <w:sz w:val="24"/>
+          <w:szCs w:val="24"/>
+          <w:lang w:val="ru-RU"/>
+        </w:rPr>
+        <w:t>5</w:t>
+      </w:r>
+      <w:r>
+        <w:rPr>
+          <w:rFonts w:ascii="Times New Roman" w:hAnsi="Times New Roman" w:cs="Times New Roman"/>
+          <w:sz w:val="24"/>
+          <w:szCs w:val="24"/>
+          <w:lang w:val="ru-RU"/>
+        </w:rPr>
+        <w:t xml:space="preserve"> минут</w:t>
       </w:r>
       <w:r>
         <w:rPr>
@@ -3555,7 +3645,6 @@
         <w:t>m</w:t>
       </w:r>
       <w:proofErr w:type="spellStart"/>
-      <w:proofErr w:type="gramStart"/>
       <w:r>
         <w:rPr>
           <w:rFonts w:ascii="Times New Roman" w:hAnsi="Times New Roman" w:cs="Times New Roman"/>
@@ -3569,7 +3658,6 @@
         <w:t>ср.отн</w:t>
       </w:r>
       <w:proofErr w:type="spellEnd"/>
-      <w:proofErr w:type="gramEnd"/>
       <w:r>
         <w:rPr>
           <w:rFonts w:ascii="Times New Roman" w:hAnsi="Times New Roman" w:cs="Times New Roman"/>
@@ -4794,7 +4882,6 @@
         <w:t>m</w:t>
       </w:r>
       <w:proofErr w:type="spellStart"/>
-      <w:proofErr w:type="gramStart"/>
       <w:r>
         <w:rPr>
           <w:rFonts w:ascii="Times New Roman" w:hAnsi="Times New Roman" w:cs="Times New Roman"/>
@@ -4808,7 +4895,6 @@
         <w:t>ср.отн</w:t>
       </w:r>
       <w:proofErr w:type="spellEnd"/>
-      <w:proofErr w:type="gramEnd"/>
       <w:r>
         <w:rPr>
           <w:rFonts w:ascii="Times New Roman" w:hAnsi="Times New Roman" w:cs="Times New Roman"/>
@@ -5301,27 +5387,25 @@
           <w:szCs w:val="24"/>
           <w:lang w:val="ru-RU"/>
         </w:rPr>
-        <w:t xml:space="preserve">– максимально возможная критическая нагрузка для всей информационной системы в контексте использования памяти. Для вычисления критической нагрузки в контексте </w:t>
-      </w:r>
-      <w:proofErr w:type="spellStart"/>
-      <w:r>
-        <w:rPr>
-          <w:rFonts w:ascii="Times New Roman" w:hAnsi="Times New Roman" w:cs="Times New Roman"/>
-          <w:sz w:val="24"/>
-          <w:szCs w:val="24"/>
-          <w:lang w:val="ru-RU"/>
-        </w:rPr>
-        <w:t>своппинга</w:t>
-      </w:r>
-      <w:proofErr w:type="spellEnd"/>
-      <w:r>
-        <w:rPr>
-          <w:rFonts w:ascii="Times New Roman" w:hAnsi="Times New Roman" w:cs="Times New Roman"/>
-          <w:sz w:val="24"/>
-          <w:szCs w:val="24"/>
-          <w:lang w:val="ru-RU"/>
-        </w:rPr>
-        <w:t xml:space="preserve"> требуется использовать тот же алгоритм. </w:t>
+        <w:t xml:space="preserve">– максимально возможная критическая нагрузка для всей информационной системы в контексте использования </w:t>
+      </w:r>
+      <w:r>
+        <w:rPr>
+          <w:rFonts w:ascii="Times New Roman" w:hAnsi="Times New Roman" w:cs="Times New Roman"/>
+          <w:sz w:val="24"/>
+          <w:szCs w:val="24"/>
+          <w:lang w:val="ru-RU"/>
+        </w:rPr>
+        <w:t>вычислительных ресурсов процессора</w:t>
+      </w:r>
+      <w:r>
+        <w:rPr>
+          <w:rFonts w:ascii="Times New Roman" w:hAnsi="Times New Roman" w:cs="Times New Roman"/>
+          <w:sz w:val="24"/>
+          <w:szCs w:val="24"/>
+          <w:lang w:val="ru-RU"/>
+        </w:rPr>
+        <w:t xml:space="preserve">. </w:t>
       </w:r>
     </w:p>
     <w:p>
@@ -6593,36 +6677,32 @@
           <w:szCs w:val="24"/>
           <w:lang w:val="ru-RU"/>
         </w:rPr>
-        <w:t xml:space="preserve">По каждой строке полученной матрицы получим номер испытания и значение </w:t>
-      </w:r>
-      <w:proofErr w:type="gramStart"/>
-      <w:r>
-        <w:rPr>
-          <w:rFonts w:ascii="Times New Roman" w:hAnsi="Times New Roman" w:cs="Times New Roman"/>
-          <w:sz w:val="24"/>
-          <w:szCs w:val="24"/>
-          <w:lang w:val="ru-RU"/>
-        </w:rPr>
-        <w:t>нагрузки</w:t>
-      </w:r>
-      <w:proofErr w:type="gramEnd"/>
-      <w:r>
-        <w:rPr>
-          <w:rFonts w:ascii="Times New Roman" w:hAnsi="Times New Roman" w:cs="Times New Roman"/>
-          <w:sz w:val="24"/>
-          <w:szCs w:val="24"/>
-          <w:lang w:val="ru-RU"/>
-        </w:rPr>
-        <w:t xml:space="preserve"> при котором </w:t>
-      </w:r>
-      <w:r>
-        <w:rPr>
-          <w:rFonts w:ascii="Times New Roman" w:hAnsi="Times New Roman" w:cs="Times New Roman"/>
-          <w:sz w:val="24"/>
-          <w:szCs w:val="24"/>
-        </w:rPr>
-        <w:t>a</w:t>
-      </w:r>
+        <w:t xml:space="preserve">По каждой строке полученной матрицы получим номер испытания и значение нагрузки при котором </w:t>
+      </w:r>
+      <w:r>
+        <w:rPr>
+          <w:rFonts w:ascii="Times New Roman" w:hAnsi="Times New Roman" w:cs="Times New Roman"/>
+          <w:i/>
+          <w:iCs/>
+          <w:sz w:val="24"/>
+          <w:szCs w:val="24"/>
+        </w:rPr>
+        <w:t>m</w:t>
+      </w:r>
+      <w:proofErr w:type="spellStart"/>
+      <w:r>
+        <w:rPr>
+          <w:rFonts w:ascii="Times New Roman" w:hAnsi="Times New Roman" w:cs="Times New Roman"/>
+          <w:i/>
+          <w:iCs/>
+          <w:sz w:val="24"/>
+          <w:szCs w:val="24"/>
+          <w:vertAlign w:val="subscript"/>
+          <w:lang w:val="ru-RU"/>
+        </w:rPr>
+        <w:t>ср.отн</w:t>
+      </w:r>
+      <w:proofErr w:type="spellEnd"/>
       <w:r>
         <w:rPr>
           <w:rFonts w:ascii="Times New Roman" w:hAnsi="Times New Roman" w:cs="Times New Roman"/>
@@ -6639,36 +6719,7 @@
           <w:szCs w:val="24"/>
           <w:lang w:val="ru-RU"/>
         </w:rPr>
-        <w:t>относит.</w:t>
-      </w:r>
-      <w:r>
-        <w:rPr>
-          <w:rFonts w:ascii="Times New Roman" w:hAnsi="Times New Roman" w:cs="Times New Roman"/>
-          <w:sz w:val="24"/>
-          <w:szCs w:val="24"/>
-          <w:lang w:val="ru-RU"/>
-        </w:rPr>
-        <w:t xml:space="preserve"> </w:t>
-      </w:r>
-      <w:proofErr w:type="gramStart"/>
-      <w:r>
-        <w:rPr>
-          <w:rFonts w:ascii="Times New Roman" w:hAnsi="Times New Roman" w:cs="Times New Roman"/>
-          <w:sz w:val="24"/>
-          <w:szCs w:val="24"/>
-          <w:lang w:val="ru-RU"/>
-        </w:rPr>
-        <w:t>&gt;=</w:t>
-      </w:r>
-      <w:proofErr w:type="gramEnd"/>
-      <w:r>
-        <w:rPr>
-          <w:rFonts w:ascii="Times New Roman" w:hAnsi="Times New Roman" w:cs="Times New Roman"/>
-          <w:sz w:val="24"/>
-          <w:szCs w:val="24"/>
-          <w:lang w:val="ru-RU"/>
-        </w:rPr>
-        <w:t xml:space="preserve"> 1</w:t>
+        <w:t>&gt;= 1</w:t>
       </w:r>
       <w:r>
         <w:rPr>
@@ -6715,7 +6766,6 @@
           <w:szCs w:val="24"/>
           <w:lang w:val="ru-RU"/>
         </w:rPr>
-        <w:lastRenderedPageBreak/>
         <w:drawing>
           <wp:inline distT="0" distB="0" distL="0" distR="0" wp14:anchorId="1DC31DD0" wp14:editId="615B7752">
             <wp:extent cx="3153215" cy="543001"/>
@@ -6771,6 +6821,7 @@
           <w:szCs w:val="24"/>
           <w:lang w:val="ru-RU"/>
         </w:rPr>
+        <w:lastRenderedPageBreak/>
         <w:tab/>
         <w:t xml:space="preserve">Элементы данного вектора отражают предельные значения нагрузки на </w:t>
       </w:r>
@@ -7112,7 +7163,65 @@
           <w:szCs w:val="24"/>
           <w:lang w:val="ru-RU"/>
         </w:rPr>
-        <w:t>– максимально возможная критическая нагрузка для всей информационной системы в контексте использования памяти.</w:t>
+        <w:t xml:space="preserve">– максимально возможная критическая нагрузка для всей информационной системы в контексте </w:t>
+      </w:r>
+      <w:r>
+        <w:rPr>
+          <w:rFonts w:ascii="Times New Roman" w:hAnsi="Times New Roman" w:cs="Times New Roman"/>
+          <w:sz w:val="24"/>
+          <w:szCs w:val="24"/>
+          <w:lang w:val="ru-RU"/>
+        </w:rPr>
+        <w:t xml:space="preserve">производительности </w:t>
+      </w:r>
+      <w:proofErr w:type="spellStart"/>
+      <w:r>
+        <w:rPr>
+          <w:rFonts w:ascii="Times New Roman" w:hAnsi="Times New Roman" w:cs="Times New Roman"/>
+          <w:sz w:val="24"/>
+          <w:szCs w:val="24"/>
+          <w:lang w:val="ru-RU"/>
+        </w:rPr>
+        <w:t>микросервиса</w:t>
+      </w:r>
+      <w:proofErr w:type="spellEnd"/>
+      <w:r>
+        <w:rPr>
+          <w:rFonts w:ascii="Times New Roman" w:hAnsi="Times New Roman" w:cs="Times New Roman"/>
+          <w:sz w:val="24"/>
+          <w:szCs w:val="24"/>
+          <w:lang w:val="ru-RU"/>
+        </w:rPr>
+        <w:t>.</w:t>
+      </w:r>
+      <w:r>
+        <w:rPr>
+          <w:rFonts w:ascii="Times New Roman" w:hAnsi="Times New Roman" w:cs="Times New Roman"/>
+          <w:sz w:val="24"/>
+          <w:szCs w:val="24"/>
+          <w:lang w:val="ru-RU"/>
+        </w:rPr>
+        <w:t xml:space="preserve"> Для определения </w:t>
+      </w:r>
+      <w:proofErr w:type="spellStart"/>
+      <w:r>
+        <w:rPr>
+          <w:rFonts w:ascii="Times New Roman" w:hAnsi="Times New Roman" w:cs="Times New Roman"/>
+          <w:sz w:val="24"/>
+          <w:szCs w:val="24"/>
+          <w:lang w:val="ru-RU"/>
+        </w:rPr>
+        <w:t>критическаой</w:t>
+      </w:r>
+      <w:proofErr w:type="spellEnd"/>
+      <w:r>
+        <w:rPr>
+          <w:rFonts w:ascii="Times New Roman" w:hAnsi="Times New Roman" w:cs="Times New Roman"/>
+          <w:sz w:val="24"/>
+          <w:szCs w:val="24"/>
+          <w:lang w:val="ru-RU"/>
+        </w:rPr>
+        <w:t xml:space="preserve"> нагрузки в контексте производительности БД следует использовать аналогичный алгоритм.</w:t>
       </w:r>
       <w:r>
         <w:rPr>
@@ -8086,41 +8195,40 @@
           <w:szCs w:val="24"/>
           <w:lang w:val="ru-RU"/>
         </w:rPr>
-        <w:t xml:space="preserve">По каждой строке полученной матрицы получим номер испытания и значение </w:t>
-      </w:r>
-      <w:proofErr w:type="gramStart"/>
-      <w:r>
-        <w:rPr>
-          <w:rFonts w:ascii="Times New Roman" w:hAnsi="Times New Roman" w:cs="Times New Roman"/>
-          <w:sz w:val="24"/>
-          <w:szCs w:val="24"/>
-          <w:lang w:val="ru-RU"/>
-        </w:rPr>
-        <w:t>нагрузки</w:t>
-      </w:r>
-      <w:proofErr w:type="gramEnd"/>
-      <w:r>
-        <w:rPr>
-          <w:rFonts w:ascii="Times New Roman" w:hAnsi="Times New Roman" w:cs="Times New Roman"/>
-          <w:sz w:val="24"/>
-          <w:szCs w:val="24"/>
-          <w:lang w:val="ru-RU"/>
-        </w:rPr>
-        <w:t xml:space="preserve"> при котором </w:t>
-      </w:r>
-      <w:r>
-        <w:rPr>
-          <w:rFonts w:ascii="Times New Roman" w:hAnsi="Times New Roman" w:cs="Times New Roman"/>
-          <w:sz w:val="24"/>
-          <w:szCs w:val="24"/>
-        </w:rPr>
-        <w:t>a</w:t>
-      </w:r>
-      <w:r>
-        <w:rPr>
-          <w:rFonts w:ascii="Times New Roman" w:hAnsi="Times New Roman" w:cs="Times New Roman"/>
-          <w:sz w:val="24"/>
-          <w:szCs w:val="24"/>
+        <w:t xml:space="preserve">По каждой строке полученной матрицы получим номер испытания и значение нагрузки при котором </w:t>
+      </w:r>
+      <w:r>
+        <w:rPr>
+          <w:rFonts w:ascii="Times New Roman" w:hAnsi="Times New Roman" w:cs="Times New Roman"/>
+          <w:i/>
+          <w:iCs/>
+          <w:sz w:val="24"/>
+          <w:szCs w:val="24"/>
+        </w:rPr>
+        <w:t>m</w:t>
+      </w:r>
+      <w:proofErr w:type="spellStart"/>
+      <w:r>
+        <w:rPr>
+          <w:rFonts w:ascii="Times New Roman" w:hAnsi="Times New Roman" w:cs="Times New Roman"/>
+          <w:i/>
+          <w:iCs/>
+          <w:sz w:val="24"/>
+          <w:szCs w:val="24"/>
+          <w:vertAlign w:val="subscript"/>
+          <w:lang w:val="ru-RU"/>
+        </w:rPr>
+        <w:t>ср.отн</w:t>
+      </w:r>
+      <w:proofErr w:type="spellEnd"/>
+      <w:r>
+        <w:rPr>
+          <w:rFonts w:ascii="Times New Roman" w:hAnsi="Times New Roman" w:cs="Times New Roman"/>
+          <w:i/>
+          <w:iCs/>
+          <w:sz w:val="24"/>
+          <w:szCs w:val="24"/>
+          <w:vertAlign w:val="subscript"/>
           <w:lang w:val="ru-RU"/>
         </w:rPr>
         <w:t xml:space="preserve"> </w:t>
@@ -8132,36 +8240,7 @@
           <w:szCs w:val="24"/>
           <w:lang w:val="ru-RU"/>
         </w:rPr>
-        <w:t>относит.</w:t>
-      </w:r>
-      <w:r>
-        <w:rPr>
-          <w:rFonts w:ascii="Times New Roman" w:hAnsi="Times New Roman" w:cs="Times New Roman"/>
-          <w:sz w:val="24"/>
-          <w:szCs w:val="24"/>
-          <w:lang w:val="ru-RU"/>
-        </w:rPr>
-        <w:t xml:space="preserve"> </w:t>
-      </w:r>
-      <w:proofErr w:type="gramStart"/>
-      <w:r>
-        <w:rPr>
-          <w:rFonts w:ascii="Times New Roman" w:hAnsi="Times New Roman" w:cs="Times New Roman"/>
-          <w:sz w:val="24"/>
-          <w:szCs w:val="24"/>
-          <w:lang w:val="ru-RU"/>
-        </w:rPr>
-        <w:t>&gt;=</w:t>
-      </w:r>
-      <w:proofErr w:type="gramEnd"/>
-      <w:r>
-        <w:rPr>
-          <w:rFonts w:ascii="Times New Roman" w:hAnsi="Times New Roman" w:cs="Times New Roman"/>
-          <w:sz w:val="24"/>
-          <w:szCs w:val="24"/>
-          <w:lang w:val="ru-RU"/>
-        </w:rPr>
-        <w:t xml:space="preserve"> 1</w:t>
+        <w:t xml:space="preserve"> &gt;= 1</w:t>
       </w:r>
       <w:r>
         <w:rPr>
@@ -9184,6 +9263,7 @@
           <w:rFonts w:ascii="Times New Roman" w:hAnsi="Times New Roman" w:cs="Times New Roman"/>
           <w:sz w:val="24"/>
           <w:szCs w:val="24"/>
+          <w:lang w:val="ru-RU"/>
         </w:rPr>
       </w:pPr>
       <w:r>
@@ -9209,6 +9289,7 @@
       <w:r>
         <w:rPr>
           <w:rFonts w:ascii="Times New Roman" w:hAnsi="Times New Roman" w:cs="Times New Roman"/>
+          <w:noProof/>
           <w:sz w:val="24"/>
           <w:szCs w:val="24"/>
         </w:rPr>
@@ -9825,27 +9906,7 @@
           <w:szCs w:val="24"/>
           <w:lang w:val="ru-RU"/>
         </w:rPr>
-        <w:t xml:space="preserve">- классическая задача на условную оптимизацию </w:t>
-      </w:r>
-      <w:proofErr w:type="gramStart"/>
-      <w:r>
-        <w:rPr>
-          <w:rFonts w:ascii="Times New Roman" w:hAnsi="Times New Roman" w:cs="Times New Roman"/>
-          <w:sz w:val="24"/>
-          <w:szCs w:val="24"/>
-          <w:lang w:val="ru-RU"/>
-        </w:rPr>
-        <w:t>и  балансировку</w:t>
-      </w:r>
-      <w:proofErr w:type="gramEnd"/>
-      <w:r>
-        <w:rPr>
-          <w:rFonts w:ascii="Times New Roman" w:hAnsi="Times New Roman" w:cs="Times New Roman"/>
-          <w:sz w:val="24"/>
-          <w:szCs w:val="24"/>
-          <w:lang w:val="ru-RU"/>
-        </w:rPr>
-        <w:t>, которую можно решить, например,</w:t>
+        <w:t>- классическая задача на условную оптимизацию и  балансировку, которую можно решить, например,</w:t>
       </w:r>
       <w:r>
         <w:rPr>
@@ -10372,6 +10433,7 @@
           <w:rFonts w:ascii="Times New Roman" w:hAnsi="Times New Roman" w:cs="Times New Roman"/>
           <w:sz w:val="24"/>
           <w:szCs w:val="24"/>
+          <w:lang w:val="ru-RU"/>
         </w:rPr>
       </w:pPr>
       <w:r>
@@ -10426,6 +10488,7 @@
       <w:r>
         <w:rPr>
           <w:rFonts w:ascii="Times New Roman" w:hAnsi="Times New Roman" w:cs="Times New Roman"/>
+          <w:noProof/>
           <w:sz w:val="24"/>
           <w:szCs w:val="24"/>
         </w:rPr>
@@ -10540,6 +10603,7 @@
       <w:r>
         <w:rPr>
           <w:rFonts w:ascii="Times New Roman" w:hAnsi="Times New Roman" w:cs="Times New Roman"/>
+          <w:noProof/>
           <w:sz w:val="24"/>
           <w:szCs w:val="24"/>
         </w:rPr>
@@ -10636,6 +10700,7 @@
       <w:r>
         <w:rPr>
           <w:rFonts w:ascii="Times New Roman" w:hAnsi="Times New Roman" w:cs="Times New Roman"/>
+          <w:noProof/>
           <w:sz w:val="24"/>
           <w:szCs w:val="24"/>
         </w:rPr>
@@ -10679,6 +10744,129 @@
     <w:p>
       <w:pPr>
         <w:spacing w:after="0" w:line="360" w:lineRule="auto"/>
+        <w:ind w:firstLine="708"/>
+        <w:jc w:val="both"/>
+        <w:rPr>
+          <w:rFonts w:ascii="Times New Roman" w:hAnsi="Times New Roman" w:cs="Times New Roman"/>
+          <w:sz w:val="24"/>
+          <w:szCs w:val="24"/>
+          <w:lang w:val="ru-RU"/>
+        </w:rPr>
+      </w:pPr>
+      <w:r>
+        <w:rPr>
+          <w:rFonts w:ascii="Times New Roman" w:hAnsi="Times New Roman" w:cs="Times New Roman"/>
+          <w:sz w:val="24"/>
+          <w:szCs w:val="24"/>
+          <w:lang w:val="ru-RU"/>
+        </w:rPr>
+        <w:t xml:space="preserve">Оценка </w:t>
+      </w:r>
+      <w:proofErr w:type="spellStart"/>
+      <w:r>
+        <w:rPr>
+          <w:rFonts w:ascii="Times New Roman" w:hAnsi="Times New Roman" w:cs="Times New Roman"/>
+          <w:sz w:val="24"/>
+          <w:szCs w:val="24"/>
+          <w:lang w:val="ru-RU"/>
+        </w:rPr>
+        <w:t>S_eff</w:t>
+      </w:r>
+      <w:proofErr w:type="spellEnd"/>
+      <w:r>
+        <w:rPr>
+          <w:rFonts w:ascii="Times New Roman" w:hAnsi="Times New Roman" w:cs="Times New Roman"/>
+          <w:sz w:val="24"/>
+          <w:szCs w:val="24"/>
+          <w:lang w:val="ru-RU"/>
+        </w:rPr>
+        <w:t xml:space="preserve"> задумана как интегральная оценка эффективности сервиса по совокупности метрик (CPU, память, </w:t>
+      </w:r>
+      <w:proofErr w:type="spellStart"/>
+      <w:r>
+        <w:rPr>
+          <w:rFonts w:ascii="Times New Roman" w:hAnsi="Times New Roman" w:cs="Times New Roman"/>
+          <w:sz w:val="24"/>
+          <w:szCs w:val="24"/>
+          <w:lang w:val="ru-RU"/>
+        </w:rPr>
+        <w:t>latency</w:t>
+      </w:r>
+      <w:proofErr w:type="spellEnd"/>
+      <w:r>
+        <w:rPr>
+          <w:rFonts w:ascii="Times New Roman" w:hAnsi="Times New Roman" w:cs="Times New Roman"/>
+          <w:sz w:val="24"/>
+          <w:szCs w:val="24"/>
+          <w:lang w:val="ru-RU"/>
+        </w:rPr>
+        <w:t xml:space="preserve"> API, </w:t>
+      </w:r>
+      <w:proofErr w:type="spellStart"/>
+      <w:r>
+        <w:rPr>
+          <w:rFonts w:ascii="Times New Roman" w:hAnsi="Times New Roman" w:cs="Times New Roman"/>
+          <w:sz w:val="24"/>
+          <w:szCs w:val="24"/>
+          <w:lang w:val="ru-RU"/>
+        </w:rPr>
+        <w:t>latency</w:t>
+      </w:r>
+      <w:proofErr w:type="spellEnd"/>
+      <w:r>
+        <w:rPr>
+          <w:rFonts w:ascii="Times New Roman" w:hAnsi="Times New Roman" w:cs="Times New Roman"/>
+          <w:sz w:val="24"/>
+          <w:szCs w:val="24"/>
+          <w:lang w:val="ru-RU"/>
+        </w:rPr>
+        <w:t xml:space="preserve"> БД, MQ, ошибки). Ключевое свойство такой оценки в системах с разделяемыми ресурсами: пропускная способность и устойчивость сервиса определяются его самым слабым звеном, а не средним по метрикам.</w:t>
+      </w:r>
+      <w:r>
+        <w:rPr>
+          <w:rFonts w:ascii="Segoe UI" w:eastAsia="Times New Roman" w:hAnsi="Segoe UI" w:cs="Segoe UI"/>
+          <w:color w:val="0F1115"/>
+          <w:kern w:val="0"/>
+          <w:sz w:val="24"/>
+          <w:szCs w:val="24"/>
+          <w:lang w:val="ru-RU" w:eastAsia="ru-RU"/>
+          <w14:ligatures w14:val="none"/>
+        </w:rPr>
+        <w:t xml:space="preserve"> </w:t>
+      </w:r>
+      <w:r>
+        <w:rPr>
+          <w:rFonts w:ascii="Times New Roman" w:hAnsi="Times New Roman" w:cs="Times New Roman"/>
+          <w:sz w:val="24"/>
+          <w:szCs w:val="24"/>
+          <w:lang w:val="ru-RU"/>
+        </w:rPr>
+        <w:t xml:space="preserve">Ресурсы в </w:t>
+      </w:r>
+      <w:proofErr w:type="spellStart"/>
+      <w:r>
+        <w:rPr>
+          <w:rFonts w:ascii="Times New Roman" w:hAnsi="Times New Roman" w:cs="Times New Roman"/>
+          <w:sz w:val="24"/>
+          <w:szCs w:val="24"/>
+          <w:lang w:val="ru-RU"/>
+        </w:rPr>
+        <w:t>микросервисном</w:t>
+      </w:r>
+      <w:proofErr w:type="spellEnd"/>
+      <w:r>
+        <w:rPr>
+          <w:rFonts w:ascii="Times New Roman" w:hAnsi="Times New Roman" w:cs="Times New Roman"/>
+          <w:sz w:val="24"/>
+          <w:szCs w:val="24"/>
+          <w:lang w:val="ru-RU"/>
+        </w:rPr>
+        <w:t xml:space="preserve"> приложении потребляются совместно и одновременно; метрики не «складываются», а «перемножаются» по принципу «цепь рвётся по слабому звену». Среднее арифметическое в такой ситуации систематически завышает оценку: оно «прячет» деградацию одной метрики за благополучием остальных.</w:t>
+      </w:r>
+    </w:p>
+    <w:p>
+      <w:pPr>
+        <w:spacing w:after="0" w:line="360" w:lineRule="auto"/>
         <w:ind w:firstLine="709"/>
         <w:jc w:val="both"/>
         <w:rPr>
@@ -10712,6 +10900,7 @@
       <w:r>
         <w:rPr>
           <w:rFonts w:ascii="Times New Roman" w:hAnsi="Times New Roman" w:cs="Times New Roman"/>
+          <w:noProof/>
           <w:sz w:val="24"/>
           <w:szCs w:val="24"/>
           <w:lang w:val="ru-RU"/>
@@ -10820,6 +11009,7 @@
           <w:szCs w:val="24"/>
           <w:lang w:val="ru-RU"/>
         </w:rPr>
+        <w:lastRenderedPageBreak/>
         <w:t>Собранные данные позволяют сделать выводы и дать оценки таким свойствам</w:t>
       </w:r>
       <w:r>
@@ -10942,7 +11132,151 @@
           <w:szCs w:val="24"/>
           <w:lang w:val="ru-RU"/>
         </w:rPr>
-        <w:t>Таким образом получим матрицу, где каждая строчка матрицы будет обозначать соответствующую метрику.</w:t>
+        <w:t>Таким образом получим матрицу, где каждая строчка матрицы будет обозначать соответствующую метрику</w:t>
+      </w:r>
+      <w:r>
+        <w:rPr>
+          <w:rFonts w:ascii="Times New Roman" w:hAnsi="Times New Roman" w:cs="Times New Roman"/>
+          <w:sz w:val="24"/>
+          <w:szCs w:val="24"/>
+          <w:lang w:val="ru-RU"/>
+        </w:rPr>
+        <w:t>:</w:t>
+      </w:r>
+    </w:p>
+    <w:p>
+      <w:pPr>
+        <w:spacing w:after="0" w:line="360" w:lineRule="auto"/>
+        <w:ind w:firstLine="709"/>
+        <w:jc w:val="center"/>
+        <w:rPr>
+          <w:rFonts w:ascii="Times New Roman" w:hAnsi="Times New Roman" w:cs="Times New Roman"/>
+          <w:sz w:val="24"/>
+          <w:szCs w:val="24"/>
+          <w:lang w:val="ru-RU"/>
+        </w:rPr>
+      </w:pPr>
+      <w:r>
+        <w:rPr>
+          <w:rFonts w:ascii="Times New Roman" w:hAnsi="Times New Roman" w:cs="Times New Roman"/>
+          <w:noProof/>
+          <w:sz w:val="24"/>
+          <w:szCs w:val="24"/>
+          <w:lang w:val="ru-RU"/>
+        </w:rPr>
+        <w:drawing>
+          <wp:inline distT="0" distB="0" distL="0" distR="0" wp14:anchorId="6AD87EB9" wp14:editId="0E82797E">
+            <wp:extent cx="3248478" cy="1066949"/>
+            <wp:effectExtent l="0" t="0" r="0" b="0"/>
+            <wp:docPr id="13" name="Рисунок 13"/>
+            <wp:cNvGraphicFramePr>
+              <a:graphicFrameLocks xmlns:a="http://schemas.openxmlformats.org/drawingml/2006/main" noChangeAspect="1"/>
+            </wp:cNvGraphicFramePr>
+            <a:graphic xmlns:a="http://schemas.openxmlformats.org/drawingml/2006/main">
+              <a:graphicData uri="http://schemas.openxmlformats.org/drawingml/2006/picture">
+                <pic:pic xmlns:pic="http://schemas.openxmlformats.org/drawingml/2006/picture">
+                  <pic:nvPicPr>
+                    <pic:cNvPr id="1" name=""/>
+                    <pic:cNvPicPr/>
+                  </pic:nvPicPr>
+                  <pic:blipFill>
+                    <a:blip r:embed="rId48"/>
+                    <a:stretch>
+                      <a:fillRect/>
+                    </a:stretch>
+                  </pic:blipFill>
+                  <pic:spPr>
+                    <a:xfrm>
+                      <a:off x="0" y="0"/>
+                      <a:ext cx="3248478" cy="1066949"/>
+                    </a:xfrm>
+                    <a:prstGeom prst="rect">
+                      <a:avLst/>
+                    </a:prstGeom>
+                  </pic:spPr>
+                </pic:pic>
+              </a:graphicData>
+            </a:graphic>
+          </wp:inline>
+        </w:drawing>
+      </w:r>
+    </w:p>
+    <w:p>
+      <w:pPr>
+        <w:spacing w:after="0" w:line="360" w:lineRule="auto"/>
+        <w:ind w:firstLine="709"/>
+        <w:jc w:val="both"/>
+        <w:rPr>
+          <w:rFonts w:ascii="Times New Roman" w:hAnsi="Times New Roman" w:cs="Times New Roman"/>
+          <w:sz w:val="24"/>
+          <w:szCs w:val="24"/>
+          <w:lang w:val="ru-RU"/>
+        </w:rPr>
+      </w:pPr>
+      <w:r>
+        <w:rPr>
+          <w:rFonts w:ascii="Times New Roman" w:hAnsi="Times New Roman" w:cs="Times New Roman"/>
+          <w:noProof/>
+          <w:sz w:val="24"/>
+          <w:szCs w:val="24"/>
+        </w:rPr>
+        <w:drawing>
+          <wp:inline distT="0" distB="0" distL="0" distR="0" wp14:anchorId="7EA28F5A" wp14:editId="3D62791D">
+            <wp:extent cx="5468113" cy="1076475"/>
+            <wp:effectExtent l="0" t="0" r="0" b="9525"/>
+            <wp:docPr id="12" name="Рисунок 12"/>
+            <wp:cNvGraphicFramePr>
+              <a:graphicFrameLocks xmlns:a="http://schemas.openxmlformats.org/drawingml/2006/main" noChangeAspect="1"/>
+            </wp:cNvGraphicFramePr>
+            <a:graphic xmlns:a="http://schemas.openxmlformats.org/drawingml/2006/main">
+              <a:graphicData uri="http://schemas.openxmlformats.org/drawingml/2006/picture">
+                <pic:pic xmlns:pic="http://schemas.openxmlformats.org/drawingml/2006/picture">
+                  <pic:nvPicPr>
+                    <pic:cNvPr id="1" name=""/>
+                    <pic:cNvPicPr/>
+                  </pic:nvPicPr>
+                  <pic:blipFill>
+                    <a:blip r:embed="rId49"/>
+                    <a:stretch>
+                      <a:fillRect/>
+                    </a:stretch>
+                  </pic:blipFill>
+                  <pic:spPr>
+                    <a:xfrm>
+                      <a:off x="0" y="0"/>
+                      <a:ext cx="5468113" cy="1076475"/>
+                    </a:xfrm>
+                    <a:prstGeom prst="rect">
+                      <a:avLst/>
+                    </a:prstGeom>
+                  </pic:spPr>
+                </pic:pic>
+              </a:graphicData>
+            </a:graphic>
+          </wp:inline>
+        </w:drawing>
+      </w:r>
+    </w:p>
+    <w:p>
+      <w:pPr>
+        <w:spacing w:after="0" w:line="360" w:lineRule="auto"/>
+        <w:ind w:firstLine="709"/>
+        <w:jc w:val="both"/>
+        <w:rPr>
+          <w:rFonts w:ascii="Times New Roman" w:hAnsi="Times New Roman" w:cs="Times New Roman"/>
+          <w:sz w:val="24"/>
+          <w:szCs w:val="24"/>
+          <w:lang w:val="ru-RU"/>
+        </w:rPr>
+      </w:pPr>
+      <w:r>
+        <w:rPr>
+          <w:rFonts w:ascii="Times New Roman" w:hAnsi="Times New Roman" w:cs="Times New Roman"/>
+          <w:sz w:val="24"/>
+          <w:szCs w:val="24"/>
+          <w:lang w:val="ru-RU"/>
+        </w:rPr>
+        <w:t>.</w:t>
       </w:r>
       <w:r>
         <w:rPr>
@@ -10990,6 +11324,18 @@
         </w:rPr>
         <w:t>M</w:t>
       </w:r>
+      <w:proofErr w:type="spellStart"/>
+      <w:r>
+        <w:rPr>
+          <w:rFonts w:ascii="Times New Roman" w:hAnsi="Times New Roman" w:cs="Times New Roman"/>
+          <w:sz w:val="24"/>
+          <w:szCs w:val="24"/>
+          <w:vertAlign w:val="subscript"/>
+          <w:lang w:val="ru-RU"/>
+        </w:rPr>
+        <w:t>отн</w:t>
+      </w:r>
+      <w:proofErr w:type="spellEnd"/>
       <w:r>
         <w:rPr>
           <w:rFonts w:ascii="Times New Roman" w:hAnsi="Times New Roman" w:cs="Times New Roman"/>
@@ -11018,7 +11364,6 @@
         </w:rPr>
         <w:t>a</w:t>
       </w:r>
-      <w:proofErr w:type="gramStart"/>
       <w:r>
         <w:rPr>
           <w:rFonts w:ascii="Times New Roman" w:hAnsi="Times New Roman" w:cs="Times New Roman"/>
@@ -11040,9 +11385,8 @@
           <w:szCs w:val="24"/>
           <w:lang w:val="ru-RU"/>
         </w:rPr>
-        <w:t xml:space="preserve"> &gt;</w:t>
-      </w:r>
-      <w:proofErr w:type="gramEnd"/>
+        <w:t xml:space="preserve"> &gt;= </w:t>
+      </w:r>
       <w:r>
         <w:rPr>
           <w:rFonts w:ascii="Times New Roman" w:hAnsi="Times New Roman" w:cs="Times New Roman"/>
@@ -11052,7 +11396,7 @@
           <w:szCs w:val="24"/>
           <w:lang w:val="ru-RU"/>
         </w:rPr>
-        <w:t xml:space="preserve">= </w:t>
+        <w:t xml:space="preserve">… </w:t>
       </w:r>
       <w:r>
         <w:rPr>
@@ -11063,8 +11407,9 @@
           <w:szCs w:val="24"/>
           <w:lang w:val="ru-RU"/>
         </w:rPr>
-        <w:t xml:space="preserve">… </w:t>
-      </w:r>
+        <w:t xml:space="preserve">&gt;= </w:t>
+      </w:r>
+      <w:proofErr w:type="spellStart"/>
       <w:r>
         <w:rPr>
           <w:rFonts w:ascii="Times New Roman" w:hAnsi="Times New Roman" w:cs="Times New Roman"/>
@@ -11072,11 +11417,9 @@
           <w:iCs/>
           <w:sz w:val="24"/>
           <w:szCs w:val="24"/>
-          <w:lang w:val="ru-RU"/>
-        </w:rPr>
-        <w:t xml:space="preserve">&gt;= </w:t>
-      </w:r>
-      <w:proofErr w:type="spellStart"/>
+        </w:rPr>
+        <w:t>a</w:t>
+      </w:r>
       <w:r>
         <w:rPr>
           <w:rFonts w:ascii="Times New Roman" w:hAnsi="Times New Roman" w:cs="Times New Roman"/>
@@ -11084,8 +11427,39 @@
           <w:iCs/>
           <w:sz w:val="24"/>
           <w:szCs w:val="24"/>
-        </w:rPr>
-        <w:t>a</w:t>
+          <w:vertAlign w:val="subscript"/>
+        </w:rPr>
+        <w:t>N</w:t>
+      </w:r>
+      <w:proofErr w:type="spellEnd"/>
+      <w:r>
+        <w:rPr>
+          <w:rFonts w:ascii="Times New Roman" w:hAnsi="Times New Roman" w:cs="Times New Roman"/>
+          <w:sz w:val="24"/>
+          <w:szCs w:val="24"/>
+          <w:lang w:val="ru-RU"/>
+        </w:rPr>
+        <w:t xml:space="preserve">. </w:t>
+      </w:r>
+      <w:proofErr w:type="spellStart"/>
+      <w:r>
+        <w:rPr>
+          <w:rFonts w:ascii="Times New Roman" w:hAnsi="Times New Roman" w:cs="Times New Roman"/>
+          <w:sz w:val="24"/>
+          <w:szCs w:val="24"/>
+          <w:lang w:val="ru-RU"/>
+        </w:rPr>
+        <w:t>вадраты</w:t>
+      </w:r>
+      <w:proofErr w:type="spellEnd"/>
+      <w:r>
+        <w:rPr>
+          <w:rFonts w:ascii="Times New Roman" w:hAnsi="Times New Roman" w:cs="Times New Roman"/>
+          <w:sz w:val="24"/>
+          <w:szCs w:val="24"/>
+          <w:lang w:val="ru-RU"/>
+        </w:rPr>
+        <w:t xml:space="preserve"> сингулярных чисел пропорциональны долям дисперсии, объясняемым главными компонентами: </w:t>
       </w:r>
       <w:r>
         <w:rPr>
@@ -11094,143 +11468,106 @@
           <w:iCs/>
           <w:sz w:val="24"/>
           <w:szCs w:val="24"/>
+          <w:lang w:val="ru-RU"/>
+        </w:rPr>
+        <w:t>a</w:t>
+      </w:r>
+      <w:r>
+        <w:rPr>
+          <w:rFonts w:ascii="Times New Roman" w:hAnsi="Times New Roman" w:cs="Times New Roman"/>
+          <w:i/>
+          <w:iCs/>
+          <w:sz w:val="24"/>
+          <w:szCs w:val="24"/>
           <w:vertAlign w:val="subscript"/>
-        </w:rPr>
-        <w:t>N</w:t>
+          <w:lang w:val="ru-RU"/>
+        </w:rPr>
+        <w:t>1</w:t>
+      </w:r>
+      <w:r>
+        <w:rPr>
+          <w:rFonts w:ascii="Times New Roman" w:hAnsi="Times New Roman" w:cs="Times New Roman"/>
+          <w:i/>
+          <w:iCs/>
+          <w:sz w:val="24"/>
+          <w:szCs w:val="24"/>
+          <w:lang w:val="ru-RU"/>
+        </w:rPr>
+        <w:t>²</w:t>
+      </w:r>
+      <w:r>
+        <w:rPr>
+          <w:rFonts w:ascii="Times New Roman" w:hAnsi="Times New Roman" w:cs="Times New Roman"/>
+          <w:sz w:val="24"/>
+          <w:szCs w:val="24"/>
+          <w:lang w:val="ru-RU"/>
+        </w:rPr>
+        <w:t xml:space="preserve"> соответствует вкладу общего тренда, вдоль которого изменяются все метрики при росте нагрузки, а остальные </w:t>
+      </w:r>
+      <w:r>
+        <w:rPr>
+          <w:rFonts w:ascii="Times New Roman" w:hAnsi="Times New Roman" w:cs="Times New Roman"/>
+          <w:i/>
+          <w:iCs/>
+          <w:sz w:val="24"/>
+          <w:szCs w:val="24"/>
+          <w:lang w:val="ru-RU"/>
+        </w:rPr>
+        <w:t>a</w:t>
+      </w:r>
+      <w:proofErr w:type="spellStart"/>
+      <w:r>
+        <w:rPr>
+          <w:rFonts w:ascii="Times New Roman" w:hAnsi="Times New Roman" w:cs="Times New Roman"/>
+          <w:i/>
+          <w:iCs/>
+          <w:sz w:val="24"/>
+          <w:szCs w:val="24"/>
+          <w:vertAlign w:val="subscript"/>
+        </w:rPr>
+        <w:t>i</w:t>
       </w:r>
       <w:proofErr w:type="spellEnd"/>
       <w:r>
         <w:rPr>
           <w:rFonts w:ascii="Times New Roman" w:hAnsi="Times New Roman" w:cs="Times New Roman"/>
-          <w:sz w:val="24"/>
-          <w:szCs w:val="24"/>
-          <w:lang w:val="ru-RU"/>
-        </w:rPr>
-        <w:t xml:space="preserve">. Сингулярные числа </w:t>
-      </w:r>
-      <w:r>
-        <w:rPr>
-          <w:rFonts w:ascii="Times New Roman" w:hAnsi="Times New Roman" w:cs="Times New Roman"/>
-          <w:sz w:val="24"/>
-          <w:szCs w:val="24"/>
-          <w:lang w:val="ru-RU"/>
-        </w:rPr>
-        <w:t>позволяют</w:t>
-      </w:r>
-      <w:r>
-        <w:rPr>
-          <w:rFonts w:ascii="Times New Roman" w:hAnsi="Times New Roman" w:cs="Times New Roman"/>
-          <w:sz w:val="24"/>
-          <w:szCs w:val="24"/>
-          <w:lang w:val="ru-RU"/>
-        </w:rPr>
-        <w:t xml:space="preserve"> оценить связность </w:t>
-      </w:r>
-      <w:proofErr w:type="spellStart"/>
-      <w:r>
-        <w:rPr>
-          <w:rFonts w:ascii="Times New Roman" w:hAnsi="Times New Roman" w:cs="Times New Roman"/>
-          <w:sz w:val="24"/>
-          <w:szCs w:val="24"/>
-          <w:lang w:val="ru-RU"/>
-        </w:rPr>
-        <w:t>микросервиса</w:t>
-      </w:r>
-      <w:proofErr w:type="spellEnd"/>
-      <w:r>
-        <w:rPr>
-          <w:rFonts w:ascii="Times New Roman" w:hAnsi="Times New Roman" w:cs="Times New Roman"/>
-          <w:sz w:val="24"/>
-          <w:szCs w:val="24"/>
-          <w:lang w:val="ru-RU"/>
-        </w:rPr>
-        <w:t xml:space="preserve">: </w:t>
-      </w:r>
-      <w:r>
-        <w:rPr>
-          <w:rFonts w:ascii="Times New Roman" w:hAnsi="Times New Roman" w:cs="Times New Roman"/>
-          <w:sz w:val="24"/>
-          <w:szCs w:val="24"/>
-          <w:lang w:val="ru-RU"/>
-        </w:rPr>
-        <w:t xml:space="preserve">в </w:t>
-      </w:r>
-      <w:r>
-        <w:rPr>
-          <w:rFonts w:ascii="Times New Roman" w:hAnsi="Times New Roman" w:cs="Times New Roman"/>
-          <w:sz w:val="24"/>
-          <w:szCs w:val="24"/>
-          <w:lang w:val="ru-RU"/>
-        </w:rPr>
-        <w:t xml:space="preserve">идеальной информационной системе, разработанной на основе </w:t>
-      </w:r>
-      <w:proofErr w:type="spellStart"/>
-      <w:r>
-        <w:rPr>
-          <w:rFonts w:ascii="Times New Roman" w:hAnsi="Times New Roman" w:cs="Times New Roman"/>
-          <w:sz w:val="24"/>
-          <w:szCs w:val="24"/>
-          <w:lang w:val="ru-RU"/>
-        </w:rPr>
-        <w:t>микросервисного</w:t>
-      </w:r>
-      <w:proofErr w:type="spellEnd"/>
-      <w:r>
-        <w:rPr>
-          <w:rFonts w:ascii="Times New Roman" w:hAnsi="Times New Roman" w:cs="Times New Roman"/>
-          <w:sz w:val="24"/>
-          <w:szCs w:val="24"/>
-          <w:lang w:val="ru-RU"/>
-        </w:rPr>
-        <w:t xml:space="preserve"> паттерна увеличение нагрузки как на конкретный </w:t>
-      </w:r>
-      <w:proofErr w:type="spellStart"/>
-      <w:r>
-        <w:rPr>
-          <w:rFonts w:ascii="Times New Roman" w:hAnsi="Times New Roman" w:cs="Times New Roman"/>
-          <w:sz w:val="24"/>
-          <w:szCs w:val="24"/>
-          <w:lang w:val="ru-RU"/>
-        </w:rPr>
-        <w:t>микросервис</w:t>
-      </w:r>
-      <w:proofErr w:type="spellEnd"/>
-      <w:r>
-        <w:rPr>
-          <w:rFonts w:ascii="Times New Roman" w:hAnsi="Times New Roman" w:cs="Times New Roman"/>
-          <w:sz w:val="24"/>
-          <w:szCs w:val="24"/>
-          <w:lang w:val="ru-RU"/>
-        </w:rPr>
-        <w:t xml:space="preserve">, так и на всю систему в целом не должно сразу </w:t>
-      </w:r>
-      <w:r>
-        <w:rPr>
-          <w:rFonts w:ascii="Times New Roman" w:hAnsi="Times New Roman" w:cs="Times New Roman"/>
-          <w:sz w:val="24"/>
-          <w:szCs w:val="24"/>
-          <w:lang w:val="ru-RU"/>
-        </w:rPr>
-        <w:lastRenderedPageBreak/>
-        <w:t xml:space="preserve">приводить к ухудшению метрик, следовательно, значение главного тренда должно быть </w:t>
-      </w:r>
-      <w:r>
-        <w:rPr>
-          <w:rFonts w:ascii="Times New Roman" w:hAnsi="Times New Roman" w:cs="Times New Roman"/>
-          <w:sz w:val="24"/>
-          <w:szCs w:val="24"/>
-          <w:lang w:val="ru-RU"/>
-        </w:rPr>
-        <w:t>максимальным</w:t>
-      </w:r>
-      <w:r>
-        <w:rPr>
-          <w:rFonts w:ascii="Times New Roman" w:hAnsi="Times New Roman" w:cs="Times New Roman"/>
-          <w:sz w:val="24"/>
-          <w:szCs w:val="24"/>
-          <w:lang w:val="ru-RU"/>
-        </w:rPr>
-        <w:t>, то есть</w:t>
+          <w:i/>
+          <w:iCs/>
+          <w:sz w:val="24"/>
+          <w:szCs w:val="24"/>
+          <w:lang w:val="ru-RU"/>
+        </w:rPr>
+        <w:t>²</w:t>
+      </w:r>
+      <w:r>
+        <w:rPr>
+          <w:rFonts w:ascii="Times New Roman" w:hAnsi="Times New Roman" w:cs="Times New Roman"/>
+          <w:sz w:val="24"/>
+          <w:szCs w:val="24"/>
+          <w:lang w:val="ru-RU"/>
+        </w:rPr>
+        <w:t xml:space="preserve"> — вкладу независимых направлений, в которых метрики расходятся. Если метрики сервиса меняются согласованно (единый тренд деградации при росте нагрузки), дисперсия сосредоточена в первой компоненте и a1 доминирует; если разные подсистемы сервиса упираются в разные ресурсы в разные моменты, изменения расходятся по нескольким независимым направлениям и спектр размазывается.</w:t>
+      </w:r>
+    </w:p>
+    <w:p>
+      <w:pPr>
+        <w:spacing w:after="0" w:line="360" w:lineRule="auto"/>
+        <w:ind w:firstLine="709"/>
+        <w:jc w:val="both"/>
+        <w:rPr>
+          <w:rFonts w:ascii="Times New Roman" w:hAnsi="Times New Roman" w:cs="Times New Roman"/>
+          <w:sz w:val="24"/>
+          <w:szCs w:val="24"/>
+        </w:rPr>
+      </w:pPr>
+      <w:r>
+        <w:rPr>
+          <w:rFonts w:ascii="Times New Roman" w:hAnsi="Times New Roman" w:cs="Times New Roman"/>
+          <w:sz w:val="24"/>
+          <w:szCs w:val="24"/>
+          <w:lang w:val="ru-RU"/>
+        </w:rPr>
+        <w:t>В качестве нормализованной оценки когерентности отклика используется доля дисперсии, объясняемая первой главной компонентой:</w:t>
       </w:r>
     </w:p>
     <w:p>
@@ -11248,15 +11585,15 @@
       <w:r>
         <w:rPr>
           <w:rFonts w:ascii="Times New Roman" w:hAnsi="Times New Roman" w:cs="Times New Roman"/>
-          <w:noProof/>
-          <w:sz w:val="24"/>
-          <w:szCs w:val="24"/>
+          <w:sz w:val="24"/>
+          <w:szCs w:val="24"/>
+          <w:lang w:val="ru-RU"/>
         </w:rPr>
         <w:drawing>
-          <wp:inline distT="0" distB="0" distL="0" distR="0" wp14:anchorId="2A3D578A" wp14:editId="2D64E753">
-            <wp:extent cx="2009775" cy="628650"/>
-            <wp:effectExtent l="0" t="0" r="9525" b="0"/>
-            <wp:docPr id="59" name="Рисунок 59"/>
+          <wp:inline distT="0" distB="0" distL="0" distR="0" wp14:anchorId="1EF4E62C" wp14:editId="342EF2B6">
+            <wp:extent cx="1762371" cy="743054"/>
+            <wp:effectExtent l="0" t="0" r="0" b="0"/>
+            <wp:docPr id="25" name="Рисунок 25"/>
             <wp:cNvGraphicFramePr>
               <a:graphicFrameLocks xmlns:a="http://schemas.openxmlformats.org/drawingml/2006/main" noChangeAspect="1"/>
             </wp:cNvGraphicFramePr>
@@ -11276,7 +11613,7 @@
                   <pic:spPr>
                     <a:xfrm>
                       <a:off x="0" y="0"/>
-                      <a:ext cx="2010067" cy="628741"/>
+                      <a:ext cx="1762371" cy="743054"/>
                     </a:xfrm>
                     <a:prstGeom prst="rect">
                       <a:avLst/>
@@ -11308,13 +11645,249 @@
           <w:szCs w:val="24"/>
           <w:lang w:val="ru-RU"/>
         </w:rPr>
-        <w:t>Таким образом, для получения нормализованной оценки можем применить следующую формулу:</w:t>
+        <w:t xml:space="preserve">Данная оценка принимает значения от </w:t>
+      </w:r>
+      <w:r>
+        <w:rPr>
+          <w:rFonts w:ascii="Times New Roman" w:hAnsi="Times New Roman" w:cs="Times New Roman"/>
+          <w:sz w:val="24"/>
+          <w:szCs w:val="24"/>
+          <w:lang w:val="ru-RU"/>
+        </w:rPr>
+        <w:t>1/</w:t>
+      </w:r>
+      <w:r>
+        <w:rPr>
+          <w:rFonts w:ascii="Times New Roman" w:hAnsi="Times New Roman" w:cs="Times New Roman"/>
+          <w:sz w:val="24"/>
+          <w:szCs w:val="24"/>
+        </w:rPr>
+        <w:t>K</w:t>
+      </w:r>
+      <w:r>
+        <w:rPr>
+          <w:rFonts w:ascii="Times New Roman" w:hAnsi="Times New Roman" w:cs="Times New Roman"/>
+          <w:sz w:val="24"/>
+          <w:szCs w:val="24"/>
+          <w:lang w:val="ru-RU"/>
+        </w:rPr>
+        <w:t xml:space="preserve"> (</w:t>
+      </w:r>
+      <w:r>
+        <w:rPr>
+          <w:rFonts w:ascii="Times New Roman" w:hAnsi="Times New Roman" w:cs="Times New Roman"/>
+          <w:sz w:val="24"/>
+          <w:szCs w:val="24"/>
+          <w:lang w:val="ru-RU"/>
+        </w:rPr>
+        <w:t>все метрики независимы, отклик полностью расщеплён</w:t>
+      </w:r>
+      <w:r>
+        <w:rPr>
+          <w:rFonts w:ascii="Times New Roman" w:hAnsi="Times New Roman" w:cs="Times New Roman"/>
+          <w:sz w:val="24"/>
+          <w:szCs w:val="24"/>
+          <w:lang w:val="ru-RU"/>
+        </w:rPr>
+        <w:t>) до 1 (</w:t>
+      </w:r>
+      <w:r>
+        <w:rPr>
+          <w:rFonts w:ascii="Times New Roman" w:hAnsi="Times New Roman" w:cs="Times New Roman"/>
+          <w:sz w:val="24"/>
+          <w:szCs w:val="24"/>
+          <w:lang w:val="ru-RU"/>
+        </w:rPr>
+        <w:t>отклик однонаправлен, все метрики меняются вдоль одного тренда</w:t>
+      </w:r>
+      <w:r>
+        <w:rPr>
+          <w:rFonts w:ascii="Times New Roman" w:hAnsi="Times New Roman" w:cs="Times New Roman"/>
+          <w:sz w:val="24"/>
+          <w:szCs w:val="24"/>
+          <w:lang w:val="ru-RU"/>
+        </w:rPr>
+        <w:t xml:space="preserve">) и отражает </w:t>
+      </w:r>
+      <w:r>
+        <w:rPr>
+          <w:rFonts w:ascii="Times New Roman" w:hAnsi="Times New Roman" w:cs="Times New Roman"/>
+          <w:sz w:val="24"/>
+          <w:szCs w:val="24"/>
+          <w:lang w:val="ru-RU"/>
+        </w:rPr>
+        <w:t>когерентность отклика сервиса на нагрузку</w:t>
+      </w:r>
+      <w:r>
+        <w:rPr>
+          <w:rFonts w:ascii="Times New Roman" w:hAnsi="Times New Roman" w:cs="Times New Roman"/>
+          <w:sz w:val="24"/>
+          <w:szCs w:val="24"/>
+          <w:lang w:val="ru-RU"/>
+        </w:rPr>
+        <w:t xml:space="preserve"> </w:t>
+      </w:r>
+      <w:r>
+        <w:rPr>
+          <w:rFonts w:ascii="Times New Roman" w:hAnsi="Times New Roman" w:cs="Times New Roman"/>
+          <w:sz w:val="24"/>
+          <w:szCs w:val="24"/>
+          <w:lang w:val="ru-RU"/>
+        </w:rPr>
+        <w:t xml:space="preserve">- </w:t>
+      </w:r>
+      <w:r>
+        <w:rPr>
+          <w:rFonts w:ascii="Times New Roman" w:hAnsi="Times New Roman" w:cs="Times New Roman"/>
+          <w:sz w:val="24"/>
+          <w:szCs w:val="24"/>
+          <w:lang w:val="ru-RU"/>
+        </w:rPr>
+        <w:t>степень, в которой метрики сервиса меняются согласованно вдоль одного общего тренда</w:t>
+      </w:r>
+      <w:r>
+        <w:rPr>
+          <w:rFonts w:ascii="Times New Roman" w:hAnsi="Times New Roman" w:cs="Times New Roman"/>
+          <w:sz w:val="24"/>
+          <w:szCs w:val="24"/>
+          <w:lang w:val="ru-RU"/>
+        </w:rPr>
+        <w:t xml:space="preserve"> – увеличение нагрузки</w:t>
+      </w:r>
+      <w:r>
+        <w:rPr>
+          <w:rFonts w:ascii="Times New Roman" w:hAnsi="Times New Roman" w:cs="Times New Roman"/>
+          <w:sz w:val="24"/>
+          <w:szCs w:val="24"/>
+          <w:lang w:val="ru-RU"/>
+        </w:rPr>
+        <w:t>. Для получения комплексной оценки</w:t>
+      </w:r>
+      <w:r>
+        <w:rPr>
+          <w:rFonts w:ascii="Times New Roman" w:hAnsi="Times New Roman" w:cs="Times New Roman"/>
+          <w:sz w:val="24"/>
+          <w:szCs w:val="24"/>
+          <w:lang w:val="ru-RU"/>
+        </w:rPr>
+        <w:t xml:space="preserve"> </w:t>
+      </w:r>
+      <w:r>
+        <w:rPr>
+          <w:rFonts w:ascii="Times New Roman" w:hAnsi="Times New Roman" w:cs="Times New Roman"/>
+          <w:sz w:val="24"/>
+          <w:szCs w:val="24"/>
+          <w:lang w:val="ru-RU"/>
+        </w:rPr>
+        <w:t xml:space="preserve">всего </w:t>
+      </w:r>
+      <w:r>
+        <w:rPr>
+          <w:rFonts w:ascii="Times New Roman" w:hAnsi="Times New Roman" w:cs="Times New Roman"/>
+          <w:sz w:val="24"/>
+          <w:szCs w:val="24"/>
+          <w:lang w:val="ru-RU"/>
+        </w:rPr>
+        <w:t xml:space="preserve">связности компонентов </w:t>
+      </w:r>
+      <w:proofErr w:type="spellStart"/>
+      <w:r>
+        <w:rPr>
+          <w:rFonts w:ascii="Times New Roman" w:hAnsi="Times New Roman" w:cs="Times New Roman"/>
+          <w:sz w:val="24"/>
+          <w:szCs w:val="24"/>
+          <w:lang w:val="ru-RU"/>
+        </w:rPr>
+        <w:t>микросервисного</w:t>
+      </w:r>
+      <w:proofErr w:type="spellEnd"/>
+      <w:r>
+        <w:rPr>
+          <w:rFonts w:ascii="Times New Roman" w:hAnsi="Times New Roman" w:cs="Times New Roman"/>
+          <w:sz w:val="24"/>
+          <w:szCs w:val="24"/>
+          <w:lang w:val="ru-RU"/>
+        </w:rPr>
+        <w:t xml:space="preserve"> приложения </w:t>
+      </w:r>
+      <w:r>
+        <w:rPr>
+          <w:rFonts w:ascii="Times New Roman" w:hAnsi="Times New Roman" w:cs="Times New Roman"/>
+          <w:sz w:val="24"/>
+          <w:szCs w:val="24"/>
+          <w:lang w:val="ru-RU"/>
+        </w:rPr>
+        <w:t xml:space="preserve">требуется </w:t>
+      </w:r>
+      <w:r>
+        <w:rPr>
+          <w:rFonts w:ascii="Times New Roman" w:hAnsi="Times New Roman" w:cs="Times New Roman"/>
+          <w:sz w:val="24"/>
+          <w:szCs w:val="24"/>
+          <w:lang w:val="ru-RU"/>
+        </w:rPr>
+        <w:t>линейн</w:t>
+      </w:r>
+      <w:r>
+        <w:rPr>
+          <w:rFonts w:ascii="Times New Roman" w:hAnsi="Times New Roman" w:cs="Times New Roman"/>
+          <w:sz w:val="24"/>
+          <w:szCs w:val="24"/>
+          <w:lang w:val="ru-RU"/>
+        </w:rPr>
+        <w:t>ая</w:t>
+      </w:r>
+      <w:r>
+        <w:rPr>
+          <w:rFonts w:ascii="Times New Roman" w:hAnsi="Times New Roman" w:cs="Times New Roman"/>
+          <w:sz w:val="24"/>
+          <w:szCs w:val="24"/>
+          <w:lang w:val="ru-RU"/>
+        </w:rPr>
+        <w:t xml:space="preserve"> комбинаци</w:t>
+      </w:r>
+      <w:r>
+        <w:rPr>
+          <w:rFonts w:ascii="Times New Roman" w:hAnsi="Times New Roman" w:cs="Times New Roman"/>
+          <w:sz w:val="24"/>
+          <w:szCs w:val="24"/>
+          <w:lang w:val="ru-RU"/>
+        </w:rPr>
+        <w:t xml:space="preserve">я </w:t>
+      </w:r>
+      <w:r>
+        <w:rPr>
+          <w:rFonts w:ascii="Times New Roman" w:hAnsi="Times New Roman" w:cs="Times New Roman"/>
+          <w:sz w:val="24"/>
+          <w:szCs w:val="24"/>
+          <w:lang w:val="ru-RU"/>
+        </w:rPr>
+        <w:t xml:space="preserve">элементов вектора весов и оценок </w:t>
+      </w:r>
+      <w:proofErr w:type="spellStart"/>
+      <w:r>
+        <w:rPr>
+          <w:rFonts w:ascii="Times New Roman" w:hAnsi="Times New Roman" w:cs="Times New Roman"/>
+          <w:sz w:val="24"/>
+          <w:szCs w:val="24"/>
+          <w:lang w:val="ru-RU"/>
+        </w:rPr>
+        <w:t>микросервиса</w:t>
+      </w:r>
+      <w:proofErr w:type="spellEnd"/>
+      <w:r>
+        <w:rPr>
+          <w:rFonts w:ascii="Times New Roman" w:hAnsi="Times New Roman" w:cs="Times New Roman"/>
+          <w:sz w:val="24"/>
+          <w:szCs w:val="24"/>
+          <w:lang w:val="ru-RU"/>
+        </w:rPr>
+        <w:t>.</w:t>
       </w:r>
     </w:p>
     <w:p>
       <w:pPr>
         <w:spacing w:after="0" w:line="360" w:lineRule="auto"/>
-        <w:ind w:firstLine="708"/>
         <w:jc w:val="center"/>
         <w:rPr>
           <w:rFonts w:ascii="Times New Roman" w:hAnsi="Times New Roman" w:cs="Times New Roman"/>
@@ -11328,13 +11901,13 @@
           <w:noProof/>
           <w:sz w:val="24"/>
           <w:szCs w:val="24"/>
-          <w:lang w:val="ru-RU"/>
-        </w:rPr>
+        </w:rPr>
+        <w:lastRenderedPageBreak/>
         <w:drawing>
-          <wp:inline distT="0" distB="0" distL="0" distR="0" wp14:anchorId="7CB983D5" wp14:editId="74037E02">
-            <wp:extent cx="1924319" cy="543001"/>
-            <wp:effectExtent l="0" t="0" r="0" b="9525"/>
-            <wp:docPr id="60" name="Рисунок 60"/>
+          <wp:inline distT="0" distB="0" distL="0" distR="0" wp14:anchorId="7ECD7109" wp14:editId="2A765FCE">
+            <wp:extent cx="2629267" cy="800212"/>
+            <wp:effectExtent l="0" t="0" r="0" b="0"/>
+            <wp:docPr id="62" name="Рисунок 62"/>
             <wp:cNvGraphicFramePr>
               <a:graphicFrameLocks xmlns:a="http://schemas.openxmlformats.org/drawingml/2006/main" noChangeAspect="1"/>
             </wp:cNvGraphicFramePr>
@@ -11354,7 +11927,7 @@
                   <pic:spPr>
                     <a:xfrm>
                       <a:off x="0" y="0"/>
-                      <a:ext cx="1924319" cy="543001"/>
+                      <a:ext cx="2629267" cy="800212"/>
                     </a:xfrm>
                     <a:prstGeom prst="rect">
                       <a:avLst/>
@@ -11370,6 +11943,89 @@
     <w:p>
       <w:pPr>
         <w:spacing w:after="0" w:line="360" w:lineRule="auto"/>
+        <w:jc w:val="both"/>
+        <w:rPr>
+          <w:rFonts w:ascii="Times New Roman" w:hAnsi="Times New Roman" w:cs="Times New Roman"/>
+          <w:sz w:val="24"/>
+          <w:szCs w:val="24"/>
+          <w:lang w:val="ru-RU"/>
+        </w:rPr>
+      </w:pPr>
+      <w:r>
+        <w:rPr>
+          <w:rFonts w:ascii="Times New Roman" w:hAnsi="Times New Roman" w:cs="Times New Roman"/>
+          <w:sz w:val="24"/>
+          <w:szCs w:val="24"/>
+        </w:rPr>
+        <w:tab/>
+      </w:r>
+      <w:r>
+        <w:rPr>
+          <w:rFonts w:ascii="Times New Roman" w:hAnsi="Times New Roman" w:cs="Times New Roman"/>
+          <w:sz w:val="24"/>
+          <w:szCs w:val="24"/>
+          <w:lang w:val="ru-RU"/>
+        </w:rPr>
+        <w:t xml:space="preserve">Таким образом была получена комплексная оценка </w:t>
+      </w:r>
+      <w:r>
+        <w:rPr>
+          <w:rFonts w:ascii="Times New Roman" w:hAnsi="Times New Roman" w:cs="Times New Roman"/>
+          <w:sz w:val="24"/>
+          <w:szCs w:val="24"/>
+          <w:lang w:val="ru-RU"/>
+        </w:rPr>
+        <w:t xml:space="preserve">когерентность отклика </w:t>
+      </w:r>
+      <w:r>
+        <w:rPr>
+          <w:rFonts w:ascii="Times New Roman" w:hAnsi="Times New Roman" w:cs="Times New Roman"/>
+          <w:sz w:val="24"/>
+          <w:szCs w:val="24"/>
+          <w:lang w:val="ru-RU"/>
+        </w:rPr>
+        <w:t>информационной системы</w:t>
+      </w:r>
+      <w:r>
+        <w:rPr>
+          <w:rFonts w:ascii="Times New Roman" w:hAnsi="Times New Roman" w:cs="Times New Roman"/>
+          <w:sz w:val="24"/>
+          <w:szCs w:val="24"/>
+          <w:lang w:val="ru-RU"/>
+        </w:rPr>
+        <w:t xml:space="preserve"> </w:t>
+      </w:r>
+      <w:r>
+        <w:rPr>
+          <w:rFonts w:ascii="Times New Roman" w:hAnsi="Times New Roman" w:cs="Times New Roman"/>
+          <w:sz w:val="24"/>
+          <w:szCs w:val="24"/>
+          <w:lang w:val="ru-RU"/>
+        </w:rPr>
+        <w:t>на нагрузку</w:t>
+      </w:r>
+      <w:r>
+        <w:rPr>
+          <w:rFonts w:ascii="Times New Roman" w:hAnsi="Times New Roman" w:cs="Times New Roman"/>
+          <w:sz w:val="24"/>
+          <w:szCs w:val="24"/>
+          <w:lang w:val="ru-RU"/>
+        </w:rPr>
+        <w:t>.</w:t>
+      </w:r>
+      <w:r>
+        <w:rPr>
+          <w:rFonts w:ascii="Times New Roman" w:hAnsi="Times New Roman" w:cs="Times New Roman"/>
+          <w:sz w:val="24"/>
+          <w:szCs w:val="24"/>
+          <w:lang w:val="ru-RU"/>
+        </w:rPr>
+        <w:t xml:space="preserve"> </w:t>
+      </w:r>
+    </w:p>
+    <w:p>
+      <w:pPr>
+        <w:spacing w:after="0" w:line="360" w:lineRule="auto"/>
         <w:ind w:firstLine="708"/>
         <w:jc w:val="both"/>
         <w:rPr>
@@ -11386,25 +12042,7 @@
           <w:szCs w:val="24"/>
           <w:lang w:val="ru-RU"/>
         </w:rPr>
-        <w:t xml:space="preserve">Данная оценка принимает значения от 0 (отвратительно) до 1 (идеально) и отражает </w:t>
-      </w:r>
-      <w:r>
-        <w:rPr>
-          <w:rFonts w:ascii="Times New Roman" w:hAnsi="Times New Roman" w:cs="Times New Roman"/>
-          <w:sz w:val="24"/>
-          <w:szCs w:val="24"/>
-          <w:lang w:val="ru-RU"/>
-        </w:rPr>
-        <w:t>связность</w:t>
-      </w:r>
-      <w:r>
-        <w:rPr>
-          <w:rFonts w:ascii="Times New Roman" w:hAnsi="Times New Roman" w:cs="Times New Roman"/>
-          <w:sz w:val="24"/>
-          <w:szCs w:val="24"/>
-          <w:lang w:val="ru-RU"/>
-        </w:rPr>
-        <w:t xml:space="preserve"> одного компонента </w:t>
+        <w:t xml:space="preserve">Уже при проведении тестирования могут появится признаки высокой </w:t>
       </w:r>
       <w:proofErr w:type="spellStart"/>
       <w:r>
@@ -11414,7 +12052,7 @@
           <w:szCs w:val="24"/>
           <w:lang w:val="ru-RU"/>
         </w:rPr>
-        <w:t>микросервисного</w:t>
+        <w:t>сцепленности</w:t>
       </w:r>
       <w:proofErr w:type="spellEnd"/>
       <w:r>
@@ -11424,129 +12062,37 @@
           <w:szCs w:val="24"/>
           <w:lang w:val="ru-RU"/>
         </w:rPr>
-        <w:t xml:space="preserve"> приложения. Для получения комплексной оценки</w:t>
-      </w:r>
-      <w:r>
-        <w:rPr>
-          <w:rFonts w:ascii="Times New Roman" w:hAnsi="Times New Roman" w:cs="Times New Roman"/>
-          <w:sz w:val="24"/>
-          <w:szCs w:val="24"/>
-          <w:lang w:val="ru-RU"/>
-        </w:rPr>
-        <w:t xml:space="preserve"> </w:t>
-      </w:r>
-      <w:r>
-        <w:rPr>
-          <w:rFonts w:ascii="Times New Roman" w:hAnsi="Times New Roman" w:cs="Times New Roman"/>
-          <w:sz w:val="24"/>
-          <w:szCs w:val="24"/>
-          <w:lang w:val="ru-RU"/>
-        </w:rPr>
-        <w:t xml:space="preserve">всего </w:t>
-      </w:r>
-      <w:r>
-        <w:rPr>
-          <w:rFonts w:ascii="Times New Roman" w:hAnsi="Times New Roman" w:cs="Times New Roman"/>
-          <w:sz w:val="24"/>
-          <w:szCs w:val="24"/>
-          <w:lang w:val="ru-RU"/>
-        </w:rPr>
-        <w:t xml:space="preserve">связности компонентов </w:t>
-      </w:r>
-      <w:proofErr w:type="spellStart"/>
-      <w:r>
-        <w:rPr>
-          <w:rFonts w:ascii="Times New Roman" w:hAnsi="Times New Roman" w:cs="Times New Roman"/>
-          <w:sz w:val="24"/>
-          <w:szCs w:val="24"/>
-          <w:lang w:val="ru-RU"/>
-        </w:rPr>
-        <w:t>микросервисного</w:t>
-      </w:r>
-      <w:proofErr w:type="spellEnd"/>
-      <w:r>
-        <w:rPr>
-          <w:rFonts w:ascii="Times New Roman" w:hAnsi="Times New Roman" w:cs="Times New Roman"/>
-          <w:sz w:val="24"/>
-          <w:szCs w:val="24"/>
-          <w:lang w:val="ru-RU"/>
-        </w:rPr>
-        <w:t xml:space="preserve"> приложения </w:t>
-      </w:r>
-      <w:r>
-        <w:rPr>
-          <w:rFonts w:ascii="Times New Roman" w:hAnsi="Times New Roman" w:cs="Times New Roman"/>
-          <w:sz w:val="24"/>
-          <w:szCs w:val="24"/>
-          <w:lang w:val="ru-RU"/>
-        </w:rPr>
-        <w:t xml:space="preserve">требуется </w:t>
-      </w:r>
-      <w:r>
-        <w:rPr>
-          <w:rFonts w:ascii="Times New Roman" w:hAnsi="Times New Roman" w:cs="Times New Roman"/>
-          <w:sz w:val="24"/>
-          <w:szCs w:val="24"/>
-          <w:lang w:val="ru-RU"/>
-        </w:rPr>
-        <w:t>линейн</w:t>
-      </w:r>
-      <w:r>
-        <w:rPr>
-          <w:rFonts w:ascii="Times New Roman" w:hAnsi="Times New Roman" w:cs="Times New Roman"/>
-          <w:sz w:val="24"/>
-          <w:szCs w:val="24"/>
-          <w:lang w:val="ru-RU"/>
-        </w:rPr>
-        <w:t>ая</w:t>
-      </w:r>
-      <w:r>
-        <w:rPr>
-          <w:rFonts w:ascii="Times New Roman" w:hAnsi="Times New Roman" w:cs="Times New Roman"/>
-          <w:sz w:val="24"/>
-          <w:szCs w:val="24"/>
-          <w:lang w:val="ru-RU"/>
-        </w:rPr>
-        <w:t xml:space="preserve"> комбинаци</w:t>
-      </w:r>
-      <w:r>
-        <w:rPr>
-          <w:rFonts w:ascii="Times New Roman" w:hAnsi="Times New Roman" w:cs="Times New Roman"/>
-          <w:sz w:val="24"/>
-          <w:szCs w:val="24"/>
-          <w:lang w:val="ru-RU"/>
-        </w:rPr>
-        <w:t xml:space="preserve">я </w:t>
-      </w:r>
-      <w:r>
-        <w:rPr>
-          <w:rFonts w:ascii="Times New Roman" w:hAnsi="Times New Roman" w:cs="Times New Roman"/>
-          <w:sz w:val="24"/>
-          <w:szCs w:val="24"/>
-          <w:lang w:val="ru-RU"/>
-        </w:rPr>
-        <w:t xml:space="preserve">элементов вектора весов и оценок </w:t>
-      </w:r>
-      <w:proofErr w:type="spellStart"/>
-      <w:r>
-        <w:rPr>
-          <w:rFonts w:ascii="Times New Roman" w:hAnsi="Times New Roman" w:cs="Times New Roman"/>
-          <w:sz w:val="24"/>
-          <w:szCs w:val="24"/>
-          <w:lang w:val="ru-RU"/>
-        </w:rPr>
-        <w:t>микросервиса</w:t>
-      </w:r>
-      <w:proofErr w:type="spellEnd"/>
+        <w:t>.  Во время выполнения шага тестирования метрики могут показывать нестабильное поведение при продолжительной стабильной нагрузке. Для анализа стаб</w:t>
+      </w:r>
+      <w:r>
+        <w:rPr>
+          <w:rFonts w:ascii="Times New Roman" w:hAnsi="Times New Roman" w:cs="Times New Roman"/>
+          <w:sz w:val="24"/>
+          <w:szCs w:val="24"/>
+          <w:lang w:val="ru-RU"/>
+        </w:rPr>
+        <w:t>ил</w:t>
+      </w:r>
+      <w:r>
+        <w:rPr>
+          <w:rFonts w:ascii="Times New Roman" w:hAnsi="Times New Roman" w:cs="Times New Roman"/>
+          <w:sz w:val="24"/>
+          <w:szCs w:val="24"/>
+          <w:lang w:val="ru-RU"/>
+        </w:rPr>
+        <w:t>ьности необходимо вычислить:</w:t>
+      </w:r>
     </w:p>
     <w:p>
       <w:pPr>
         <w:spacing w:after="0" w:line="360" w:lineRule="auto"/>
+        <w:ind w:firstLine="708"/>
         <w:jc w:val="center"/>
         <w:rPr>
           <w:rFonts w:ascii="Times New Roman" w:hAnsi="Times New Roman" w:cs="Times New Roman"/>
           <w:sz w:val="24"/>
           <w:szCs w:val="24"/>
+          <w:lang w:val="ru-RU"/>
         </w:rPr>
       </w:pPr>
       <w:r>
@@ -11555,12 +12101,13 @@
           <w:noProof/>
           <w:sz w:val="24"/>
           <w:szCs w:val="24"/>
+          <w:lang w:val="ru-RU"/>
         </w:rPr>
         <w:drawing>
-          <wp:inline distT="0" distB="0" distL="0" distR="0" wp14:anchorId="7ECD7109" wp14:editId="2A765FCE">
-            <wp:extent cx="2629267" cy="800212"/>
+          <wp:inline distT="0" distB="0" distL="0" distR="0" wp14:anchorId="15293570" wp14:editId="68F3CC72">
+            <wp:extent cx="1314633" cy="552527"/>
             <wp:effectExtent l="0" t="0" r="0" b="0"/>
-            <wp:docPr id="62" name="Рисунок 62"/>
+            <wp:docPr id="65" name="Рисунок 65"/>
             <wp:cNvGraphicFramePr>
               <a:graphicFrameLocks xmlns:a="http://schemas.openxmlformats.org/drawingml/2006/main" noChangeAspect="1"/>
             </wp:cNvGraphicFramePr>
@@ -11580,208 +12127,6 @@
                   <pic:spPr>
                     <a:xfrm>
                       <a:off x="0" y="0"/>
-                      <a:ext cx="2629267" cy="800212"/>
-                    </a:xfrm>
-                    <a:prstGeom prst="rect">
-                      <a:avLst/>
-                    </a:prstGeom>
-                  </pic:spPr>
-                </pic:pic>
-              </a:graphicData>
-            </a:graphic>
-          </wp:inline>
-        </w:drawing>
-      </w:r>
-    </w:p>
-    <w:p>
-      <w:pPr>
-        <w:spacing w:after="0" w:line="360" w:lineRule="auto"/>
-        <w:jc w:val="both"/>
-        <w:rPr>
-          <w:rFonts w:ascii="Times New Roman" w:hAnsi="Times New Roman" w:cs="Times New Roman"/>
-          <w:sz w:val="24"/>
-          <w:szCs w:val="24"/>
-          <w:lang w:val="ru-RU"/>
-        </w:rPr>
-      </w:pPr>
-      <w:r>
-        <w:rPr>
-          <w:rFonts w:ascii="Times New Roman" w:hAnsi="Times New Roman" w:cs="Times New Roman"/>
-          <w:sz w:val="24"/>
-          <w:szCs w:val="24"/>
-        </w:rPr>
-        <w:tab/>
-      </w:r>
-      <w:r>
-        <w:rPr>
-          <w:rFonts w:ascii="Times New Roman" w:hAnsi="Times New Roman" w:cs="Times New Roman"/>
-          <w:sz w:val="24"/>
-          <w:szCs w:val="24"/>
-          <w:lang w:val="ru-RU"/>
-        </w:rPr>
-        <w:t xml:space="preserve">Таким образом была получена комплексная оценка </w:t>
-      </w:r>
-      <w:r>
-        <w:rPr>
-          <w:rFonts w:ascii="Times New Roman" w:hAnsi="Times New Roman" w:cs="Times New Roman"/>
-          <w:sz w:val="24"/>
-          <w:szCs w:val="24"/>
-          <w:lang w:val="ru-RU"/>
-        </w:rPr>
-        <w:t xml:space="preserve">связности </w:t>
-      </w:r>
-      <w:proofErr w:type="spellStart"/>
-      <w:r>
-        <w:rPr>
-          <w:rFonts w:ascii="Times New Roman" w:hAnsi="Times New Roman" w:cs="Times New Roman"/>
-          <w:sz w:val="24"/>
-          <w:szCs w:val="24"/>
-          <w:lang w:val="ru-RU"/>
-        </w:rPr>
-        <w:t>микросервисов</w:t>
-      </w:r>
-      <w:proofErr w:type="spellEnd"/>
-      <w:r>
-        <w:rPr>
-          <w:rFonts w:ascii="Times New Roman" w:hAnsi="Times New Roman" w:cs="Times New Roman"/>
-          <w:sz w:val="24"/>
-          <w:szCs w:val="24"/>
-          <w:lang w:val="ru-RU"/>
-        </w:rPr>
-        <w:t xml:space="preserve"> информационной</w:t>
-      </w:r>
-      <w:r>
-        <w:rPr>
-          <w:rFonts w:ascii="Times New Roman" w:hAnsi="Times New Roman" w:cs="Times New Roman"/>
-          <w:sz w:val="24"/>
-          <w:szCs w:val="24"/>
-          <w:lang w:val="ru-RU"/>
-        </w:rPr>
-        <w:t xml:space="preserve"> системы</w:t>
-      </w:r>
-      <w:r>
-        <w:rPr>
-          <w:rFonts w:ascii="Times New Roman" w:hAnsi="Times New Roman" w:cs="Times New Roman"/>
-          <w:sz w:val="24"/>
-          <w:szCs w:val="24"/>
-          <w:lang w:val="ru-RU"/>
-        </w:rPr>
-        <w:t>.</w:t>
-      </w:r>
-      <w:r>
-        <w:rPr>
-          <w:rFonts w:ascii="Times New Roman" w:hAnsi="Times New Roman" w:cs="Times New Roman"/>
-          <w:sz w:val="24"/>
-          <w:szCs w:val="24"/>
-          <w:lang w:val="ru-RU"/>
-        </w:rPr>
-        <w:t xml:space="preserve"> </w:t>
-      </w:r>
-    </w:p>
-    <w:p>
-      <w:pPr>
-        <w:spacing w:after="0" w:line="360" w:lineRule="auto"/>
-        <w:ind w:firstLine="708"/>
-        <w:jc w:val="both"/>
-        <w:rPr>
-          <w:rFonts w:ascii="Times New Roman" w:hAnsi="Times New Roman" w:cs="Times New Roman"/>
-          <w:sz w:val="24"/>
-          <w:szCs w:val="24"/>
-          <w:lang w:val="ru-RU"/>
-        </w:rPr>
-      </w:pPr>
-      <w:r>
-        <w:rPr>
-          <w:rFonts w:ascii="Times New Roman" w:hAnsi="Times New Roman" w:cs="Times New Roman"/>
-          <w:sz w:val="24"/>
-          <w:szCs w:val="24"/>
-          <w:lang w:val="ru-RU"/>
-        </w:rPr>
-        <w:t xml:space="preserve">Уже при проведении тестирования могут появится признаки высокой </w:t>
-      </w:r>
-      <w:proofErr w:type="spellStart"/>
-      <w:r>
-        <w:rPr>
-          <w:rFonts w:ascii="Times New Roman" w:hAnsi="Times New Roman" w:cs="Times New Roman"/>
-          <w:sz w:val="24"/>
-          <w:szCs w:val="24"/>
-          <w:lang w:val="ru-RU"/>
-        </w:rPr>
-        <w:t>сцепленности</w:t>
-      </w:r>
-      <w:proofErr w:type="spellEnd"/>
-      <w:r>
-        <w:rPr>
-          <w:rFonts w:ascii="Times New Roman" w:hAnsi="Times New Roman" w:cs="Times New Roman"/>
-          <w:sz w:val="24"/>
-          <w:szCs w:val="24"/>
-          <w:lang w:val="ru-RU"/>
-        </w:rPr>
-        <w:t>.  Во время выполнения шага тестирования метрики могут показывать нестабильное поведение при продолжительной стабильной нагрузке. Для анализа стаб</w:t>
-      </w:r>
-      <w:r>
-        <w:rPr>
-          <w:rFonts w:ascii="Times New Roman" w:hAnsi="Times New Roman" w:cs="Times New Roman"/>
-          <w:sz w:val="24"/>
-          <w:szCs w:val="24"/>
-          <w:lang w:val="ru-RU"/>
-        </w:rPr>
-        <w:t>ил</w:t>
-      </w:r>
-      <w:r>
-        <w:rPr>
-          <w:rFonts w:ascii="Times New Roman" w:hAnsi="Times New Roman" w:cs="Times New Roman"/>
-          <w:sz w:val="24"/>
-          <w:szCs w:val="24"/>
-          <w:lang w:val="ru-RU"/>
-        </w:rPr>
-        <w:t>ьности необходимо вычислить:</w:t>
-      </w:r>
-    </w:p>
-    <w:p>
-      <w:pPr>
-        <w:spacing w:after="0" w:line="360" w:lineRule="auto"/>
-        <w:ind w:firstLine="708"/>
-        <w:jc w:val="center"/>
-        <w:rPr>
-          <w:rFonts w:ascii="Times New Roman" w:hAnsi="Times New Roman" w:cs="Times New Roman"/>
-          <w:sz w:val="24"/>
-          <w:szCs w:val="24"/>
-          <w:lang w:val="ru-RU"/>
-        </w:rPr>
-      </w:pPr>
-      <w:r>
-        <w:rPr>
-          <w:rFonts w:ascii="Times New Roman" w:hAnsi="Times New Roman" w:cs="Times New Roman"/>
-          <w:noProof/>
-          <w:sz w:val="24"/>
-          <w:szCs w:val="24"/>
-          <w:lang w:val="ru-RU"/>
-        </w:rPr>
-        <w:drawing>
-          <wp:inline distT="0" distB="0" distL="0" distR="0" wp14:anchorId="15293570" wp14:editId="68F3CC72">
-            <wp:extent cx="1314633" cy="552527"/>
-            <wp:effectExtent l="0" t="0" r="0" b="0"/>
-            <wp:docPr id="65" name="Рисунок 65"/>
-            <wp:cNvGraphicFramePr>
-              <a:graphicFrameLocks xmlns:a="http://schemas.openxmlformats.org/drawingml/2006/main" noChangeAspect="1"/>
-            </wp:cNvGraphicFramePr>
-            <a:graphic xmlns:a="http://schemas.openxmlformats.org/drawingml/2006/main">
-              <a:graphicData uri="http://schemas.openxmlformats.org/drawingml/2006/picture">
-                <pic:pic xmlns:pic="http://schemas.openxmlformats.org/drawingml/2006/picture">
-                  <pic:nvPicPr>
-                    <pic:cNvPr id="1" name=""/>
-                    <pic:cNvPicPr/>
-                  </pic:nvPicPr>
-                  <pic:blipFill>
-                    <a:blip r:embed="rId56"/>
-                    <a:stretch>
-                      <a:fillRect/>
-                    </a:stretch>
-                  </pic:blipFill>
-                  <pic:spPr>
-                    <a:xfrm>
-                      <a:off x="0" y="0"/>
                       <a:ext cx="1314633" cy="552527"/>
                     </a:xfrm>
                     <a:prstGeom prst="rect">
@@ -11830,7 +12175,7 @@
                     <pic:cNvPicPr/>
                   </pic:nvPicPr>
                   <pic:blipFill>
-                    <a:blip r:embed="rId57"/>
+                    <a:blip r:embed="rId56"/>
                     <a:stretch>
                       <a:fillRect/>
                     </a:stretch>
@@ -12111,16 +12456,16 @@
           <w:rFonts w:ascii="Times New Roman" w:hAnsi="Times New Roman" w:cs="Times New Roman"/>
           <w:sz w:val="24"/>
           <w:szCs w:val="24"/>
-        </w:rPr>
-      </w:pPr>
-      <w:r>
-        <w:rPr>
-          <w:rFonts w:ascii="Times New Roman" w:hAnsi="Times New Roman" w:cs="Times New Roman"/>
-          <w:sz w:val="24"/>
-          <w:szCs w:val="24"/>
-          <w:lang w:val="ru-RU"/>
-        </w:rPr>
-        <w:lastRenderedPageBreak/>
+          <w:lang w:val="ru-RU"/>
+        </w:rPr>
+      </w:pPr>
+      <w:r>
+        <w:rPr>
+          <w:rFonts w:ascii="Times New Roman" w:hAnsi="Times New Roman" w:cs="Times New Roman"/>
+          <w:sz w:val="24"/>
+          <w:szCs w:val="24"/>
+          <w:lang w:val="ru-RU"/>
+        </w:rPr>
         <w:t xml:space="preserve">По каждой строке </w:t>
       </w:r>
       <w:proofErr w:type="spellStart"/>
@@ -12187,6 +12532,7 @@
       <w:r>
         <w:rPr>
           <w:rFonts w:ascii="Times New Roman" w:hAnsi="Times New Roman" w:cs="Times New Roman"/>
+          <w:noProof/>
           <w:sz w:val="24"/>
           <w:szCs w:val="24"/>
         </w:rPr>
@@ -12195,6 +12541,84 @@
             <wp:extent cx="5144218" cy="609685"/>
             <wp:effectExtent l="0" t="0" r="0" b="0"/>
             <wp:docPr id="68" name="Рисунок 68"/>
+            <wp:cNvGraphicFramePr>
+              <a:graphicFrameLocks xmlns:a="http://schemas.openxmlformats.org/drawingml/2006/main" noChangeAspect="1"/>
+            </wp:cNvGraphicFramePr>
+            <a:graphic xmlns:a="http://schemas.openxmlformats.org/drawingml/2006/main">
+              <a:graphicData uri="http://schemas.openxmlformats.org/drawingml/2006/picture">
+                <pic:pic xmlns:pic="http://schemas.openxmlformats.org/drawingml/2006/picture">
+                  <pic:nvPicPr>
+                    <pic:cNvPr id="1" name=""/>
+                    <pic:cNvPicPr/>
+                  </pic:nvPicPr>
+                  <pic:blipFill>
+                    <a:blip r:embed="rId57"/>
+                    <a:stretch>
+                      <a:fillRect/>
+                    </a:stretch>
+                  </pic:blipFill>
+                  <pic:spPr>
+                    <a:xfrm>
+                      <a:off x="0" y="0"/>
+                      <a:ext cx="5144218" cy="609685"/>
+                    </a:xfrm>
+                    <a:prstGeom prst="rect">
+                      <a:avLst/>
+                    </a:prstGeom>
+                  </pic:spPr>
+                </pic:pic>
+              </a:graphicData>
+            </a:graphic>
+          </wp:inline>
+        </w:drawing>
+      </w:r>
+    </w:p>
+    <w:p>
+      <w:pPr>
+        <w:spacing w:after="0" w:line="360" w:lineRule="auto"/>
+        <w:ind w:firstLine="708"/>
+        <w:jc w:val="both"/>
+        <w:rPr>
+          <w:rFonts w:ascii="Times New Roman" w:hAnsi="Times New Roman" w:cs="Times New Roman"/>
+          <w:sz w:val="24"/>
+          <w:szCs w:val="24"/>
+          <w:lang w:val="ru-RU"/>
+        </w:rPr>
+      </w:pPr>
+      <w:r>
+        <w:rPr>
+          <w:rFonts w:ascii="Times New Roman" w:hAnsi="Times New Roman" w:cs="Times New Roman"/>
+          <w:sz w:val="24"/>
+          <w:szCs w:val="24"/>
+          <w:lang w:val="ru-RU"/>
+        </w:rPr>
+        <w:t>Вычислим для каждого сервиса точки перегиба, полученные точки перегиба образуют вектор.</w:t>
+      </w:r>
+    </w:p>
+    <w:p>
+      <w:pPr>
+        <w:spacing w:after="0" w:line="360" w:lineRule="auto"/>
+        <w:ind w:firstLine="708"/>
+        <w:jc w:val="center"/>
+        <w:rPr>
+          <w:rFonts w:ascii="Times New Roman" w:hAnsi="Times New Roman" w:cs="Times New Roman"/>
+          <w:sz w:val="24"/>
+          <w:szCs w:val="24"/>
+          <w:lang w:val="ru-RU"/>
+        </w:rPr>
+      </w:pPr>
+      <w:r>
+        <w:rPr>
+          <w:rFonts w:ascii="Times New Roman" w:hAnsi="Times New Roman" w:cs="Times New Roman"/>
+          <w:sz w:val="24"/>
+          <w:szCs w:val="24"/>
+          <w:lang w:val="ru-RU"/>
+        </w:rPr>
+        <w:drawing>
+          <wp:inline distT="0" distB="0" distL="0" distR="0" wp14:anchorId="559F2F81" wp14:editId="56EE5DF3">
+            <wp:extent cx="3762900" cy="762106"/>
+            <wp:effectExtent l="0" t="0" r="9525" b="0"/>
+            <wp:docPr id="41" name="Рисунок 41"/>
             <wp:cNvGraphicFramePr>
               <a:graphicFrameLocks xmlns:a="http://schemas.openxmlformats.org/drawingml/2006/main" noChangeAspect="1"/>
             </wp:cNvGraphicFramePr>
@@ -12214,7 +12638,7 @@
                   <pic:spPr>
                     <a:xfrm>
                       <a:off x="0" y="0"/>
-                      <a:ext cx="5144218" cy="609685"/>
+                      <a:ext cx="3762900" cy="762106"/>
                     </a:xfrm>
                     <a:prstGeom prst="rect">
                       <a:avLst/>
@@ -12231,173 +12655,26 @@
       <w:pPr>
         <w:spacing w:after="0" w:line="360" w:lineRule="auto"/>
         <w:ind w:firstLine="708"/>
-        <w:jc w:val="both"/>
-        <w:rPr>
-          <w:rFonts w:ascii="Times New Roman" w:hAnsi="Times New Roman" w:cs="Times New Roman"/>
-          <w:sz w:val="24"/>
-          <w:szCs w:val="24"/>
-          <w:lang w:val="ru-RU"/>
-        </w:rPr>
-      </w:pPr>
-      <w:r>
-        <w:rPr>
-          <w:rFonts w:ascii="Times New Roman" w:hAnsi="Times New Roman" w:cs="Times New Roman"/>
-          <w:sz w:val="24"/>
-          <w:szCs w:val="24"/>
-          <w:lang w:val="ru-RU"/>
-        </w:rPr>
-        <w:t xml:space="preserve">После вычислений точек перегиба сгруппируем сервисы, у которых «близкие колена» с учётом вектора мод. </w:t>
-      </w:r>
-      <w:r>
-        <w:rPr>
-          <w:rFonts w:ascii="Times New Roman" w:hAnsi="Times New Roman" w:cs="Times New Roman"/>
-          <w:sz w:val="24"/>
-          <w:szCs w:val="24"/>
-          <w:lang w:val="ru-RU"/>
-        </w:rPr>
-        <w:t xml:space="preserve">Те сервисы, у которых близкие колена, требуют дальнейшее исследование на предмет высокой </w:t>
-      </w:r>
-      <w:proofErr w:type="spellStart"/>
-      <w:r>
-        <w:rPr>
-          <w:rFonts w:ascii="Times New Roman" w:hAnsi="Times New Roman" w:cs="Times New Roman"/>
-          <w:sz w:val="24"/>
-          <w:szCs w:val="24"/>
-          <w:lang w:val="ru-RU"/>
-        </w:rPr>
-        <w:t>сцепленности</w:t>
-      </w:r>
-      <w:proofErr w:type="spellEnd"/>
-      <w:r>
-        <w:rPr>
-          <w:rFonts w:ascii="Times New Roman" w:hAnsi="Times New Roman" w:cs="Times New Roman"/>
-          <w:sz w:val="24"/>
-          <w:szCs w:val="24"/>
-          <w:lang w:val="ru-RU"/>
-        </w:rPr>
-        <w:t xml:space="preserve"> и общего ресурса.</w:t>
-      </w:r>
-    </w:p>
-    <w:p>
-      <w:pPr>
-        <w:spacing w:after="0" w:line="360" w:lineRule="auto"/>
-        <w:ind w:firstLine="708"/>
-        <w:jc w:val="both"/>
-        <w:rPr>
-          <w:rFonts w:ascii="Times New Roman" w:hAnsi="Times New Roman" w:cs="Times New Roman"/>
-          <w:sz w:val="24"/>
-          <w:szCs w:val="24"/>
-          <w:lang w:val="ru-RU"/>
-        </w:rPr>
-      </w:pPr>
-      <w:r>
-        <w:rPr>
-          <w:rFonts w:ascii="Times New Roman" w:hAnsi="Times New Roman" w:cs="Times New Roman"/>
-          <w:sz w:val="24"/>
-          <w:szCs w:val="24"/>
-          <w:lang w:val="ru-RU"/>
-        </w:rPr>
-        <w:t xml:space="preserve">При сопоставлении матрицы задержки </w:t>
-      </w:r>
-      <w:r>
-        <w:rPr>
-          <w:rFonts w:ascii="Times New Roman" w:hAnsi="Times New Roman" w:cs="Times New Roman"/>
-          <w:sz w:val="24"/>
-          <w:szCs w:val="24"/>
-          <w:lang w:val="ru-RU"/>
-        </w:rPr>
-        <w:t xml:space="preserve">с аналогичными матрицами, отображающими другие метрики, одним из показателем высокой </w:t>
-      </w:r>
-      <w:proofErr w:type="spellStart"/>
-      <w:r>
-        <w:rPr>
-          <w:rFonts w:ascii="Times New Roman" w:hAnsi="Times New Roman" w:cs="Times New Roman"/>
-          <w:sz w:val="24"/>
-          <w:szCs w:val="24"/>
-          <w:lang w:val="ru-RU"/>
-        </w:rPr>
-        <w:t>сцепленности</w:t>
-      </w:r>
-      <w:proofErr w:type="spellEnd"/>
-      <w:r>
-        <w:rPr>
-          <w:rFonts w:ascii="Times New Roman" w:hAnsi="Times New Roman" w:cs="Times New Roman"/>
-          <w:sz w:val="24"/>
-          <w:szCs w:val="24"/>
-          <w:lang w:val="ru-RU"/>
-        </w:rPr>
-        <w:t xml:space="preserve"> может служить рост задержки при относительно стабильных других метриках. </w:t>
-      </w:r>
-    </w:p>
-    <w:p>
-      <w:pPr>
-        <w:spacing w:before="120" w:after="120"/>
-        <w:ind w:firstLine="709"/>
-        <w:jc w:val="both"/>
-        <w:rPr>
-          <w:rFonts w:ascii="Times New Roman" w:hAnsi="Times New Roman" w:cs="Times New Roman"/>
-          <w:b/>
-          <w:sz w:val="24"/>
-          <w:szCs w:val="24"/>
-          <w:lang w:val="ru-RU"/>
-        </w:rPr>
-      </w:pPr>
-      <w:r>
-        <w:rPr>
-          <w:rFonts w:ascii="Times New Roman" w:hAnsi="Times New Roman" w:cs="Times New Roman"/>
-          <w:b/>
-          <w:sz w:val="24"/>
-          <w:szCs w:val="24"/>
-          <w:lang w:val="ru-RU"/>
-        </w:rPr>
-        <w:t xml:space="preserve">ЧАСТЬ 4. ОТКАЗОУСТОЙЧИВОСТЬ. </w:t>
-      </w:r>
-    </w:p>
-    <w:p>
-      <w:pPr>
-        <w:spacing w:after="0" w:line="360" w:lineRule="auto"/>
-        <w:ind w:firstLine="708"/>
-        <w:jc w:val="both"/>
-        <w:rPr>
-          <w:rFonts w:ascii="Times New Roman" w:hAnsi="Times New Roman" w:cs="Times New Roman"/>
-          <w:sz w:val="24"/>
-          <w:szCs w:val="24"/>
-          <w:lang w:val="ru-RU"/>
-        </w:rPr>
-      </w:pPr>
-      <w:r>
-        <w:rPr>
-          <w:rFonts w:ascii="Times New Roman" w:hAnsi="Times New Roman" w:cs="Times New Roman"/>
-          <w:sz w:val="24"/>
-          <w:szCs w:val="24"/>
-          <w:lang w:val="ru-RU"/>
-        </w:rPr>
-        <w:t>Для определения отказоустойчивости необходимо собрать данные о всех ошибках во время тестирования в виде матрицы</w:t>
-      </w:r>
-    </w:p>
-    <w:p>
-      <w:pPr>
-        <w:spacing w:after="0" w:line="360" w:lineRule="auto"/>
         <w:jc w:val="center"/>
         <w:rPr>
           <w:rFonts w:ascii="Times New Roman" w:hAnsi="Times New Roman" w:cs="Times New Roman"/>
           <w:sz w:val="24"/>
           <w:szCs w:val="24"/>
-        </w:rPr>
-      </w:pPr>
-      <w:r>
-        <w:rPr>
-          <w:rFonts w:ascii="Times New Roman" w:hAnsi="Times New Roman" w:cs="Times New Roman"/>
-          <w:noProof/>
+          <w:lang w:val="ru-RU"/>
+        </w:rPr>
+      </w:pPr>
+      <w:r>
+        <w:rPr>
+          <w:rFonts w:ascii="Times New Roman" w:hAnsi="Times New Roman" w:cs="Times New Roman"/>
           <w:sz w:val="24"/>
           <w:szCs w:val="24"/>
           <w:lang w:val="ru-RU"/>
         </w:rPr>
         <w:drawing>
-          <wp:inline distT="0" distB="0" distL="0" distR="0" wp14:anchorId="3BB55BC5" wp14:editId="378E680A">
-            <wp:extent cx="3686689" cy="1343212"/>
-            <wp:effectExtent l="0" t="0" r="9525" b="9525"/>
-            <wp:docPr id="4" name="Рисунок 4"/>
+          <wp:inline distT="0" distB="0" distL="0" distR="0" wp14:anchorId="7BB9CCDE" wp14:editId="21F56054">
+            <wp:extent cx="3877216" cy="600159"/>
+            <wp:effectExtent l="0" t="0" r="0" b="9525"/>
+            <wp:docPr id="56" name="Рисунок 56"/>
             <wp:cNvGraphicFramePr>
               <a:graphicFrameLocks xmlns:a="http://schemas.openxmlformats.org/drawingml/2006/main" noChangeAspect="1"/>
             </wp:cNvGraphicFramePr>
@@ -12417,7 +12694,7 @@
                   <pic:spPr>
                     <a:xfrm>
                       <a:off x="0" y="0"/>
-                      <a:ext cx="3686689" cy="1343212"/>
+                      <a:ext cx="3877216" cy="600159"/>
                     </a:xfrm>
                     <a:prstGeom prst="rect">
                       <a:avLst/>
@@ -12434,21 +12711,23 @@
       <w:pPr>
         <w:spacing w:after="0" w:line="360" w:lineRule="auto"/>
         <w:ind w:firstLine="708"/>
-        <w:rPr>
-          <w:rFonts w:ascii="Times New Roman" w:hAnsi="Times New Roman" w:cs="Times New Roman"/>
-          <w:sz w:val="24"/>
-          <w:szCs w:val="24"/>
-          <w:lang w:val="ru-RU"/>
-        </w:rPr>
-      </w:pPr>
-      <w:r>
-        <w:rPr>
-          <w:rFonts w:ascii="Times New Roman" w:hAnsi="Times New Roman" w:cs="Times New Roman"/>
-          <w:sz w:val="24"/>
-          <w:szCs w:val="24"/>
-          <w:lang w:val="ru-RU"/>
-        </w:rPr>
-        <w:t>Для дальнейшего анализа нужно провести нормализацию этой матрицы:</w:t>
+        <w:jc w:val="both"/>
+        <w:rPr>
+          <w:rFonts w:ascii="Times New Roman" w:hAnsi="Times New Roman" w:cs="Times New Roman"/>
+          <w:sz w:val="24"/>
+          <w:szCs w:val="24"/>
+          <w:lang w:val="ru-RU"/>
+        </w:rPr>
+      </w:pPr>
+      <w:r>
+        <w:rPr>
+          <w:rFonts w:ascii="Times New Roman" w:hAnsi="Times New Roman" w:cs="Times New Roman"/>
+          <w:sz w:val="24"/>
+          <w:szCs w:val="24"/>
+          <w:lang w:val="ru-RU"/>
+        </w:rPr>
+        <w:lastRenderedPageBreak/>
+        <w:t>После нормализации вектора с учетом вектора мод получим вектор групп:</w:t>
       </w:r>
     </w:p>
     <w:p>
@@ -12469,21 +12748,11 @@
           <w:szCs w:val="24"/>
           <w:lang w:val="ru-RU"/>
         </w:rPr>
-        <w:tab/>
-      </w:r>
-      <w:r>
-        <w:rPr>
-          <w:rFonts w:ascii="Times New Roman" w:hAnsi="Times New Roman" w:cs="Times New Roman"/>
-          <w:noProof/>
-          <w:sz w:val="24"/>
-          <w:szCs w:val="24"/>
-          <w:lang w:val="ru-RU"/>
-        </w:rPr>
         <w:drawing>
-          <wp:inline distT="0" distB="0" distL="0" distR="0" wp14:anchorId="223757AE" wp14:editId="402B68BB">
-            <wp:extent cx="5249008" cy="952633"/>
-            <wp:effectExtent l="0" t="0" r="8890" b="0"/>
-            <wp:docPr id="8" name="Рисунок 8"/>
+          <wp:inline distT="0" distB="0" distL="0" distR="0" wp14:anchorId="4E61A4B7" wp14:editId="7454EFC6">
+            <wp:extent cx="5940425" cy="432435"/>
+            <wp:effectExtent l="0" t="0" r="3175" b="5715"/>
+            <wp:docPr id="67" name="Рисунок 67"/>
             <wp:cNvGraphicFramePr>
               <a:graphicFrameLocks xmlns:a="http://schemas.openxmlformats.org/drawingml/2006/main" noChangeAspect="1"/>
             </wp:cNvGraphicFramePr>
@@ -12503,7 +12772,7 @@
                   <pic:spPr>
                     <a:xfrm>
                       <a:off x="0" y="0"/>
-                      <a:ext cx="5249008" cy="952633"/>
+                      <a:ext cx="5940425" cy="432435"/>
                     </a:xfrm>
                     <a:prstGeom prst="rect">
                       <a:avLst/>
@@ -12519,6 +12788,7 @@
     <w:p>
       <w:pPr>
         <w:spacing w:after="0" w:line="360" w:lineRule="auto"/>
+        <w:ind w:firstLine="708"/>
         <w:jc w:val="both"/>
         <w:rPr>
           <w:rFonts w:ascii="Times New Roman" w:hAnsi="Times New Roman" w:cs="Times New Roman"/>
@@ -12534,51 +12804,204 @@
           <w:szCs w:val="24"/>
           <w:lang w:val="ru-RU"/>
         </w:rPr>
-        <w:tab/>
-        <w:t xml:space="preserve">По каждой строке необходимо </w:t>
-      </w:r>
-      <w:r>
-        <w:rPr>
-          <w:rFonts w:ascii="Times New Roman" w:hAnsi="Times New Roman" w:cs="Times New Roman"/>
-          <w:sz w:val="24"/>
-          <w:szCs w:val="24"/>
-          <w:lang w:val="ru-RU"/>
-        </w:rPr>
-        <w:t xml:space="preserve">вычислить медиану, таким образом получим вектор ошибок для всей системы. </w:t>
-      </w:r>
-      <w:r>
-        <w:rPr>
-          <w:rFonts w:ascii="Times New Roman" w:hAnsi="Times New Roman" w:cs="Times New Roman"/>
-          <w:sz w:val="24"/>
-          <w:szCs w:val="24"/>
-          <w:lang w:val="ru-RU"/>
-        </w:rPr>
-        <w:t>С учетом нормализованного вектора мод получим оценку отказоустойчивости.</w:t>
+        <w:t xml:space="preserve">Те сервисы, у которых близкие </w:t>
+      </w:r>
+      <w:r>
+        <w:rPr>
+          <w:rFonts w:ascii="Times New Roman" w:hAnsi="Times New Roman" w:cs="Times New Roman"/>
+          <w:sz w:val="24"/>
+          <w:szCs w:val="24"/>
+          <w:lang w:val="ru-RU"/>
+        </w:rPr>
+        <w:t xml:space="preserve">значения </w:t>
+      </w:r>
+      <w:proofErr w:type="spellStart"/>
+      <w:r>
+        <w:rPr>
+          <w:rFonts w:ascii="Times New Roman" w:hAnsi="Times New Roman" w:cs="Times New Roman"/>
+          <w:sz w:val="24"/>
+          <w:szCs w:val="24"/>
+        </w:rPr>
+        <w:t>rps</w:t>
+      </w:r>
+      <w:r>
+        <w:rPr>
+          <w:rFonts w:ascii="Times New Roman" w:hAnsi="Times New Roman" w:cs="Times New Roman"/>
+          <w:sz w:val="24"/>
+          <w:szCs w:val="24"/>
+          <w:vertAlign w:val="subscript"/>
+        </w:rPr>
+        <w:t>group</w:t>
+      </w:r>
+      <w:proofErr w:type="spellEnd"/>
+      <w:r>
+        <w:rPr>
+          <w:rFonts w:ascii="Times New Roman" w:hAnsi="Times New Roman" w:cs="Times New Roman"/>
+          <w:sz w:val="24"/>
+          <w:szCs w:val="24"/>
+          <w:lang w:val="ru-RU"/>
+        </w:rPr>
+        <w:t xml:space="preserve">, требуют дальнейшее исследование на предмет высокой </w:t>
+      </w:r>
+      <w:proofErr w:type="spellStart"/>
+      <w:r>
+        <w:rPr>
+          <w:rFonts w:ascii="Times New Roman" w:hAnsi="Times New Roman" w:cs="Times New Roman"/>
+          <w:sz w:val="24"/>
+          <w:szCs w:val="24"/>
+          <w:lang w:val="ru-RU"/>
+        </w:rPr>
+        <w:t>сцепленности</w:t>
+      </w:r>
+      <w:proofErr w:type="spellEnd"/>
+      <w:r>
+        <w:rPr>
+          <w:rFonts w:ascii="Times New Roman" w:hAnsi="Times New Roman" w:cs="Times New Roman"/>
+          <w:sz w:val="24"/>
+          <w:szCs w:val="24"/>
+          <w:lang w:val="ru-RU"/>
+        </w:rPr>
+        <w:t xml:space="preserve"> и</w:t>
+      </w:r>
+      <w:r>
+        <w:rPr>
+          <w:rFonts w:ascii="Times New Roman" w:hAnsi="Times New Roman" w:cs="Times New Roman"/>
+          <w:sz w:val="24"/>
+          <w:szCs w:val="24"/>
+          <w:lang w:val="ru-RU"/>
+        </w:rPr>
+        <w:t xml:space="preserve"> использование</w:t>
+      </w:r>
+      <w:r>
+        <w:rPr>
+          <w:rFonts w:ascii="Times New Roman" w:hAnsi="Times New Roman" w:cs="Times New Roman"/>
+          <w:sz w:val="24"/>
+          <w:szCs w:val="24"/>
+          <w:lang w:val="ru-RU"/>
+        </w:rPr>
+        <w:t xml:space="preserve"> общего ресурса.</w:t>
       </w:r>
     </w:p>
     <w:p>
       <w:pPr>
         <w:spacing w:after="0" w:line="360" w:lineRule="auto"/>
+        <w:ind w:firstLine="708"/>
+        <w:jc w:val="both"/>
+        <w:rPr>
+          <w:rFonts w:ascii="Times New Roman" w:hAnsi="Times New Roman" w:cs="Times New Roman"/>
+          <w:sz w:val="24"/>
+          <w:szCs w:val="24"/>
+          <w:lang w:val="ru-RU"/>
+        </w:rPr>
+      </w:pPr>
+      <w:r>
+        <w:rPr>
+          <w:rFonts w:ascii="Times New Roman" w:hAnsi="Times New Roman" w:cs="Times New Roman"/>
+          <w:sz w:val="24"/>
+          <w:szCs w:val="24"/>
+          <w:lang w:val="ru-RU"/>
+        </w:rPr>
+        <w:t xml:space="preserve">При сопоставлении матрицы задержки </w:t>
+      </w:r>
+      <w:r>
+        <w:rPr>
+          <w:rFonts w:ascii="Times New Roman" w:hAnsi="Times New Roman" w:cs="Times New Roman"/>
+          <w:sz w:val="24"/>
+          <w:szCs w:val="24"/>
+          <w:lang w:val="ru-RU"/>
+        </w:rPr>
+        <w:t xml:space="preserve">с аналогичными матрицами, отображающими другие метрики, одним из показателем высокой </w:t>
+      </w:r>
+      <w:proofErr w:type="spellStart"/>
+      <w:r>
+        <w:rPr>
+          <w:rFonts w:ascii="Times New Roman" w:hAnsi="Times New Roman" w:cs="Times New Roman"/>
+          <w:sz w:val="24"/>
+          <w:szCs w:val="24"/>
+          <w:lang w:val="ru-RU"/>
+        </w:rPr>
+        <w:t>сцепленности</w:t>
+      </w:r>
+      <w:proofErr w:type="spellEnd"/>
+      <w:r>
+        <w:rPr>
+          <w:rFonts w:ascii="Times New Roman" w:hAnsi="Times New Roman" w:cs="Times New Roman"/>
+          <w:sz w:val="24"/>
+          <w:szCs w:val="24"/>
+          <w:lang w:val="ru-RU"/>
+        </w:rPr>
+        <w:t xml:space="preserve"> может служить рост задержки при относительно стабильных других метриках. </w:t>
+      </w:r>
+    </w:p>
+    <w:p>
+      <w:pPr>
+        <w:spacing w:before="120" w:after="120"/>
+        <w:ind w:firstLine="709"/>
+        <w:jc w:val="both"/>
+        <w:rPr>
+          <w:rFonts w:ascii="Times New Roman" w:hAnsi="Times New Roman" w:cs="Times New Roman"/>
+          <w:b/>
+          <w:sz w:val="24"/>
+          <w:szCs w:val="24"/>
+          <w:lang w:val="ru-RU"/>
+        </w:rPr>
+      </w:pPr>
+      <w:r>
+        <w:rPr>
+          <w:rFonts w:ascii="Times New Roman" w:hAnsi="Times New Roman" w:cs="Times New Roman"/>
+          <w:b/>
+          <w:sz w:val="24"/>
+          <w:szCs w:val="24"/>
+          <w:lang w:val="ru-RU"/>
+        </w:rPr>
+        <w:t xml:space="preserve">ЧАСТЬ 4. ОТКАЗОУСТОЙЧИВОСТЬ. </w:t>
+      </w:r>
+    </w:p>
+    <w:p>
+      <w:pPr>
+        <w:spacing w:after="0" w:line="360" w:lineRule="auto"/>
+        <w:ind w:firstLine="708"/>
+        <w:jc w:val="both"/>
+        <w:rPr>
+          <w:rFonts w:ascii="Times New Roman" w:hAnsi="Times New Roman" w:cs="Times New Roman"/>
+          <w:sz w:val="24"/>
+          <w:szCs w:val="24"/>
+          <w:lang w:val="ru-RU"/>
+        </w:rPr>
+      </w:pPr>
+      <w:r>
+        <w:rPr>
+          <w:rFonts w:ascii="Times New Roman" w:hAnsi="Times New Roman" w:cs="Times New Roman"/>
+          <w:sz w:val="24"/>
+          <w:szCs w:val="24"/>
+          <w:lang w:val="ru-RU"/>
+        </w:rPr>
+        <w:t>Для определения отказоустойчивости необходимо собрать данные о всех ошибках во время тестирования в виде матрицы</w:t>
+      </w:r>
+    </w:p>
+    <w:p>
+      <w:pPr>
+        <w:spacing w:after="0" w:line="360" w:lineRule="auto"/>
         <w:jc w:val="center"/>
         <w:rPr>
           <w:rFonts w:ascii="Times New Roman" w:hAnsi="Times New Roman" w:cs="Times New Roman"/>
           <w:sz w:val="24"/>
           <w:szCs w:val="24"/>
-          <w:lang w:val="ru-RU"/>
-        </w:rPr>
-      </w:pPr>
-      <w:r>
-        <w:rPr>
-          <w:rFonts w:ascii="Times New Roman" w:hAnsi="Times New Roman" w:cs="Times New Roman"/>
+        </w:rPr>
+      </w:pPr>
+      <w:r>
+        <w:rPr>
+          <w:rFonts w:ascii="Times New Roman" w:hAnsi="Times New Roman" w:cs="Times New Roman"/>
+          <w:noProof/>
           <w:sz w:val="24"/>
           <w:szCs w:val="24"/>
           <w:lang w:val="ru-RU"/>
         </w:rPr>
         <w:drawing>
-          <wp:inline distT="0" distB="0" distL="0" distR="0" wp14:anchorId="131A6D94" wp14:editId="77EA77D7">
-            <wp:extent cx="3467584" cy="457264"/>
-            <wp:effectExtent l="0" t="0" r="0" b="0"/>
-            <wp:docPr id="69" name="Рисунок 69"/>
+          <wp:inline distT="0" distB="0" distL="0" distR="0" wp14:anchorId="3BB55BC5" wp14:editId="378E680A">
+            <wp:extent cx="3686689" cy="1343212"/>
+            <wp:effectExtent l="0" t="0" r="9525" b="9525"/>
+            <wp:docPr id="4" name="Рисунок 4"/>
             <wp:cNvGraphicFramePr>
               <a:graphicFrameLocks xmlns:a="http://schemas.openxmlformats.org/drawingml/2006/main" noChangeAspect="1"/>
             </wp:cNvGraphicFramePr>
@@ -12598,7 +13021,7 @@
                   <pic:spPr>
                     <a:xfrm>
                       <a:off x="0" y="0"/>
-                      <a:ext cx="3467584" cy="457264"/>
+                      <a:ext cx="3686689" cy="1343212"/>
                     </a:xfrm>
                     <a:prstGeom prst="rect">
                       <a:avLst/>
@@ -12613,20 +13036,58 @@
     </w:p>
     <w:p>
       <w:pPr>
-        <w:jc w:val="center"/>
-        <w:rPr>
-          <w:lang w:val="ru-RU"/>
-        </w:rPr>
-      </w:pPr>
-      <w:r>
-        <w:rPr>
+        <w:spacing w:after="0" w:line="360" w:lineRule="auto"/>
+        <w:ind w:firstLine="708"/>
+        <w:rPr>
+          <w:rFonts w:ascii="Times New Roman" w:hAnsi="Times New Roman" w:cs="Times New Roman"/>
+          <w:sz w:val="24"/>
+          <w:szCs w:val="24"/>
+          <w:lang w:val="ru-RU"/>
+        </w:rPr>
+      </w:pPr>
+      <w:r>
+        <w:rPr>
+          <w:rFonts w:ascii="Times New Roman" w:hAnsi="Times New Roman" w:cs="Times New Roman"/>
+          <w:sz w:val="24"/>
+          <w:szCs w:val="24"/>
+          <w:lang w:val="ru-RU"/>
+        </w:rPr>
+        <w:t>Для дальнейшего анализа нужно провести нормализацию этой матрицы:</w:t>
+      </w:r>
+    </w:p>
+    <w:p>
+      <w:pPr>
+        <w:spacing w:after="0" w:line="360" w:lineRule="auto"/>
+        <w:jc w:val="both"/>
+        <w:rPr>
+          <w:rFonts w:ascii="Times New Roman" w:hAnsi="Times New Roman" w:cs="Times New Roman"/>
+          <w:sz w:val="24"/>
+          <w:szCs w:val="24"/>
+          <w:lang w:val="ru-RU"/>
+        </w:rPr>
+      </w:pPr>
+      <w:r>
+        <w:rPr>
+          <w:rFonts w:ascii="Times New Roman" w:hAnsi="Times New Roman" w:cs="Times New Roman"/>
+          <w:sz w:val="24"/>
+          <w:szCs w:val="24"/>
+          <w:lang w:val="ru-RU"/>
+        </w:rPr>
+        <w:tab/>
+      </w:r>
+      <w:r>
+        <w:rPr>
+          <w:rFonts w:ascii="Times New Roman" w:hAnsi="Times New Roman" w:cs="Times New Roman"/>
+          <w:noProof/>
+          <w:sz w:val="24"/>
+          <w:szCs w:val="24"/>
           <w:lang w:val="ru-RU"/>
         </w:rPr>
         <w:drawing>
-          <wp:inline distT="0" distB="0" distL="0" distR="0" wp14:anchorId="084D0A7C" wp14:editId="0E97DD1D">
-            <wp:extent cx="2934109" cy="771633"/>
-            <wp:effectExtent l="0" t="0" r="0" b="9525"/>
-            <wp:docPr id="70" name="Рисунок 70"/>
+          <wp:inline distT="0" distB="0" distL="0" distR="0" wp14:anchorId="223757AE" wp14:editId="402B68BB">
+            <wp:extent cx="5249008" cy="952633"/>
+            <wp:effectExtent l="0" t="0" r="8890" b="0"/>
+            <wp:docPr id="8" name="Рисунок 8"/>
             <wp:cNvGraphicFramePr>
               <a:graphicFrameLocks xmlns:a="http://schemas.openxmlformats.org/drawingml/2006/main" noChangeAspect="1"/>
             </wp:cNvGraphicFramePr>
@@ -12646,6 +13107,151 @@
                   <pic:spPr>
                     <a:xfrm>
                       <a:off x="0" y="0"/>
+                      <a:ext cx="5249008" cy="952633"/>
+                    </a:xfrm>
+                    <a:prstGeom prst="rect">
+                      <a:avLst/>
+                    </a:prstGeom>
+                  </pic:spPr>
+                </pic:pic>
+              </a:graphicData>
+            </a:graphic>
+          </wp:inline>
+        </w:drawing>
+      </w:r>
+    </w:p>
+    <w:p>
+      <w:pPr>
+        <w:spacing w:after="0" w:line="360" w:lineRule="auto"/>
+        <w:jc w:val="both"/>
+        <w:rPr>
+          <w:rFonts w:ascii="Times New Roman" w:hAnsi="Times New Roman" w:cs="Times New Roman"/>
+          <w:sz w:val="24"/>
+          <w:szCs w:val="24"/>
+          <w:lang w:val="ru-RU"/>
+        </w:rPr>
+      </w:pPr>
+      <w:r>
+        <w:rPr>
+          <w:rFonts w:ascii="Times New Roman" w:hAnsi="Times New Roman" w:cs="Times New Roman"/>
+          <w:sz w:val="24"/>
+          <w:szCs w:val="24"/>
+          <w:lang w:val="ru-RU"/>
+        </w:rPr>
+        <w:tab/>
+        <w:t xml:space="preserve">По каждой строке необходимо </w:t>
+      </w:r>
+      <w:r>
+        <w:rPr>
+          <w:rFonts w:ascii="Times New Roman" w:hAnsi="Times New Roman" w:cs="Times New Roman"/>
+          <w:sz w:val="24"/>
+          <w:szCs w:val="24"/>
+          <w:lang w:val="ru-RU"/>
+        </w:rPr>
+        <w:t xml:space="preserve">вычислить медиану, таким образом получим вектор ошибок для всей системы. </w:t>
+      </w:r>
+      <w:r>
+        <w:rPr>
+          <w:rFonts w:ascii="Times New Roman" w:hAnsi="Times New Roman" w:cs="Times New Roman"/>
+          <w:sz w:val="24"/>
+          <w:szCs w:val="24"/>
+          <w:lang w:val="ru-RU"/>
+        </w:rPr>
+        <w:t>С учетом нормализованного вектора мод получим оценку отказоустойчивости.</w:t>
+      </w:r>
+    </w:p>
+    <w:p>
+      <w:pPr>
+        <w:spacing w:after="0" w:line="360" w:lineRule="auto"/>
+        <w:jc w:val="center"/>
+        <w:rPr>
+          <w:rFonts w:ascii="Times New Roman" w:hAnsi="Times New Roman" w:cs="Times New Roman"/>
+          <w:sz w:val="24"/>
+          <w:szCs w:val="24"/>
+          <w:lang w:val="ru-RU"/>
+        </w:rPr>
+      </w:pPr>
+      <w:r>
+        <w:rPr>
+          <w:rFonts w:ascii="Times New Roman" w:hAnsi="Times New Roman" w:cs="Times New Roman"/>
+          <w:noProof/>
+          <w:sz w:val="24"/>
+          <w:szCs w:val="24"/>
+          <w:lang w:val="ru-RU"/>
+        </w:rPr>
+        <w:drawing>
+          <wp:inline distT="0" distB="0" distL="0" distR="0" wp14:anchorId="131A6D94" wp14:editId="77EA77D7">
+            <wp:extent cx="3467584" cy="457264"/>
+            <wp:effectExtent l="0" t="0" r="0" b="0"/>
+            <wp:docPr id="69" name="Рисунок 69"/>
+            <wp:cNvGraphicFramePr>
+              <a:graphicFrameLocks xmlns:a="http://schemas.openxmlformats.org/drawingml/2006/main" noChangeAspect="1"/>
+            </wp:cNvGraphicFramePr>
+            <a:graphic xmlns:a="http://schemas.openxmlformats.org/drawingml/2006/main">
+              <a:graphicData uri="http://schemas.openxmlformats.org/drawingml/2006/picture">
+                <pic:pic xmlns:pic="http://schemas.openxmlformats.org/drawingml/2006/picture">
+                  <pic:nvPicPr>
+                    <pic:cNvPr id="1" name=""/>
+                    <pic:cNvPicPr/>
+                  </pic:nvPicPr>
+                  <pic:blipFill>
+                    <a:blip r:embed="rId63"/>
+                    <a:stretch>
+                      <a:fillRect/>
+                    </a:stretch>
+                  </pic:blipFill>
+                  <pic:spPr>
+                    <a:xfrm>
+                      <a:off x="0" y="0"/>
+                      <a:ext cx="3467584" cy="457264"/>
+                    </a:xfrm>
+                    <a:prstGeom prst="rect">
+                      <a:avLst/>
+                    </a:prstGeom>
+                  </pic:spPr>
+                </pic:pic>
+              </a:graphicData>
+            </a:graphic>
+          </wp:inline>
+        </w:drawing>
+      </w:r>
+    </w:p>
+    <w:p>
+      <w:pPr>
+        <w:jc w:val="center"/>
+        <w:rPr>
+          <w:lang w:val="ru-RU"/>
+        </w:rPr>
+      </w:pPr>
+      <w:r>
+        <w:rPr>
+          <w:noProof/>
+          <w:lang w:val="ru-RU"/>
+        </w:rPr>
+        <w:drawing>
+          <wp:inline distT="0" distB="0" distL="0" distR="0" wp14:anchorId="084D0A7C" wp14:editId="0E97DD1D">
+            <wp:extent cx="2934109" cy="771633"/>
+            <wp:effectExtent l="0" t="0" r="0" b="9525"/>
+            <wp:docPr id="70" name="Рисунок 70"/>
+            <wp:cNvGraphicFramePr>
+              <a:graphicFrameLocks xmlns:a="http://schemas.openxmlformats.org/drawingml/2006/main" noChangeAspect="1"/>
+            </wp:cNvGraphicFramePr>
+            <a:graphic xmlns:a="http://schemas.openxmlformats.org/drawingml/2006/main">
+              <a:graphicData uri="http://schemas.openxmlformats.org/drawingml/2006/picture">
+                <pic:pic xmlns:pic="http://schemas.openxmlformats.org/drawingml/2006/picture">
+                  <pic:nvPicPr>
+                    <pic:cNvPr id="1" name=""/>
+                    <pic:cNvPicPr/>
+                  </pic:nvPicPr>
+                  <pic:blipFill>
+                    <a:blip r:embed="rId64"/>
+                    <a:stretch>
+                      <a:fillRect/>
+                    </a:stretch>
+                  </pic:blipFill>
+                  <pic:spPr>
+                    <a:xfrm>
+                      <a:off x="0" y="0"/>
                       <a:ext cx="2934109" cy="771633"/>
                     </a:xfrm>
                     <a:prstGeom prst="rect">
@@ -15629,6 +16235,155 @@
     </w:lvl>
   </w:abstractNum>
   <w:abstractNum w:abstractNumId="26" w15:restartNumberingAfterBreak="0">
+    <w:nsid w:val="33935187"/>
+    <w:multiLevelType w:val="multilevel"/>
+    <w:tmpl w:val="DF1A74FA"/>
+    <w:lvl w:ilvl="0">
+      <w:start w:val="1"/>
+      <w:numFmt w:val="bullet"/>
+      <w:lvlText w:val=""/>
+      <w:lvlJc w:val="left"/>
+      <w:pPr>
+        <w:tabs>
+          <w:tab w:val="num" w:pos="720"/>
+        </w:tabs>
+        <w:ind w:left="720" w:hanging="360"/>
+      </w:pPr>
+      <w:rPr>
+        <w:rFonts w:ascii="Symbol" w:hAnsi="Symbol" w:hint="default"/>
+        <w:sz w:val="20"/>
+      </w:rPr>
+    </w:lvl>
+    <w:lvl w:ilvl="1" w:tentative="1">
+      <w:start w:val="1"/>
+      <w:numFmt w:val="bullet"/>
+      <w:lvlText w:val="o"/>
+      <w:lvlJc w:val="left"/>
+      <w:pPr>
+        <w:tabs>
+          <w:tab w:val="num" w:pos="1440"/>
+        </w:tabs>
+        <w:ind w:left="1440" w:hanging="360"/>
+      </w:pPr>
+      <w:rPr>
+        <w:rFonts w:ascii="Courier New" w:hAnsi="Courier New" w:hint="default"/>
+        <w:sz w:val="20"/>
+      </w:rPr>
+    </w:lvl>
+    <w:lvl w:ilvl="2" w:tentative="1">
+      <w:start w:val="1"/>
+      <w:numFmt w:val="bullet"/>
+      <w:lvlText w:val=""/>
+      <w:lvlJc w:val="left"/>
+      <w:pPr>
+        <w:tabs>
+          <w:tab w:val="num" w:pos="2160"/>
+        </w:tabs>
+        <w:ind w:left="2160" w:hanging="360"/>
+      </w:pPr>
+      <w:rPr>
+        <w:rFonts w:ascii="Wingdings" w:hAnsi="Wingdings" w:hint="default"/>
+        <w:sz w:val="20"/>
+      </w:rPr>
+    </w:lvl>
+    <w:lvl w:ilvl="3" w:tentative="1">
+      <w:start w:val="1"/>
+      <w:numFmt w:val="bullet"/>
+      <w:lvlText w:val=""/>
+      <w:lvlJc w:val="left"/>
+      <w:pPr>
+        <w:tabs>
+          <w:tab w:val="num" w:pos="2880"/>
+        </w:tabs>
+        <w:ind w:left="2880" w:hanging="360"/>
+      </w:pPr>
+      <w:rPr>
+        <w:rFonts w:ascii="Wingdings" w:hAnsi="Wingdings" w:hint="default"/>
+        <w:sz w:val="20"/>
+      </w:rPr>
+    </w:lvl>
+    <w:lvl w:ilvl="4" w:tentative="1">
+      <w:start w:val="1"/>
+      <w:numFmt w:val="bullet"/>
+      <w:lvlText w:val=""/>
+      <w:lvlJc w:val="left"/>
+      <w:pPr>
+        <w:tabs>
+          <w:tab w:val="num" w:pos="3600"/>
+        </w:tabs>
+        <w:ind w:left="3600" w:hanging="360"/>
+      </w:pPr>
+      <w:rPr>
+        <w:rFonts w:ascii="Wingdings" w:hAnsi="Wingdings" w:hint="default"/>
+        <w:sz w:val="20"/>
+      </w:rPr>
+    </w:lvl>
+    <w:lvl w:ilvl="5" w:tentative="1">
+      <w:start w:val="1"/>
+      <w:numFmt w:val="bullet"/>
+      <w:lvlText w:val=""/>
+      <w:lvlJc w:val="left"/>
+      <w:pPr>
+        <w:tabs>
+          <w:tab w:val="num" w:pos="4320"/>
+        </w:tabs>
+        <w:ind w:left="4320" w:hanging="360"/>
+      </w:pPr>
+      <w:rPr>
+        <w:rFonts w:ascii="Wingdings" w:hAnsi="Wingdings" w:hint="default"/>
+        <w:sz w:val="20"/>
+      </w:rPr>
+    </w:lvl>
+    <w:lvl w:ilvl="6" w:tentative="1">
+      <w:start w:val="1"/>
+      <w:numFmt w:val="bullet"/>
+      <w:lvlText w:val=""/>
+      <w:lvlJc w:val="left"/>
+      <w:pPr>
+        <w:tabs>
+          <w:tab w:val="num" w:pos="5040"/>
+        </w:tabs>
+        <w:ind w:left="5040" w:hanging="360"/>
+      </w:pPr>
+      <w:rPr>
+        <w:rFonts w:ascii="Wingdings" w:hAnsi="Wingdings" w:hint="default"/>
+        <w:sz w:val="20"/>
+      </w:rPr>
+    </w:lvl>
+    <w:lvl w:ilvl="7" w:tentative="1">
+      <w:start w:val="1"/>
+      <w:numFmt w:val="bullet"/>
+      <w:lvlText w:val=""/>
+      <w:lvlJc w:val="left"/>
+      <w:pPr>
+        <w:tabs>
+          <w:tab w:val="num" w:pos="5760"/>
+        </w:tabs>
+        <w:ind w:left="5760" w:hanging="360"/>
+      </w:pPr>
+      <w:rPr>
+        <w:rFonts w:ascii="Wingdings" w:hAnsi="Wingdings" w:hint="default"/>
+        <w:sz w:val="20"/>
+      </w:rPr>
+    </w:lvl>
+    <w:lvl w:ilvl="8" w:tentative="1">
+      <w:start w:val="1"/>
+      <w:numFmt w:val="bullet"/>
+      <w:lvlText w:val=""/>
+      <w:lvlJc w:val="left"/>
+      <w:pPr>
+        <w:tabs>
+          <w:tab w:val="num" w:pos="6480"/>
+        </w:tabs>
+        <w:ind w:left="6480" w:hanging="360"/>
+      </w:pPr>
+      <w:rPr>
+        <w:rFonts w:ascii="Wingdings" w:hAnsi="Wingdings" w:hint="default"/>
+        <w:sz w:val="20"/>
+      </w:rPr>
+    </w:lvl>
+  </w:abstractNum>
+  <w:abstractNum w:abstractNumId="27" w15:restartNumberingAfterBreak="0">
     <w:nsid w:val="38B716B5"/>
     <w:multiLevelType w:val="hybridMultilevel"/>
     <w:tmpl w:val="C3788C10"/>
@@ -15741,7 +16496,7 @@
       </w:rPr>
     </w:lvl>
   </w:abstractNum>
-  <w:abstractNum w:abstractNumId="27" w15:restartNumberingAfterBreak="0">
+  <w:abstractNum w:abstractNumId="28" w15:restartNumberingAfterBreak="0">
     <w:nsid w:val="3BFF5F0D"/>
     <w:multiLevelType w:val="hybridMultilevel"/>
     <w:tmpl w:val="79EE45CC"/>
@@ -15854,7 +16609,7 @@
       </w:rPr>
     </w:lvl>
   </w:abstractNum>
-  <w:abstractNum w:abstractNumId="28" w15:restartNumberingAfterBreak="0">
+  <w:abstractNum w:abstractNumId="29" w15:restartNumberingAfterBreak="0">
     <w:nsid w:val="4302583B"/>
     <w:multiLevelType w:val="multilevel"/>
     <w:tmpl w:val="22CC4104"/>
@@ -16003,7 +16758,7 @@
       </w:rPr>
     </w:lvl>
   </w:abstractNum>
-  <w:abstractNum w:abstractNumId="29" w15:restartNumberingAfterBreak="0">
+  <w:abstractNum w:abstractNumId="30" w15:restartNumberingAfterBreak="0">
     <w:nsid w:val="48D00E2D"/>
     <w:multiLevelType w:val="multilevel"/>
     <w:tmpl w:val="1C02D0DC"/>
@@ -16116,7 +16871,7 @@
       </w:pPr>
     </w:lvl>
   </w:abstractNum>
-  <w:abstractNum w:abstractNumId="30" w15:restartNumberingAfterBreak="0">
+  <w:abstractNum w:abstractNumId="31" w15:restartNumberingAfterBreak="0">
     <w:nsid w:val="496328A0"/>
     <w:multiLevelType w:val="hybridMultilevel"/>
     <w:tmpl w:val="5F2A4A82"/>
@@ -16229,7 +16984,7 @@
       </w:rPr>
     </w:lvl>
   </w:abstractNum>
-  <w:abstractNum w:abstractNumId="31" w15:restartNumberingAfterBreak="0">
+  <w:abstractNum w:abstractNumId="32" w15:restartNumberingAfterBreak="0">
     <w:nsid w:val="4E4A3231"/>
     <w:multiLevelType w:val="hybridMultilevel"/>
     <w:tmpl w:val="71704886"/>
@@ -16342,7 +17097,7 @@
       </w:rPr>
     </w:lvl>
   </w:abstractNum>
-  <w:abstractNum w:abstractNumId="32" w15:restartNumberingAfterBreak="0">
+  <w:abstractNum w:abstractNumId="33" w15:restartNumberingAfterBreak="0">
     <w:nsid w:val="4EB4210B"/>
     <w:multiLevelType w:val="hybridMultilevel"/>
     <w:tmpl w:val="AB72D0EE"/>
@@ -16455,7 +17210,7 @@
       </w:rPr>
     </w:lvl>
   </w:abstractNum>
-  <w:abstractNum w:abstractNumId="33" w15:restartNumberingAfterBreak="0">
+  <w:abstractNum w:abstractNumId="34" w15:restartNumberingAfterBreak="0">
     <w:nsid w:val="55196EED"/>
     <w:multiLevelType w:val="multilevel"/>
     <w:tmpl w:val="7436B32A"/>
@@ -16604,7 +17359,7 @@
       </w:rPr>
     </w:lvl>
   </w:abstractNum>
-  <w:abstractNum w:abstractNumId="34" w15:restartNumberingAfterBreak="0">
+  <w:abstractNum w:abstractNumId="35" w15:restartNumberingAfterBreak="0">
     <w:nsid w:val="552E7D73"/>
     <w:multiLevelType w:val="multilevel"/>
     <w:tmpl w:val="DFFA3522"/>
@@ -16753,7 +17508,7 @@
       </w:rPr>
     </w:lvl>
   </w:abstractNum>
-  <w:abstractNum w:abstractNumId="35" w15:restartNumberingAfterBreak="0">
+  <w:abstractNum w:abstractNumId="36" w15:restartNumberingAfterBreak="0">
     <w:nsid w:val="55B8428C"/>
     <w:multiLevelType w:val="multilevel"/>
     <w:tmpl w:val="93FCD6AC"/>
@@ -16902,7 +17657,7 @@
       </w:rPr>
     </w:lvl>
   </w:abstractNum>
-  <w:abstractNum w:abstractNumId="36" w15:restartNumberingAfterBreak="0">
+  <w:abstractNum w:abstractNumId="37" w15:restartNumberingAfterBreak="0">
     <w:nsid w:val="57715A20"/>
     <w:multiLevelType w:val="hybridMultilevel"/>
     <w:tmpl w:val="8F8A33F4"/>
@@ -17017,7 +17772,7 @@
       </w:pPr>
     </w:lvl>
   </w:abstractNum>
-  <w:abstractNum w:abstractNumId="37" w15:restartNumberingAfterBreak="0">
+  <w:abstractNum w:abstractNumId="38" w15:restartNumberingAfterBreak="0">
     <w:nsid w:val="5C3070E2"/>
     <w:multiLevelType w:val="hybridMultilevel"/>
     <w:tmpl w:val="CF4C518E"/>
@@ -17130,7 +17885,7 @@
       </w:rPr>
     </w:lvl>
   </w:abstractNum>
-  <w:abstractNum w:abstractNumId="38" w15:restartNumberingAfterBreak="0">
+  <w:abstractNum w:abstractNumId="39" w15:restartNumberingAfterBreak="0">
     <w:nsid w:val="5FD37D74"/>
     <w:multiLevelType w:val="multilevel"/>
     <w:tmpl w:val="6DD641DC"/>
@@ -17250,7 +18005,7 @@
       </w:rPr>
     </w:lvl>
   </w:abstractNum>
-  <w:abstractNum w:abstractNumId="39" w15:restartNumberingAfterBreak="0">
+  <w:abstractNum w:abstractNumId="40" w15:restartNumberingAfterBreak="0">
     <w:nsid w:val="6220247F"/>
     <w:multiLevelType w:val="hybridMultilevel"/>
     <w:tmpl w:val="9C808948"/>
@@ -17363,7 +18118,7 @@
       </w:rPr>
     </w:lvl>
   </w:abstractNum>
-  <w:abstractNum w:abstractNumId="40" w15:restartNumberingAfterBreak="0">
+  <w:abstractNum w:abstractNumId="41" w15:restartNumberingAfterBreak="0">
     <w:nsid w:val="65EA1389"/>
     <w:multiLevelType w:val="hybridMultilevel"/>
     <w:tmpl w:val="698A3554"/>
@@ -17476,7 +18231,7 @@
       </w:rPr>
     </w:lvl>
   </w:abstractNum>
-  <w:abstractNum w:abstractNumId="41" w15:restartNumberingAfterBreak="0">
+  <w:abstractNum w:abstractNumId="42" w15:restartNumberingAfterBreak="0">
     <w:nsid w:val="66C73EB9"/>
     <w:multiLevelType w:val="hybridMultilevel"/>
     <w:tmpl w:val="625CDF90"/>
@@ -17589,7 +18344,7 @@
       </w:rPr>
     </w:lvl>
   </w:abstractNum>
-  <w:abstractNum w:abstractNumId="42" w15:restartNumberingAfterBreak="0">
+  <w:abstractNum w:abstractNumId="43" w15:restartNumberingAfterBreak="0">
     <w:nsid w:val="69552777"/>
     <w:multiLevelType w:val="multilevel"/>
     <w:tmpl w:val="8F7E744E"/>
@@ -17738,7 +18493,7 @@
       </w:rPr>
     </w:lvl>
   </w:abstractNum>
-  <w:abstractNum w:abstractNumId="43" w15:restartNumberingAfterBreak="0">
+  <w:abstractNum w:abstractNumId="44" w15:restartNumberingAfterBreak="0">
     <w:nsid w:val="70EC5D99"/>
     <w:multiLevelType w:val="hybridMultilevel"/>
     <w:tmpl w:val="A2565494"/>
@@ -17827,7 +18582,7 @@
       </w:pPr>
     </w:lvl>
   </w:abstractNum>
-  <w:abstractNum w:abstractNumId="44" w15:restartNumberingAfterBreak="0">
+  <w:abstractNum w:abstractNumId="45" w15:restartNumberingAfterBreak="0">
     <w:nsid w:val="74BD5205"/>
     <w:multiLevelType w:val="hybridMultilevel"/>
     <w:tmpl w:val="9DF2BF18"/>
@@ -17940,7 +18695,7 @@
       </w:rPr>
     </w:lvl>
   </w:abstractNum>
-  <w:abstractNum w:abstractNumId="45" w15:restartNumberingAfterBreak="0">
+  <w:abstractNum w:abstractNumId="46" w15:restartNumberingAfterBreak="0">
     <w:nsid w:val="757D1694"/>
     <w:multiLevelType w:val="hybridMultilevel"/>
     <w:tmpl w:val="CD7A3DF2"/>
@@ -18026,7 +18781,7 @@
       </w:pPr>
     </w:lvl>
   </w:abstractNum>
-  <w:abstractNum w:abstractNumId="46" w15:restartNumberingAfterBreak="0">
+  <w:abstractNum w:abstractNumId="47" w15:restartNumberingAfterBreak="0">
     <w:nsid w:val="75C43253"/>
     <w:multiLevelType w:val="multilevel"/>
     <w:tmpl w:val="8F6234B6"/>
@@ -18175,7 +18930,7 @@
       </w:rPr>
     </w:lvl>
   </w:abstractNum>
-  <w:abstractNum w:abstractNumId="47" w15:restartNumberingAfterBreak="0">
+  <w:abstractNum w:abstractNumId="48" w15:restartNumberingAfterBreak="0">
     <w:nsid w:val="7B204F1A"/>
     <w:multiLevelType w:val="multilevel"/>
     <w:tmpl w:val="D7603886"/>
@@ -18325,7 +19080,7 @@
     </w:lvl>
   </w:abstractNum>
   <w:num w:numId="1" w16cid:durableId="979992122">
-    <w:abstractNumId w:val="37"/>
+    <w:abstractNumId w:val="38"/>
   </w:num>
   <w:num w:numId="2" w16cid:durableId="1958019994">
     <w:abstractNumId w:val="1"/>
@@ -18400,7 +19155,7 @@
     <w:abstractNumId w:val="22"/>
   </w:num>
   <w:num w:numId="8" w16cid:durableId="1858420053">
-    <w:abstractNumId w:val="36"/>
+    <w:abstractNumId w:val="37"/>
     <w:lvlOverride w:ilvl="0"/>
     <w:lvlOverride w:ilvl="1">
       <w:startOverride w:val="1"/>
@@ -18428,28 +19183,28 @@
     </w:lvlOverride>
   </w:num>
   <w:num w:numId="9" w16cid:durableId="1901281072">
-    <w:abstractNumId w:val="43"/>
+    <w:abstractNumId w:val="44"/>
   </w:num>
   <w:num w:numId="10" w16cid:durableId="1386641310">
     <w:abstractNumId w:val="20"/>
   </w:num>
   <w:num w:numId="11" w16cid:durableId="382559518">
+    <w:abstractNumId w:val="31"/>
+  </w:num>
+  <w:num w:numId="12" w16cid:durableId="2048993242">
+    <w:abstractNumId w:val="45"/>
+  </w:num>
+  <w:num w:numId="13" w16cid:durableId="168066084">
+    <w:abstractNumId w:val="40"/>
+  </w:num>
+  <w:num w:numId="14" w16cid:durableId="1031879373">
+    <w:abstractNumId w:val="39"/>
+  </w:num>
+  <w:num w:numId="15" w16cid:durableId="1091976619">
     <w:abstractNumId w:val="30"/>
   </w:num>
-  <w:num w:numId="12" w16cid:durableId="2048993242">
-    <w:abstractNumId w:val="44"/>
-  </w:num>
-  <w:num w:numId="13" w16cid:durableId="168066084">
-    <w:abstractNumId w:val="39"/>
-  </w:num>
-  <w:num w:numId="14" w16cid:durableId="1031879373">
-    <w:abstractNumId w:val="38"/>
-  </w:num>
-  <w:num w:numId="15" w16cid:durableId="1091976619">
-    <w:abstractNumId w:val="29"/>
-  </w:num>
   <w:num w:numId="16" w16cid:durableId="1771897662">
-    <w:abstractNumId w:val="31"/>
+    <w:abstractNumId w:val="32"/>
   </w:num>
   <w:num w:numId="17" w16cid:durableId="1666588709">
     <w:abstractNumId w:val="6"/>
@@ -18461,25 +19216,25 @@
     <w:abstractNumId w:val="19"/>
   </w:num>
   <w:num w:numId="20" w16cid:durableId="2128767065">
-    <w:abstractNumId w:val="32"/>
+    <w:abstractNumId w:val="33"/>
   </w:num>
   <w:num w:numId="21" w16cid:durableId="558370789">
     <w:abstractNumId w:val="25"/>
   </w:num>
   <w:num w:numId="22" w16cid:durableId="2075617009">
-    <w:abstractNumId w:val="26"/>
+    <w:abstractNumId w:val="27"/>
   </w:num>
   <w:num w:numId="23" w16cid:durableId="1919245305">
     <w:abstractNumId w:val="18"/>
   </w:num>
   <w:num w:numId="24" w16cid:durableId="479276753">
-    <w:abstractNumId w:val="34"/>
+    <w:abstractNumId w:val="35"/>
   </w:num>
   <w:num w:numId="25" w16cid:durableId="853498724">
     <w:abstractNumId w:val="10"/>
   </w:num>
   <w:num w:numId="26" w16cid:durableId="1700083696">
-    <w:abstractNumId w:val="28"/>
+    <w:abstractNumId w:val="29"/>
   </w:num>
   <w:num w:numId="27" w16cid:durableId="2067609968">
     <w:abstractNumId w:val="14"/>
@@ -18500,19 +19255,19 @@
     <w:abstractNumId w:val="12"/>
   </w:num>
   <w:num w:numId="33" w16cid:durableId="397824286">
-    <w:abstractNumId w:val="40"/>
+    <w:abstractNumId w:val="41"/>
   </w:num>
   <w:num w:numId="34" w16cid:durableId="12339693">
-    <w:abstractNumId w:val="46"/>
+    <w:abstractNumId w:val="47"/>
   </w:num>
   <w:num w:numId="35" w16cid:durableId="533421035">
-    <w:abstractNumId w:val="42"/>
+    <w:abstractNumId w:val="43"/>
   </w:num>
   <w:num w:numId="36" w16cid:durableId="1494368418">
-    <w:abstractNumId w:val="35"/>
+    <w:abstractNumId w:val="36"/>
   </w:num>
   <w:num w:numId="37" w16cid:durableId="1347099621">
-    <w:abstractNumId w:val="47"/>
+    <w:abstractNumId w:val="48"/>
   </w:num>
   <w:num w:numId="38" w16cid:durableId="1600791670">
     <w:abstractNumId w:val="0"/>
@@ -18521,7 +19276,7 @@
     <w:abstractNumId w:val="24"/>
   </w:num>
   <w:num w:numId="40" w16cid:durableId="649407925">
-    <w:abstractNumId w:val="33"/>
+    <w:abstractNumId w:val="34"/>
   </w:num>
   <w:num w:numId="41" w16cid:durableId="1203981539">
     <w:abstractNumId w:val="13"/>
@@ -18533,7 +19288,7 @@
     <w:abstractNumId w:val="2"/>
   </w:num>
   <w:num w:numId="44" w16cid:durableId="1684624602">
-    <w:abstractNumId w:val="45"/>
+    <w:abstractNumId w:val="46"/>
   </w:num>
   <w:num w:numId="45" w16cid:durableId="104424218">
     <w:abstractNumId w:val="16"/>
@@ -18542,13 +19297,16 @@
     <w:abstractNumId w:val="5"/>
   </w:num>
   <w:num w:numId="47" w16cid:durableId="587038576">
-    <w:abstractNumId w:val="27"/>
+    <w:abstractNumId w:val="28"/>
   </w:num>
   <w:num w:numId="48" w16cid:durableId="356349278">
-    <w:abstractNumId w:val="41"/>
+    <w:abstractNumId w:val="42"/>
   </w:num>
   <w:num w:numId="49" w16cid:durableId="1328556141">
     <w:abstractNumId w:val="9"/>
+  </w:num>
+  <w:num w:numId="50" w16cid:durableId="403575772">
+    <w:abstractNumId w:val="26"/>
   </w:num>
 </w:numbering>
 </file>
@@ -19165,7 +19923,6 @@
   <w:style w:type="character" w:default="1" w:styleId="a0">
     <w:name w:val="Default Paragraph Font"/>
     <w:uiPriority w:val="1"/>
-    <w:semiHidden/>
     <w:unhideWhenUsed/>
   </w:style>
   <w:style w:type="table" w:default="1" w:styleId="a1">

--- a/Магистерская/Новая магистерская Ч2.docx
+++ b/Магистерская/Новая магистерская Ч2.docx
@@ -316,18 +316,97 @@
         </w:rPr>
         <w:t>, это позволяет проводить развёртывание приложения на одной вычислительной машине, что упрощает проведение исследования</w:t>
       </w:r>
-      <w:r>
-        <w:rPr>
-          <w:rFonts w:ascii="Times New Roman" w:hAnsi="Times New Roman" w:cs="Times New Roman"/>
-          <w:sz w:val="24"/>
-          <w:szCs w:val="24"/>
-          <w:lang w:val="ru-RU"/>
-        </w:rPr>
-        <w:t>.</w:t>
-      </w:r>
-      <w:r>
-        <w:rPr>
-          <w:rFonts w:ascii="Times New Roman" w:hAnsi="Times New Roman" w:cs="Times New Roman"/>
+    </w:p>
+    <w:p>
+      <w:pPr>
+        <w:spacing w:after="0" w:line="360" w:lineRule="auto"/>
+        <w:ind w:firstLine="708"/>
+        <w:jc w:val="both"/>
+        <w:rPr>
+          <w:rFonts w:ascii="Times New Roman" w:hAnsi="Times New Roman" w:cs="Times New Roman"/>
+          <w:sz w:val="24"/>
+          <w:szCs w:val="24"/>
+          <w:lang w:val="ru-RU"/>
+        </w:rPr>
+      </w:pPr>
+      <w:r>
+        <w:rPr>
+          <w:rFonts w:ascii="Times New Roman" w:hAnsi="Times New Roman" w:cs="Times New Roman"/>
+          <w:sz w:val="24"/>
+          <w:szCs w:val="24"/>
+          <w:lang w:val="ru-RU"/>
+        </w:rPr>
+        <w:t xml:space="preserve">Для обеспечения верифицируемости и сопоставимости результатов исследования, а также для корректной интерпретации получаемых метрик, методика оценивания эффективности </w:t>
+      </w:r>
+      <w:proofErr w:type="spellStart"/>
+      <w:r>
+        <w:rPr>
+          <w:rFonts w:ascii="Times New Roman" w:hAnsi="Times New Roman" w:cs="Times New Roman"/>
+          <w:sz w:val="24"/>
+          <w:szCs w:val="24"/>
+          <w:lang w:val="ru-RU"/>
+        </w:rPr>
+        <w:t>микросервисного</w:t>
+      </w:r>
+      <w:proofErr w:type="spellEnd"/>
+      <w:r>
+        <w:rPr>
+          <w:rFonts w:ascii="Times New Roman" w:hAnsi="Times New Roman" w:cs="Times New Roman"/>
+          <w:sz w:val="24"/>
+          <w:szCs w:val="24"/>
+          <w:lang w:val="ru-RU"/>
+        </w:rPr>
+        <w:t xml:space="preserve"> приложения базируется на положениях действующих национальных стандартов. В частности, номенклатура исследуемых характеристик (использование памяти, потребление ресурсов ЦП, производительность, показатели БД и брокера сообщений) и их связь с критериями эффективности и надежности опираются на модель качества программной продукции, определенную в ГОСТ Р ИСО/МЭК 25010-2015 (актуальная международная редакция — </w:t>
+      </w:r>
+      <w:r>
+        <w:rPr>
+          <w:rFonts w:ascii="Times New Roman" w:hAnsi="Times New Roman" w:cs="Times New Roman"/>
+          <w:sz w:val="24"/>
+          <w:szCs w:val="24"/>
+        </w:rPr>
+        <w:t>ISO</w:t>
+      </w:r>
+      <w:r>
+        <w:rPr>
+          <w:rFonts w:ascii="Times New Roman" w:hAnsi="Times New Roman" w:cs="Times New Roman"/>
+          <w:sz w:val="24"/>
+          <w:szCs w:val="24"/>
+          <w:lang w:val="ru-RU"/>
+        </w:rPr>
+        <w:t>/</w:t>
+      </w:r>
+      <w:r>
+        <w:rPr>
+          <w:rFonts w:ascii="Times New Roman" w:hAnsi="Times New Roman" w:cs="Times New Roman"/>
+          <w:sz w:val="24"/>
+          <w:szCs w:val="24"/>
+        </w:rPr>
+        <w:t>IEC</w:t>
+      </w:r>
+      <w:r>
+        <w:rPr>
+          <w:rFonts w:ascii="Times New Roman" w:hAnsi="Times New Roman" w:cs="Times New Roman"/>
+          <w:sz w:val="24"/>
+          <w:szCs w:val="24"/>
+          <w:lang w:val="ru-RU"/>
+        </w:rPr>
+        <w:t xml:space="preserve"> 25010:2023). Данный стандарт относит характеристики </w:t>
+      </w:r>
+      <w:r>
+        <w:rPr>
+          <w:rFonts w:ascii="Times New Roman" w:hAnsi="Times New Roman" w:cs="Times New Roman"/>
+          <w:i/>
+          <w:iCs/>
+          <w:sz w:val="24"/>
+          <w:szCs w:val="24"/>
+        </w:rPr>
+        <w:t>Performance</w:t>
+      </w:r>
+      <w:r>
+        <w:rPr>
+          <w:rFonts w:ascii="Times New Roman" w:hAnsi="Times New Roman" w:cs="Times New Roman"/>
+          <w:i/>
+          <w:iCs/>
           <w:sz w:val="24"/>
           <w:szCs w:val="24"/>
           <w:lang w:val="ru-RU"/>
@@ -337,12 +416,90 @@
       <w:r>
         <w:rPr>
           <w:rFonts w:ascii="Times New Roman" w:hAnsi="Times New Roman" w:cs="Times New Roman"/>
-          <w:sz w:val="24"/>
-          <w:szCs w:val="24"/>
-          <w:lang w:val="ru-RU"/>
-        </w:rPr>
-        <w:t xml:space="preserve"> </w:t>
-      </w:r>
+          <w:i/>
+          <w:iCs/>
+          <w:sz w:val="24"/>
+          <w:szCs w:val="24"/>
+        </w:rPr>
+        <w:t>Efficiency</w:t>
+      </w:r>
+      <w:r>
+        <w:rPr>
+          <w:rFonts w:ascii="Times New Roman" w:hAnsi="Times New Roman" w:cs="Times New Roman"/>
+          <w:sz w:val="24"/>
+          <w:szCs w:val="24"/>
+          <w:lang w:val="ru-RU"/>
+        </w:rPr>
+        <w:t xml:space="preserve"> (эффективность производительности) и </w:t>
+      </w:r>
+      <w:r>
+        <w:rPr>
+          <w:rFonts w:ascii="Times New Roman" w:hAnsi="Times New Roman" w:cs="Times New Roman"/>
+          <w:i/>
+          <w:iCs/>
+          <w:sz w:val="24"/>
+          <w:szCs w:val="24"/>
+        </w:rPr>
+        <w:t>Reliability</w:t>
+      </w:r>
+      <w:r>
+        <w:rPr>
+          <w:rFonts w:ascii="Times New Roman" w:hAnsi="Times New Roman" w:cs="Times New Roman"/>
+          <w:sz w:val="24"/>
+          <w:szCs w:val="24"/>
+          <w:lang w:val="ru-RU"/>
+        </w:rPr>
+        <w:t xml:space="preserve"> (надежность, включая отказоустойчивость) к ключевым атрибутам качества системы. Конкретные формулы и показатели для количественной оценки этих характеристик заимствованы из ГОСТ Р ИСО/МЭК 25023-2021, который устанавливает систему измерений качества (</w:t>
+      </w:r>
+      <w:proofErr w:type="spellStart"/>
+      <w:r>
+        <w:rPr>
+          <w:rFonts w:ascii="Times New Roman" w:hAnsi="Times New Roman" w:cs="Times New Roman"/>
+          <w:sz w:val="24"/>
+          <w:szCs w:val="24"/>
+        </w:rPr>
+        <w:t>SQuaRE</w:t>
+      </w:r>
+      <w:proofErr w:type="spellEnd"/>
+      <w:r>
+        <w:rPr>
+          <w:rFonts w:ascii="Times New Roman" w:hAnsi="Times New Roman" w:cs="Times New Roman"/>
+          <w:sz w:val="24"/>
+          <w:szCs w:val="24"/>
+          <w:lang w:val="ru-RU"/>
+        </w:rPr>
+        <w:t xml:space="preserve">) и предоставляет готовый инструментарий для расчета таких метрик, как среднее время обработки, пропускная способность, использование ресурсов </w:t>
+      </w:r>
+      <w:r>
+        <w:rPr>
+          <w:rFonts w:ascii="Times New Roman" w:hAnsi="Times New Roman" w:cs="Times New Roman"/>
+          <w:sz w:val="24"/>
+          <w:szCs w:val="24"/>
+        </w:rPr>
+        <w:t>CPU</w:t>
+      </w:r>
+      <w:r>
+        <w:rPr>
+          <w:rFonts w:ascii="Times New Roman" w:hAnsi="Times New Roman" w:cs="Times New Roman"/>
+          <w:sz w:val="24"/>
+          <w:szCs w:val="24"/>
+          <w:lang w:val="ru-RU"/>
+        </w:rPr>
+        <w:t xml:space="preserve"> и памяти.</w:t>
+      </w:r>
+    </w:p>
+    <w:p>
+      <w:pPr>
+        <w:spacing w:after="0" w:line="360" w:lineRule="auto"/>
+        <w:ind w:firstLine="708"/>
+        <w:jc w:val="both"/>
+        <w:rPr>
+          <w:rFonts w:ascii="Times New Roman" w:hAnsi="Times New Roman" w:cs="Times New Roman"/>
+          <w:sz w:val="24"/>
+          <w:szCs w:val="24"/>
+          <w:lang w:val="ru-RU"/>
+        </w:rPr>
+      </w:pPr>
       <w:r>
         <w:rPr>
           <w:rFonts w:ascii="Times New Roman" w:hAnsi="Times New Roman" w:cs="Times New Roman"/>
@@ -544,6 +701,7 @@
         <w:rPr>
           <w:noProof/>
         </w:rPr>
+        <w:lastRenderedPageBreak/>
         <w:drawing>
           <wp:inline distT="0" distB="0" distL="0" distR="0" wp14:anchorId="7EF81DCE" wp14:editId="0F9C668B">
             <wp:extent cx="4315427" cy="1124107"/>
@@ -1032,7 +1190,6 @@
           <w:szCs w:val="24"/>
           <w:lang w:val="ru-RU"/>
         </w:rPr>
-        <w:lastRenderedPageBreak/>
         <w:t xml:space="preserve">Отказоустойчивость </w:t>
       </w:r>
       <w:r>
@@ -1592,48 +1749,48 @@
           <w:szCs w:val="24"/>
           <w:lang w:val="ru-RU"/>
         </w:rPr>
-        <w:t xml:space="preserve">Основной </w:t>
-      </w:r>
-      <w:r>
-        <w:rPr>
-          <w:rFonts w:ascii="Times New Roman" w:hAnsi="Times New Roman" w:cs="Times New Roman"/>
-          <w:iCs/>
-          <w:sz w:val="24"/>
-          <w:szCs w:val="24"/>
-          <w:lang w:val="ru-RU"/>
-        </w:rPr>
-        <w:t xml:space="preserve">идеей </w:t>
-      </w:r>
-      <w:r>
-        <w:rPr>
-          <w:rFonts w:ascii="Times New Roman" w:hAnsi="Times New Roman" w:cs="Times New Roman"/>
-          <w:sz w:val="24"/>
-          <w:szCs w:val="24"/>
-          <w:lang w:val="ru-RU"/>
-        </w:rPr>
-        <w:t xml:space="preserve">методики является </w:t>
-      </w:r>
-      <w:r>
-        <w:rPr>
-          <w:rFonts w:ascii="Times New Roman" w:hAnsi="Times New Roman" w:cs="Times New Roman"/>
-          <w:bCs/>
-          <w:iCs/>
-          <w:sz w:val="24"/>
-          <w:szCs w:val="24"/>
-          <w:lang w:val="ru-RU"/>
-        </w:rPr>
-        <w:t xml:space="preserve">итеративное увеличение </w:t>
-      </w:r>
-      <w:r>
-        <w:rPr>
-          <w:rFonts w:ascii="Times New Roman" w:hAnsi="Times New Roman" w:cs="Times New Roman"/>
-          <w:bCs/>
-          <w:iCs/>
-          <w:sz w:val="24"/>
-          <w:szCs w:val="24"/>
-          <w:lang w:val="ru-RU"/>
-        </w:rPr>
-        <w:t>нагрузки на систему при проведении нагрузочного тестирования и последующий анализ собранных метрик.</w:t>
+        <w:lastRenderedPageBreak/>
+        <w:t xml:space="preserve">Для </w:t>
+      </w:r>
+      <w:proofErr w:type="spellStart"/>
+      <w:r>
+        <w:rPr>
+          <w:rFonts w:ascii="Times New Roman" w:hAnsi="Times New Roman" w:cs="Times New Roman"/>
+          <w:sz w:val="24"/>
+          <w:szCs w:val="24"/>
+          <w:lang w:val="ru-RU"/>
+        </w:rPr>
+        <w:t>микросервисов</w:t>
+      </w:r>
+      <w:proofErr w:type="spellEnd"/>
+      <w:r>
+        <w:rPr>
+          <w:rFonts w:ascii="Times New Roman" w:hAnsi="Times New Roman" w:cs="Times New Roman"/>
+          <w:sz w:val="24"/>
+          <w:szCs w:val="24"/>
+          <w:lang w:val="ru-RU"/>
+        </w:rPr>
+        <w:t xml:space="preserve"> и хостов, на которых они развернуты, отраслевым стандартом является порог утилизации 80% как точка начала деградации, и 90–95% как зона критического риска (OOM-</w:t>
+      </w:r>
+      <w:proofErr w:type="spellStart"/>
+      <w:r>
+        <w:rPr>
+          <w:rFonts w:ascii="Times New Roman" w:hAnsi="Times New Roman" w:cs="Times New Roman"/>
+          <w:sz w:val="24"/>
+          <w:szCs w:val="24"/>
+          <w:lang w:val="ru-RU"/>
+        </w:rPr>
+        <w:t>killer</w:t>
+      </w:r>
+      <w:proofErr w:type="spellEnd"/>
+      <w:r>
+        <w:rPr>
+          <w:rFonts w:ascii="Times New Roman" w:hAnsi="Times New Roman" w:cs="Times New Roman"/>
+          <w:sz w:val="24"/>
+          <w:szCs w:val="24"/>
+          <w:lang w:val="ru-RU"/>
+        </w:rPr>
+        <w:t>, свопинг, отказ в обслуживании).</w:t>
       </w:r>
     </w:p>
     <w:p>
@@ -1655,6 +1812,663 @@
           <w:szCs w:val="24"/>
           <w:lang w:val="ru-RU"/>
         </w:rPr>
+        <w:t>Пороги для CPU аналогичны памяти, но с важной оговоркой: кратковременные всплески до 90–100% нормальны, критична именно устойчивая нагрузка.</w:t>
+      </w:r>
+    </w:p>
+    <w:p>
+      <w:pPr>
+        <w:spacing w:after="0" w:line="360" w:lineRule="auto"/>
+        <w:ind w:firstLine="708"/>
+        <w:jc w:val="both"/>
+        <w:rPr>
+          <w:rFonts w:ascii="Times New Roman" w:hAnsi="Times New Roman" w:cs="Times New Roman"/>
+          <w:sz w:val="24"/>
+          <w:szCs w:val="24"/>
+          <w:lang w:val="ru-RU"/>
+        </w:rPr>
+      </w:pPr>
+      <w:r>
+        <w:rPr>
+          <w:rFonts w:ascii="Times New Roman" w:hAnsi="Times New Roman" w:cs="Times New Roman"/>
+          <w:sz w:val="24"/>
+          <w:szCs w:val="24"/>
+          <w:lang w:val="ru-RU"/>
+        </w:rPr>
+        <w:t>Здесь необходимо использовать перцентили, а не среднее, как того требует ГОСТ Р ИСО/МЭК 25023-2021 (</w:t>
+      </w:r>
+      <w:r>
+        <w:rPr>
+          <w:rFonts w:ascii="Times New Roman" w:hAnsi="Times New Roman" w:cs="Times New Roman"/>
+          <w:sz w:val="24"/>
+          <w:szCs w:val="24"/>
+        </w:rPr>
+        <w:t>N</w:t>
+      </w:r>
+      <w:r>
+        <w:rPr>
+          <w:rFonts w:ascii="Times New Roman" w:hAnsi="Times New Roman" w:cs="Times New Roman"/>
+          <w:sz w:val="24"/>
+          <w:szCs w:val="24"/>
+          <w:lang w:val="ru-RU"/>
+        </w:rPr>
+        <w:t xml:space="preserve">-й процент времени отклика). </w:t>
+      </w:r>
+      <w:r>
+        <w:rPr>
+          <w:rFonts w:ascii="Times New Roman" w:hAnsi="Times New Roman" w:cs="Times New Roman"/>
+          <w:sz w:val="24"/>
+          <w:szCs w:val="24"/>
+          <w:lang w:val="ru-RU"/>
+        </w:rPr>
+        <w:t>Рекомендуется фиксировать поро</w:t>
+      </w:r>
+      <w:r>
+        <w:rPr>
+          <w:rFonts w:ascii="Times New Roman" w:hAnsi="Times New Roman" w:cs="Times New Roman"/>
+          <w:sz w:val="24"/>
+          <w:szCs w:val="24"/>
+          <w:lang w:val="ru-RU"/>
+        </w:rPr>
+        <w:t>г</w:t>
+      </w:r>
+      <w:r>
+        <w:rPr>
+          <w:rFonts w:ascii="Times New Roman" w:hAnsi="Times New Roman" w:cs="Times New Roman"/>
+          <w:sz w:val="24"/>
+          <w:szCs w:val="24"/>
+          <w:lang w:val="ru-RU"/>
+        </w:rPr>
+        <w:t xml:space="preserve"> </w:t>
+      </w:r>
+      <w:r>
+        <w:rPr>
+          <w:rFonts w:ascii="Times New Roman" w:hAnsi="Times New Roman" w:cs="Times New Roman"/>
+          <w:sz w:val="24"/>
+          <w:szCs w:val="24"/>
+        </w:rPr>
+        <w:t>p</w:t>
+      </w:r>
+      <w:r>
+        <w:rPr>
+          <w:rFonts w:ascii="Times New Roman" w:hAnsi="Times New Roman" w:cs="Times New Roman"/>
+          <w:sz w:val="24"/>
+          <w:szCs w:val="24"/>
+          <w:lang w:val="ru-RU"/>
+        </w:rPr>
+        <w:t>9</w:t>
+      </w:r>
+      <w:r>
+        <w:rPr>
+          <w:rFonts w:ascii="Times New Roman" w:hAnsi="Times New Roman" w:cs="Times New Roman"/>
+          <w:sz w:val="24"/>
+          <w:szCs w:val="24"/>
+          <w:lang w:val="ru-RU"/>
+        </w:rPr>
+        <w:t>5 = 500мс</w:t>
+      </w:r>
+      <w:r>
+        <w:rPr>
+          <w:rFonts w:ascii="Times New Roman" w:hAnsi="Times New Roman" w:cs="Times New Roman"/>
+          <w:sz w:val="24"/>
+          <w:szCs w:val="24"/>
+          <w:lang w:val="ru-RU"/>
+        </w:rPr>
+        <w:t>.</w:t>
+      </w:r>
+    </w:p>
+    <w:p>
+      <w:pPr>
+        <w:spacing w:after="0" w:line="360" w:lineRule="auto"/>
+        <w:ind w:firstLine="708"/>
+        <w:jc w:val="both"/>
+        <w:rPr>
+          <w:rFonts w:ascii="Times New Roman" w:hAnsi="Times New Roman" w:cs="Times New Roman"/>
+          <w:sz w:val="24"/>
+          <w:szCs w:val="24"/>
+          <w:lang w:val="ru-RU"/>
+        </w:rPr>
+      </w:pPr>
+      <w:r>
+        <w:rPr>
+          <w:rFonts w:ascii="Times New Roman" w:hAnsi="Times New Roman" w:cs="Times New Roman"/>
+          <w:sz w:val="24"/>
+          <w:szCs w:val="24"/>
+          <w:lang w:val="ru-RU"/>
+        </w:rPr>
+        <w:t xml:space="preserve">Пороги для БД сильно зависят от типа хранилища (реляционная СУБД, </w:t>
+      </w:r>
+      <w:r>
+        <w:rPr>
+          <w:rFonts w:ascii="Times New Roman" w:hAnsi="Times New Roman" w:cs="Times New Roman"/>
+          <w:sz w:val="24"/>
+          <w:szCs w:val="24"/>
+        </w:rPr>
+        <w:t>NoSQL</w:t>
+      </w:r>
+      <w:r>
+        <w:rPr>
+          <w:rFonts w:ascii="Times New Roman" w:hAnsi="Times New Roman" w:cs="Times New Roman"/>
+          <w:sz w:val="24"/>
+          <w:szCs w:val="24"/>
+          <w:lang w:val="ru-RU"/>
+        </w:rPr>
+        <w:t>, кэш). Для типовой реляционной БД (</w:t>
+      </w:r>
+      <w:r>
+        <w:rPr>
+          <w:rFonts w:ascii="Times New Roman" w:hAnsi="Times New Roman" w:cs="Times New Roman"/>
+          <w:sz w:val="24"/>
+          <w:szCs w:val="24"/>
+        </w:rPr>
+        <w:t>PostgreSQL</w:t>
+      </w:r>
+      <w:r>
+        <w:rPr>
+          <w:rFonts w:ascii="Times New Roman" w:hAnsi="Times New Roman" w:cs="Times New Roman"/>
+          <w:sz w:val="24"/>
+          <w:szCs w:val="24"/>
+          <w:lang w:val="ru-RU"/>
+        </w:rPr>
+        <w:t xml:space="preserve">, </w:t>
+      </w:r>
+      <w:r>
+        <w:rPr>
+          <w:rFonts w:ascii="Times New Roman" w:hAnsi="Times New Roman" w:cs="Times New Roman"/>
+          <w:sz w:val="24"/>
+          <w:szCs w:val="24"/>
+        </w:rPr>
+        <w:t>MySQL</w:t>
+      </w:r>
+      <w:r>
+        <w:rPr>
+          <w:rFonts w:ascii="Times New Roman" w:hAnsi="Times New Roman" w:cs="Times New Roman"/>
+          <w:sz w:val="24"/>
+          <w:szCs w:val="24"/>
+          <w:lang w:val="ru-RU"/>
+        </w:rPr>
+        <w:t xml:space="preserve">) в транзакционном профиле разумно ориентироваться на значения </w:t>
+      </w:r>
+      <w:r>
+        <w:rPr>
+          <w:rFonts w:ascii="Times New Roman" w:hAnsi="Times New Roman" w:cs="Times New Roman"/>
+          <w:b/>
+          <w:bCs/>
+          <w:sz w:val="24"/>
+          <w:szCs w:val="24"/>
+          <w:lang w:val="ru-RU"/>
+        </w:rPr>
+        <w:t>на стороне сервера БД</w:t>
+      </w:r>
+      <w:r>
+        <w:rPr>
+          <w:rFonts w:ascii="Times New Roman" w:hAnsi="Times New Roman" w:cs="Times New Roman"/>
+          <w:sz w:val="24"/>
+          <w:szCs w:val="24"/>
+          <w:lang w:val="ru-RU"/>
+        </w:rPr>
+        <w:t>:</w:t>
+      </w:r>
+    </w:p>
+    <w:p>
+      <w:pPr>
+        <w:pStyle w:val="a7"/>
+        <w:numPr>
+          <w:ilvl w:val="0"/>
+          <w:numId w:val="53"/>
+        </w:numPr>
+        <w:spacing w:after="0" w:line="360" w:lineRule="auto"/>
+        <w:jc w:val="both"/>
+        <w:rPr>
+          <w:rFonts w:ascii="Times New Roman" w:hAnsi="Times New Roman" w:cs="Times New Roman"/>
+          <w:sz w:val="24"/>
+          <w:szCs w:val="24"/>
+          <w:lang w:val="ru-RU"/>
+        </w:rPr>
+      </w:pPr>
+      <w:r>
+        <w:rPr>
+          <w:rFonts w:ascii="Times New Roman" w:hAnsi="Times New Roman" w:cs="Times New Roman"/>
+          <w:sz w:val="24"/>
+          <w:szCs w:val="24"/>
+          <w:lang w:val="ru-RU"/>
+        </w:rPr>
+        <w:t>в</w:t>
+      </w:r>
+      <w:r>
+        <w:rPr>
+          <w:rFonts w:ascii="Times New Roman" w:hAnsi="Times New Roman" w:cs="Times New Roman"/>
+          <w:sz w:val="24"/>
+          <w:szCs w:val="24"/>
+          <w:lang w:val="ru-RU"/>
+        </w:rPr>
+        <w:t xml:space="preserve">ремя </w:t>
+      </w:r>
+      <w:proofErr w:type="gramStart"/>
+      <w:r>
+        <w:rPr>
+          <w:rFonts w:ascii="Times New Roman" w:hAnsi="Times New Roman" w:cs="Times New Roman"/>
+          <w:sz w:val="24"/>
+          <w:szCs w:val="24"/>
+          <w:lang w:val="ru-RU"/>
+        </w:rPr>
+        <w:t>чтения</w:t>
+      </w:r>
+      <w:r>
+        <w:rPr>
+          <w:rFonts w:ascii="Times New Roman" w:hAnsi="Times New Roman" w:cs="Times New Roman"/>
+          <w:sz w:val="24"/>
+          <w:szCs w:val="24"/>
+          <w:lang w:val="ru-RU"/>
+        </w:rPr>
+        <w:t xml:space="preserve"> </w:t>
+      </w:r>
+      <w:r>
+        <w:rPr>
+          <w:rFonts w:ascii="Times New Roman" w:hAnsi="Times New Roman" w:cs="Times New Roman"/>
+          <w:sz w:val="24"/>
+          <w:szCs w:val="24"/>
+          <w:lang w:val="ru-RU"/>
+        </w:rPr>
+        <w:t>&gt;</w:t>
+      </w:r>
+      <w:proofErr w:type="gramEnd"/>
+      <w:r>
+        <w:rPr>
+          <w:rFonts w:ascii="Times New Roman" w:hAnsi="Times New Roman" w:cs="Times New Roman"/>
+          <w:sz w:val="24"/>
+          <w:szCs w:val="24"/>
+          <w:lang w:val="ru-RU"/>
+        </w:rPr>
+        <w:t xml:space="preserve"> 200мс</w:t>
+      </w:r>
+      <w:r>
+        <w:rPr>
+          <w:rFonts w:ascii="Times New Roman" w:hAnsi="Times New Roman" w:cs="Times New Roman"/>
+          <w:sz w:val="24"/>
+          <w:szCs w:val="24"/>
+        </w:rPr>
+        <w:t>;</w:t>
+      </w:r>
+    </w:p>
+    <w:p>
+      <w:pPr>
+        <w:pStyle w:val="a7"/>
+        <w:numPr>
+          <w:ilvl w:val="0"/>
+          <w:numId w:val="53"/>
+        </w:numPr>
+        <w:spacing w:after="0" w:line="360" w:lineRule="auto"/>
+        <w:jc w:val="both"/>
+        <w:rPr>
+          <w:rFonts w:ascii="Times New Roman" w:hAnsi="Times New Roman" w:cs="Times New Roman"/>
+          <w:sz w:val="24"/>
+          <w:szCs w:val="24"/>
+          <w:lang w:val="ru-RU"/>
+        </w:rPr>
+      </w:pPr>
+      <w:r>
+        <w:rPr>
+          <w:rFonts w:ascii="Times New Roman" w:hAnsi="Times New Roman" w:cs="Times New Roman"/>
+          <w:sz w:val="24"/>
+          <w:szCs w:val="24"/>
+          <w:lang w:val="ru-RU"/>
+        </w:rPr>
+        <w:t>в</w:t>
+      </w:r>
+      <w:r>
+        <w:rPr>
+          <w:rFonts w:ascii="Times New Roman" w:hAnsi="Times New Roman" w:cs="Times New Roman"/>
+          <w:sz w:val="24"/>
+          <w:szCs w:val="24"/>
+          <w:lang w:val="ru-RU"/>
+        </w:rPr>
+        <w:t xml:space="preserve">ремя </w:t>
+      </w:r>
+      <w:proofErr w:type="gramStart"/>
+      <w:r>
+        <w:rPr>
+          <w:rFonts w:ascii="Times New Roman" w:hAnsi="Times New Roman" w:cs="Times New Roman"/>
+          <w:sz w:val="24"/>
+          <w:szCs w:val="24"/>
+          <w:lang w:val="ru-RU"/>
+        </w:rPr>
+        <w:t>записи &gt;</w:t>
+      </w:r>
+      <w:proofErr w:type="gramEnd"/>
+      <w:r>
+        <w:rPr>
+          <w:rFonts w:ascii="Times New Roman" w:hAnsi="Times New Roman" w:cs="Times New Roman"/>
+          <w:sz w:val="24"/>
+          <w:szCs w:val="24"/>
+        </w:rPr>
+        <w:t> </w:t>
+      </w:r>
+      <w:r>
+        <w:rPr>
+          <w:rFonts w:ascii="Times New Roman" w:hAnsi="Times New Roman" w:cs="Times New Roman"/>
+          <w:sz w:val="24"/>
+          <w:szCs w:val="24"/>
+          <w:lang w:val="ru-RU"/>
+        </w:rPr>
+        <w:t>50</w:t>
+      </w:r>
+      <w:r>
+        <w:rPr>
+          <w:rFonts w:ascii="Times New Roman" w:hAnsi="Times New Roman" w:cs="Times New Roman"/>
+          <w:sz w:val="24"/>
+          <w:szCs w:val="24"/>
+        </w:rPr>
+        <w:t>0</w:t>
+      </w:r>
+      <w:r>
+        <w:rPr>
+          <w:rFonts w:ascii="Times New Roman" w:hAnsi="Times New Roman" w:cs="Times New Roman"/>
+          <w:sz w:val="24"/>
+          <w:szCs w:val="24"/>
+          <w:lang w:val="ru-RU"/>
+        </w:rPr>
+        <w:t>мс</w:t>
+      </w:r>
+      <w:r>
+        <w:rPr>
+          <w:rFonts w:ascii="Times New Roman" w:hAnsi="Times New Roman" w:cs="Times New Roman"/>
+          <w:sz w:val="24"/>
+          <w:szCs w:val="24"/>
+        </w:rPr>
+        <w:t>;</w:t>
+      </w:r>
+    </w:p>
+    <w:p>
+      <w:pPr>
+        <w:spacing w:after="0" w:line="360" w:lineRule="auto"/>
+        <w:ind w:left="708"/>
+        <w:jc w:val="both"/>
+        <w:rPr>
+          <w:rFonts w:ascii="Times New Roman" w:hAnsi="Times New Roman" w:cs="Times New Roman"/>
+          <w:sz w:val="24"/>
+          <w:szCs w:val="24"/>
+          <w:lang w:val="ru-RU"/>
+        </w:rPr>
+      </w:pPr>
+      <w:r>
+        <w:rPr>
+          <w:rFonts w:ascii="Times New Roman" w:hAnsi="Times New Roman" w:cs="Times New Roman"/>
+          <w:sz w:val="24"/>
+          <w:szCs w:val="24"/>
+          <w:lang w:val="ru-RU"/>
+        </w:rPr>
+        <w:t>Для брокера сообщений критичн</w:t>
+      </w:r>
+      <w:r>
+        <w:rPr>
+          <w:rFonts w:ascii="Times New Roman" w:hAnsi="Times New Roman" w:cs="Times New Roman"/>
+          <w:sz w:val="24"/>
+          <w:szCs w:val="24"/>
+          <w:lang w:val="ru-RU"/>
+        </w:rPr>
+        <w:t xml:space="preserve">а </w:t>
+      </w:r>
+      <w:r>
+        <w:rPr>
+          <w:rFonts w:ascii="Times New Roman" w:hAnsi="Times New Roman" w:cs="Times New Roman"/>
+          <w:sz w:val="24"/>
+          <w:szCs w:val="24"/>
+          <w:lang w:val="ru-RU"/>
+        </w:rPr>
+        <w:t>задержка доставки</w:t>
+      </w:r>
+      <w:r>
+        <w:rPr>
+          <w:rFonts w:ascii="Times New Roman" w:hAnsi="Times New Roman" w:cs="Times New Roman"/>
+          <w:sz w:val="24"/>
+          <w:szCs w:val="24"/>
+          <w:lang w:val="ru-RU"/>
+        </w:rPr>
+        <w:t xml:space="preserve"> – </w:t>
+      </w:r>
+      <w:proofErr w:type="gramStart"/>
+      <w:r>
+        <w:rPr>
+          <w:rFonts w:ascii="Times New Roman" w:hAnsi="Times New Roman" w:cs="Times New Roman"/>
+          <w:sz w:val="24"/>
+          <w:szCs w:val="24"/>
+          <w:lang w:val="ru-RU"/>
+        </w:rPr>
+        <w:t xml:space="preserve">критична </w:t>
+      </w:r>
+      <w:r>
+        <w:rPr>
+          <w:rFonts w:ascii="Times New Roman" w:hAnsi="Times New Roman" w:cs="Times New Roman"/>
+          <w:sz w:val="24"/>
+          <w:szCs w:val="24"/>
+          <w:lang w:val="ru-RU"/>
+        </w:rPr>
+        <w:t>&gt;</w:t>
+      </w:r>
+      <w:proofErr w:type="gramEnd"/>
+      <w:r>
+        <w:rPr>
+          <w:rFonts w:ascii="Times New Roman" w:hAnsi="Times New Roman" w:cs="Times New Roman"/>
+          <w:sz w:val="24"/>
+          <w:szCs w:val="24"/>
+          <w:lang w:val="ru-RU"/>
+        </w:rPr>
+        <w:t xml:space="preserve"> 1000 мс</w:t>
+      </w:r>
+      <w:r>
+        <w:rPr>
+          <w:rFonts w:ascii="Times New Roman" w:hAnsi="Times New Roman" w:cs="Times New Roman"/>
+          <w:sz w:val="24"/>
+          <w:szCs w:val="24"/>
+          <w:lang w:val="ru-RU"/>
+        </w:rPr>
+        <w:t>.</w:t>
+      </w:r>
+    </w:p>
+    <w:p>
+      <w:pPr>
+        <w:spacing w:after="0" w:line="360" w:lineRule="auto"/>
+        <w:ind w:firstLine="708"/>
+        <w:jc w:val="both"/>
+        <w:rPr>
+          <w:rFonts w:ascii="Times New Roman" w:hAnsi="Times New Roman" w:cs="Times New Roman"/>
+          <w:sz w:val="24"/>
+          <w:szCs w:val="24"/>
+          <w:lang w:val="ru-RU"/>
+        </w:rPr>
+      </w:pPr>
+      <w:r>
+        <w:rPr>
+          <w:rFonts w:ascii="Times New Roman" w:hAnsi="Times New Roman" w:cs="Times New Roman"/>
+          <w:sz w:val="24"/>
+          <w:szCs w:val="24"/>
+          <w:lang w:val="ru-RU"/>
+        </w:rPr>
+        <w:t xml:space="preserve">Для порога количества </w:t>
+      </w:r>
+      <w:r>
+        <w:rPr>
+          <w:rFonts w:ascii="Times New Roman" w:hAnsi="Times New Roman" w:cs="Times New Roman"/>
+          <w:sz w:val="24"/>
+          <w:szCs w:val="24"/>
+          <w:lang w:val="ru-RU"/>
+        </w:rPr>
+        <w:t>ошибок с</w:t>
+      </w:r>
+      <w:r>
+        <w:rPr>
+          <w:rFonts w:ascii="Times New Roman" w:hAnsi="Times New Roman" w:cs="Times New Roman"/>
+          <w:sz w:val="24"/>
+          <w:szCs w:val="24"/>
+          <w:lang w:val="ru-RU"/>
+        </w:rPr>
+        <w:t xml:space="preserve">тоит зафиксировать порог по доле </w:t>
+      </w:r>
+      <w:proofErr w:type="gramStart"/>
+      <w:r>
+        <w:rPr>
+          <w:rFonts w:ascii="Times New Roman" w:hAnsi="Times New Roman" w:cs="Times New Roman"/>
+          <w:sz w:val="24"/>
+          <w:szCs w:val="24"/>
+          <w:lang w:val="ru-RU"/>
+        </w:rPr>
+        <w:t>ошибо</w:t>
+      </w:r>
+      <w:r>
+        <w:rPr>
+          <w:rFonts w:ascii="Times New Roman" w:hAnsi="Times New Roman" w:cs="Times New Roman"/>
+          <w:sz w:val="24"/>
+          <w:szCs w:val="24"/>
+          <w:lang w:val="ru-RU"/>
+        </w:rPr>
+        <w:t xml:space="preserve">к </w:t>
+      </w:r>
+      <w:r>
+        <w:rPr>
+          <w:rFonts w:ascii="Times New Roman" w:hAnsi="Times New Roman" w:cs="Times New Roman"/>
+          <w:sz w:val="24"/>
+          <w:szCs w:val="24"/>
+          <w:lang w:val="ru-RU"/>
+        </w:rPr>
+        <w:t>&gt;</w:t>
+      </w:r>
+      <w:proofErr w:type="gramEnd"/>
+      <w:r>
+        <w:rPr>
+          <w:rFonts w:ascii="Times New Roman" w:hAnsi="Times New Roman" w:cs="Times New Roman"/>
+          <w:sz w:val="24"/>
+          <w:szCs w:val="24"/>
+          <w:lang w:val="ru-RU"/>
+        </w:rPr>
+        <w:t xml:space="preserve"> </w:t>
+      </w:r>
+      <w:r>
+        <w:rPr>
+          <w:rFonts w:ascii="Times New Roman" w:hAnsi="Times New Roman" w:cs="Times New Roman"/>
+          <w:sz w:val="24"/>
+          <w:szCs w:val="24"/>
+          <w:lang w:val="ru-RU"/>
+        </w:rPr>
+        <w:t>1%</w:t>
+      </w:r>
+      <w:r>
+        <w:rPr>
+          <w:rFonts w:ascii="Times New Roman" w:hAnsi="Times New Roman" w:cs="Times New Roman"/>
+          <w:sz w:val="24"/>
+          <w:szCs w:val="24"/>
+          <w:lang w:val="ru-RU"/>
+        </w:rPr>
+        <w:t xml:space="preserve"> с </w:t>
+      </w:r>
+      <w:r>
+        <w:rPr>
+          <w:rFonts w:ascii="Times New Roman" w:hAnsi="Times New Roman" w:cs="Times New Roman"/>
+          <w:sz w:val="24"/>
+          <w:szCs w:val="24"/>
+          <w:lang w:val="ru-RU"/>
+        </w:rPr>
+        <w:t>запросов с кодом 5</w:t>
+      </w:r>
+      <w:r>
+        <w:rPr>
+          <w:rFonts w:ascii="Times New Roman" w:hAnsi="Times New Roman" w:cs="Times New Roman"/>
+          <w:sz w:val="24"/>
+          <w:szCs w:val="24"/>
+        </w:rPr>
+        <w:t>xx</w:t>
+      </w:r>
+      <w:r>
+        <w:rPr>
+          <w:rFonts w:ascii="Times New Roman" w:hAnsi="Times New Roman" w:cs="Times New Roman"/>
+          <w:sz w:val="24"/>
+          <w:szCs w:val="24"/>
+          <w:lang w:val="ru-RU"/>
+        </w:rPr>
+        <w:t>.</w:t>
+      </w:r>
+    </w:p>
+    <w:p>
+      <w:pPr>
+        <w:spacing w:after="0" w:line="360" w:lineRule="auto"/>
+        <w:ind w:firstLine="708"/>
+        <w:jc w:val="both"/>
+        <w:rPr>
+          <w:rFonts w:ascii="Times New Roman" w:hAnsi="Times New Roman" w:cs="Times New Roman"/>
+          <w:sz w:val="24"/>
+          <w:szCs w:val="24"/>
+          <w:lang w:val="ru-RU"/>
+        </w:rPr>
+      </w:pPr>
+      <w:r>
+        <w:rPr>
+          <w:rFonts w:ascii="Times New Roman" w:hAnsi="Times New Roman" w:cs="Times New Roman"/>
+          <w:sz w:val="24"/>
+          <w:szCs w:val="24"/>
+          <w:lang w:val="ru-RU"/>
+        </w:rPr>
+        <w:t xml:space="preserve">Основной </w:t>
+      </w:r>
+      <w:r>
+        <w:rPr>
+          <w:rFonts w:ascii="Times New Roman" w:hAnsi="Times New Roman" w:cs="Times New Roman"/>
+          <w:iCs/>
+          <w:sz w:val="24"/>
+          <w:szCs w:val="24"/>
+          <w:lang w:val="ru-RU"/>
+        </w:rPr>
+        <w:t xml:space="preserve">идеей </w:t>
+      </w:r>
+      <w:r>
+        <w:rPr>
+          <w:rFonts w:ascii="Times New Roman" w:hAnsi="Times New Roman" w:cs="Times New Roman"/>
+          <w:sz w:val="24"/>
+          <w:szCs w:val="24"/>
+          <w:lang w:val="ru-RU"/>
+        </w:rPr>
+        <w:t xml:space="preserve">методики является </w:t>
+      </w:r>
+      <w:r>
+        <w:rPr>
+          <w:rFonts w:ascii="Times New Roman" w:hAnsi="Times New Roman" w:cs="Times New Roman"/>
+          <w:bCs/>
+          <w:iCs/>
+          <w:sz w:val="24"/>
+          <w:szCs w:val="24"/>
+          <w:lang w:val="ru-RU"/>
+        </w:rPr>
+        <w:t xml:space="preserve">итеративное увеличение </w:t>
+      </w:r>
+      <w:r>
+        <w:rPr>
+          <w:rFonts w:ascii="Times New Roman" w:hAnsi="Times New Roman" w:cs="Times New Roman"/>
+          <w:bCs/>
+          <w:iCs/>
+          <w:sz w:val="24"/>
+          <w:szCs w:val="24"/>
+          <w:lang w:val="ru-RU"/>
+        </w:rPr>
+        <w:t>нагрузки на систему при проведении нагрузочного тестирования и последующий анализ собранных метрик.</w:t>
+      </w:r>
+    </w:p>
+    <w:p>
+      <w:pPr>
+        <w:spacing w:after="0" w:line="360" w:lineRule="auto"/>
+        <w:ind w:firstLine="708"/>
+        <w:jc w:val="both"/>
+        <w:rPr>
+          <w:rFonts w:ascii="Times New Roman" w:hAnsi="Times New Roman" w:cs="Times New Roman"/>
+          <w:sz w:val="24"/>
+          <w:szCs w:val="24"/>
+          <w:lang w:val="ru-RU"/>
+        </w:rPr>
+      </w:pPr>
+      <w:r>
+        <w:rPr>
+          <w:rFonts w:ascii="Times New Roman" w:hAnsi="Times New Roman" w:cs="Times New Roman"/>
+          <w:sz w:val="24"/>
+          <w:szCs w:val="24"/>
+          <w:lang w:val="ru-RU"/>
+        </w:rPr>
         <w:t xml:space="preserve">Основными </w:t>
       </w:r>
       <w:r>
@@ -2194,29 +3008,6 @@
           <w:lang w:val="ru-RU"/>
         </w:rPr>
         <w:t xml:space="preserve"> </w:t>
-      </w:r>
-    </w:p>
-    <w:p>
-      <w:pPr>
-        <w:spacing w:after="0" w:line="360" w:lineRule="auto"/>
-        <w:ind w:firstLine="708"/>
-        <w:jc w:val="both"/>
-        <w:rPr>
-          <w:rFonts w:ascii="Times New Roman" w:hAnsi="Times New Roman" w:cs="Times New Roman"/>
-          <w:sz w:val="24"/>
-          <w:szCs w:val="24"/>
-          <w:lang w:val="ru-RU"/>
-        </w:rPr>
-      </w:pPr>
-      <w:r>
-        <w:rPr>
-          <w:rFonts w:ascii="Times New Roman" w:hAnsi="Times New Roman" w:cs="Times New Roman"/>
-          <w:sz w:val="24"/>
-          <w:szCs w:val="24"/>
-          <w:highlight w:val="red"/>
-          <w:lang w:val="ru-RU"/>
-        </w:rPr>
-        <w:t>/*Рассказать про конкретные критические значения */</w:t>
       </w:r>
     </w:p>
     <w:p>
@@ -3645,6 +4436,7 @@
         <w:t>m</w:t>
       </w:r>
       <w:proofErr w:type="spellStart"/>
+      <w:proofErr w:type="gramStart"/>
       <w:r>
         <w:rPr>
           <w:rFonts w:ascii="Times New Roman" w:hAnsi="Times New Roman" w:cs="Times New Roman"/>
@@ -3658,6 +4450,7 @@
         <w:t>ср.отн</w:t>
       </w:r>
       <w:proofErr w:type="spellEnd"/>
+      <w:proofErr w:type="gramEnd"/>
       <w:r>
         <w:rPr>
           <w:rFonts w:ascii="Times New Roman" w:hAnsi="Times New Roman" w:cs="Times New Roman"/>
@@ -4882,6 +5675,7 @@
         <w:t>m</w:t>
       </w:r>
       <w:proofErr w:type="spellStart"/>
+      <w:proofErr w:type="gramStart"/>
       <w:r>
         <w:rPr>
           <w:rFonts w:ascii="Times New Roman" w:hAnsi="Times New Roman" w:cs="Times New Roman"/>
@@ -4895,6 +5689,7 @@
         <w:t>ср.отн</w:t>
       </w:r>
       <w:proofErr w:type="spellEnd"/>
+      <w:proofErr w:type="gramEnd"/>
       <w:r>
         <w:rPr>
           <w:rFonts w:ascii="Times New Roman" w:hAnsi="Times New Roman" w:cs="Times New Roman"/>
@@ -6690,6 +7485,7 @@
         <w:t>m</w:t>
       </w:r>
       <w:proofErr w:type="spellStart"/>
+      <w:proofErr w:type="gramStart"/>
       <w:r>
         <w:rPr>
           <w:rFonts w:ascii="Times New Roman" w:hAnsi="Times New Roman" w:cs="Times New Roman"/>
@@ -6703,6 +7499,7 @@
         <w:t>ср.отн</w:t>
       </w:r>
       <w:proofErr w:type="spellEnd"/>
+      <w:proofErr w:type="gramEnd"/>
       <w:r>
         <w:rPr>
           <w:rFonts w:ascii="Times New Roman" w:hAnsi="Times New Roman" w:cs="Times New Roman"/>
@@ -8208,6 +9005,7 @@
         <w:t>m</w:t>
       </w:r>
       <w:proofErr w:type="spellStart"/>
+      <w:proofErr w:type="gramStart"/>
       <w:r>
         <w:rPr>
           <w:rFonts w:ascii="Times New Roman" w:hAnsi="Times New Roman" w:cs="Times New Roman"/>
@@ -8221,6 +9019,7 @@
         <w:t>ср.отн</w:t>
       </w:r>
       <w:proofErr w:type="spellEnd"/>
+      <w:proofErr w:type="gramEnd"/>
       <w:r>
         <w:rPr>
           <w:rFonts w:ascii="Times New Roman" w:hAnsi="Times New Roman" w:cs="Times New Roman"/>
@@ -9906,7 +10705,27 @@
           <w:szCs w:val="24"/>
           <w:lang w:val="ru-RU"/>
         </w:rPr>
-        <w:t>- классическая задача на условную оптимизацию и  балансировку, которую можно решить, например,</w:t>
+        <w:t xml:space="preserve">- классическая задача на условную оптимизацию </w:t>
+      </w:r>
+      <w:proofErr w:type="gramStart"/>
+      <w:r>
+        <w:rPr>
+          <w:rFonts w:ascii="Times New Roman" w:hAnsi="Times New Roman" w:cs="Times New Roman"/>
+          <w:sz w:val="24"/>
+          <w:szCs w:val="24"/>
+          <w:lang w:val="ru-RU"/>
+        </w:rPr>
+        <w:t>и  балансировку</w:t>
+      </w:r>
+      <w:proofErr w:type="gramEnd"/>
+      <w:r>
+        <w:rPr>
+          <w:rFonts w:ascii="Times New Roman" w:hAnsi="Times New Roman" w:cs="Times New Roman"/>
+          <w:sz w:val="24"/>
+          <w:szCs w:val="24"/>
+          <w:lang w:val="ru-RU"/>
+        </w:rPr>
+        <w:t>, которую можно решить, например,</w:t>
       </w:r>
       <w:r>
         <w:rPr>
@@ -10298,16 +11117,7 @@
           <w:szCs w:val="24"/>
           <w:lang w:val="ru-RU"/>
         </w:rPr>
-        <w:t xml:space="preserve"> паттерна</w:t>
-      </w:r>
-      <w:r>
-        <w:rPr>
-          <w:rFonts w:ascii="Times New Roman" w:hAnsi="Times New Roman" w:cs="Times New Roman"/>
-          <w:sz w:val="24"/>
-          <w:szCs w:val="24"/>
-          <w:lang w:val="ru-RU"/>
-        </w:rPr>
-        <w:t xml:space="preserve"> необходимо интерпретировать раннее полученные данные. Пусть </w:t>
+        <w:t xml:space="preserve"> паттерна необходимо интерпретировать ранее полученные данные. Пусть </w:t>
       </w:r>
       <w:proofErr w:type="spellStart"/>
       <w:r>
@@ -10316,16 +11126,17 @@
           <w:sz w:val="24"/>
           <w:szCs w:val="24"/>
         </w:rPr>
-        <w:t>M</w:t>
-      </w:r>
-      <w:r>
-        <w:rPr>
-          <w:rFonts w:ascii="Times New Roman" w:hAnsi="Times New Roman" w:cs="Times New Roman"/>
-          <w:sz w:val="24"/>
-          <w:szCs w:val="24"/>
-          <w:vertAlign w:val="subscript"/>
-        </w:rPr>
-        <w:t>service</w:t>
+        <w:t>Mservice</w:t>
+      </w:r>
+      <w:r>
+        <w:rPr>
+          <w:rFonts w:ascii="Times New Roman" w:hAnsi="Times New Roman" w:cs="Times New Roman"/>
+          <w:i/>
+          <w:iCs/>
+          <w:sz w:val="24"/>
+          <w:szCs w:val="24"/>
+        </w:rPr>
+        <w:t>Mservice</w:t>
       </w:r>
       <w:proofErr w:type="spellEnd"/>
       <w:r>
@@ -10333,7 +11144,73 @@
           <w:rFonts w:ascii="Times New Roman" w:hAnsi="Times New Roman" w:cs="Times New Roman"/>
           <w:sz w:val="24"/>
           <w:szCs w:val="24"/>
-          <w:vertAlign w:val="subscript"/>
+          <w:lang w:val="ru-RU"/>
+        </w:rPr>
+        <w:t xml:space="preserve">​ — матрица </w:t>
+      </w:r>
+      <w:proofErr w:type="spellStart"/>
+      <w:r>
+        <w:rPr>
+          <w:rFonts w:ascii="Times New Roman" w:hAnsi="Times New Roman" w:cs="Times New Roman"/>
+          <w:sz w:val="24"/>
+          <w:szCs w:val="24"/>
+          <w:lang w:val="ru-RU"/>
+        </w:rPr>
+        <w:t>микросервиса</w:t>
+      </w:r>
+      <w:proofErr w:type="spellEnd"/>
+      <w:r>
+        <w:rPr>
+          <w:rFonts w:ascii="Times New Roman" w:hAnsi="Times New Roman" w:cs="Times New Roman"/>
+          <w:sz w:val="24"/>
+          <w:szCs w:val="24"/>
+          <w:lang w:val="ru-RU"/>
+        </w:rPr>
+        <w:t xml:space="preserve">, где каждая строка соответствует определенной метрике. В соответствии с подходом, принятым в </w:t>
+      </w:r>
+      <w:r>
+        <w:rPr>
+          <w:rFonts w:ascii="Times New Roman" w:hAnsi="Times New Roman" w:cs="Times New Roman"/>
+          <w:b/>
+          <w:bCs/>
+          <w:sz w:val="24"/>
+          <w:szCs w:val="24"/>
+          <w:lang w:val="ru-RU"/>
+        </w:rPr>
+        <w:t>ГОСТ Р ИСО/МЭК 25023-2021</w:t>
+      </w:r>
+      <w:r>
+        <w:rPr>
+          <w:rFonts w:ascii="Times New Roman" w:hAnsi="Times New Roman" w:cs="Times New Roman"/>
+          <w:sz w:val="24"/>
+          <w:szCs w:val="24"/>
+          <w:lang w:val="ru-RU"/>
+        </w:rPr>
+        <w:t xml:space="preserve">, для каждой метрики выполняется нормирование относительно критического (порогового) значения, что позволяет привести разнородные показатели (время в мс, объем памяти в МБ, загрузку </w:t>
+      </w:r>
+      <w:r>
+        <w:rPr>
+          <w:rFonts w:ascii="Times New Roman" w:hAnsi="Times New Roman" w:cs="Times New Roman"/>
+          <w:sz w:val="24"/>
+          <w:szCs w:val="24"/>
+        </w:rPr>
+        <w:t>CPU</w:t>
+      </w:r>
+      <w:r>
+        <w:rPr>
+          <w:rFonts w:ascii="Times New Roman" w:hAnsi="Times New Roman" w:cs="Times New Roman"/>
+          <w:sz w:val="24"/>
+          <w:szCs w:val="24"/>
+          <w:lang w:val="ru-RU"/>
+        </w:rPr>
+        <w:t xml:space="preserve"> в %) к единому</w:t>
+      </w:r>
+      <w:r>
+        <w:rPr>
+          <w:rFonts w:ascii="Times New Roman" w:hAnsi="Times New Roman" w:cs="Times New Roman"/>
+          <w:sz w:val="24"/>
+          <w:szCs w:val="24"/>
+          <w:lang w:val="ru-RU"/>
         </w:rPr>
         <w:t xml:space="preserve"> </w:t>
       </w:r>
@@ -10344,27 +11221,7 @@
           <w:szCs w:val="24"/>
           <w:lang w:val="ru-RU"/>
         </w:rPr>
-        <w:t xml:space="preserve">матрица </w:t>
-      </w:r>
-      <w:proofErr w:type="spellStart"/>
-      <w:r>
-        <w:rPr>
-          <w:rFonts w:ascii="Times New Roman" w:hAnsi="Times New Roman" w:cs="Times New Roman"/>
-          <w:sz w:val="24"/>
-          <w:szCs w:val="24"/>
-          <w:lang w:val="ru-RU"/>
-        </w:rPr>
-        <w:t>микросервиса</w:t>
-      </w:r>
-      <w:proofErr w:type="spellEnd"/>
-      <w:r>
-        <w:rPr>
-          <w:rFonts w:ascii="Times New Roman" w:hAnsi="Times New Roman" w:cs="Times New Roman"/>
-          <w:sz w:val="24"/>
-          <w:szCs w:val="24"/>
-          <w:lang w:val="ru-RU"/>
-        </w:rPr>
-        <w:t xml:space="preserve">, где каждая строчка показывает метрику: </w:t>
+        <w:t>виду:</w:t>
       </w:r>
     </w:p>
     <w:p>
@@ -10376,6 +11233,7 @@
           <w:rFonts w:ascii="Times New Roman" w:hAnsi="Times New Roman" w:cs="Times New Roman"/>
           <w:sz w:val="24"/>
           <w:szCs w:val="24"/>
+          <w:lang w:val="ru-RU"/>
         </w:rPr>
       </w:pPr>
       <w:r>
@@ -10548,45 +11406,34 @@
           <w:szCs w:val="24"/>
           <w:lang w:val="ru-RU"/>
         </w:rPr>
-        <w:t>По каждой строчке</w:t>
-      </w:r>
-      <w:r>
-        <w:rPr>
-          <w:rFonts w:ascii="Times New Roman" w:hAnsi="Times New Roman" w:cs="Times New Roman"/>
-          <w:sz w:val="24"/>
-          <w:szCs w:val="24"/>
-          <w:lang w:val="ru-RU"/>
-        </w:rPr>
-        <w:t xml:space="preserve"> получаем</w:t>
-      </w:r>
-      <w:r>
-        <w:rPr>
-          <w:rFonts w:ascii="Times New Roman" w:hAnsi="Times New Roman" w:cs="Times New Roman"/>
-          <w:sz w:val="24"/>
-          <w:szCs w:val="24"/>
-          <w:lang w:val="ru-RU"/>
-        </w:rPr>
-        <w:t xml:space="preserve"> коэффициент ковариации. Таким образом для данного </w:t>
-      </w:r>
-      <w:proofErr w:type="spellStart"/>
-      <w:r>
-        <w:rPr>
-          <w:rFonts w:ascii="Times New Roman" w:hAnsi="Times New Roman" w:cs="Times New Roman"/>
-          <w:sz w:val="24"/>
-          <w:szCs w:val="24"/>
-          <w:lang w:val="ru-RU"/>
-        </w:rPr>
-        <w:t>микросервиса</w:t>
-      </w:r>
-      <w:proofErr w:type="spellEnd"/>
-      <w:r>
-        <w:rPr>
-          <w:rFonts w:ascii="Times New Roman" w:hAnsi="Times New Roman" w:cs="Times New Roman"/>
-          <w:sz w:val="24"/>
-          <w:szCs w:val="24"/>
-          <w:lang w:val="ru-RU"/>
-        </w:rPr>
-        <w:t xml:space="preserve"> образуется вектор из коэффициентов вариации, который необходимо нормализовать:</w:t>
+        <w:t>По каждой строке полученной матрицы вычисляется коэффициент вариации (</w:t>
+      </w:r>
+      <w:r>
+        <w:rPr>
+          <w:rFonts w:ascii="Times New Roman" w:hAnsi="Times New Roman" w:cs="Times New Roman"/>
+          <w:sz w:val="24"/>
+          <w:szCs w:val="24"/>
+        </w:rPr>
+        <w:t>CV</w:t>
+      </w:r>
+      <w:r>
+        <w:rPr>
+          <w:rFonts w:ascii="Times New Roman" w:hAnsi="Times New Roman" w:cs="Times New Roman"/>
+          <w:i/>
+          <w:iCs/>
+          <w:sz w:val="24"/>
+          <w:szCs w:val="24"/>
+        </w:rPr>
+        <w:t>CV</w:t>
+      </w:r>
+      <w:r>
+        <w:rPr>
+          <w:rFonts w:ascii="Times New Roman" w:hAnsi="Times New Roman" w:cs="Times New Roman"/>
+          <w:sz w:val="24"/>
+          <w:szCs w:val="24"/>
+          <w:lang w:val="ru-RU"/>
+        </w:rPr>
+        <w:t>), который характеризует стабильность метрики в ходе нагрузочного тестирования. Низкая вариативность (высокая стабильность) является косвенным признаком предсказуемого поведения сервиса и отсутствия скрытой борьбы за ресурсы. Для перехода к интегральной оценке, где большее значение соответствует лучшей эффективности, используется нормирующая функция, обратная коэффициенту вариации:</w:t>
       </w:r>
     </w:p>
     <w:p>
@@ -10598,6 +11445,7 @@
           <w:rFonts w:ascii="Times New Roman" w:hAnsi="Times New Roman" w:cs="Times New Roman"/>
           <w:sz w:val="24"/>
           <w:szCs w:val="24"/>
+          <w:lang w:val="ru-RU"/>
         </w:rPr>
       </w:pPr>
       <w:r>
@@ -10663,27 +11511,75 @@
           <w:szCs w:val="24"/>
           <w:lang w:val="ru-RU"/>
         </w:rPr>
-        <w:t xml:space="preserve">Эффективность </w:t>
-      </w:r>
-      <w:proofErr w:type="spellStart"/>
-      <w:r>
-        <w:rPr>
-          <w:rFonts w:ascii="Times New Roman" w:hAnsi="Times New Roman" w:cs="Times New Roman"/>
-          <w:sz w:val="24"/>
-          <w:szCs w:val="24"/>
-          <w:lang w:val="ru-RU"/>
-        </w:rPr>
-        <w:t>микросервиса</w:t>
-      </w:r>
-      <w:proofErr w:type="spellEnd"/>
-      <w:r>
-        <w:rPr>
-          <w:rFonts w:ascii="Times New Roman" w:hAnsi="Times New Roman" w:cs="Times New Roman"/>
-          <w:sz w:val="24"/>
-          <w:szCs w:val="24"/>
-          <w:lang w:val="ru-RU"/>
-        </w:rPr>
-        <w:t xml:space="preserve"> определяется по менее эффективной компоненте. </w:t>
+        <w:t xml:space="preserve">Принципиальным моментом предлагаемой методики является отказ от усреднения оценок по метрикам в пользу выбора наихудшей (лимитирующей) компоненты. Данный подход согласуется с положением стандарта ГОСТ Р ИСО/МЭК 25010-2015 о том, что характеристики качества (например, </w:t>
+      </w:r>
+      <w:r>
+        <w:rPr>
+          <w:rFonts w:ascii="Times New Roman" w:hAnsi="Times New Roman" w:cs="Times New Roman"/>
+          <w:i/>
+          <w:iCs/>
+          <w:sz w:val="24"/>
+          <w:szCs w:val="24"/>
+        </w:rPr>
+        <w:t>Performance</w:t>
+      </w:r>
+      <w:r>
+        <w:rPr>
+          <w:rFonts w:ascii="Times New Roman" w:hAnsi="Times New Roman" w:cs="Times New Roman"/>
+          <w:i/>
+          <w:iCs/>
+          <w:sz w:val="24"/>
+          <w:szCs w:val="24"/>
+          <w:lang w:val="ru-RU"/>
+        </w:rPr>
+        <w:t xml:space="preserve"> </w:t>
+      </w:r>
+      <w:r>
+        <w:rPr>
+          <w:rFonts w:ascii="Times New Roman" w:hAnsi="Times New Roman" w:cs="Times New Roman"/>
+          <w:i/>
+          <w:iCs/>
+          <w:sz w:val="24"/>
+          <w:szCs w:val="24"/>
+        </w:rPr>
+        <w:t>Efficiency</w:t>
+      </w:r>
+      <w:r>
+        <w:rPr>
+          <w:rFonts w:ascii="Times New Roman" w:hAnsi="Times New Roman" w:cs="Times New Roman"/>
+          <w:sz w:val="24"/>
+          <w:szCs w:val="24"/>
+          <w:lang w:val="ru-RU"/>
+        </w:rPr>
+        <w:t xml:space="preserve"> и </w:t>
+      </w:r>
+      <w:r>
+        <w:rPr>
+          <w:rFonts w:ascii="Times New Roman" w:hAnsi="Times New Roman" w:cs="Times New Roman"/>
+          <w:i/>
+          <w:iCs/>
+          <w:sz w:val="24"/>
+          <w:szCs w:val="24"/>
+        </w:rPr>
+        <w:t>Reliability</w:t>
+      </w:r>
+      <w:r>
+        <w:rPr>
+          <w:rFonts w:ascii="Times New Roman" w:hAnsi="Times New Roman" w:cs="Times New Roman"/>
+          <w:sz w:val="24"/>
+          <w:szCs w:val="24"/>
+          <w:lang w:val="ru-RU"/>
+        </w:rPr>
+        <w:t>) рассматриваются как независимые атрибуты, и деградация хотя бы одного из них может привести к отказу системы в целом, даже если остальные характеристики остаются в норме. В системах с разделяемыми ресурсами пропускная способность и устойчивость сервиса определяются его «самым слабым звеном»; среднее арифметическое в такой ситуации систематически завышает оценку, «пряча» деградацию одной метрики за благополучием остальных</w:t>
+      </w:r>
+      <w:r>
+        <w:rPr>
+          <w:rFonts w:ascii="Times New Roman" w:hAnsi="Times New Roman" w:cs="Times New Roman"/>
+          <w:sz w:val="24"/>
+          <w:szCs w:val="24"/>
+          <w:lang w:val="ru-RU"/>
+        </w:rPr>
+        <w:t>:</w:t>
       </w:r>
     </w:p>
     <w:p>
@@ -10861,7 +11757,17 @@
           <w:szCs w:val="24"/>
           <w:lang w:val="ru-RU"/>
         </w:rPr>
-        <w:t xml:space="preserve"> приложении потребляются совместно и одновременно; метрики не «складываются», а «перемножаются» по принципу «цепь рвётся по слабому звену». Среднее арифметическое в такой ситуации систематически завышает оценку: оно «прячет» деградацию одной метрики за благополучием остальных.</w:t>
+        <w:t xml:space="preserve"> приложении потребляются совместно и одновременно; метрики </w:t>
+      </w:r>
+      <w:r>
+        <w:rPr>
+          <w:rFonts w:ascii="Times New Roman" w:hAnsi="Times New Roman" w:cs="Times New Roman"/>
+          <w:sz w:val="24"/>
+          <w:szCs w:val="24"/>
+          <w:lang w:val="ru-RU"/>
+        </w:rPr>
+        <w:lastRenderedPageBreak/>
+        <w:t>не «складываются», а «перемножаются» по принципу «цепь рвётся по слабому звену». Среднее арифметическое в такой ситуации систематически завышает оценку: оно «прячет» деградацию одной метрики за благополучием остальных.</w:t>
       </w:r>
     </w:p>
     <w:p>
@@ -10883,7 +11789,56 @@
           <w:szCs w:val="24"/>
           <w:lang w:val="ru-RU"/>
         </w:rPr>
-        <w:t xml:space="preserve">Общая оценка эффективности: </w:t>
+        <w:t xml:space="preserve">Общая оценка эффективности информационной системы рассчитывается как взвешенная сумма с учетом нормализованного вектора статистики использования </w:t>
+      </w:r>
+      <w:proofErr w:type="spellStart"/>
+      <w:r>
+        <w:rPr>
+          <w:rFonts w:ascii="Times New Roman" w:hAnsi="Times New Roman" w:cs="Times New Roman"/>
+          <w:sz w:val="24"/>
+          <w:szCs w:val="24"/>
+          <w:lang w:val="ru-RU"/>
+        </w:rPr>
+        <w:t>микросервисов</w:t>
+      </w:r>
+      <w:proofErr w:type="spellEnd"/>
+      <w:r>
+        <w:rPr>
+          <w:rFonts w:ascii="Times New Roman" w:hAnsi="Times New Roman" w:cs="Times New Roman"/>
+          <w:sz w:val="24"/>
+          <w:szCs w:val="24"/>
+          <w:lang w:val="ru-RU"/>
+        </w:rPr>
+        <w:t xml:space="preserve"> </w:t>
+      </w:r>
+      <w:proofErr w:type="spellStart"/>
+      <w:r>
+        <w:rPr>
+          <w:rFonts w:ascii="Times New Roman" w:hAnsi="Times New Roman" w:cs="Times New Roman"/>
+          <w:sz w:val="24"/>
+          <w:szCs w:val="24"/>
+        </w:rPr>
+        <w:t>rnorm</w:t>
+      </w:r>
+      <w:r>
+        <w:rPr>
+          <w:rFonts w:ascii="Times New Roman" w:hAnsi="Times New Roman" w:cs="Times New Roman"/>
+          <w:i/>
+          <w:iCs/>
+          <w:sz w:val="24"/>
+          <w:szCs w:val="24"/>
+        </w:rPr>
+        <w:t>rnorm</w:t>
+      </w:r>
+      <w:proofErr w:type="spellEnd"/>
+      <w:r>
+        <w:rPr>
+          <w:rFonts w:ascii="Times New Roman" w:hAnsi="Times New Roman" w:cs="Times New Roman"/>
+          <w:sz w:val="24"/>
+          <w:szCs w:val="24"/>
+          <w:lang w:val="ru-RU"/>
+        </w:rPr>
+        <w:t>​, полученного на предыдущем этапе:</w:t>
       </w:r>
     </w:p>
     <w:p>
@@ -10895,6 +11850,7 @@
           <w:rFonts w:ascii="Times New Roman" w:hAnsi="Times New Roman" w:cs="Times New Roman"/>
           <w:sz w:val="24"/>
           <w:szCs w:val="24"/>
+          <w:lang w:val="ru-RU"/>
         </w:rPr>
       </w:pPr>
       <w:r>
@@ -11009,7 +11965,6 @@
           <w:szCs w:val="24"/>
           <w:lang w:val="ru-RU"/>
         </w:rPr>
-        <w:lastRenderedPageBreak/>
         <w:t>Собранные данные позволяют сделать выводы и дать оценки таким свойствам</w:t>
       </w:r>
       <w:r>
@@ -11364,6 +12319,7 @@
         </w:rPr>
         <w:t>a</w:t>
       </w:r>
+      <w:proofErr w:type="gramStart"/>
       <w:r>
         <w:rPr>
           <w:rFonts w:ascii="Times New Roman" w:hAnsi="Times New Roman" w:cs="Times New Roman"/>
@@ -11385,7 +12341,19 @@
           <w:szCs w:val="24"/>
           <w:lang w:val="ru-RU"/>
         </w:rPr>
-        <w:t xml:space="preserve"> &gt;= </w:t>
+        <w:t xml:space="preserve"> &gt;</w:t>
+      </w:r>
+      <w:proofErr w:type="gramEnd"/>
+      <w:r>
+        <w:rPr>
+          <w:rFonts w:ascii="Times New Roman" w:hAnsi="Times New Roman" w:cs="Times New Roman"/>
+          <w:i/>
+          <w:iCs/>
+          <w:sz w:val="24"/>
+          <w:szCs w:val="24"/>
+          <w:lang w:val="ru-RU"/>
+        </w:rPr>
+        <w:t xml:space="preserve">= </w:t>
       </w:r>
       <w:r>
         <w:rPr>
@@ -11558,15 +12526,17 @@
           <w:rFonts w:ascii="Times New Roman" w:hAnsi="Times New Roman" w:cs="Times New Roman"/>
           <w:sz w:val="24"/>
           <w:szCs w:val="24"/>
-        </w:rPr>
-      </w:pPr>
-      <w:r>
-        <w:rPr>
-          <w:rFonts w:ascii="Times New Roman" w:hAnsi="Times New Roman" w:cs="Times New Roman"/>
-          <w:sz w:val="24"/>
-          <w:szCs w:val="24"/>
-          <w:lang w:val="ru-RU"/>
-        </w:rPr>
+          <w:lang w:val="ru-RU"/>
+        </w:rPr>
+      </w:pPr>
+      <w:r>
+        <w:rPr>
+          <w:rFonts w:ascii="Times New Roman" w:hAnsi="Times New Roman" w:cs="Times New Roman"/>
+          <w:sz w:val="24"/>
+          <w:szCs w:val="24"/>
+          <w:lang w:val="ru-RU"/>
+        </w:rPr>
+        <w:lastRenderedPageBreak/>
         <w:t>В качестве нормализованной оценки когерентности отклика используется доля дисперсии, объясняемая первой главной компонентой:</w:t>
       </w:r>
     </w:p>
@@ -11585,6 +12555,7 @@
       <w:r>
         <w:rPr>
           <w:rFonts w:ascii="Times New Roman" w:hAnsi="Times New Roman" w:cs="Times New Roman"/>
+          <w:noProof/>
           <w:sz w:val="24"/>
           <w:szCs w:val="24"/>
           <w:lang w:val="ru-RU"/>
@@ -11902,7 +12873,6 @@
           <w:sz w:val="24"/>
           <w:szCs w:val="24"/>
         </w:rPr>
-        <w:lastRenderedPageBreak/>
         <w:drawing>
           <wp:inline distT="0" distB="0" distL="0" distR="0" wp14:anchorId="7ECD7109" wp14:editId="2A765FCE">
             <wp:extent cx="2629267" cy="800212"/>
@@ -11993,16 +12963,7 @@
           <w:szCs w:val="24"/>
           <w:lang w:val="ru-RU"/>
         </w:rPr>
-        <w:t xml:space="preserve"> </w:t>
-      </w:r>
-      <w:r>
-        <w:rPr>
-          <w:rFonts w:ascii="Times New Roman" w:hAnsi="Times New Roman" w:cs="Times New Roman"/>
-          <w:sz w:val="24"/>
-          <w:szCs w:val="24"/>
-          <w:lang w:val="ru-RU"/>
-        </w:rPr>
-        <w:t>на нагрузку</w:t>
+        <w:t xml:space="preserve"> на нагрузку</w:t>
       </w:r>
       <w:r>
         <w:rPr>
@@ -12536,6 +13497,7 @@
           <w:sz w:val="24"/>
           <w:szCs w:val="24"/>
         </w:rPr>
+        <w:lastRenderedPageBreak/>
         <w:drawing>
           <wp:inline distT="0" distB="0" distL="0" distR="0" wp14:anchorId="7B1DC35D" wp14:editId="3FDCBCF3">
             <wp:extent cx="5144218" cy="609685"/>
@@ -12610,6 +13572,7 @@
       <w:r>
         <w:rPr>
           <w:rFonts w:ascii="Times New Roman" w:hAnsi="Times New Roman" w:cs="Times New Roman"/>
+          <w:noProof/>
           <w:sz w:val="24"/>
           <w:szCs w:val="24"/>
           <w:lang w:val="ru-RU"/>
@@ -12666,6 +13629,7 @@
       <w:r>
         <w:rPr>
           <w:rFonts w:ascii="Times New Roman" w:hAnsi="Times New Roman" w:cs="Times New Roman"/>
+          <w:noProof/>
           <w:sz w:val="24"/>
           <w:szCs w:val="24"/>
           <w:lang w:val="ru-RU"/>
@@ -12726,7 +13690,6 @@
           <w:szCs w:val="24"/>
           <w:lang w:val="ru-RU"/>
         </w:rPr>
-        <w:lastRenderedPageBreak/>
         <w:t>После нормализации вектора с учетом вектора мод получим вектор групп:</w:t>
       </w:r>
     </w:p>
@@ -12744,6 +13707,7 @@
       <w:r>
         <w:rPr>
           <w:rFonts w:ascii="Times New Roman" w:hAnsi="Times New Roman" w:cs="Times New Roman"/>
+          <w:noProof/>
           <w:sz w:val="24"/>
           <w:szCs w:val="24"/>
           <w:lang w:val="ru-RU"/>
@@ -12976,17 +13940,97 @@
           <w:szCs w:val="24"/>
           <w:lang w:val="ru-RU"/>
         </w:rPr>
-        <w:t>Для определения отказоустойчивости необходимо собрать данные о всех ошибках во время тестирования в виде матрицы</w:t>
+        <w:t xml:space="preserve">Показатели отказоустойчивости и восстанавливаемости являются составными частями характеристики </w:t>
+      </w:r>
+      <w:r>
+        <w:rPr>
+          <w:rFonts w:ascii="Times New Roman" w:hAnsi="Times New Roman" w:cs="Times New Roman"/>
+          <w:i/>
+          <w:iCs/>
+          <w:sz w:val="24"/>
+          <w:szCs w:val="24"/>
+        </w:rPr>
+        <w:t>Reliability</w:t>
+      </w:r>
+      <w:r>
+        <w:rPr>
+          <w:rFonts w:ascii="Times New Roman" w:hAnsi="Times New Roman" w:cs="Times New Roman"/>
+          <w:sz w:val="24"/>
+          <w:szCs w:val="24"/>
+          <w:lang w:val="ru-RU"/>
+        </w:rPr>
+        <w:t xml:space="preserve"> в модели </w:t>
+      </w:r>
+      <w:r>
+        <w:rPr>
+          <w:rFonts w:ascii="Times New Roman" w:hAnsi="Times New Roman" w:cs="Times New Roman"/>
+          <w:b/>
+          <w:bCs/>
+          <w:sz w:val="24"/>
+          <w:szCs w:val="24"/>
+          <w:lang w:val="ru-RU"/>
+        </w:rPr>
+        <w:t>ГОСТ Р ИСО/МЭК 25010-2015</w:t>
+      </w:r>
+      <w:r>
+        <w:rPr>
+          <w:rFonts w:ascii="Times New Roman" w:hAnsi="Times New Roman" w:cs="Times New Roman"/>
+          <w:sz w:val="24"/>
+          <w:szCs w:val="24"/>
+          <w:lang w:val="ru-RU"/>
+        </w:rPr>
+        <w:t xml:space="preserve">. В соответствии с </w:t>
+      </w:r>
+      <w:r>
+        <w:rPr>
+          <w:rFonts w:ascii="Times New Roman" w:hAnsi="Times New Roman" w:cs="Times New Roman"/>
+          <w:b/>
+          <w:bCs/>
+          <w:sz w:val="24"/>
+          <w:szCs w:val="24"/>
+          <w:lang w:val="ru-RU"/>
+        </w:rPr>
+        <w:t>ГОСТ Р ИСО/МЭК 25023-2021</w:t>
+      </w:r>
+      <w:r>
+        <w:rPr>
+          <w:rFonts w:ascii="Times New Roman" w:hAnsi="Times New Roman" w:cs="Times New Roman"/>
+          <w:sz w:val="24"/>
+          <w:szCs w:val="24"/>
+          <w:lang w:val="ru-RU"/>
+        </w:rPr>
+        <w:t xml:space="preserve">, для оценки данной характеристики используются показатели, связанные с частотой отказов и временем восстановления. В рамках данной методики для определения отказоустойчивости собираются данные обо всех ошибках во время тестирования в виде матрицы </w:t>
+      </w:r>
+      <w:r>
+        <w:rPr>
+          <w:rFonts w:ascii="Times New Roman" w:hAnsi="Times New Roman" w:cs="Times New Roman"/>
+          <w:i/>
+          <w:iCs/>
+          <w:sz w:val="24"/>
+          <w:szCs w:val="24"/>
+        </w:rPr>
+        <w:t>Error</w:t>
+      </w:r>
+      <w:r>
+        <w:rPr>
+          <w:rFonts w:ascii="Times New Roman" w:hAnsi="Times New Roman" w:cs="Times New Roman"/>
+          <w:sz w:val="24"/>
+          <w:szCs w:val="24"/>
+          <w:lang w:val="ru-RU"/>
+        </w:rPr>
+        <w:t>:</w:t>
       </w:r>
     </w:p>
     <w:p>
       <w:pPr>
         <w:spacing w:after="0" w:line="360" w:lineRule="auto"/>
+        <w:ind w:firstLine="708"/>
         <w:jc w:val="center"/>
         <w:rPr>
           <w:rFonts w:ascii="Times New Roman" w:hAnsi="Times New Roman" w:cs="Times New Roman"/>
           <w:sz w:val="24"/>
           <w:szCs w:val="24"/>
+          <w:lang w:val="ru-RU"/>
         </w:rPr>
       </w:pPr>
       <w:r>
@@ -12998,7 +14042,7 @@
           <w:lang w:val="ru-RU"/>
         </w:rPr>
         <w:drawing>
-          <wp:inline distT="0" distB="0" distL="0" distR="0" wp14:anchorId="3BB55BC5" wp14:editId="378E680A">
+          <wp:inline distT="0" distB="0" distL="0" distR="0" wp14:anchorId="755DCB7E" wp14:editId="2A549896">
             <wp:extent cx="3686689" cy="1343212"/>
             <wp:effectExtent l="0" t="0" r="9525" b="9525"/>
             <wp:docPr id="4" name="Рисунок 4"/>
@@ -13038,43 +14082,56 @@
       <w:pPr>
         <w:spacing w:after="0" w:line="360" w:lineRule="auto"/>
         <w:ind w:firstLine="708"/>
-        <w:rPr>
-          <w:rFonts w:ascii="Times New Roman" w:hAnsi="Times New Roman" w:cs="Times New Roman"/>
-          <w:sz w:val="24"/>
-          <w:szCs w:val="24"/>
-          <w:lang w:val="ru-RU"/>
-        </w:rPr>
-      </w:pPr>
-      <w:r>
-        <w:rPr>
-          <w:rFonts w:ascii="Times New Roman" w:hAnsi="Times New Roman" w:cs="Times New Roman"/>
-          <w:sz w:val="24"/>
-          <w:szCs w:val="24"/>
-          <w:lang w:val="ru-RU"/>
-        </w:rPr>
-        <w:t>Для дальнейшего анализа нужно провести нормализацию этой матрицы:</w:t>
+        <w:jc w:val="both"/>
+        <w:rPr>
+          <w:rFonts w:ascii="Times New Roman" w:hAnsi="Times New Roman" w:cs="Times New Roman"/>
+          <w:noProof/>
+          <w:sz w:val="24"/>
+          <w:szCs w:val="24"/>
+          <w:lang w:val="ru-RU"/>
+        </w:rPr>
+      </w:pPr>
+      <w:r>
+        <w:rPr>
+          <w:rFonts w:ascii="Times New Roman" w:hAnsi="Times New Roman" w:cs="Times New Roman"/>
+          <w:sz w:val="24"/>
+          <w:szCs w:val="24"/>
+          <w:lang w:val="ru-RU"/>
+        </w:rPr>
+        <w:t>Дальнейший анализ выполняется аналогично оценке эффективности: проводится нормирование элементов матрицы относительно критического уровня ошибок</w:t>
+      </w:r>
+      <w:r>
+        <w:rPr>
+          <w:rFonts w:ascii="Times New Roman" w:hAnsi="Times New Roman" w:cs="Times New Roman"/>
+          <w:sz w:val="24"/>
+          <w:szCs w:val="24"/>
+          <w:lang w:val="ru-RU"/>
+        </w:rPr>
+        <w:t>:</w:t>
+      </w:r>
+      <w:r>
+        <w:rPr>
+          <w:rFonts w:ascii="Times New Roman" w:hAnsi="Times New Roman" w:cs="Times New Roman"/>
+          <w:noProof/>
+          <w:sz w:val="24"/>
+          <w:szCs w:val="24"/>
+          <w:lang w:val="ru-RU"/>
+        </w:rPr>
+        <w:t xml:space="preserve"> </w:t>
       </w:r>
     </w:p>
     <w:p>
       <w:pPr>
         <w:spacing w:after="0" w:line="360" w:lineRule="auto"/>
-        <w:jc w:val="both"/>
-        <w:rPr>
-          <w:rFonts w:ascii="Times New Roman" w:hAnsi="Times New Roman" w:cs="Times New Roman"/>
-          <w:sz w:val="24"/>
-          <w:szCs w:val="24"/>
-          <w:lang w:val="ru-RU"/>
-        </w:rPr>
-      </w:pPr>
-      <w:r>
-        <w:rPr>
-          <w:rFonts w:ascii="Times New Roman" w:hAnsi="Times New Roman" w:cs="Times New Roman"/>
-          <w:sz w:val="24"/>
-          <w:szCs w:val="24"/>
-          <w:lang w:val="ru-RU"/>
-        </w:rPr>
-        <w:tab/>
-      </w:r>
+        <w:ind w:firstLine="708"/>
+        <w:jc w:val="center"/>
+        <w:rPr>
+          <w:rFonts w:ascii="Times New Roman" w:hAnsi="Times New Roman" w:cs="Times New Roman"/>
+          <w:sz w:val="24"/>
+          <w:szCs w:val="24"/>
+          <w:lang w:val="ru-RU"/>
+        </w:rPr>
+      </w:pPr>
       <w:r>
         <w:rPr>
           <w:rFonts w:ascii="Times New Roman" w:hAnsi="Times New Roman" w:cs="Times New Roman"/>
@@ -13083,8 +14140,9 @@
           <w:szCs w:val="24"/>
           <w:lang w:val="ru-RU"/>
         </w:rPr>
+        <w:lastRenderedPageBreak/>
         <w:drawing>
-          <wp:inline distT="0" distB="0" distL="0" distR="0" wp14:anchorId="223757AE" wp14:editId="402B68BB">
+          <wp:inline distT="0" distB="0" distL="0" distR="0" wp14:anchorId="455AB4F1" wp14:editId="43DC5D90">
             <wp:extent cx="5249008" cy="952633"/>
             <wp:effectExtent l="0" t="0" r="8890" b="0"/>
             <wp:docPr id="8" name="Рисунок 8"/>
@@ -13123,6 +14181,7 @@
     <w:p>
       <w:pPr>
         <w:spacing w:after="0" w:line="360" w:lineRule="auto"/>
+        <w:ind w:firstLine="708"/>
         <w:jc w:val="both"/>
         <w:rPr>
           <w:rFonts w:ascii="Times New Roman" w:hAnsi="Times New Roman" w:cs="Times New Roman"/>
@@ -13138,31 +14197,69 @@
           <w:szCs w:val="24"/>
           <w:lang w:val="ru-RU"/>
         </w:rPr>
-        <w:tab/>
-        <w:t xml:space="preserve">По каждой строке необходимо </w:t>
-      </w:r>
-      <w:r>
-        <w:rPr>
-          <w:rFonts w:ascii="Times New Roman" w:hAnsi="Times New Roman" w:cs="Times New Roman"/>
-          <w:sz w:val="24"/>
-          <w:szCs w:val="24"/>
-          <w:lang w:val="ru-RU"/>
-        </w:rPr>
-        <w:t xml:space="preserve">вычислить медиану, таким образом получим вектор ошибок для всей системы. </w:t>
-      </w:r>
-      <w:r>
-        <w:rPr>
-          <w:rFonts w:ascii="Times New Roman" w:hAnsi="Times New Roman" w:cs="Times New Roman"/>
-          <w:sz w:val="24"/>
-          <w:szCs w:val="24"/>
-          <w:lang w:val="ru-RU"/>
-        </w:rPr>
-        <w:t>С учетом нормализованного вектора мод получим оценку отказоустойчивости.</w:t>
+        <w:t>П</w:t>
+      </w:r>
+      <w:r>
+        <w:rPr>
+          <w:rFonts w:ascii="Times New Roman" w:hAnsi="Times New Roman" w:cs="Times New Roman"/>
+          <w:sz w:val="24"/>
+          <w:szCs w:val="24"/>
+          <w:lang w:val="ru-RU"/>
+        </w:rPr>
+        <w:t xml:space="preserve">осле чего для каждого </w:t>
+      </w:r>
+      <w:proofErr w:type="spellStart"/>
+      <w:r>
+        <w:rPr>
+          <w:rFonts w:ascii="Times New Roman" w:hAnsi="Times New Roman" w:cs="Times New Roman"/>
+          <w:sz w:val="24"/>
+          <w:szCs w:val="24"/>
+          <w:lang w:val="ru-RU"/>
+        </w:rPr>
+        <w:t>микросервиса</w:t>
+      </w:r>
+      <w:proofErr w:type="spellEnd"/>
+      <w:r>
+        <w:rPr>
+          <w:rFonts w:ascii="Times New Roman" w:hAnsi="Times New Roman" w:cs="Times New Roman"/>
+          <w:sz w:val="24"/>
+          <w:szCs w:val="24"/>
+          <w:lang w:val="ru-RU"/>
+        </w:rPr>
+        <w:t xml:space="preserve"> вычисляется медианное значение нормированного показателя ошибок, что позволяет получить устойчивую к выбросам оценку</w:t>
+      </w:r>
+      <w:r>
+        <w:rPr>
+          <w:rFonts w:ascii="Times New Roman" w:hAnsi="Times New Roman" w:cs="Times New Roman"/>
+          <w:sz w:val="24"/>
+          <w:szCs w:val="24"/>
+          <w:lang w:val="ru-RU"/>
+        </w:rPr>
+        <w:t>.</w:t>
+      </w:r>
+      <w:r>
+        <w:rPr>
+          <w:rFonts w:ascii="Times New Roman" w:hAnsi="Times New Roman" w:cs="Times New Roman"/>
+          <w:sz w:val="24"/>
+          <w:szCs w:val="24"/>
+          <w:lang w:val="ru-RU"/>
+        </w:rPr>
+        <w:t xml:space="preserve"> </w:t>
+      </w:r>
+      <w:r>
+        <w:rPr>
+          <w:rFonts w:ascii="Times New Roman" w:hAnsi="Times New Roman" w:cs="Times New Roman"/>
+          <w:sz w:val="24"/>
+          <w:szCs w:val="24"/>
+          <w:lang w:val="ru-RU"/>
+        </w:rPr>
+        <w:t>По каждой строке необходимо вычислить медиану, таким образом получим вектор ошибок для всей системы. С учетом нормализованного вектора мод получим оценку отказоустойчивости.</w:t>
       </w:r>
     </w:p>
     <w:p>
       <w:pPr>
         <w:spacing w:after="0" w:line="360" w:lineRule="auto"/>
+        <w:ind w:firstLine="708"/>
         <w:jc w:val="center"/>
         <w:rPr>
           <w:rFonts w:ascii="Times New Roman" w:hAnsi="Times New Roman" w:cs="Times New Roman"/>
@@ -13180,7 +14277,7 @@
           <w:lang w:val="ru-RU"/>
         </w:rPr>
         <w:drawing>
-          <wp:inline distT="0" distB="0" distL="0" distR="0" wp14:anchorId="131A6D94" wp14:editId="77EA77D7">
+          <wp:inline distT="0" distB="0" distL="0" distR="0" wp14:anchorId="28003F76" wp14:editId="2C8F5827">
             <wp:extent cx="3467584" cy="457264"/>
             <wp:effectExtent l="0" t="0" r="0" b="0"/>
             <wp:docPr id="69" name="Рисунок 69"/>
@@ -13218,6 +14315,50 @@
     </w:p>
     <w:p>
       <w:pPr>
+        <w:spacing w:after="0" w:line="360" w:lineRule="auto"/>
+        <w:ind w:firstLine="708"/>
+        <w:jc w:val="both"/>
+        <w:rPr>
+          <w:rFonts w:ascii="Times New Roman" w:hAnsi="Times New Roman" w:cs="Times New Roman"/>
+          <w:sz w:val="24"/>
+          <w:szCs w:val="24"/>
+          <w:lang w:val="ru-RU"/>
+        </w:rPr>
+      </w:pPr>
+      <w:r>
+        <w:rPr>
+          <w:rFonts w:ascii="Times New Roman" w:hAnsi="Times New Roman" w:cs="Times New Roman"/>
+          <w:sz w:val="24"/>
+          <w:szCs w:val="24"/>
+          <w:lang w:val="ru-RU"/>
+        </w:rPr>
+        <w:t xml:space="preserve">Интегральная оценка отказоустойчивости системы рассчитывается с учетом весов </w:t>
+      </w:r>
+      <w:proofErr w:type="spellStart"/>
+      <w:r>
+        <w:rPr>
+          <w:rFonts w:ascii="Times New Roman" w:hAnsi="Times New Roman" w:cs="Times New Roman"/>
+          <w:sz w:val="24"/>
+          <w:szCs w:val="24"/>
+          <w:lang w:val="ru-RU"/>
+        </w:rPr>
+        <w:t>микросервисов</w:t>
+      </w:r>
+      <w:proofErr w:type="spellEnd"/>
+      <w:r>
+        <w:rPr>
+          <w:rFonts w:ascii="Times New Roman" w:hAnsi="Times New Roman" w:cs="Times New Roman"/>
+          <w:sz w:val="24"/>
+          <w:szCs w:val="24"/>
+          <w:lang w:val="ru-RU"/>
+        </w:rPr>
+        <w:t>:</w:t>
+      </w:r>
+    </w:p>
+    <w:p>
+      <w:pPr>
+        <w:spacing w:after="0" w:line="360" w:lineRule="auto"/>
+        <w:ind w:firstLine="708"/>
         <w:jc w:val="center"/>
         <w:rPr>
           <w:lang w:val="ru-RU"/>
@@ -14390,6 +15531,155 @@
     </w:lvl>
   </w:abstractNum>
   <w:abstractNum w:abstractNumId="10" w15:restartNumberingAfterBreak="0">
+    <w:nsid w:val="16EC10C2"/>
+    <w:multiLevelType w:val="multilevel"/>
+    <w:tmpl w:val="41466E7A"/>
+    <w:lvl w:ilvl="0">
+      <w:start w:val="1"/>
+      <w:numFmt w:val="bullet"/>
+      <w:lvlText w:val=""/>
+      <w:lvlJc w:val="left"/>
+      <w:pPr>
+        <w:tabs>
+          <w:tab w:val="num" w:pos="720"/>
+        </w:tabs>
+        <w:ind w:left="720" w:hanging="360"/>
+      </w:pPr>
+      <w:rPr>
+        <w:rFonts w:ascii="Symbol" w:hAnsi="Symbol" w:hint="default"/>
+        <w:sz w:val="20"/>
+      </w:rPr>
+    </w:lvl>
+    <w:lvl w:ilvl="1" w:tentative="1">
+      <w:start w:val="1"/>
+      <w:numFmt w:val="bullet"/>
+      <w:lvlText w:val="o"/>
+      <w:lvlJc w:val="left"/>
+      <w:pPr>
+        <w:tabs>
+          <w:tab w:val="num" w:pos="1440"/>
+        </w:tabs>
+        <w:ind w:left="1440" w:hanging="360"/>
+      </w:pPr>
+      <w:rPr>
+        <w:rFonts w:ascii="Courier New" w:hAnsi="Courier New" w:hint="default"/>
+        <w:sz w:val="20"/>
+      </w:rPr>
+    </w:lvl>
+    <w:lvl w:ilvl="2" w:tentative="1">
+      <w:start w:val="1"/>
+      <w:numFmt w:val="bullet"/>
+      <w:lvlText w:val=""/>
+      <w:lvlJc w:val="left"/>
+      <w:pPr>
+        <w:tabs>
+          <w:tab w:val="num" w:pos="2160"/>
+        </w:tabs>
+        <w:ind w:left="2160" w:hanging="360"/>
+      </w:pPr>
+      <w:rPr>
+        <w:rFonts w:ascii="Wingdings" w:hAnsi="Wingdings" w:hint="default"/>
+        <w:sz w:val="20"/>
+      </w:rPr>
+    </w:lvl>
+    <w:lvl w:ilvl="3" w:tentative="1">
+      <w:start w:val="1"/>
+      <w:numFmt w:val="bullet"/>
+      <w:lvlText w:val=""/>
+      <w:lvlJc w:val="left"/>
+      <w:pPr>
+        <w:tabs>
+          <w:tab w:val="num" w:pos="2880"/>
+        </w:tabs>
+        <w:ind w:left="2880" w:hanging="360"/>
+      </w:pPr>
+      <w:rPr>
+        <w:rFonts w:ascii="Wingdings" w:hAnsi="Wingdings" w:hint="default"/>
+        <w:sz w:val="20"/>
+      </w:rPr>
+    </w:lvl>
+    <w:lvl w:ilvl="4" w:tentative="1">
+      <w:start w:val="1"/>
+      <w:numFmt w:val="bullet"/>
+      <w:lvlText w:val=""/>
+      <w:lvlJc w:val="left"/>
+      <w:pPr>
+        <w:tabs>
+          <w:tab w:val="num" w:pos="3600"/>
+        </w:tabs>
+        <w:ind w:left="3600" w:hanging="360"/>
+      </w:pPr>
+      <w:rPr>
+        <w:rFonts w:ascii="Wingdings" w:hAnsi="Wingdings" w:hint="default"/>
+        <w:sz w:val="20"/>
+      </w:rPr>
+    </w:lvl>
+    <w:lvl w:ilvl="5" w:tentative="1">
+      <w:start w:val="1"/>
+      <w:numFmt w:val="bullet"/>
+      <w:lvlText w:val=""/>
+      <w:lvlJc w:val="left"/>
+      <w:pPr>
+        <w:tabs>
+          <w:tab w:val="num" w:pos="4320"/>
+        </w:tabs>
+        <w:ind w:left="4320" w:hanging="360"/>
+      </w:pPr>
+      <w:rPr>
+        <w:rFonts w:ascii="Wingdings" w:hAnsi="Wingdings" w:hint="default"/>
+        <w:sz w:val="20"/>
+      </w:rPr>
+    </w:lvl>
+    <w:lvl w:ilvl="6" w:tentative="1">
+      <w:start w:val="1"/>
+      <w:numFmt w:val="bullet"/>
+      <w:lvlText w:val=""/>
+      <w:lvlJc w:val="left"/>
+      <w:pPr>
+        <w:tabs>
+          <w:tab w:val="num" w:pos="5040"/>
+        </w:tabs>
+        <w:ind w:left="5040" w:hanging="360"/>
+      </w:pPr>
+      <w:rPr>
+        <w:rFonts w:ascii="Wingdings" w:hAnsi="Wingdings" w:hint="default"/>
+        <w:sz w:val="20"/>
+      </w:rPr>
+    </w:lvl>
+    <w:lvl w:ilvl="7" w:tentative="1">
+      <w:start w:val="1"/>
+      <w:numFmt w:val="bullet"/>
+      <w:lvlText w:val=""/>
+      <w:lvlJc w:val="left"/>
+      <w:pPr>
+        <w:tabs>
+          <w:tab w:val="num" w:pos="5760"/>
+        </w:tabs>
+        <w:ind w:left="5760" w:hanging="360"/>
+      </w:pPr>
+      <w:rPr>
+        <w:rFonts w:ascii="Wingdings" w:hAnsi="Wingdings" w:hint="default"/>
+        <w:sz w:val="20"/>
+      </w:rPr>
+    </w:lvl>
+    <w:lvl w:ilvl="8" w:tentative="1">
+      <w:start w:val="1"/>
+      <w:numFmt w:val="bullet"/>
+      <w:lvlText w:val=""/>
+      <w:lvlJc w:val="left"/>
+      <w:pPr>
+        <w:tabs>
+          <w:tab w:val="num" w:pos="6480"/>
+        </w:tabs>
+        <w:ind w:left="6480" w:hanging="360"/>
+      </w:pPr>
+      <w:rPr>
+        <w:rFonts w:ascii="Wingdings" w:hAnsi="Wingdings" w:hint="default"/>
+        <w:sz w:val="20"/>
+      </w:rPr>
+    </w:lvl>
+  </w:abstractNum>
+  <w:abstractNum w:abstractNumId="11" w15:restartNumberingAfterBreak="0">
     <w:nsid w:val="17B4116F"/>
     <w:multiLevelType w:val="hybridMultilevel"/>
     <w:tmpl w:val="052018CC"/>
@@ -14502,7 +15792,7 @@
       </w:rPr>
     </w:lvl>
   </w:abstractNum>
-  <w:abstractNum w:abstractNumId="11" w15:restartNumberingAfterBreak="0">
+  <w:abstractNum w:abstractNumId="12" w15:restartNumberingAfterBreak="0">
     <w:nsid w:val="17B64AA3"/>
     <w:multiLevelType w:val="multilevel"/>
     <w:tmpl w:val="23B64F9A"/>
@@ -14651,7 +15941,7 @@
       </w:rPr>
     </w:lvl>
   </w:abstractNum>
-  <w:abstractNum w:abstractNumId="12" w15:restartNumberingAfterBreak="0">
+  <w:abstractNum w:abstractNumId="13" w15:restartNumberingAfterBreak="0">
     <w:nsid w:val="17E96D2B"/>
     <w:multiLevelType w:val="hybridMultilevel"/>
     <w:tmpl w:val="BCB06538"/>
@@ -14764,7 +16054,7 @@
       </w:rPr>
     </w:lvl>
   </w:abstractNum>
-  <w:abstractNum w:abstractNumId="13" w15:restartNumberingAfterBreak="0">
+  <w:abstractNum w:abstractNumId="14" w15:restartNumberingAfterBreak="0">
     <w:nsid w:val="1BB116BB"/>
     <w:multiLevelType w:val="multilevel"/>
     <w:tmpl w:val="7E945A3A"/>
@@ -14913,7 +16203,7 @@
       </w:rPr>
     </w:lvl>
   </w:abstractNum>
-  <w:abstractNum w:abstractNumId="14" w15:restartNumberingAfterBreak="0">
+  <w:abstractNum w:abstractNumId="15" w15:restartNumberingAfterBreak="0">
     <w:nsid w:val="1C743D54"/>
     <w:multiLevelType w:val="hybridMultilevel"/>
     <w:tmpl w:val="DE2CCEE4"/>
@@ -15026,7 +16316,7 @@
       </w:rPr>
     </w:lvl>
   </w:abstractNum>
-  <w:abstractNum w:abstractNumId="15" w15:restartNumberingAfterBreak="0">
+  <w:abstractNum w:abstractNumId="16" w15:restartNumberingAfterBreak="0">
     <w:nsid w:val="1E305C8B"/>
     <w:multiLevelType w:val="hybridMultilevel"/>
     <w:tmpl w:val="0B16A9F6"/>
@@ -15139,7 +16429,7 @@
       </w:rPr>
     </w:lvl>
   </w:abstractNum>
-  <w:abstractNum w:abstractNumId="16" w15:restartNumberingAfterBreak="0">
+  <w:abstractNum w:abstractNumId="17" w15:restartNumberingAfterBreak="0">
     <w:nsid w:val="21C3679D"/>
     <w:multiLevelType w:val="hybridMultilevel"/>
     <w:tmpl w:val="65E0D23C"/>
@@ -15252,7 +16542,7 @@
       </w:rPr>
     </w:lvl>
   </w:abstractNum>
-  <w:abstractNum w:abstractNumId="17" w15:restartNumberingAfterBreak="0">
+  <w:abstractNum w:abstractNumId="18" w15:restartNumberingAfterBreak="0">
     <w:nsid w:val="22902A44"/>
     <w:multiLevelType w:val="hybridMultilevel"/>
     <w:tmpl w:val="64BCDF34"/>
@@ -15365,7 +16655,120 @@
       </w:rPr>
     </w:lvl>
   </w:abstractNum>
-  <w:abstractNum w:abstractNumId="18" w15:restartNumberingAfterBreak="0">
+  <w:abstractNum w:abstractNumId="19" w15:restartNumberingAfterBreak="0">
+    <w:nsid w:val="22D801A8"/>
+    <w:multiLevelType w:val="hybridMultilevel"/>
+    <w:tmpl w:val="5B508E98"/>
+    <w:lvl w:ilvl="0" w:tplc="04190001">
+      <w:start w:val="1"/>
+      <w:numFmt w:val="bullet"/>
+      <w:lvlText w:val=""/>
+      <w:lvlJc w:val="left"/>
+      <w:pPr>
+        <w:ind w:left="1068" w:hanging="360"/>
+      </w:pPr>
+      <w:rPr>
+        <w:rFonts w:ascii="Symbol" w:hAnsi="Symbol" w:hint="default"/>
+      </w:rPr>
+    </w:lvl>
+    <w:lvl w:ilvl="1" w:tplc="04190003" w:tentative="1">
+      <w:start w:val="1"/>
+      <w:numFmt w:val="bullet"/>
+      <w:lvlText w:val="o"/>
+      <w:lvlJc w:val="left"/>
+      <w:pPr>
+        <w:ind w:left="1788" w:hanging="360"/>
+      </w:pPr>
+      <w:rPr>
+        <w:rFonts w:ascii="Courier New" w:hAnsi="Courier New" w:cs="Courier New" w:hint="default"/>
+      </w:rPr>
+    </w:lvl>
+    <w:lvl w:ilvl="2" w:tplc="04190005" w:tentative="1">
+      <w:start w:val="1"/>
+      <w:numFmt w:val="bullet"/>
+      <w:lvlText w:val=""/>
+      <w:lvlJc w:val="left"/>
+      <w:pPr>
+        <w:ind w:left="2508" w:hanging="360"/>
+      </w:pPr>
+      <w:rPr>
+        <w:rFonts w:ascii="Wingdings" w:hAnsi="Wingdings" w:hint="default"/>
+      </w:rPr>
+    </w:lvl>
+    <w:lvl w:ilvl="3" w:tplc="04190001" w:tentative="1">
+      <w:start w:val="1"/>
+      <w:numFmt w:val="bullet"/>
+      <w:lvlText w:val=""/>
+      <w:lvlJc w:val="left"/>
+      <w:pPr>
+        <w:ind w:left="3228" w:hanging="360"/>
+      </w:pPr>
+      <w:rPr>
+        <w:rFonts w:ascii="Symbol" w:hAnsi="Symbol" w:hint="default"/>
+      </w:rPr>
+    </w:lvl>
+    <w:lvl w:ilvl="4" w:tplc="04190003" w:tentative="1">
+      <w:start w:val="1"/>
+      <w:numFmt w:val="bullet"/>
+      <w:lvlText w:val="o"/>
+      <w:lvlJc w:val="left"/>
+      <w:pPr>
+        <w:ind w:left="3948" w:hanging="360"/>
+      </w:pPr>
+      <w:rPr>
+        <w:rFonts w:ascii="Courier New" w:hAnsi="Courier New" w:cs="Courier New" w:hint="default"/>
+      </w:rPr>
+    </w:lvl>
+    <w:lvl w:ilvl="5" w:tplc="04190005" w:tentative="1">
+      <w:start w:val="1"/>
+      <w:numFmt w:val="bullet"/>
+      <w:lvlText w:val=""/>
+      <w:lvlJc w:val="left"/>
+      <w:pPr>
+        <w:ind w:left="4668" w:hanging="360"/>
+      </w:pPr>
+      <w:rPr>
+        <w:rFonts w:ascii="Wingdings" w:hAnsi="Wingdings" w:hint="default"/>
+      </w:rPr>
+    </w:lvl>
+    <w:lvl w:ilvl="6" w:tplc="04190001" w:tentative="1">
+      <w:start w:val="1"/>
+      <w:numFmt w:val="bullet"/>
+      <w:lvlText w:val=""/>
+      <w:lvlJc w:val="left"/>
+      <w:pPr>
+        <w:ind w:left="5388" w:hanging="360"/>
+      </w:pPr>
+      <w:rPr>
+        <w:rFonts w:ascii="Symbol" w:hAnsi="Symbol" w:hint="default"/>
+      </w:rPr>
+    </w:lvl>
+    <w:lvl w:ilvl="7" w:tplc="04190003" w:tentative="1">
+      <w:start w:val="1"/>
+      <w:numFmt w:val="bullet"/>
+      <w:lvlText w:val="o"/>
+      <w:lvlJc w:val="left"/>
+      <w:pPr>
+        <w:ind w:left="6108" w:hanging="360"/>
+      </w:pPr>
+      <w:rPr>
+        <w:rFonts w:ascii="Courier New" w:hAnsi="Courier New" w:cs="Courier New" w:hint="default"/>
+      </w:rPr>
+    </w:lvl>
+    <w:lvl w:ilvl="8" w:tplc="04190005" w:tentative="1">
+      <w:start w:val="1"/>
+      <w:numFmt w:val="bullet"/>
+      <w:lvlText w:val=""/>
+      <w:lvlJc w:val="left"/>
+      <w:pPr>
+        <w:ind w:left="6828" w:hanging="360"/>
+      </w:pPr>
+      <w:rPr>
+        <w:rFonts w:ascii="Wingdings" w:hAnsi="Wingdings" w:hint="default"/>
+      </w:rPr>
+    </w:lvl>
+  </w:abstractNum>
+  <w:abstractNum w:abstractNumId="20" w15:restartNumberingAfterBreak="0">
     <w:nsid w:val="235C303A"/>
     <w:multiLevelType w:val="hybridMultilevel"/>
     <w:tmpl w:val="B978D494"/>
@@ -15478,7 +16881,7 @@
       </w:rPr>
     </w:lvl>
   </w:abstractNum>
-  <w:abstractNum w:abstractNumId="19" w15:restartNumberingAfterBreak="0">
+  <w:abstractNum w:abstractNumId="21" w15:restartNumberingAfterBreak="0">
     <w:nsid w:val="236D3F0B"/>
     <w:multiLevelType w:val="hybridMultilevel"/>
     <w:tmpl w:val="7ABA92A8"/>
@@ -15591,7 +16994,7 @@
       </w:rPr>
     </w:lvl>
   </w:abstractNum>
-  <w:abstractNum w:abstractNumId="20" w15:restartNumberingAfterBreak="0">
+  <w:abstractNum w:abstractNumId="22" w15:restartNumberingAfterBreak="0">
     <w:nsid w:val="292A67E5"/>
     <w:multiLevelType w:val="hybridMultilevel"/>
     <w:tmpl w:val="E0E0B32C"/>
@@ -15680,7 +17083,7 @@
       </w:pPr>
     </w:lvl>
   </w:abstractNum>
-  <w:abstractNum w:abstractNumId="21" w15:restartNumberingAfterBreak="0">
+  <w:abstractNum w:abstractNumId="23" w15:restartNumberingAfterBreak="0">
     <w:nsid w:val="2997487F"/>
     <w:multiLevelType w:val="hybridMultilevel"/>
     <w:tmpl w:val="DC4CFEB6"/>
@@ -15793,7 +17196,7 @@
       </w:rPr>
     </w:lvl>
   </w:abstractNum>
-  <w:abstractNum w:abstractNumId="22" w15:restartNumberingAfterBreak="0">
+  <w:abstractNum w:abstractNumId="24" w15:restartNumberingAfterBreak="0">
     <w:nsid w:val="2F8A097B"/>
     <w:multiLevelType w:val="hybridMultilevel"/>
     <w:tmpl w:val="A7F296F8"/>
@@ -15886,7 +17289,7 @@
       </w:pPr>
     </w:lvl>
   </w:abstractNum>
-  <w:abstractNum w:abstractNumId="23" w15:restartNumberingAfterBreak="0">
+  <w:abstractNum w:abstractNumId="25" w15:restartNumberingAfterBreak="0">
     <w:nsid w:val="2FE52141"/>
     <w:multiLevelType w:val="hybridMultilevel"/>
     <w:tmpl w:val="CCFEB7DA"/>
@@ -15999,7 +17402,7 @@
       </w:rPr>
     </w:lvl>
   </w:abstractNum>
-  <w:abstractNum w:abstractNumId="24" w15:restartNumberingAfterBreak="0">
+  <w:abstractNum w:abstractNumId="26" w15:restartNumberingAfterBreak="0">
     <w:nsid w:val="327910E1"/>
     <w:multiLevelType w:val="multilevel"/>
     <w:tmpl w:val="4FDE7F42"/>
@@ -16148,7 +17551,7 @@
       </w:rPr>
     </w:lvl>
   </w:abstractNum>
-  <w:abstractNum w:abstractNumId="25" w15:restartNumberingAfterBreak="0">
+  <w:abstractNum w:abstractNumId="27" w15:restartNumberingAfterBreak="0">
     <w:nsid w:val="32C565E1"/>
     <w:multiLevelType w:val="hybridMultilevel"/>
     <w:tmpl w:val="ACE2CBEE"/>
@@ -16234,7 +17637,156 @@
       </w:pPr>
     </w:lvl>
   </w:abstractNum>
-  <w:abstractNum w:abstractNumId="26" w15:restartNumberingAfterBreak="0">
+  <w:abstractNum w:abstractNumId="28" w15:restartNumberingAfterBreak="0">
+    <w:nsid w:val="32CA3DCA"/>
+    <w:multiLevelType w:val="multilevel"/>
+    <w:tmpl w:val="3CFE25EC"/>
+    <w:lvl w:ilvl="0">
+      <w:start w:val="1"/>
+      <w:numFmt w:val="bullet"/>
+      <w:lvlText w:val=""/>
+      <w:lvlJc w:val="left"/>
+      <w:pPr>
+        <w:tabs>
+          <w:tab w:val="num" w:pos="720"/>
+        </w:tabs>
+        <w:ind w:left="720" w:hanging="360"/>
+      </w:pPr>
+      <w:rPr>
+        <w:rFonts w:ascii="Symbol" w:hAnsi="Symbol" w:hint="default"/>
+        <w:sz w:val="20"/>
+      </w:rPr>
+    </w:lvl>
+    <w:lvl w:ilvl="1" w:tentative="1">
+      <w:start w:val="1"/>
+      <w:numFmt w:val="bullet"/>
+      <w:lvlText w:val="o"/>
+      <w:lvlJc w:val="left"/>
+      <w:pPr>
+        <w:tabs>
+          <w:tab w:val="num" w:pos="1440"/>
+        </w:tabs>
+        <w:ind w:left="1440" w:hanging="360"/>
+      </w:pPr>
+      <w:rPr>
+        <w:rFonts w:ascii="Courier New" w:hAnsi="Courier New" w:hint="default"/>
+        <w:sz w:val="20"/>
+      </w:rPr>
+    </w:lvl>
+    <w:lvl w:ilvl="2" w:tentative="1">
+      <w:start w:val="1"/>
+      <w:numFmt w:val="bullet"/>
+      <w:lvlText w:val=""/>
+      <w:lvlJc w:val="left"/>
+      <w:pPr>
+        <w:tabs>
+          <w:tab w:val="num" w:pos="2160"/>
+        </w:tabs>
+        <w:ind w:left="2160" w:hanging="360"/>
+      </w:pPr>
+      <w:rPr>
+        <w:rFonts w:ascii="Wingdings" w:hAnsi="Wingdings" w:hint="default"/>
+        <w:sz w:val="20"/>
+      </w:rPr>
+    </w:lvl>
+    <w:lvl w:ilvl="3" w:tentative="1">
+      <w:start w:val="1"/>
+      <w:numFmt w:val="bullet"/>
+      <w:lvlText w:val=""/>
+      <w:lvlJc w:val="left"/>
+      <w:pPr>
+        <w:tabs>
+          <w:tab w:val="num" w:pos="2880"/>
+        </w:tabs>
+        <w:ind w:left="2880" w:hanging="360"/>
+      </w:pPr>
+      <w:rPr>
+        <w:rFonts w:ascii="Wingdings" w:hAnsi="Wingdings" w:hint="default"/>
+        <w:sz w:val="20"/>
+      </w:rPr>
+    </w:lvl>
+    <w:lvl w:ilvl="4" w:tentative="1">
+      <w:start w:val="1"/>
+      <w:numFmt w:val="bullet"/>
+      <w:lvlText w:val=""/>
+      <w:lvlJc w:val="left"/>
+      <w:pPr>
+        <w:tabs>
+          <w:tab w:val="num" w:pos="3600"/>
+        </w:tabs>
+        <w:ind w:left="3600" w:hanging="360"/>
+      </w:pPr>
+      <w:rPr>
+        <w:rFonts w:ascii="Wingdings" w:hAnsi="Wingdings" w:hint="default"/>
+        <w:sz w:val="20"/>
+      </w:rPr>
+    </w:lvl>
+    <w:lvl w:ilvl="5" w:tentative="1">
+      <w:start w:val="1"/>
+      <w:numFmt w:val="bullet"/>
+      <w:lvlText w:val=""/>
+      <w:lvlJc w:val="left"/>
+      <w:pPr>
+        <w:tabs>
+          <w:tab w:val="num" w:pos="4320"/>
+        </w:tabs>
+        <w:ind w:left="4320" w:hanging="360"/>
+      </w:pPr>
+      <w:rPr>
+        <w:rFonts w:ascii="Wingdings" w:hAnsi="Wingdings" w:hint="default"/>
+        <w:sz w:val="20"/>
+      </w:rPr>
+    </w:lvl>
+    <w:lvl w:ilvl="6" w:tentative="1">
+      <w:start w:val="1"/>
+      <w:numFmt w:val="bullet"/>
+      <w:lvlText w:val=""/>
+      <w:lvlJc w:val="left"/>
+      <w:pPr>
+        <w:tabs>
+          <w:tab w:val="num" w:pos="5040"/>
+        </w:tabs>
+        <w:ind w:left="5040" w:hanging="360"/>
+      </w:pPr>
+      <w:rPr>
+        <w:rFonts w:ascii="Wingdings" w:hAnsi="Wingdings" w:hint="default"/>
+        <w:sz w:val="20"/>
+      </w:rPr>
+    </w:lvl>
+    <w:lvl w:ilvl="7" w:tentative="1">
+      <w:start w:val="1"/>
+      <w:numFmt w:val="bullet"/>
+      <w:lvlText w:val=""/>
+      <w:lvlJc w:val="left"/>
+      <w:pPr>
+        <w:tabs>
+          <w:tab w:val="num" w:pos="5760"/>
+        </w:tabs>
+        <w:ind w:left="5760" w:hanging="360"/>
+      </w:pPr>
+      <w:rPr>
+        <w:rFonts w:ascii="Wingdings" w:hAnsi="Wingdings" w:hint="default"/>
+        <w:sz w:val="20"/>
+      </w:rPr>
+    </w:lvl>
+    <w:lvl w:ilvl="8" w:tentative="1">
+      <w:start w:val="1"/>
+      <w:numFmt w:val="bullet"/>
+      <w:lvlText w:val=""/>
+      <w:lvlJc w:val="left"/>
+      <w:pPr>
+        <w:tabs>
+          <w:tab w:val="num" w:pos="6480"/>
+        </w:tabs>
+        <w:ind w:left="6480" w:hanging="360"/>
+      </w:pPr>
+      <w:rPr>
+        <w:rFonts w:ascii="Wingdings" w:hAnsi="Wingdings" w:hint="default"/>
+        <w:sz w:val="20"/>
+      </w:rPr>
+    </w:lvl>
+  </w:abstractNum>
+  <w:abstractNum w:abstractNumId="29" w15:restartNumberingAfterBreak="0">
     <w:nsid w:val="33935187"/>
     <w:multiLevelType w:val="multilevel"/>
     <w:tmpl w:val="DF1A74FA"/>
@@ -16383,7 +17935,7 @@
       </w:rPr>
     </w:lvl>
   </w:abstractNum>
-  <w:abstractNum w:abstractNumId="27" w15:restartNumberingAfterBreak="0">
+  <w:abstractNum w:abstractNumId="30" w15:restartNumberingAfterBreak="0">
     <w:nsid w:val="38B716B5"/>
     <w:multiLevelType w:val="hybridMultilevel"/>
     <w:tmpl w:val="C3788C10"/>
@@ -16496,7 +18048,7 @@
       </w:rPr>
     </w:lvl>
   </w:abstractNum>
-  <w:abstractNum w:abstractNumId="28" w15:restartNumberingAfterBreak="0">
+  <w:abstractNum w:abstractNumId="31" w15:restartNumberingAfterBreak="0">
     <w:nsid w:val="3BFF5F0D"/>
     <w:multiLevelType w:val="hybridMultilevel"/>
     <w:tmpl w:val="79EE45CC"/>
@@ -16609,7 +18161,7 @@
       </w:rPr>
     </w:lvl>
   </w:abstractNum>
-  <w:abstractNum w:abstractNumId="29" w15:restartNumberingAfterBreak="0">
+  <w:abstractNum w:abstractNumId="32" w15:restartNumberingAfterBreak="0">
     <w:nsid w:val="4302583B"/>
     <w:multiLevelType w:val="multilevel"/>
     <w:tmpl w:val="22CC4104"/>
@@ -16758,7 +18310,7 @@
       </w:rPr>
     </w:lvl>
   </w:abstractNum>
-  <w:abstractNum w:abstractNumId="30" w15:restartNumberingAfterBreak="0">
+  <w:abstractNum w:abstractNumId="33" w15:restartNumberingAfterBreak="0">
     <w:nsid w:val="48D00E2D"/>
     <w:multiLevelType w:val="multilevel"/>
     <w:tmpl w:val="1C02D0DC"/>
@@ -16871,7 +18423,7 @@
       </w:pPr>
     </w:lvl>
   </w:abstractNum>
-  <w:abstractNum w:abstractNumId="31" w15:restartNumberingAfterBreak="0">
+  <w:abstractNum w:abstractNumId="34" w15:restartNumberingAfterBreak="0">
     <w:nsid w:val="496328A0"/>
     <w:multiLevelType w:val="hybridMultilevel"/>
     <w:tmpl w:val="5F2A4A82"/>
@@ -16984,7 +18536,7 @@
       </w:rPr>
     </w:lvl>
   </w:abstractNum>
-  <w:abstractNum w:abstractNumId="32" w15:restartNumberingAfterBreak="0">
+  <w:abstractNum w:abstractNumId="35" w15:restartNumberingAfterBreak="0">
     <w:nsid w:val="4E4A3231"/>
     <w:multiLevelType w:val="hybridMultilevel"/>
     <w:tmpl w:val="71704886"/>
@@ -17097,7 +18649,7 @@
       </w:rPr>
     </w:lvl>
   </w:abstractNum>
-  <w:abstractNum w:abstractNumId="33" w15:restartNumberingAfterBreak="0">
+  <w:abstractNum w:abstractNumId="36" w15:restartNumberingAfterBreak="0">
     <w:nsid w:val="4EB4210B"/>
     <w:multiLevelType w:val="hybridMultilevel"/>
     <w:tmpl w:val="AB72D0EE"/>
@@ -17210,7 +18762,7 @@
       </w:rPr>
     </w:lvl>
   </w:abstractNum>
-  <w:abstractNum w:abstractNumId="34" w15:restartNumberingAfterBreak="0">
+  <w:abstractNum w:abstractNumId="37" w15:restartNumberingAfterBreak="0">
     <w:nsid w:val="55196EED"/>
     <w:multiLevelType w:val="multilevel"/>
     <w:tmpl w:val="7436B32A"/>
@@ -17359,7 +18911,7 @@
       </w:rPr>
     </w:lvl>
   </w:abstractNum>
-  <w:abstractNum w:abstractNumId="35" w15:restartNumberingAfterBreak="0">
+  <w:abstractNum w:abstractNumId="38" w15:restartNumberingAfterBreak="0">
     <w:nsid w:val="552E7D73"/>
     <w:multiLevelType w:val="multilevel"/>
     <w:tmpl w:val="DFFA3522"/>
@@ -17508,7 +19060,7 @@
       </w:rPr>
     </w:lvl>
   </w:abstractNum>
-  <w:abstractNum w:abstractNumId="36" w15:restartNumberingAfterBreak="0">
+  <w:abstractNum w:abstractNumId="39" w15:restartNumberingAfterBreak="0">
     <w:nsid w:val="55B8428C"/>
     <w:multiLevelType w:val="multilevel"/>
     <w:tmpl w:val="93FCD6AC"/>
@@ -17657,7 +19209,7 @@
       </w:rPr>
     </w:lvl>
   </w:abstractNum>
-  <w:abstractNum w:abstractNumId="37" w15:restartNumberingAfterBreak="0">
+  <w:abstractNum w:abstractNumId="40" w15:restartNumberingAfterBreak="0">
     <w:nsid w:val="57715A20"/>
     <w:multiLevelType w:val="hybridMultilevel"/>
     <w:tmpl w:val="8F8A33F4"/>
@@ -17772,7 +19324,7 @@
       </w:pPr>
     </w:lvl>
   </w:abstractNum>
-  <w:abstractNum w:abstractNumId="38" w15:restartNumberingAfterBreak="0">
+  <w:abstractNum w:abstractNumId="41" w15:restartNumberingAfterBreak="0">
     <w:nsid w:val="5C3070E2"/>
     <w:multiLevelType w:val="hybridMultilevel"/>
     <w:tmpl w:val="CF4C518E"/>
@@ -17885,7 +19437,7 @@
       </w:rPr>
     </w:lvl>
   </w:abstractNum>
-  <w:abstractNum w:abstractNumId="39" w15:restartNumberingAfterBreak="0">
+  <w:abstractNum w:abstractNumId="42" w15:restartNumberingAfterBreak="0">
     <w:nsid w:val="5FD37D74"/>
     <w:multiLevelType w:val="multilevel"/>
     <w:tmpl w:val="6DD641DC"/>
@@ -18005,7 +19557,7 @@
       </w:rPr>
     </w:lvl>
   </w:abstractNum>
-  <w:abstractNum w:abstractNumId="40" w15:restartNumberingAfterBreak="0">
+  <w:abstractNum w:abstractNumId="43" w15:restartNumberingAfterBreak="0">
     <w:nsid w:val="6220247F"/>
     <w:multiLevelType w:val="hybridMultilevel"/>
     <w:tmpl w:val="9C808948"/>
@@ -18118,7 +19670,7 @@
       </w:rPr>
     </w:lvl>
   </w:abstractNum>
-  <w:abstractNum w:abstractNumId="41" w15:restartNumberingAfterBreak="0">
+  <w:abstractNum w:abstractNumId="44" w15:restartNumberingAfterBreak="0">
     <w:nsid w:val="65EA1389"/>
     <w:multiLevelType w:val="hybridMultilevel"/>
     <w:tmpl w:val="698A3554"/>
@@ -18231,7 +19783,7 @@
       </w:rPr>
     </w:lvl>
   </w:abstractNum>
-  <w:abstractNum w:abstractNumId="42" w15:restartNumberingAfterBreak="0">
+  <w:abstractNum w:abstractNumId="45" w15:restartNumberingAfterBreak="0">
     <w:nsid w:val="66C73EB9"/>
     <w:multiLevelType w:val="hybridMultilevel"/>
     <w:tmpl w:val="625CDF90"/>
@@ -18344,7 +19896,7 @@
       </w:rPr>
     </w:lvl>
   </w:abstractNum>
-  <w:abstractNum w:abstractNumId="43" w15:restartNumberingAfterBreak="0">
+  <w:abstractNum w:abstractNumId="46" w15:restartNumberingAfterBreak="0">
     <w:nsid w:val="69552777"/>
     <w:multiLevelType w:val="multilevel"/>
     <w:tmpl w:val="8F7E744E"/>
@@ -18493,7 +20045,7 @@
       </w:rPr>
     </w:lvl>
   </w:abstractNum>
-  <w:abstractNum w:abstractNumId="44" w15:restartNumberingAfterBreak="0">
+  <w:abstractNum w:abstractNumId="47" w15:restartNumberingAfterBreak="0">
     <w:nsid w:val="70EC5D99"/>
     <w:multiLevelType w:val="hybridMultilevel"/>
     <w:tmpl w:val="A2565494"/>
@@ -18582,7 +20134,7 @@
       </w:pPr>
     </w:lvl>
   </w:abstractNum>
-  <w:abstractNum w:abstractNumId="45" w15:restartNumberingAfterBreak="0">
+  <w:abstractNum w:abstractNumId="48" w15:restartNumberingAfterBreak="0">
     <w:nsid w:val="74BD5205"/>
     <w:multiLevelType w:val="hybridMultilevel"/>
     <w:tmpl w:val="9DF2BF18"/>
@@ -18695,7 +20247,7 @@
       </w:rPr>
     </w:lvl>
   </w:abstractNum>
-  <w:abstractNum w:abstractNumId="46" w15:restartNumberingAfterBreak="0">
+  <w:abstractNum w:abstractNumId="49" w15:restartNumberingAfterBreak="0">
     <w:nsid w:val="757D1694"/>
     <w:multiLevelType w:val="hybridMultilevel"/>
     <w:tmpl w:val="CD7A3DF2"/>
@@ -18781,7 +20333,7 @@
       </w:pPr>
     </w:lvl>
   </w:abstractNum>
-  <w:abstractNum w:abstractNumId="47" w15:restartNumberingAfterBreak="0">
+  <w:abstractNum w:abstractNumId="50" w15:restartNumberingAfterBreak="0">
     <w:nsid w:val="75C43253"/>
     <w:multiLevelType w:val="multilevel"/>
     <w:tmpl w:val="8F6234B6"/>
@@ -18930,7 +20482,7 @@
       </w:rPr>
     </w:lvl>
   </w:abstractNum>
-  <w:abstractNum w:abstractNumId="48" w15:restartNumberingAfterBreak="0">
+  <w:abstractNum w:abstractNumId="51" w15:restartNumberingAfterBreak="0">
     <w:nsid w:val="7B204F1A"/>
     <w:multiLevelType w:val="multilevel"/>
     <w:tmpl w:val="D7603886"/>
@@ -19080,7 +20632,7 @@
     </w:lvl>
   </w:abstractNum>
   <w:num w:numId="1" w16cid:durableId="979992122">
-    <w:abstractNumId w:val="38"/>
+    <w:abstractNumId w:val="41"/>
   </w:num>
   <w:num w:numId="2" w16cid:durableId="1958019994">
     <w:abstractNumId w:val="1"/>
@@ -19089,7 +20641,7 @@
     <w:abstractNumId w:val="3"/>
   </w:num>
   <w:num w:numId="4" w16cid:durableId="464128416">
-    <w:abstractNumId w:val="23"/>
+    <w:abstractNumId w:val="25"/>
   </w:num>
   <w:num w:numId="5" w16cid:durableId="1319766048">
     <w:abstractNumId w:val="2"/>
@@ -19152,10 +20704,10 @@
     </w:lvlOverride>
   </w:num>
   <w:num w:numId="7" w16cid:durableId="1349796141">
-    <w:abstractNumId w:val="22"/>
+    <w:abstractNumId w:val="24"/>
   </w:num>
   <w:num w:numId="8" w16cid:durableId="1858420053">
-    <w:abstractNumId w:val="37"/>
+    <w:abstractNumId w:val="40"/>
     <w:lvlOverride w:ilvl="0"/>
     <w:lvlOverride w:ilvl="1">
       <w:startOverride w:val="1"/>
@@ -19183,28 +20735,28 @@
     </w:lvlOverride>
   </w:num>
   <w:num w:numId="9" w16cid:durableId="1901281072">
-    <w:abstractNumId w:val="44"/>
+    <w:abstractNumId w:val="47"/>
   </w:num>
   <w:num w:numId="10" w16cid:durableId="1386641310">
-    <w:abstractNumId w:val="20"/>
+    <w:abstractNumId w:val="22"/>
   </w:num>
   <w:num w:numId="11" w16cid:durableId="382559518">
-    <w:abstractNumId w:val="31"/>
+    <w:abstractNumId w:val="34"/>
   </w:num>
   <w:num w:numId="12" w16cid:durableId="2048993242">
-    <w:abstractNumId w:val="45"/>
+    <w:abstractNumId w:val="48"/>
   </w:num>
   <w:num w:numId="13" w16cid:durableId="168066084">
-    <w:abstractNumId w:val="40"/>
+    <w:abstractNumId w:val="43"/>
   </w:num>
   <w:num w:numId="14" w16cid:durableId="1031879373">
-    <w:abstractNumId w:val="39"/>
+    <w:abstractNumId w:val="42"/>
   </w:num>
   <w:num w:numId="15" w16cid:durableId="1091976619">
-    <w:abstractNumId w:val="30"/>
+    <w:abstractNumId w:val="33"/>
   </w:num>
   <w:num w:numId="16" w16cid:durableId="1771897662">
-    <w:abstractNumId w:val="32"/>
+    <w:abstractNumId w:val="35"/>
   </w:num>
   <w:num w:numId="17" w16cid:durableId="1666588709">
     <w:abstractNumId w:val="6"/>
@@ -19213,100 +20765,109 @@
     <w:abstractNumId w:val="8"/>
   </w:num>
   <w:num w:numId="19" w16cid:durableId="2086802171">
-    <w:abstractNumId w:val="19"/>
+    <w:abstractNumId w:val="21"/>
   </w:num>
   <w:num w:numId="20" w16cid:durableId="2128767065">
-    <w:abstractNumId w:val="33"/>
+    <w:abstractNumId w:val="36"/>
   </w:num>
   <w:num w:numId="21" w16cid:durableId="558370789">
-    <w:abstractNumId w:val="25"/>
+    <w:abstractNumId w:val="27"/>
   </w:num>
   <w:num w:numId="22" w16cid:durableId="2075617009">
-    <w:abstractNumId w:val="27"/>
+    <w:abstractNumId w:val="30"/>
   </w:num>
   <w:num w:numId="23" w16cid:durableId="1919245305">
+    <w:abstractNumId w:val="20"/>
+  </w:num>
+  <w:num w:numId="24" w16cid:durableId="479276753">
+    <w:abstractNumId w:val="38"/>
+  </w:num>
+  <w:num w:numId="25" w16cid:durableId="853498724">
+    <w:abstractNumId w:val="11"/>
+  </w:num>
+  <w:num w:numId="26" w16cid:durableId="1700083696">
+    <w:abstractNumId w:val="32"/>
+  </w:num>
+  <w:num w:numId="27" w16cid:durableId="2067609968">
+    <w:abstractNumId w:val="15"/>
+  </w:num>
+  <w:num w:numId="28" w16cid:durableId="1039545446">
     <w:abstractNumId w:val="18"/>
   </w:num>
-  <w:num w:numId="24" w16cid:durableId="479276753">
-    <w:abstractNumId w:val="35"/>
-  </w:num>
-  <w:num w:numId="25" w16cid:durableId="853498724">
-    <w:abstractNumId w:val="10"/>
-  </w:num>
-  <w:num w:numId="26" w16cid:durableId="1700083696">
-    <w:abstractNumId w:val="29"/>
-  </w:num>
-  <w:num w:numId="27" w16cid:durableId="2067609968">
-    <w:abstractNumId w:val="14"/>
-  </w:num>
-  <w:num w:numId="28" w16cid:durableId="1039545446">
-    <w:abstractNumId w:val="17"/>
-  </w:num>
   <w:num w:numId="29" w16cid:durableId="2040232516">
-    <w:abstractNumId w:val="21"/>
+    <w:abstractNumId w:val="23"/>
   </w:num>
   <w:num w:numId="30" w16cid:durableId="2068599547">
-    <w:abstractNumId w:val="15"/>
+    <w:abstractNumId w:val="16"/>
   </w:num>
   <w:num w:numId="31" w16cid:durableId="2047899652">
     <w:abstractNumId w:val="4"/>
   </w:num>
   <w:num w:numId="32" w16cid:durableId="540676907">
-    <w:abstractNumId w:val="12"/>
+    <w:abstractNumId w:val="13"/>
   </w:num>
   <w:num w:numId="33" w16cid:durableId="397824286">
-    <w:abstractNumId w:val="41"/>
+    <w:abstractNumId w:val="44"/>
   </w:num>
   <w:num w:numId="34" w16cid:durableId="12339693">
-    <w:abstractNumId w:val="47"/>
+    <w:abstractNumId w:val="50"/>
   </w:num>
   <w:num w:numId="35" w16cid:durableId="533421035">
-    <w:abstractNumId w:val="43"/>
+    <w:abstractNumId w:val="46"/>
   </w:num>
   <w:num w:numId="36" w16cid:durableId="1494368418">
-    <w:abstractNumId w:val="36"/>
+    <w:abstractNumId w:val="39"/>
   </w:num>
   <w:num w:numId="37" w16cid:durableId="1347099621">
-    <w:abstractNumId w:val="48"/>
+    <w:abstractNumId w:val="51"/>
   </w:num>
   <w:num w:numId="38" w16cid:durableId="1600791670">
     <w:abstractNumId w:val="0"/>
   </w:num>
   <w:num w:numId="39" w16cid:durableId="1100485453">
-    <w:abstractNumId w:val="24"/>
+    <w:abstractNumId w:val="26"/>
   </w:num>
   <w:num w:numId="40" w16cid:durableId="649407925">
-    <w:abstractNumId w:val="34"/>
+    <w:abstractNumId w:val="37"/>
   </w:num>
   <w:num w:numId="41" w16cid:durableId="1203981539">
-    <w:abstractNumId w:val="13"/>
+    <w:abstractNumId w:val="14"/>
   </w:num>
   <w:num w:numId="42" w16cid:durableId="879971405">
-    <w:abstractNumId w:val="11"/>
+    <w:abstractNumId w:val="12"/>
   </w:num>
   <w:num w:numId="43" w16cid:durableId="1000043194">
     <w:abstractNumId w:val="2"/>
   </w:num>
   <w:num w:numId="44" w16cid:durableId="1684624602">
-    <w:abstractNumId w:val="46"/>
+    <w:abstractNumId w:val="49"/>
   </w:num>
   <w:num w:numId="45" w16cid:durableId="104424218">
-    <w:abstractNumId w:val="16"/>
+    <w:abstractNumId w:val="17"/>
   </w:num>
   <w:num w:numId="46" w16cid:durableId="1217620712">
     <w:abstractNumId w:val="5"/>
   </w:num>
   <w:num w:numId="47" w16cid:durableId="587038576">
-    <w:abstractNumId w:val="28"/>
+    <w:abstractNumId w:val="31"/>
   </w:num>
   <w:num w:numId="48" w16cid:durableId="356349278">
-    <w:abstractNumId w:val="42"/>
+    <w:abstractNumId w:val="45"/>
   </w:num>
   <w:num w:numId="49" w16cid:durableId="1328556141">
     <w:abstractNumId w:val="9"/>
   </w:num>
   <w:num w:numId="50" w16cid:durableId="403575772">
-    <w:abstractNumId w:val="26"/>
+    <w:abstractNumId w:val="29"/>
+  </w:num>
+  <w:num w:numId="51" w16cid:durableId="350374467">
+    <w:abstractNumId w:val="28"/>
+  </w:num>
+  <w:num w:numId="52" w16cid:durableId="1503230179">
+    <w:abstractNumId w:val="10"/>
+  </w:num>
+  <w:num w:numId="53" w16cid:durableId="1007951200">
+    <w:abstractNumId w:val="19"/>
   </w:num>
 </w:numbering>
 </file>

--- a/Магистерская/Новая магистерская Ч2.docx
+++ b/Магистерская/Новая магистерская Ч2.docx
@@ -1991,8 +1991,6 @@
       <w:r>
         <w:rPr>
           <w:rFonts w:ascii="Times New Roman" w:hAnsi="Times New Roman" w:cs="Times New Roman"/>
-          <w:b/>
-          <w:bCs/>
           <w:sz w:val="24"/>
           <w:szCs w:val="24"/>
           <w:lang w:val="ru-RU"/>
@@ -21484,6 +21482,7 @@
   <w:style w:type="character" w:default="1" w:styleId="a0">
     <w:name w:val="Default Paragraph Font"/>
     <w:uiPriority w:val="1"/>
+    <w:semiHidden/>
     <w:unhideWhenUsed/>
   </w:style>
   <w:style w:type="table" w:default="1" w:styleId="a1">
